--- a/05-results/diet_mapping/References_included_in_dietary_and_parasite_screening.docx
+++ b/05-results/diet_mapping/References_included_in_dietary_and_parasite_screening.docx
@@ -19,6 +19,14 @@
         </w:rPr>
         <w:t>Table 1. Dietary screening of full mitogenome references</w:t>
       </w:r>
+      <w:r>
+        <w:rPr>
+          <w:b/>
+          <w:bCs/>
+          <w:color w:val="000000" w:themeColor="text1"/>
+        </w:rPr>
+        <w:t xml:space="preserve"> (n = 73)</w:t>
+      </w:r>
     </w:p>
     <w:tbl>
       <w:tblPr>
@@ -112,6 +120,7 @@
                 <w:color w:val="000000" w:themeColor="text1"/>
               </w:rPr>
             </w:pPr>
+            <w:proofErr w:type="spellStart"/>
             <w:r>
               <w:rPr>
                 <w:rFonts w:ascii="Aptos Narrow" w:hAnsi="Aptos Narrow"/>
@@ -121,6 +130,7 @@
               </w:rPr>
               <w:t>ncbi</w:t>
             </w:r>
+            <w:proofErr w:type="spellEnd"/>
           </w:p>
         </w:tc>
       </w:tr>
@@ -144,6 +154,7 @@
                 <w:color w:val="000000" w:themeColor="text1"/>
               </w:rPr>
             </w:pPr>
+            <w:proofErr w:type="spellStart"/>
             <w:r>
               <w:rPr>
                 <w:rFonts w:ascii="Aptos Narrow" w:hAnsi="Aptos Narrow"/>
@@ -153,6 +164,7 @@
               </w:rPr>
               <w:t>Canis_lupus_familiaris</w:t>
             </w:r>
+            <w:proofErr w:type="spellEnd"/>
           </w:p>
         </w:tc>
         <w:tc>
@@ -222,6 +234,7 @@
                 <w:color w:val="000000" w:themeColor="text1"/>
               </w:rPr>
             </w:pPr>
+            <w:proofErr w:type="spellStart"/>
             <w:r>
               <w:rPr>
                 <w:rFonts w:ascii="Aptos Narrow" w:hAnsi="Aptos Narrow"/>
@@ -231,6 +244,7 @@
               </w:rPr>
               <w:t>Arctocephalus_forsteri</w:t>
             </w:r>
+            <w:proofErr w:type="spellEnd"/>
           </w:p>
         </w:tc>
         <w:tc>
@@ -300,6 +314,7 @@
                 <w:color w:val="000000" w:themeColor="text1"/>
               </w:rPr>
             </w:pPr>
+            <w:proofErr w:type="spellStart"/>
             <w:r>
               <w:rPr>
                 <w:rFonts w:ascii="Aptos Narrow" w:hAnsi="Aptos Narrow"/>
@@ -309,6 +324,7 @@
               </w:rPr>
               <w:t>Phocarctos_hookeri</w:t>
             </w:r>
+            <w:proofErr w:type="spellEnd"/>
           </w:p>
         </w:tc>
         <w:tc>
@@ -378,6 +394,7 @@
                 <w:color w:val="000000" w:themeColor="text1"/>
               </w:rPr>
             </w:pPr>
+            <w:proofErr w:type="spellStart"/>
             <w:r>
               <w:rPr>
                 <w:rFonts w:ascii="Aptos Narrow" w:hAnsi="Aptos Narrow"/>
@@ -387,6 +404,7 @@
               </w:rPr>
               <w:t>Physeter_catodon</w:t>
             </w:r>
+            <w:proofErr w:type="spellEnd"/>
           </w:p>
         </w:tc>
         <w:tc>
@@ -456,6 +474,7 @@
                 <w:color w:val="000000" w:themeColor="text1"/>
               </w:rPr>
             </w:pPr>
+            <w:proofErr w:type="spellStart"/>
             <w:r>
               <w:rPr>
                 <w:rFonts w:ascii="Aptos Narrow" w:hAnsi="Aptos Narrow"/>
@@ -465,6 +484,7 @@
               </w:rPr>
               <w:t>Kogia_breviceps</w:t>
             </w:r>
+            <w:proofErr w:type="spellEnd"/>
           </w:p>
         </w:tc>
         <w:tc>
@@ -534,6 +554,7 @@
                 <w:color w:val="000000" w:themeColor="text1"/>
               </w:rPr>
             </w:pPr>
+            <w:proofErr w:type="spellStart"/>
             <w:r>
               <w:rPr>
                 <w:rFonts w:ascii="Aptos Narrow" w:hAnsi="Aptos Narrow"/>
@@ -543,6 +564,7 @@
               </w:rPr>
               <w:t>Eschrichtius_robustus</w:t>
             </w:r>
+            <w:proofErr w:type="spellEnd"/>
           </w:p>
         </w:tc>
         <w:tc>
@@ -612,6 +634,7 @@
                 <w:color w:val="000000" w:themeColor="text1"/>
               </w:rPr>
             </w:pPr>
+            <w:proofErr w:type="spellStart"/>
             <w:r>
               <w:rPr>
                 <w:rFonts w:ascii="Aptos Narrow" w:hAnsi="Aptos Narrow"/>
@@ -621,6 +644,7 @@
               </w:rPr>
               <w:t>Mesoplodon_grayi</w:t>
             </w:r>
+            <w:proofErr w:type="spellEnd"/>
           </w:p>
         </w:tc>
         <w:tc>
@@ -690,6 +714,7 @@
                 <w:color w:val="000000" w:themeColor="text1"/>
               </w:rPr>
             </w:pPr>
+            <w:proofErr w:type="spellStart"/>
             <w:r>
               <w:rPr>
                 <w:rFonts w:ascii="Aptos Narrow" w:hAnsi="Aptos Narrow"/>
@@ -699,6 +724,7 @@
               </w:rPr>
               <w:t>Cephalorhynchus_hectori</w:t>
             </w:r>
+            <w:proofErr w:type="spellEnd"/>
           </w:p>
         </w:tc>
         <w:tc>
@@ -768,6 +794,7 @@
                 <w:color w:val="000000" w:themeColor="text1"/>
               </w:rPr>
             </w:pPr>
+            <w:proofErr w:type="spellStart"/>
             <w:r>
               <w:rPr>
                 <w:rFonts w:ascii="Aptos Narrow" w:hAnsi="Aptos Narrow"/>
@@ -777,6 +804,7 @@
               </w:rPr>
               <w:t>Eubalaena_australis</w:t>
             </w:r>
+            <w:proofErr w:type="spellEnd"/>
           </w:p>
         </w:tc>
         <w:tc>
@@ -846,6 +874,7 @@
                 <w:color w:val="000000" w:themeColor="text1"/>
               </w:rPr>
             </w:pPr>
+            <w:proofErr w:type="spellStart"/>
             <w:r>
               <w:rPr>
                 <w:rFonts w:ascii="Aptos Narrow" w:hAnsi="Aptos Narrow"/>
@@ -855,6 +884,7 @@
               </w:rPr>
               <w:t>Rattus_exulans</w:t>
             </w:r>
+            <w:proofErr w:type="spellEnd"/>
           </w:p>
         </w:tc>
         <w:tc>
@@ -924,6 +954,7 @@
                 <w:color w:val="000000" w:themeColor="text1"/>
               </w:rPr>
             </w:pPr>
+            <w:proofErr w:type="spellStart"/>
             <w:r>
               <w:rPr>
                 <w:rFonts w:ascii="Aptos Narrow" w:hAnsi="Aptos Narrow"/>
@@ -933,6 +964,7 @@
               </w:rPr>
               <w:t>Notolabrus_celidotus</w:t>
             </w:r>
+            <w:proofErr w:type="spellEnd"/>
           </w:p>
         </w:tc>
         <w:tc>
@@ -1002,6 +1034,7 @@
                 <w:color w:val="000000" w:themeColor="text1"/>
               </w:rPr>
             </w:pPr>
+            <w:proofErr w:type="spellStart"/>
             <w:r>
               <w:rPr>
                 <w:rFonts w:ascii="Aptos Narrow" w:hAnsi="Aptos Narrow"/>
@@ -1011,6 +1044,7 @@
               </w:rPr>
               <w:t>Cheilodactylus_variegatus</w:t>
             </w:r>
+            <w:proofErr w:type="spellEnd"/>
           </w:p>
         </w:tc>
         <w:tc>
@@ -1032,8 +1066,17 @@
                 <w:rFonts w:ascii="Aptos Narrow" w:hAnsi="Aptos Narrow"/>
                 <w:color w:val="000000" w:themeColor="text1"/>
               </w:rPr>
-              <w:t>Red moki</w:t>
-            </w:r>
+              <w:t xml:space="preserve">Red </w:t>
+            </w:r>
+            <w:proofErr w:type="spellStart"/>
+            <w:r>
+              <w:rPr>
+                <w:rFonts w:ascii="Aptos Narrow" w:hAnsi="Aptos Narrow"/>
+                <w:color w:val="000000" w:themeColor="text1"/>
+              </w:rPr>
+              <w:t>moki</w:t>
+            </w:r>
+            <w:proofErr w:type="spellEnd"/>
           </w:p>
         </w:tc>
         <w:tc>
@@ -1080,6 +1123,7 @@
                 <w:color w:val="000000" w:themeColor="text1"/>
               </w:rPr>
             </w:pPr>
+            <w:proofErr w:type="spellStart"/>
             <w:r>
               <w:rPr>
                 <w:rFonts w:ascii="Aptos Narrow" w:hAnsi="Aptos Narrow"/>
@@ -1089,6 +1133,7 @@
               </w:rPr>
               <w:t>Pagrus_auratus</w:t>
             </w:r>
+            <w:proofErr w:type="spellEnd"/>
           </w:p>
         </w:tc>
         <w:tc>
@@ -1158,6 +1203,7 @@
                 <w:color w:val="000000" w:themeColor="text1"/>
               </w:rPr>
             </w:pPr>
+            <w:proofErr w:type="spellStart"/>
             <w:r>
               <w:rPr>
                 <w:rFonts w:ascii="Aptos Narrow" w:hAnsi="Aptos Narrow"/>
@@ -1167,6 +1213,7 @@
               </w:rPr>
               <w:t>Trachurus_japonicus</w:t>
             </w:r>
+            <w:proofErr w:type="spellEnd"/>
           </w:p>
         </w:tc>
         <w:tc>
@@ -1250,6 +1297,7 @@
                 <w:color w:val="000000" w:themeColor="text1"/>
               </w:rPr>
             </w:pPr>
+            <w:proofErr w:type="spellStart"/>
             <w:r>
               <w:rPr>
                 <w:rFonts w:ascii="Aptos Narrow" w:hAnsi="Aptos Narrow"/>
@@ -1259,6 +1307,7 @@
               </w:rPr>
               <w:t>Thyrsites_atun</w:t>
             </w:r>
+            <w:proofErr w:type="spellEnd"/>
           </w:p>
         </w:tc>
         <w:tc>
@@ -1328,6 +1377,7 @@
                 <w:color w:val="000000" w:themeColor="text1"/>
               </w:rPr>
             </w:pPr>
+            <w:proofErr w:type="spellStart"/>
             <w:r>
               <w:rPr>
                 <w:rFonts w:ascii="Aptos Narrow" w:hAnsi="Aptos Narrow"/>
@@ -1337,6 +1387,7 @@
               </w:rPr>
               <w:t>Gadus_macrocephalus</w:t>
             </w:r>
+            <w:proofErr w:type="spellEnd"/>
           </w:p>
         </w:tc>
         <w:tc>
@@ -1406,6 +1457,7 @@
                 <w:color w:val="000000" w:themeColor="text1"/>
               </w:rPr>
             </w:pPr>
+            <w:proofErr w:type="spellStart"/>
             <w:r>
               <w:rPr>
                 <w:rFonts w:ascii="Aptos Narrow" w:hAnsi="Aptos Narrow"/>
@@ -1415,6 +1467,7 @@
               </w:rPr>
               <w:t>Lateolabrax_maculatus</w:t>
             </w:r>
+            <w:proofErr w:type="spellEnd"/>
           </w:p>
         </w:tc>
         <w:tc>
@@ -1484,6 +1537,7 @@
                 <w:color w:val="000000" w:themeColor="text1"/>
               </w:rPr>
             </w:pPr>
+            <w:proofErr w:type="spellStart"/>
             <w:r>
               <w:rPr>
                 <w:rFonts w:ascii="Aptos Narrow" w:hAnsi="Aptos Narrow"/>
@@ -1493,6 +1547,7 @@
               </w:rPr>
               <w:t>Epinephelus_fuscoguttatus</w:t>
             </w:r>
+            <w:proofErr w:type="spellEnd"/>
           </w:p>
         </w:tc>
         <w:tc>
@@ -1562,6 +1617,7 @@
                 <w:color w:val="000000" w:themeColor="text1"/>
               </w:rPr>
             </w:pPr>
+            <w:proofErr w:type="spellStart"/>
             <w:r>
               <w:rPr>
                 <w:rFonts w:ascii="Aptos Narrow" w:hAnsi="Aptos Narrow"/>
@@ -1571,6 +1627,7 @@
               </w:rPr>
               <w:t>Sparus_aurata</w:t>
             </w:r>
+            <w:proofErr w:type="spellEnd"/>
           </w:p>
         </w:tc>
         <w:tc>
@@ -1640,6 +1697,7 @@
                 <w:color w:val="000000" w:themeColor="text1"/>
               </w:rPr>
             </w:pPr>
+            <w:proofErr w:type="spellStart"/>
             <w:r>
               <w:rPr>
                 <w:rFonts w:ascii="Aptos Narrow" w:hAnsi="Aptos Narrow"/>
@@ -1649,6 +1707,7 @@
               </w:rPr>
               <w:t>Plectropomus_leopardus</w:t>
             </w:r>
+            <w:proofErr w:type="spellEnd"/>
           </w:p>
         </w:tc>
         <w:tc>
@@ -1718,6 +1777,7 @@
                 <w:color w:val="000000" w:themeColor="text1"/>
               </w:rPr>
             </w:pPr>
+            <w:proofErr w:type="spellStart"/>
             <w:r>
               <w:rPr>
                 <w:rFonts w:ascii="Aptos Narrow" w:hAnsi="Aptos Narrow"/>
@@ -1727,6 +1787,7 @@
               </w:rPr>
               <w:t>Echeneis_naucrates</w:t>
             </w:r>
+            <w:proofErr w:type="spellEnd"/>
           </w:p>
         </w:tc>
         <w:tc>
@@ -1748,8 +1809,17 @@
                 <w:rFonts w:ascii="Aptos Narrow" w:hAnsi="Aptos Narrow"/>
                 <w:color w:val="000000" w:themeColor="text1"/>
               </w:rPr>
-              <w:t>Live sharksucker</w:t>
-            </w:r>
+              <w:t xml:space="preserve">Live </w:t>
+            </w:r>
+            <w:proofErr w:type="spellStart"/>
+            <w:r>
+              <w:rPr>
+                <w:rFonts w:ascii="Aptos Narrow" w:hAnsi="Aptos Narrow"/>
+                <w:color w:val="000000" w:themeColor="text1"/>
+              </w:rPr>
+              <w:t>sharksucker</w:t>
+            </w:r>
+            <w:proofErr w:type="spellEnd"/>
           </w:p>
         </w:tc>
         <w:tc>
@@ -1796,6 +1866,7 @@
                 <w:color w:val="000000" w:themeColor="text1"/>
               </w:rPr>
             </w:pPr>
+            <w:proofErr w:type="spellStart"/>
             <w:r>
               <w:rPr>
                 <w:rFonts w:ascii="Aptos Narrow" w:hAnsi="Aptos Narrow"/>
@@ -1805,6 +1876,7 @@
               </w:rPr>
               <w:t>Myripristis_murdjan</w:t>
             </w:r>
+            <w:proofErr w:type="spellEnd"/>
           </w:p>
         </w:tc>
         <w:tc>
@@ -1874,6 +1946,7 @@
                 <w:color w:val="000000" w:themeColor="text1"/>
               </w:rPr>
             </w:pPr>
+            <w:proofErr w:type="spellStart"/>
             <w:r>
               <w:rPr>
                 <w:rFonts w:ascii="Aptos Narrow" w:hAnsi="Aptos Narrow"/>
@@ -1883,6 +1956,7 @@
               </w:rPr>
               <w:t>Sardinops_sagax</w:t>
             </w:r>
+            <w:proofErr w:type="spellEnd"/>
           </w:p>
         </w:tc>
         <w:tc>
@@ -1952,6 +2026,7 @@
                 <w:color w:val="000000" w:themeColor="text1"/>
               </w:rPr>
             </w:pPr>
+            <w:proofErr w:type="spellStart"/>
             <w:r>
               <w:rPr>
                 <w:rFonts w:ascii="Aptos Narrow" w:hAnsi="Aptos Narrow"/>
@@ -1961,6 +2036,7 @@
               </w:rPr>
               <w:t>Chelidonichthys_kumu</w:t>
             </w:r>
+            <w:proofErr w:type="spellEnd"/>
           </w:p>
         </w:tc>
         <w:tc>
@@ -2037,6 +2113,7 @@
                 <w:color w:val="000000" w:themeColor="text1"/>
               </w:rPr>
             </w:pPr>
+            <w:proofErr w:type="spellStart"/>
             <w:r>
               <w:rPr>
                 <w:rFonts w:ascii="Aptos Narrow" w:hAnsi="Aptos Narrow"/>
@@ -2046,6 +2123,7 @@
               </w:rPr>
               <w:t>Aldrichetta_forsteri</w:t>
             </w:r>
+            <w:proofErr w:type="spellEnd"/>
           </w:p>
         </w:tc>
         <w:tc>
@@ -2115,6 +2193,7 @@
                 <w:color w:val="000000" w:themeColor="text1"/>
               </w:rPr>
             </w:pPr>
+            <w:proofErr w:type="spellStart"/>
             <w:r>
               <w:rPr>
                 <w:rFonts w:ascii="Aptos Narrow" w:hAnsi="Aptos Narrow"/>
@@ -2124,6 +2203,7 @@
               </w:rPr>
               <w:t>Colistium_nudipinnis</w:t>
             </w:r>
+            <w:proofErr w:type="spellEnd"/>
           </w:p>
         </w:tc>
         <w:tc>
@@ -2193,6 +2273,7 @@
                 <w:color w:val="000000" w:themeColor="text1"/>
               </w:rPr>
             </w:pPr>
+            <w:proofErr w:type="spellStart"/>
             <w:r>
               <w:rPr>
                 <w:rFonts w:ascii="Aptos Narrow" w:hAnsi="Aptos Narrow"/>
@@ -2202,6 +2283,7 @@
               </w:rPr>
               <w:t>Genypterus_blacodes</w:t>
             </w:r>
+            <w:proofErr w:type="spellEnd"/>
           </w:p>
         </w:tc>
         <w:tc>
@@ -2271,6 +2353,7 @@
                 <w:color w:val="000000" w:themeColor="text1"/>
               </w:rPr>
             </w:pPr>
+            <w:proofErr w:type="spellStart"/>
             <w:r>
               <w:rPr>
                 <w:rFonts w:ascii="Aptos Narrow" w:hAnsi="Aptos Narrow"/>
@@ -2280,6 +2363,7 @@
               </w:rPr>
               <w:t>Arripis_trutta</w:t>
             </w:r>
+            <w:proofErr w:type="spellEnd"/>
           </w:p>
         </w:tc>
         <w:tc>
@@ -2427,6 +2511,7 @@
                 <w:color w:val="000000" w:themeColor="text1"/>
               </w:rPr>
             </w:pPr>
+            <w:proofErr w:type="spellStart"/>
             <w:r>
               <w:rPr>
                 <w:rFonts w:ascii="Aptos Narrow" w:hAnsi="Aptos Narrow"/>
@@ -2436,6 +2521,7 @@
               </w:rPr>
               <w:t>Dipturus_nasutus</w:t>
             </w:r>
+            <w:proofErr w:type="spellEnd"/>
           </w:p>
         </w:tc>
         <w:tc>
@@ -2505,6 +2591,7 @@
                 <w:color w:val="000000" w:themeColor="text1"/>
               </w:rPr>
             </w:pPr>
+            <w:proofErr w:type="spellStart"/>
             <w:r>
               <w:rPr>
                 <w:rFonts w:ascii="Aptos Narrow" w:hAnsi="Aptos Narrow"/>
@@ -2514,6 +2601,7 @@
               </w:rPr>
               <w:t>Dinornis_giganteus</w:t>
             </w:r>
+            <w:proofErr w:type="spellEnd"/>
           </w:p>
         </w:tc>
         <w:tc>
@@ -2583,6 +2671,7 @@
                 <w:color w:val="000000" w:themeColor="text1"/>
               </w:rPr>
             </w:pPr>
+            <w:proofErr w:type="spellStart"/>
             <w:r>
               <w:rPr>
                 <w:rFonts w:ascii="Aptos Narrow" w:hAnsi="Aptos Narrow"/>
@@ -2592,6 +2681,7 @@
               </w:rPr>
               <w:t>Harpagornis_moorei</w:t>
             </w:r>
+            <w:proofErr w:type="spellEnd"/>
           </w:p>
         </w:tc>
         <w:tc>
@@ -2661,6 +2751,7 @@
                 <w:color w:val="000000" w:themeColor="text1"/>
               </w:rPr>
             </w:pPr>
+            <w:proofErr w:type="spellStart"/>
             <w:r>
               <w:rPr>
                 <w:rFonts w:ascii="Aptos Narrow" w:hAnsi="Aptos Narrow"/>
@@ -2670,6 +2761,7 @@
               </w:rPr>
               <w:t>Apteryx_owenii</w:t>
             </w:r>
+            <w:proofErr w:type="spellEnd"/>
           </w:p>
         </w:tc>
         <w:tc>
@@ -2739,6 +2831,7 @@
                 <w:color w:val="000000" w:themeColor="text1"/>
               </w:rPr>
             </w:pPr>
+            <w:proofErr w:type="spellStart"/>
             <w:r>
               <w:rPr>
                 <w:rFonts w:ascii="Aptos Narrow" w:hAnsi="Aptos Narrow"/>
@@ -2748,6 +2841,7 @@
               </w:rPr>
               <w:t>Phalacrocorax_carbo</w:t>
             </w:r>
+            <w:proofErr w:type="spellEnd"/>
           </w:p>
         </w:tc>
         <w:tc>
@@ -2817,6 +2911,7 @@
                 <w:color w:val="000000" w:themeColor="text1"/>
               </w:rPr>
             </w:pPr>
+            <w:proofErr w:type="spellStart"/>
             <w:r>
               <w:rPr>
                 <w:rFonts w:ascii="Aptos Narrow" w:hAnsi="Aptos Narrow"/>
@@ -2826,6 +2921,7 @@
               </w:rPr>
               <w:t>Bubulcus_ibis</w:t>
             </w:r>
+            <w:proofErr w:type="spellEnd"/>
           </w:p>
         </w:tc>
         <w:tc>
@@ -2895,6 +2991,7 @@
                 <w:color w:val="000000" w:themeColor="text1"/>
               </w:rPr>
             </w:pPr>
+            <w:proofErr w:type="spellStart"/>
             <w:r>
               <w:rPr>
                 <w:rFonts w:ascii="Aptos Narrow" w:hAnsi="Aptos Narrow"/>
@@ -2904,6 +3001,7 @@
               </w:rPr>
               <w:t>Ardenna_pacifica</w:t>
             </w:r>
+            <w:proofErr w:type="spellEnd"/>
           </w:p>
         </w:tc>
         <w:tc>
@@ -2973,6 +3071,7 @@
                 <w:color w:val="000000" w:themeColor="text1"/>
               </w:rPr>
             </w:pPr>
+            <w:proofErr w:type="spellStart"/>
             <w:r>
               <w:rPr>
                 <w:rFonts w:ascii="Aptos Narrow" w:hAnsi="Aptos Narrow"/>
@@ -2982,6 +3081,7 @@
               </w:rPr>
               <w:t>Pelecanoides_urinatrix</w:t>
             </w:r>
+            <w:proofErr w:type="spellEnd"/>
           </w:p>
         </w:tc>
         <w:tc>
@@ -3051,6 +3151,7 @@
                 <w:color w:val="000000" w:themeColor="text1"/>
               </w:rPr>
             </w:pPr>
+            <w:proofErr w:type="spellStart"/>
             <w:r>
               <w:rPr>
                 <w:rFonts w:ascii="Aptos Narrow" w:hAnsi="Aptos Narrow"/>
@@ -3060,6 +3161,7 @@
               </w:rPr>
               <w:t>Eudyptula_minor</w:t>
             </w:r>
+            <w:proofErr w:type="spellEnd"/>
           </w:p>
         </w:tc>
         <w:tc>
@@ -3143,6 +3245,7 @@
                 <w:color w:val="000000" w:themeColor="text1"/>
               </w:rPr>
             </w:pPr>
+            <w:proofErr w:type="spellStart"/>
             <w:r>
               <w:rPr>
                 <w:rFonts w:ascii="Aptos Narrow" w:hAnsi="Aptos Narrow"/>
@@ -3152,6 +3255,7 @@
               </w:rPr>
               <w:t>Eudyptes_robustus</w:t>
             </w:r>
+            <w:proofErr w:type="spellEnd"/>
           </w:p>
         </w:tc>
         <w:tc>
@@ -3235,6 +3339,7 @@
                 <w:color w:val="000000" w:themeColor="text1"/>
               </w:rPr>
             </w:pPr>
+            <w:proofErr w:type="spellStart"/>
             <w:r>
               <w:rPr>
                 <w:rFonts w:ascii="Aptos Narrow" w:hAnsi="Aptos Narrow"/>
@@ -3245,6 +3350,7 @@
               <w:lastRenderedPageBreak/>
               <w:t>Pelagodroma_marina</w:t>
             </w:r>
+            <w:proofErr w:type="spellEnd"/>
           </w:p>
         </w:tc>
         <w:tc>
@@ -3314,6 +3420,7 @@
                 <w:color w:val="000000" w:themeColor="text1"/>
               </w:rPr>
             </w:pPr>
+            <w:proofErr w:type="spellStart"/>
             <w:r>
               <w:rPr>
                 <w:rFonts w:ascii="Aptos Narrow" w:hAnsi="Aptos Narrow"/>
@@ -3323,6 +3430,7 @@
               </w:rPr>
               <w:t>Prosthemadera_novaeseelandiae</w:t>
             </w:r>
+            <w:proofErr w:type="spellEnd"/>
           </w:p>
         </w:tc>
         <w:tc>
@@ -3392,6 +3500,7 @@
                 <w:color w:val="000000" w:themeColor="text1"/>
               </w:rPr>
             </w:pPr>
+            <w:proofErr w:type="spellStart"/>
             <w:r>
               <w:rPr>
                 <w:rFonts w:ascii="Aptos Narrow" w:hAnsi="Aptos Narrow"/>
@@ -3401,6 +3510,7 @@
               </w:rPr>
               <w:t>Megadyptes_antipodes</w:t>
             </w:r>
+            <w:proofErr w:type="spellEnd"/>
           </w:p>
         </w:tc>
         <w:tc>
@@ -3470,6 +3580,7 @@
                 <w:color w:val="000000" w:themeColor="text1"/>
               </w:rPr>
             </w:pPr>
+            <w:proofErr w:type="spellStart"/>
             <w:r>
               <w:rPr>
                 <w:rFonts w:ascii="Aptos Narrow" w:hAnsi="Aptos Narrow"/>
@@ -3479,6 +3590,7 @@
               </w:rPr>
               <w:t>Megadyptes_waitaha</w:t>
             </w:r>
+            <w:proofErr w:type="spellEnd"/>
           </w:p>
         </w:tc>
         <w:tc>
@@ -3495,12 +3607,21 @@
                 <w:color w:val="000000" w:themeColor="text1"/>
               </w:rPr>
             </w:pPr>
-            <w:r>
-              <w:rPr>
-                <w:rFonts w:ascii="Aptos Narrow" w:hAnsi="Aptos Narrow"/>
-                <w:color w:val="000000" w:themeColor="text1"/>
-              </w:rPr>
-              <w:t>Waitaha penguin</w:t>
+            <w:proofErr w:type="spellStart"/>
+            <w:r>
+              <w:rPr>
+                <w:rFonts w:ascii="Aptos Narrow" w:hAnsi="Aptos Narrow"/>
+                <w:color w:val="000000" w:themeColor="text1"/>
+              </w:rPr>
+              <w:t>Waitaha</w:t>
+            </w:r>
+            <w:proofErr w:type="spellEnd"/>
+            <w:r>
+              <w:rPr>
+                <w:rFonts w:ascii="Aptos Narrow" w:hAnsi="Aptos Narrow"/>
+                <w:color w:val="000000" w:themeColor="text1"/>
+              </w:rPr>
+              <w:t xml:space="preserve"> penguin</w:t>
             </w:r>
           </w:p>
         </w:tc>
@@ -3547,14 +3668,25 @@
                 <w:color w:val="000000" w:themeColor="text1"/>
               </w:rPr>
             </w:pPr>
-            <w:r>
-              <w:rPr>
-                <w:rFonts w:ascii="Aptos Narrow" w:hAnsi="Aptos Narrow"/>
-                <w:i/>
-                <w:iCs/>
-                <w:color w:val="000000" w:themeColor="text1"/>
-              </w:rPr>
-              <w:t>Rexea solandri</w:t>
+            <w:proofErr w:type="spellStart"/>
+            <w:r>
+              <w:rPr>
+                <w:rFonts w:ascii="Aptos Narrow" w:hAnsi="Aptos Narrow"/>
+                <w:i/>
+                <w:iCs/>
+                <w:color w:val="000000" w:themeColor="text1"/>
+              </w:rPr>
+              <w:t>Rexea</w:t>
+            </w:r>
+            <w:proofErr w:type="spellEnd"/>
+            <w:r>
+              <w:rPr>
+                <w:rFonts w:ascii="Aptos Narrow" w:hAnsi="Aptos Narrow"/>
+                <w:i/>
+                <w:iCs/>
+                <w:color w:val="000000" w:themeColor="text1"/>
+              </w:rPr>
+              <w:t xml:space="preserve"> solandri</w:t>
             </w:r>
           </w:p>
         </w:tc>
@@ -3704,8 +3836,19 @@
                 <w:iCs/>
                 <w:color w:val="000000" w:themeColor="text1"/>
               </w:rPr>
-              <w:t>Phalacrocorax chalconotus</w:t>
-            </w:r>
+              <w:t xml:space="preserve">Phalacrocorax </w:t>
+            </w:r>
+            <w:proofErr w:type="spellStart"/>
+            <w:r>
+              <w:rPr>
+                <w:rFonts w:ascii="Aptos Narrow" w:hAnsi="Aptos Narrow"/>
+                <w:i/>
+                <w:iCs/>
+                <w:color w:val="000000" w:themeColor="text1"/>
+              </w:rPr>
+              <w:t>chalconotus</w:t>
+            </w:r>
+            <w:proofErr w:type="spellEnd"/>
           </w:p>
         </w:tc>
         <w:tc>
@@ -3854,8 +3997,19 @@
                 <w:iCs/>
                 <w:color w:val="000000" w:themeColor="text1"/>
               </w:rPr>
-              <w:t>Anas chlorotis</w:t>
-            </w:r>
+              <w:t xml:space="preserve">Anas </w:t>
+            </w:r>
+            <w:proofErr w:type="spellStart"/>
+            <w:r>
+              <w:rPr>
+                <w:rFonts w:ascii="Aptos Narrow" w:hAnsi="Aptos Narrow"/>
+                <w:i/>
+                <w:iCs/>
+                <w:color w:val="000000" w:themeColor="text1"/>
+              </w:rPr>
+              <w:t>chlorotis</w:t>
+            </w:r>
+            <w:proofErr w:type="spellEnd"/>
           </w:p>
         </w:tc>
         <w:tc>
@@ -3922,6 +4076,7 @@
                 <w:color w:val="000000" w:themeColor="text1"/>
               </w:rPr>
             </w:pPr>
+            <w:proofErr w:type="spellStart"/>
             <w:r>
               <w:rPr>
                 <w:rFonts w:ascii="Aptos Narrow" w:hAnsi="Aptos Narrow"/>
@@ -3931,6 +4086,7 @@
               </w:rPr>
               <w:t>Hemiphaga</w:t>
             </w:r>
+            <w:proofErr w:type="spellEnd"/>
             <w:r>
               <w:rPr>
                 <w:rFonts w:ascii="Aptos Narrow" w:hAnsi="Aptos Narrow"/>
@@ -3940,6 +4096,7 @@
               </w:rPr>
               <w:t xml:space="preserve"> </w:t>
             </w:r>
+            <w:proofErr w:type="spellStart"/>
             <w:r>
               <w:rPr>
                 <w:rFonts w:ascii="Aptos Narrow" w:hAnsi="Aptos Narrow"/>
@@ -3949,6 +4106,7 @@
               </w:rPr>
               <w:t>novaeseelandiae</w:t>
             </w:r>
+            <w:proofErr w:type="spellEnd"/>
           </w:p>
         </w:tc>
         <w:tc>
@@ -4015,14 +4173,25 @@
                 <w:color w:val="000000" w:themeColor="text1"/>
               </w:rPr>
             </w:pPr>
-            <w:r>
-              <w:rPr>
-                <w:rFonts w:ascii="Aptos Narrow" w:hAnsi="Aptos Narrow"/>
-                <w:i/>
-                <w:iCs/>
-                <w:color w:val="000000" w:themeColor="text1"/>
-              </w:rPr>
-              <w:t>Petroica australis</w:t>
+            <w:proofErr w:type="spellStart"/>
+            <w:r>
+              <w:rPr>
+                <w:rFonts w:ascii="Aptos Narrow" w:hAnsi="Aptos Narrow"/>
+                <w:i/>
+                <w:iCs/>
+                <w:color w:val="000000" w:themeColor="text1"/>
+              </w:rPr>
+              <w:t>Petroica</w:t>
+            </w:r>
+            <w:proofErr w:type="spellEnd"/>
+            <w:r>
+              <w:rPr>
+                <w:rFonts w:ascii="Aptos Narrow" w:hAnsi="Aptos Narrow"/>
+                <w:i/>
+                <w:iCs/>
+                <w:color w:val="000000" w:themeColor="text1"/>
+              </w:rPr>
+              <w:t xml:space="preserve"> australis</w:t>
             </w:r>
           </w:p>
         </w:tc>
@@ -4097,8 +4266,19 @@
                 <w:iCs/>
                 <w:color w:val="000000" w:themeColor="text1"/>
               </w:rPr>
-              <w:t>Larus dominicanus</w:t>
-            </w:r>
+              <w:t xml:space="preserve">Larus </w:t>
+            </w:r>
+            <w:proofErr w:type="spellStart"/>
+            <w:r>
+              <w:rPr>
+                <w:rFonts w:ascii="Aptos Narrow" w:hAnsi="Aptos Narrow"/>
+                <w:i/>
+                <w:iCs/>
+                <w:color w:val="000000" w:themeColor="text1"/>
+              </w:rPr>
+              <w:t>dominicanus</w:t>
+            </w:r>
+            <w:proofErr w:type="spellEnd"/>
           </w:p>
         </w:tc>
         <w:tc>
@@ -4165,15 +4345,37 @@
                 <w:color w:val="000000" w:themeColor="text1"/>
               </w:rPr>
             </w:pPr>
-            <w:r>
-              <w:rPr>
-                <w:rFonts w:ascii="Aptos Narrow" w:hAnsi="Aptos Narrow"/>
-                <w:i/>
-                <w:iCs/>
-                <w:color w:val="000000" w:themeColor="text1"/>
-              </w:rPr>
-              <w:t>Eudyptes sclateri</w:t>
-            </w:r>
+            <w:proofErr w:type="spellStart"/>
+            <w:r>
+              <w:rPr>
+                <w:rFonts w:ascii="Aptos Narrow" w:hAnsi="Aptos Narrow"/>
+                <w:i/>
+                <w:iCs/>
+                <w:color w:val="000000" w:themeColor="text1"/>
+              </w:rPr>
+              <w:t>Eudyptes</w:t>
+            </w:r>
+            <w:proofErr w:type="spellEnd"/>
+            <w:r>
+              <w:rPr>
+                <w:rFonts w:ascii="Aptos Narrow" w:hAnsi="Aptos Narrow"/>
+                <w:i/>
+                <w:iCs/>
+                <w:color w:val="000000" w:themeColor="text1"/>
+              </w:rPr>
+              <w:t xml:space="preserve"> </w:t>
+            </w:r>
+            <w:proofErr w:type="spellStart"/>
+            <w:r>
+              <w:rPr>
+                <w:rFonts w:ascii="Aptos Narrow" w:hAnsi="Aptos Narrow"/>
+                <w:i/>
+                <w:iCs/>
+                <w:color w:val="000000" w:themeColor="text1"/>
+              </w:rPr>
+              <w:t>sclateri</w:t>
+            </w:r>
+            <w:proofErr w:type="spellEnd"/>
           </w:p>
         </w:tc>
         <w:tc>
@@ -4240,6 +4442,7 @@
                 <w:color w:val="000000" w:themeColor="text1"/>
               </w:rPr>
             </w:pPr>
+            <w:proofErr w:type="spellStart"/>
             <w:r>
               <w:rPr>
                 <w:rFonts w:ascii="Aptos Narrow" w:hAnsi="Aptos Narrow"/>
@@ -4249,6 +4452,7 @@
               </w:rPr>
               <w:t>Eudyptes</w:t>
             </w:r>
+            <w:proofErr w:type="spellEnd"/>
             <w:r>
               <w:rPr>
                 <w:rFonts w:ascii="Aptos Narrow" w:hAnsi="Aptos Narrow"/>
@@ -4258,6 +4462,7 @@
               </w:rPr>
               <w:t xml:space="preserve"> </w:t>
             </w:r>
+            <w:proofErr w:type="spellStart"/>
             <w:r>
               <w:rPr>
                 <w:rFonts w:ascii="Aptos Narrow" w:hAnsi="Aptos Narrow"/>
@@ -4267,6 +4472,7 @@
               </w:rPr>
               <w:t>pachyrhynchus</w:t>
             </w:r>
+            <w:proofErr w:type="spellEnd"/>
           </w:p>
         </w:tc>
         <w:tc>
@@ -4347,15 +4553,37 @@
                 <w:color w:val="000000" w:themeColor="text1"/>
               </w:rPr>
             </w:pPr>
-            <w:r>
-              <w:rPr>
-                <w:rFonts w:ascii="Aptos Narrow" w:hAnsi="Aptos Narrow"/>
-                <w:i/>
-                <w:iCs/>
-                <w:color w:val="000000" w:themeColor="text1"/>
-              </w:rPr>
-              <w:t>Daption capense</w:t>
-            </w:r>
+            <w:proofErr w:type="spellStart"/>
+            <w:r>
+              <w:rPr>
+                <w:rFonts w:ascii="Aptos Narrow" w:hAnsi="Aptos Narrow"/>
+                <w:i/>
+                <w:iCs/>
+                <w:color w:val="000000" w:themeColor="text1"/>
+              </w:rPr>
+              <w:t>Daption</w:t>
+            </w:r>
+            <w:proofErr w:type="spellEnd"/>
+            <w:r>
+              <w:rPr>
+                <w:rFonts w:ascii="Aptos Narrow" w:hAnsi="Aptos Narrow"/>
+                <w:i/>
+                <w:iCs/>
+                <w:color w:val="000000" w:themeColor="text1"/>
+              </w:rPr>
+              <w:t xml:space="preserve"> </w:t>
+            </w:r>
+            <w:proofErr w:type="spellStart"/>
+            <w:r>
+              <w:rPr>
+                <w:rFonts w:ascii="Aptos Narrow" w:hAnsi="Aptos Narrow"/>
+                <w:i/>
+                <w:iCs/>
+                <w:color w:val="000000" w:themeColor="text1"/>
+              </w:rPr>
+              <w:t>capense</w:t>
+            </w:r>
+            <w:proofErr w:type="spellEnd"/>
           </w:p>
         </w:tc>
         <w:tc>
@@ -4429,8 +4657,19 @@
                 <w:iCs/>
                 <w:color w:val="000000" w:themeColor="text1"/>
               </w:rPr>
-              <w:t>Nerita melanotragus</w:t>
-            </w:r>
+              <w:t xml:space="preserve">Nerita </w:t>
+            </w:r>
+            <w:proofErr w:type="spellStart"/>
+            <w:r>
+              <w:rPr>
+                <w:rFonts w:ascii="Aptos Narrow" w:hAnsi="Aptos Narrow"/>
+                <w:i/>
+                <w:iCs/>
+                <w:color w:val="000000" w:themeColor="text1"/>
+              </w:rPr>
+              <w:t>melanotragus</w:t>
+            </w:r>
+            <w:proofErr w:type="spellEnd"/>
           </w:p>
         </w:tc>
         <w:tc>
@@ -4497,15 +4736,37 @@
                 <w:color w:val="000000" w:themeColor="text1"/>
               </w:rPr>
             </w:pPr>
-            <w:r>
-              <w:rPr>
-                <w:rFonts w:ascii="Aptos Narrow" w:hAnsi="Aptos Narrow"/>
-                <w:i/>
-                <w:iCs/>
-                <w:color w:val="000000" w:themeColor="text1"/>
-              </w:rPr>
-              <w:t>Struthiolaria papulosa</w:t>
-            </w:r>
+            <w:proofErr w:type="spellStart"/>
+            <w:r>
+              <w:rPr>
+                <w:rFonts w:ascii="Aptos Narrow" w:hAnsi="Aptos Narrow"/>
+                <w:i/>
+                <w:iCs/>
+                <w:color w:val="000000" w:themeColor="text1"/>
+              </w:rPr>
+              <w:t>Struthiolaria</w:t>
+            </w:r>
+            <w:proofErr w:type="spellEnd"/>
+            <w:r>
+              <w:rPr>
+                <w:rFonts w:ascii="Aptos Narrow" w:hAnsi="Aptos Narrow"/>
+                <w:i/>
+                <w:iCs/>
+                <w:color w:val="000000" w:themeColor="text1"/>
+              </w:rPr>
+              <w:t xml:space="preserve"> </w:t>
+            </w:r>
+            <w:proofErr w:type="spellStart"/>
+            <w:r>
+              <w:rPr>
+                <w:rFonts w:ascii="Aptos Narrow" w:hAnsi="Aptos Narrow"/>
+                <w:i/>
+                <w:iCs/>
+                <w:color w:val="000000" w:themeColor="text1"/>
+              </w:rPr>
+              <w:t>papulosa</w:t>
+            </w:r>
+            <w:proofErr w:type="spellEnd"/>
           </w:p>
         </w:tc>
         <w:tc>
@@ -4572,15 +4833,37 @@
                 <w:color w:val="000000" w:themeColor="text1"/>
               </w:rPr>
             </w:pPr>
-            <w:r>
-              <w:rPr>
-                <w:rFonts w:ascii="Aptos Narrow" w:hAnsi="Aptos Narrow"/>
-                <w:i/>
-                <w:iCs/>
-                <w:color w:val="000000" w:themeColor="text1"/>
-              </w:rPr>
-              <w:t>Penion sulcatus</w:t>
-            </w:r>
+            <w:proofErr w:type="spellStart"/>
+            <w:r>
+              <w:rPr>
+                <w:rFonts w:ascii="Aptos Narrow" w:hAnsi="Aptos Narrow"/>
+                <w:i/>
+                <w:iCs/>
+                <w:color w:val="000000" w:themeColor="text1"/>
+              </w:rPr>
+              <w:t>Penion</w:t>
+            </w:r>
+            <w:proofErr w:type="spellEnd"/>
+            <w:r>
+              <w:rPr>
+                <w:rFonts w:ascii="Aptos Narrow" w:hAnsi="Aptos Narrow"/>
+                <w:i/>
+                <w:iCs/>
+                <w:color w:val="000000" w:themeColor="text1"/>
+              </w:rPr>
+              <w:t xml:space="preserve"> </w:t>
+            </w:r>
+            <w:proofErr w:type="spellStart"/>
+            <w:r>
+              <w:rPr>
+                <w:rFonts w:ascii="Aptos Narrow" w:hAnsi="Aptos Narrow"/>
+                <w:i/>
+                <w:iCs/>
+                <w:color w:val="000000" w:themeColor="text1"/>
+              </w:rPr>
+              <w:t>sulcatus</w:t>
+            </w:r>
+            <w:proofErr w:type="spellEnd"/>
           </w:p>
         </w:tc>
         <w:tc>
@@ -4729,8 +5012,19 @@
                 <w:iCs/>
                 <w:color w:val="000000" w:themeColor="text1"/>
               </w:rPr>
-              <w:t>Buccinulum vittatum</w:t>
-            </w:r>
+              <w:t xml:space="preserve">Buccinulum </w:t>
+            </w:r>
+            <w:proofErr w:type="spellStart"/>
+            <w:r>
+              <w:rPr>
+                <w:rFonts w:ascii="Aptos Narrow" w:hAnsi="Aptos Narrow"/>
+                <w:i/>
+                <w:iCs/>
+                <w:color w:val="000000" w:themeColor="text1"/>
+              </w:rPr>
+              <w:t>vittatum</w:t>
+            </w:r>
+            <w:proofErr w:type="spellEnd"/>
           </w:p>
         </w:tc>
         <w:tc>
@@ -4797,14 +5091,25 @@
                 <w:color w:val="000000" w:themeColor="text1"/>
               </w:rPr>
             </w:pPr>
-            <w:r>
-              <w:rPr>
-                <w:rFonts w:ascii="Aptos Narrow" w:hAnsi="Aptos Narrow"/>
-                <w:i/>
-                <w:iCs/>
-                <w:color w:val="000000" w:themeColor="text1"/>
-              </w:rPr>
-              <w:t>Maoricolpus roseus</w:t>
+            <w:proofErr w:type="spellStart"/>
+            <w:r>
+              <w:rPr>
+                <w:rFonts w:ascii="Aptos Narrow" w:hAnsi="Aptos Narrow"/>
+                <w:i/>
+                <w:iCs/>
+                <w:color w:val="000000" w:themeColor="text1"/>
+              </w:rPr>
+              <w:t>Maoricolpus</w:t>
+            </w:r>
+            <w:proofErr w:type="spellEnd"/>
+            <w:r>
+              <w:rPr>
+                <w:rFonts w:ascii="Aptos Narrow" w:hAnsi="Aptos Narrow"/>
+                <w:i/>
+                <w:iCs/>
+                <w:color w:val="000000" w:themeColor="text1"/>
+              </w:rPr>
+              <w:t xml:space="preserve"> roseus</w:t>
             </w:r>
           </w:p>
         </w:tc>
@@ -4872,15 +5177,37 @@
                 <w:color w:val="000000" w:themeColor="text1"/>
               </w:rPr>
             </w:pPr>
-            <w:r>
-              <w:rPr>
-                <w:rFonts w:ascii="Aptos Narrow" w:hAnsi="Aptos Narrow"/>
-                <w:i/>
-                <w:iCs/>
-                <w:color w:val="000000" w:themeColor="text1"/>
-              </w:rPr>
-              <w:t>Scomber australasicus</w:t>
-            </w:r>
+            <w:proofErr w:type="spellStart"/>
+            <w:r>
+              <w:rPr>
+                <w:rFonts w:ascii="Aptos Narrow" w:hAnsi="Aptos Narrow"/>
+                <w:i/>
+                <w:iCs/>
+                <w:color w:val="000000" w:themeColor="text1"/>
+              </w:rPr>
+              <w:t>Scomber</w:t>
+            </w:r>
+            <w:proofErr w:type="spellEnd"/>
+            <w:r>
+              <w:rPr>
+                <w:rFonts w:ascii="Aptos Narrow" w:hAnsi="Aptos Narrow"/>
+                <w:i/>
+                <w:iCs/>
+                <w:color w:val="000000" w:themeColor="text1"/>
+              </w:rPr>
+              <w:t xml:space="preserve"> </w:t>
+            </w:r>
+            <w:proofErr w:type="spellStart"/>
+            <w:r>
+              <w:rPr>
+                <w:rFonts w:ascii="Aptos Narrow" w:hAnsi="Aptos Narrow"/>
+                <w:i/>
+                <w:iCs/>
+                <w:color w:val="000000" w:themeColor="text1"/>
+              </w:rPr>
+              <w:t>australasicus</w:t>
+            </w:r>
+            <w:proofErr w:type="spellEnd"/>
           </w:p>
         </w:tc>
         <w:tc>
@@ -5022,15 +5349,37 @@
                 <w:color w:val="000000" w:themeColor="text1"/>
               </w:rPr>
             </w:pPr>
-            <w:r>
-              <w:rPr>
-                <w:rFonts w:ascii="Aptos Narrow" w:hAnsi="Aptos Narrow"/>
-                <w:i/>
-                <w:iCs/>
-                <w:color w:val="000000" w:themeColor="text1"/>
-              </w:rPr>
-              <w:t>Peltorhamphus novaezeelandiae</w:t>
-            </w:r>
+            <w:proofErr w:type="spellStart"/>
+            <w:r>
+              <w:rPr>
+                <w:rFonts w:ascii="Aptos Narrow" w:hAnsi="Aptos Narrow"/>
+                <w:i/>
+                <w:iCs/>
+                <w:color w:val="000000" w:themeColor="text1"/>
+              </w:rPr>
+              <w:t>Peltorhamphus</w:t>
+            </w:r>
+            <w:proofErr w:type="spellEnd"/>
+            <w:r>
+              <w:rPr>
+                <w:rFonts w:ascii="Aptos Narrow" w:hAnsi="Aptos Narrow"/>
+                <w:i/>
+                <w:iCs/>
+                <w:color w:val="000000" w:themeColor="text1"/>
+              </w:rPr>
+              <w:t xml:space="preserve"> </w:t>
+            </w:r>
+            <w:proofErr w:type="spellStart"/>
+            <w:r>
+              <w:rPr>
+                <w:rFonts w:ascii="Aptos Narrow" w:hAnsi="Aptos Narrow"/>
+                <w:i/>
+                <w:iCs/>
+                <w:color w:val="000000" w:themeColor="text1"/>
+              </w:rPr>
+              <w:t>novaezeelandiae</w:t>
+            </w:r>
+            <w:proofErr w:type="spellEnd"/>
           </w:p>
         </w:tc>
         <w:tc>
@@ -5104,8 +5453,19 @@
                 <w:iCs/>
                 <w:color w:val="000000" w:themeColor="text1"/>
               </w:rPr>
-              <w:t>Morus serrator</w:t>
-            </w:r>
+              <w:t xml:space="preserve">Morus </w:t>
+            </w:r>
+            <w:proofErr w:type="spellStart"/>
+            <w:r>
+              <w:rPr>
+                <w:rFonts w:ascii="Aptos Narrow" w:hAnsi="Aptos Narrow"/>
+                <w:i/>
+                <w:iCs/>
+                <w:color w:val="000000" w:themeColor="text1"/>
+              </w:rPr>
+              <w:t>serrator</w:t>
+            </w:r>
+            <w:proofErr w:type="spellEnd"/>
           </w:p>
         </w:tc>
         <w:tc>
@@ -5179,8 +5539,19 @@
                 <w:iCs/>
                 <w:color w:val="000000" w:themeColor="text1"/>
               </w:rPr>
-              <w:t>Anas gracilis</w:t>
-            </w:r>
+              <w:t xml:space="preserve">Anas </w:t>
+            </w:r>
+            <w:proofErr w:type="spellStart"/>
+            <w:r>
+              <w:rPr>
+                <w:rFonts w:ascii="Aptos Narrow" w:hAnsi="Aptos Narrow"/>
+                <w:i/>
+                <w:iCs/>
+                <w:color w:val="000000" w:themeColor="text1"/>
+              </w:rPr>
+              <w:t>gracilis</w:t>
+            </w:r>
+            <w:proofErr w:type="spellEnd"/>
           </w:p>
         </w:tc>
         <w:tc>
@@ -5254,8 +5625,19 @@
                 <w:iCs/>
                 <w:color w:val="000000" w:themeColor="text1"/>
               </w:rPr>
-              <w:t>Ninox novaeseelandiae</w:t>
-            </w:r>
+              <w:t xml:space="preserve">Ninox </w:t>
+            </w:r>
+            <w:proofErr w:type="spellStart"/>
+            <w:r>
+              <w:rPr>
+                <w:rFonts w:ascii="Aptos Narrow" w:hAnsi="Aptos Narrow"/>
+                <w:i/>
+                <w:iCs/>
+                <w:color w:val="000000" w:themeColor="text1"/>
+              </w:rPr>
+              <w:t>novaeseelandiae</w:t>
+            </w:r>
+            <w:proofErr w:type="spellEnd"/>
           </w:p>
         </w:tc>
         <w:tc>
@@ -5329,8 +5711,19 @@
                 <w:iCs/>
                 <w:color w:val="000000" w:themeColor="text1"/>
               </w:rPr>
-              <w:t>Himantopus himantopus</w:t>
-            </w:r>
+              <w:t xml:space="preserve">Himantopus </w:t>
+            </w:r>
+            <w:proofErr w:type="spellStart"/>
+            <w:r>
+              <w:rPr>
+                <w:rFonts w:ascii="Aptos Narrow" w:hAnsi="Aptos Narrow"/>
+                <w:i/>
+                <w:iCs/>
+                <w:color w:val="000000" w:themeColor="text1"/>
+              </w:rPr>
+              <w:t>himantopus</w:t>
+            </w:r>
+            <w:proofErr w:type="spellEnd"/>
           </w:p>
         </w:tc>
         <w:tc>
@@ -5421,6 +5814,7 @@
                 <w:color w:val="000000" w:themeColor="text1"/>
               </w:rPr>
             </w:pPr>
+            <w:proofErr w:type="spellStart"/>
             <w:r>
               <w:rPr>
                 <w:rFonts w:ascii="Aptos Narrow" w:hAnsi="Aptos Narrow"/>
@@ -5428,6 +5822,7 @@
               </w:rPr>
               <w:t>Paua</w:t>
             </w:r>
+            <w:proofErr w:type="spellEnd"/>
           </w:p>
         </w:tc>
         <w:tc>
@@ -5479,8 +5874,19 @@
                 <w:iCs/>
                 <w:color w:val="000000" w:themeColor="text1"/>
               </w:rPr>
-              <w:t>Haliotis virginea</w:t>
-            </w:r>
+              <w:t xml:space="preserve">Haliotis </w:t>
+            </w:r>
+            <w:proofErr w:type="spellStart"/>
+            <w:r>
+              <w:rPr>
+                <w:rFonts w:ascii="Aptos Narrow" w:hAnsi="Aptos Narrow"/>
+                <w:i/>
+                <w:iCs/>
+                <w:color w:val="000000" w:themeColor="text1"/>
+              </w:rPr>
+              <w:t>virginea</w:t>
+            </w:r>
+            <w:proofErr w:type="spellEnd"/>
           </w:p>
         </w:tc>
         <w:tc>
@@ -5501,8 +5907,17 @@
                 <w:rFonts w:ascii="Aptos Narrow" w:hAnsi="Aptos Narrow"/>
                 <w:color w:val="000000" w:themeColor="text1"/>
               </w:rPr>
-              <w:t>Virgin paua</w:t>
-            </w:r>
+              <w:t xml:space="preserve">Virgin </w:t>
+            </w:r>
+            <w:proofErr w:type="spellStart"/>
+            <w:r>
+              <w:rPr>
+                <w:rFonts w:ascii="Aptos Narrow" w:hAnsi="Aptos Narrow"/>
+                <w:color w:val="000000" w:themeColor="text1"/>
+              </w:rPr>
+              <w:t>paua</w:t>
+            </w:r>
+            <w:proofErr w:type="spellEnd"/>
           </w:p>
         </w:tc>
         <w:tc>
@@ -5547,14 +5962,25 @@
                 <w:color w:val="000000" w:themeColor="text1"/>
               </w:rPr>
             </w:pPr>
-            <w:r>
-              <w:rPr>
-                <w:rFonts w:ascii="Aptos Narrow" w:hAnsi="Aptos Narrow"/>
-                <w:i/>
-                <w:iCs/>
-                <w:color w:val="000000" w:themeColor="text1"/>
-              </w:rPr>
-              <w:t>Epopella plicata</w:t>
+            <w:proofErr w:type="spellStart"/>
+            <w:r>
+              <w:rPr>
+                <w:rFonts w:ascii="Aptos Narrow" w:hAnsi="Aptos Narrow"/>
+                <w:i/>
+                <w:iCs/>
+                <w:color w:val="000000" w:themeColor="text1"/>
+              </w:rPr>
+              <w:t>Epopella</w:t>
+            </w:r>
+            <w:proofErr w:type="spellEnd"/>
+            <w:r>
+              <w:rPr>
+                <w:rFonts w:ascii="Aptos Narrow" w:hAnsi="Aptos Narrow"/>
+                <w:i/>
+                <w:iCs/>
+                <w:color w:val="000000" w:themeColor="text1"/>
+              </w:rPr>
+              <w:t xml:space="preserve"> plicata</w:t>
             </w:r>
           </w:p>
         </w:tc>
@@ -5622,15 +6048,37 @@
                 <w:color w:val="000000" w:themeColor="text1"/>
               </w:rPr>
             </w:pPr>
-            <w:r>
-              <w:rPr>
-                <w:rFonts w:ascii="Aptos Narrow" w:hAnsi="Aptos Narrow"/>
-                <w:i/>
-                <w:iCs/>
-                <w:color w:val="000000" w:themeColor="text1"/>
-              </w:rPr>
-              <w:t>Jasus edwardsii</w:t>
-            </w:r>
+            <w:proofErr w:type="spellStart"/>
+            <w:r>
+              <w:rPr>
+                <w:rFonts w:ascii="Aptos Narrow" w:hAnsi="Aptos Narrow"/>
+                <w:i/>
+                <w:iCs/>
+                <w:color w:val="000000" w:themeColor="text1"/>
+              </w:rPr>
+              <w:t>Jasus</w:t>
+            </w:r>
+            <w:proofErr w:type="spellEnd"/>
+            <w:r>
+              <w:rPr>
+                <w:rFonts w:ascii="Aptos Narrow" w:hAnsi="Aptos Narrow"/>
+                <w:i/>
+                <w:iCs/>
+                <w:color w:val="000000" w:themeColor="text1"/>
+              </w:rPr>
+              <w:t xml:space="preserve"> </w:t>
+            </w:r>
+            <w:proofErr w:type="spellStart"/>
+            <w:r>
+              <w:rPr>
+                <w:rFonts w:ascii="Aptos Narrow" w:hAnsi="Aptos Narrow"/>
+                <w:i/>
+                <w:iCs/>
+                <w:color w:val="000000" w:themeColor="text1"/>
+              </w:rPr>
+              <w:t>edwardsii</w:t>
+            </w:r>
+            <w:proofErr w:type="spellEnd"/>
           </w:p>
         </w:tc>
         <w:tc>
@@ -5697,15 +6145,37 @@
                 <w:color w:val="000000" w:themeColor="text1"/>
               </w:rPr>
             </w:pPr>
-            <w:r>
-              <w:rPr>
-                <w:rFonts w:ascii="Aptos Narrow" w:hAnsi="Aptos Narrow"/>
-                <w:i/>
-                <w:iCs/>
-                <w:color w:val="000000" w:themeColor="text1"/>
-              </w:rPr>
-              <w:t>Squalas acanthias</w:t>
-            </w:r>
+            <w:proofErr w:type="spellStart"/>
+            <w:r>
+              <w:rPr>
+                <w:rFonts w:ascii="Aptos Narrow" w:hAnsi="Aptos Narrow"/>
+                <w:i/>
+                <w:iCs/>
+                <w:color w:val="000000" w:themeColor="text1"/>
+              </w:rPr>
+              <w:t>Squalas</w:t>
+            </w:r>
+            <w:proofErr w:type="spellEnd"/>
+            <w:r>
+              <w:rPr>
+                <w:rFonts w:ascii="Aptos Narrow" w:hAnsi="Aptos Narrow"/>
+                <w:i/>
+                <w:iCs/>
+                <w:color w:val="000000" w:themeColor="text1"/>
+              </w:rPr>
+              <w:t xml:space="preserve"> </w:t>
+            </w:r>
+            <w:proofErr w:type="spellStart"/>
+            <w:r>
+              <w:rPr>
+                <w:rFonts w:ascii="Aptos Narrow" w:hAnsi="Aptos Narrow"/>
+                <w:i/>
+                <w:iCs/>
+                <w:color w:val="000000" w:themeColor="text1"/>
+              </w:rPr>
+              <w:t>acanthias</w:t>
+            </w:r>
+            <w:proofErr w:type="spellEnd"/>
           </w:p>
         </w:tc>
         <w:tc>
@@ -5772,15 +6242,37 @@
                 <w:color w:val="000000" w:themeColor="text1"/>
               </w:rPr>
             </w:pPr>
-            <w:r>
-              <w:rPr>
-                <w:rFonts w:ascii="Aptos Narrow" w:hAnsi="Aptos Narrow"/>
-                <w:i/>
-                <w:iCs/>
-                <w:color w:val="000000" w:themeColor="text1"/>
-              </w:rPr>
-              <w:t>Apristurus ampliceps</w:t>
-            </w:r>
+            <w:proofErr w:type="spellStart"/>
+            <w:r>
+              <w:rPr>
+                <w:rFonts w:ascii="Aptos Narrow" w:hAnsi="Aptos Narrow"/>
+                <w:i/>
+                <w:iCs/>
+                <w:color w:val="000000" w:themeColor="text1"/>
+              </w:rPr>
+              <w:t>Apristurus</w:t>
+            </w:r>
+            <w:proofErr w:type="spellEnd"/>
+            <w:r>
+              <w:rPr>
+                <w:rFonts w:ascii="Aptos Narrow" w:hAnsi="Aptos Narrow"/>
+                <w:i/>
+                <w:iCs/>
+                <w:color w:val="000000" w:themeColor="text1"/>
+              </w:rPr>
+              <w:t xml:space="preserve"> </w:t>
+            </w:r>
+            <w:proofErr w:type="spellStart"/>
+            <w:r>
+              <w:rPr>
+                <w:rFonts w:ascii="Aptos Narrow" w:hAnsi="Aptos Narrow"/>
+                <w:i/>
+                <w:iCs/>
+                <w:color w:val="000000" w:themeColor="text1"/>
+              </w:rPr>
+              <w:t>ampliceps</w:t>
+            </w:r>
+            <w:proofErr w:type="spellEnd"/>
           </w:p>
         </w:tc>
         <w:tc>
@@ -5854,8 +6346,19 @@
                 <w:iCs/>
                 <w:color w:val="000000" w:themeColor="text1"/>
               </w:rPr>
-              <w:t>Trachurus murphyi</w:t>
-            </w:r>
+              <w:t xml:space="preserve">Trachurus </w:t>
+            </w:r>
+            <w:proofErr w:type="spellStart"/>
+            <w:r>
+              <w:rPr>
+                <w:rFonts w:ascii="Aptos Narrow" w:hAnsi="Aptos Narrow"/>
+                <w:i/>
+                <w:iCs/>
+                <w:color w:val="000000" w:themeColor="text1"/>
+              </w:rPr>
+              <w:t>murphyi</w:t>
+            </w:r>
+            <w:proofErr w:type="spellEnd"/>
           </w:p>
         </w:tc>
         <w:tc>
@@ -5921,6 +6424,14 @@
           <w:color w:val="000000" w:themeColor="text1"/>
         </w:rPr>
         <w:t>Table 2. Dietary screening of COI region references</w:t>
+      </w:r>
+      <w:r>
+        <w:rPr>
+          <w:b/>
+          <w:bCs/>
+          <w:color w:val="000000" w:themeColor="text1"/>
+        </w:rPr>
+        <w:t xml:space="preserve"> (n = 65)</w:t>
       </w:r>
     </w:p>
     <w:tbl>
@@ -6015,6 +6526,7 @@
                 <w:color w:val="000000" w:themeColor="text1"/>
               </w:rPr>
             </w:pPr>
+            <w:proofErr w:type="spellStart"/>
             <w:r>
               <w:rPr>
                 <w:rFonts w:ascii="Aptos Narrow" w:hAnsi="Aptos Narrow"/>
@@ -6024,6 +6536,7 @@
               </w:rPr>
               <w:t>ncbi</w:t>
             </w:r>
+            <w:proofErr w:type="spellEnd"/>
           </w:p>
         </w:tc>
       </w:tr>
@@ -6047,6 +6560,7 @@
                 <w:color w:val="000000" w:themeColor="text1"/>
               </w:rPr>
             </w:pPr>
+            <w:proofErr w:type="spellStart"/>
             <w:r>
               <w:rPr>
                 <w:rFonts w:ascii="Aptos Narrow" w:hAnsi="Aptos Narrow"/>
@@ -6056,6 +6570,7 @@
               </w:rPr>
               <w:t>Odax_cyanoallix</w:t>
             </w:r>
+            <w:proofErr w:type="spellEnd"/>
           </w:p>
         </w:tc>
         <w:tc>
@@ -6125,6 +6640,7 @@
                 <w:color w:val="000000" w:themeColor="text1"/>
               </w:rPr>
             </w:pPr>
+            <w:proofErr w:type="spellStart"/>
             <w:r>
               <w:rPr>
                 <w:rFonts w:ascii="Aptos Narrow" w:hAnsi="Aptos Narrow"/>
@@ -6134,6 +6650,7 @@
               </w:rPr>
               <w:t>Meuschenia_scaber</w:t>
             </w:r>
+            <w:proofErr w:type="spellEnd"/>
           </w:p>
         </w:tc>
         <w:tc>
@@ -6203,6 +6720,7 @@
                 <w:color w:val="000000" w:themeColor="text1"/>
               </w:rPr>
             </w:pPr>
+            <w:proofErr w:type="spellStart"/>
             <w:r>
               <w:rPr>
                 <w:rFonts w:ascii="Aptos Narrow" w:hAnsi="Aptos Narrow"/>
@@ -6212,6 +6730,7 @@
               </w:rPr>
               <w:t>Notothenia_microlepidota</w:t>
             </w:r>
+            <w:proofErr w:type="spellEnd"/>
           </w:p>
         </w:tc>
         <w:tc>
@@ -6228,12 +6747,21 @@
                 <w:color w:val="000000" w:themeColor="text1"/>
               </w:rPr>
             </w:pPr>
-            <w:r>
-              <w:rPr>
-                <w:rFonts w:ascii="Aptos Narrow" w:hAnsi="Aptos Narrow"/>
-                <w:color w:val="000000" w:themeColor="text1"/>
-              </w:rPr>
-              <w:t>Yellowbelly rock cod</w:t>
+            <w:proofErr w:type="spellStart"/>
+            <w:r>
+              <w:rPr>
+                <w:rFonts w:ascii="Aptos Narrow" w:hAnsi="Aptos Narrow"/>
+                <w:color w:val="000000" w:themeColor="text1"/>
+              </w:rPr>
+              <w:t>Yellowbelly</w:t>
+            </w:r>
+            <w:proofErr w:type="spellEnd"/>
+            <w:r>
+              <w:rPr>
+                <w:rFonts w:ascii="Aptos Narrow" w:hAnsi="Aptos Narrow"/>
+                <w:color w:val="000000" w:themeColor="text1"/>
+              </w:rPr>
+              <w:t xml:space="preserve"> rock cod</w:t>
             </w:r>
           </w:p>
         </w:tc>
@@ -6281,6 +6809,7 @@
                 <w:color w:val="000000" w:themeColor="text1"/>
               </w:rPr>
             </w:pPr>
+            <w:proofErr w:type="spellStart"/>
             <w:r>
               <w:rPr>
                 <w:rFonts w:ascii="Aptos Narrow" w:hAnsi="Aptos Narrow"/>
@@ -6291,6 +6820,7 @@
               <w:lastRenderedPageBreak/>
               <w:t>Epinephelus_daemelii</w:t>
             </w:r>
+            <w:proofErr w:type="spellEnd"/>
           </w:p>
         </w:tc>
         <w:tc>
@@ -6374,6 +6904,7 @@
                 <w:color w:val="000000" w:themeColor="text1"/>
               </w:rPr>
             </w:pPr>
+            <w:proofErr w:type="spellStart"/>
             <w:r>
               <w:rPr>
                 <w:rFonts w:ascii="Aptos Narrow" w:hAnsi="Aptos Narrow"/>
@@ -6383,6 +6914,7 @@
               </w:rPr>
               <w:t>Conger_wilsoni</w:t>
             </w:r>
+            <w:proofErr w:type="spellEnd"/>
           </w:p>
         </w:tc>
         <w:tc>
@@ -6452,6 +6984,7 @@
                 <w:color w:val="000000" w:themeColor="text1"/>
               </w:rPr>
             </w:pPr>
+            <w:proofErr w:type="spellStart"/>
             <w:r>
               <w:rPr>
                 <w:rFonts w:ascii="Aptos Narrow" w:hAnsi="Aptos Narrow"/>
@@ -6461,6 +6994,7 @@
               </w:rPr>
               <w:t>Conger_verreauxi</w:t>
             </w:r>
+            <w:proofErr w:type="spellEnd"/>
           </w:p>
         </w:tc>
         <w:tc>
@@ -6530,6 +7064,7 @@
                 <w:color w:val="000000" w:themeColor="text1"/>
               </w:rPr>
             </w:pPr>
+            <w:proofErr w:type="spellStart"/>
             <w:r>
               <w:rPr>
                 <w:rFonts w:ascii="Aptos Narrow" w:hAnsi="Aptos Narrow"/>
@@ -6539,6 +7074,7 @@
               </w:rPr>
               <w:t>Caprodon_longimanus</w:t>
             </w:r>
+            <w:proofErr w:type="spellEnd"/>
           </w:p>
         </w:tc>
         <w:tc>
@@ -6608,6 +7144,7 @@
                 <w:color w:val="000000" w:themeColor="text1"/>
               </w:rPr>
             </w:pPr>
+            <w:proofErr w:type="spellStart"/>
             <w:r>
               <w:rPr>
                 <w:rFonts w:ascii="Aptos Narrow" w:hAnsi="Aptos Narrow"/>
@@ -6617,6 +7154,7 @@
               </w:rPr>
               <w:t>Helicolenus_percoides</w:t>
             </w:r>
+            <w:proofErr w:type="spellEnd"/>
           </w:p>
         </w:tc>
         <w:tc>
@@ -6638,7 +7176,23 @@
                 <w:rFonts w:ascii="Aptos Narrow" w:hAnsi="Aptos Narrow"/>
                 <w:color w:val="000000" w:themeColor="text1"/>
               </w:rPr>
-              <w:t>Jock stewart / Red gurnard perch</w:t>
+              <w:t xml:space="preserve">Jock </w:t>
+            </w:r>
+            <w:proofErr w:type="spellStart"/>
+            <w:r>
+              <w:rPr>
+                <w:rFonts w:ascii="Aptos Narrow" w:hAnsi="Aptos Narrow"/>
+                <w:color w:val="000000" w:themeColor="text1"/>
+              </w:rPr>
+              <w:t>stewart</w:t>
+            </w:r>
+            <w:proofErr w:type="spellEnd"/>
+            <w:r>
+              <w:rPr>
+                <w:rFonts w:ascii="Aptos Narrow" w:hAnsi="Aptos Narrow"/>
+                <w:color w:val="000000" w:themeColor="text1"/>
+              </w:rPr>
+              <w:t xml:space="preserve"> / Red gurnard perch</w:t>
             </w:r>
           </w:p>
         </w:tc>
@@ -6686,6 +7240,7 @@
                 <w:color w:val="000000" w:themeColor="text1"/>
               </w:rPr>
             </w:pPr>
+            <w:proofErr w:type="spellStart"/>
             <w:r>
               <w:rPr>
                 <w:rFonts w:ascii="Aptos Narrow" w:hAnsi="Aptos Narrow"/>
@@ -6695,6 +7250,7 @@
               </w:rPr>
               <w:t>Rhombosolea_plebeia</w:t>
             </w:r>
+            <w:proofErr w:type="spellEnd"/>
           </w:p>
         </w:tc>
         <w:tc>
@@ -6764,6 +7320,7 @@
                 <w:color w:val="000000" w:themeColor="text1"/>
               </w:rPr>
             </w:pPr>
+            <w:proofErr w:type="spellStart"/>
             <w:r>
               <w:rPr>
                 <w:rFonts w:ascii="Aptos Narrow" w:hAnsi="Aptos Narrow"/>
@@ -6773,6 +7330,7 @@
               </w:rPr>
               <w:t>Notolabrus_fucicola</w:t>
             </w:r>
+            <w:proofErr w:type="spellEnd"/>
           </w:p>
         </w:tc>
         <w:tc>
@@ -6842,6 +7400,7 @@
                 <w:color w:val="000000" w:themeColor="text1"/>
               </w:rPr>
             </w:pPr>
+            <w:proofErr w:type="spellStart"/>
             <w:r>
               <w:rPr>
                 <w:rFonts w:ascii="Aptos Narrow" w:hAnsi="Aptos Narrow"/>
@@ -6851,6 +7410,7 @@
               </w:rPr>
               <w:t>Nemadactylus_macropterus</w:t>
             </w:r>
+            <w:proofErr w:type="spellEnd"/>
           </w:p>
         </w:tc>
         <w:tc>
@@ -6867,6 +7427,7 @@
                 <w:color w:val="000000" w:themeColor="text1"/>
               </w:rPr>
             </w:pPr>
+            <w:proofErr w:type="spellStart"/>
             <w:r>
               <w:rPr>
                 <w:rFonts w:ascii="Aptos Narrow" w:hAnsi="Aptos Narrow"/>
@@ -6874,6 +7435,7 @@
               </w:rPr>
               <w:t>Tarakihi</w:t>
             </w:r>
+            <w:proofErr w:type="spellEnd"/>
           </w:p>
         </w:tc>
         <w:tc>
@@ -6920,6 +7482,7 @@
                 <w:color w:val="000000" w:themeColor="text1"/>
               </w:rPr>
             </w:pPr>
+            <w:proofErr w:type="spellStart"/>
             <w:r>
               <w:rPr>
                 <w:rFonts w:ascii="Aptos Narrow" w:hAnsi="Aptos Narrow"/>
@@ -6929,6 +7492,7 @@
               </w:rPr>
               <w:t>Trachurus_japonicus</w:t>
             </w:r>
+            <w:proofErr w:type="spellEnd"/>
           </w:p>
         </w:tc>
         <w:tc>
@@ -6998,6 +7562,7 @@
                 <w:color w:val="000000" w:themeColor="text1"/>
               </w:rPr>
             </w:pPr>
+            <w:proofErr w:type="spellStart"/>
             <w:r>
               <w:rPr>
                 <w:rFonts w:ascii="Aptos Narrow" w:hAnsi="Aptos Narrow"/>
@@ -7007,6 +7572,7 @@
               </w:rPr>
               <w:t>Pagrus_auratus</w:t>
             </w:r>
+            <w:proofErr w:type="spellEnd"/>
           </w:p>
         </w:tc>
         <w:tc>
@@ -7076,6 +7642,7 @@
                 <w:color w:val="000000" w:themeColor="text1"/>
               </w:rPr>
             </w:pPr>
+            <w:proofErr w:type="spellStart"/>
             <w:r>
               <w:rPr>
                 <w:rFonts w:ascii="Aptos Narrow" w:hAnsi="Aptos Narrow"/>
@@ -7085,6 +7652,7 @@
               </w:rPr>
               <w:t>Thyrsites_atun</w:t>
             </w:r>
+            <w:proofErr w:type="spellEnd"/>
           </w:p>
         </w:tc>
         <w:tc>
@@ -7154,6 +7722,7 @@
                 <w:color w:val="000000" w:themeColor="text1"/>
               </w:rPr>
             </w:pPr>
+            <w:proofErr w:type="spellStart"/>
             <w:r>
               <w:rPr>
                 <w:rFonts w:ascii="Aptos Narrow" w:hAnsi="Aptos Narrow"/>
@@ -7163,6 +7732,7 @@
               </w:rPr>
               <w:t>Parapercis_colias</w:t>
             </w:r>
+            <w:proofErr w:type="spellEnd"/>
           </w:p>
         </w:tc>
         <w:tc>
@@ -7232,6 +7802,7 @@
                 <w:color w:val="000000" w:themeColor="text1"/>
               </w:rPr>
             </w:pPr>
+            <w:proofErr w:type="spellStart"/>
             <w:r>
               <w:rPr>
                 <w:rFonts w:ascii="Aptos Narrow" w:hAnsi="Aptos Narrow"/>
@@ -7241,6 +7812,7 @@
               </w:rPr>
               <w:t>Pseudophycis_bachus</w:t>
             </w:r>
+            <w:proofErr w:type="spellEnd"/>
           </w:p>
         </w:tc>
         <w:tc>
@@ -7310,6 +7882,7 @@
                 <w:color w:val="000000" w:themeColor="text1"/>
               </w:rPr>
             </w:pPr>
+            <w:proofErr w:type="spellStart"/>
             <w:r>
               <w:rPr>
                 <w:rFonts w:ascii="Aptos Narrow" w:hAnsi="Aptos Narrow"/>
@@ -7319,6 +7892,7 @@
               </w:rPr>
               <w:t>Pachyptila_vittata</w:t>
             </w:r>
+            <w:proofErr w:type="spellEnd"/>
           </w:p>
         </w:tc>
         <w:tc>
@@ -7388,6 +7962,7 @@
                 <w:color w:val="000000" w:themeColor="text1"/>
               </w:rPr>
             </w:pPr>
+            <w:proofErr w:type="spellStart"/>
             <w:r>
               <w:rPr>
                 <w:rFonts w:ascii="Aptos Narrow" w:hAnsi="Aptos Narrow"/>
@@ -7397,6 +7972,7 @@
               </w:rPr>
               <w:t>Puffinus_griseus</w:t>
             </w:r>
+            <w:proofErr w:type="spellEnd"/>
           </w:p>
         </w:tc>
         <w:tc>
@@ -7466,6 +8042,7 @@
                 <w:color w:val="000000" w:themeColor="text1"/>
               </w:rPr>
             </w:pPr>
+            <w:proofErr w:type="spellStart"/>
             <w:r>
               <w:rPr>
                 <w:rFonts w:ascii="Aptos Narrow" w:hAnsi="Aptos Narrow"/>
@@ -7475,6 +8052,7 @@
               </w:rPr>
               <w:t>Puffinus_gavia</w:t>
             </w:r>
+            <w:proofErr w:type="spellEnd"/>
           </w:p>
         </w:tc>
         <w:tc>
@@ -7544,6 +8122,7 @@
                 <w:color w:val="000000" w:themeColor="text1"/>
               </w:rPr>
             </w:pPr>
+            <w:proofErr w:type="spellStart"/>
             <w:r>
               <w:rPr>
                 <w:rFonts w:ascii="Aptos Narrow" w:hAnsi="Aptos Narrow"/>
@@ -7553,6 +8132,7 @@
               </w:rPr>
               <w:t>Anarhynchus_bicinctus</w:t>
             </w:r>
+            <w:proofErr w:type="spellEnd"/>
           </w:p>
         </w:tc>
         <w:tc>
@@ -7622,6 +8202,7 @@
                 <w:color w:val="000000" w:themeColor="text1"/>
               </w:rPr>
             </w:pPr>
+            <w:proofErr w:type="spellStart"/>
             <w:r>
               <w:rPr>
                 <w:rFonts w:ascii="Aptos Narrow" w:hAnsi="Aptos Narrow"/>
@@ -7631,6 +8212,7 @@
               </w:rPr>
               <w:t>Anthornis_melanura</w:t>
             </w:r>
+            <w:proofErr w:type="spellEnd"/>
           </w:p>
         </w:tc>
         <w:tc>
@@ -7700,6 +8282,7 @@
                 <w:color w:val="000000" w:themeColor="text1"/>
               </w:rPr>
             </w:pPr>
+            <w:proofErr w:type="spellStart"/>
             <w:r>
               <w:rPr>
                 <w:rFonts w:ascii="Aptos Narrow" w:hAnsi="Aptos Narrow"/>
@@ -7709,6 +8292,7 @@
               </w:rPr>
               <w:t>Cyanoramphus_novaezelandiae</w:t>
             </w:r>
+            <w:proofErr w:type="spellEnd"/>
           </w:p>
         </w:tc>
         <w:tc>
@@ -7778,6 +8362,7 @@
                 <w:color w:val="000000" w:themeColor="text1"/>
               </w:rPr>
             </w:pPr>
+            <w:proofErr w:type="spellStart"/>
             <w:r>
               <w:rPr>
                 <w:rFonts w:ascii="Aptos Narrow" w:hAnsi="Aptos Narrow"/>
@@ -7787,6 +8372,7 @@
               </w:rPr>
               <w:t>Lunella_smaragdus</w:t>
             </w:r>
+            <w:proofErr w:type="spellEnd"/>
           </w:p>
         </w:tc>
         <w:tc>
@@ -7856,6 +8442,7 @@
                 <w:color w:val="000000" w:themeColor="text1"/>
               </w:rPr>
             </w:pPr>
+            <w:proofErr w:type="spellStart"/>
             <w:r>
               <w:rPr>
                 <w:rFonts w:ascii="Aptos Narrow" w:hAnsi="Aptos Narrow"/>
@@ -7865,6 +8452,7 @@
               </w:rPr>
               <w:t>Paphies_subtriangulata</w:t>
             </w:r>
+            <w:proofErr w:type="spellEnd"/>
           </w:p>
         </w:tc>
         <w:tc>
@@ -7881,6 +8469,7 @@
                 <w:color w:val="000000" w:themeColor="text1"/>
               </w:rPr>
             </w:pPr>
+            <w:proofErr w:type="spellStart"/>
             <w:r>
               <w:rPr>
                 <w:rFonts w:ascii="Aptos Narrow" w:hAnsi="Aptos Narrow"/>
@@ -7888,6 +8477,7 @@
               </w:rPr>
               <w:t>Tuatua</w:t>
             </w:r>
+            <w:proofErr w:type="spellEnd"/>
           </w:p>
         </w:tc>
         <w:tc>
@@ -7934,6 +8524,7 @@
                 <w:color w:val="000000" w:themeColor="text1"/>
               </w:rPr>
             </w:pPr>
+            <w:proofErr w:type="spellStart"/>
             <w:r>
               <w:rPr>
                 <w:rFonts w:ascii="Aptos Narrow" w:hAnsi="Aptos Narrow"/>
@@ -7943,6 +8534,7 @@
               </w:rPr>
               <w:t>Austrovenus_stutchburyi</w:t>
             </w:r>
+            <w:proofErr w:type="spellEnd"/>
           </w:p>
         </w:tc>
         <w:tc>
@@ -8012,6 +8604,7 @@
                 <w:color w:val="000000" w:themeColor="text1"/>
               </w:rPr>
             </w:pPr>
+            <w:proofErr w:type="spellStart"/>
             <w:r>
               <w:rPr>
                 <w:rFonts w:ascii="Aptos Narrow" w:hAnsi="Aptos Narrow"/>
@@ -8021,6 +8614,7 @@
               </w:rPr>
               <w:t>Melagraphia_aethiops</w:t>
             </w:r>
+            <w:proofErr w:type="spellEnd"/>
           </w:p>
         </w:tc>
         <w:tc>
@@ -8090,6 +8684,7 @@
                 <w:color w:val="000000" w:themeColor="text1"/>
               </w:rPr>
             </w:pPr>
+            <w:proofErr w:type="spellStart"/>
             <w:r>
               <w:rPr>
                 <w:rFonts w:ascii="Aptos Narrow" w:hAnsi="Aptos Narrow"/>
@@ -8099,6 +8694,7 @@
               </w:rPr>
               <w:t>Crepidula_monoxyla</w:t>
             </w:r>
+            <w:proofErr w:type="spellEnd"/>
           </w:p>
         </w:tc>
         <w:tc>
@@ -8168,6 +8764,7 @@
                 <w:color w:val="000000" w:themeColor="text1"/>
               </w:rPr>
             </w:pPr>
+            <w:proofErr w:type="spellStart"/>
             <w:r>
               <w:rPr>
                 <w:rFonts w:ascii="Aptos Narrow" w:hAnsi="Aptos Narrow"/>
@@ -8177,6 +8774,7 @@
               </w:rPr>
               <w:t>Mytilus_edulis</w:t>
             </w:r>
+            <w:proofErr w:type="spellEnd"/>
           </w:p>
         </w:tc>
         <w:tc>
@@ -8246,6 +8844,7 @@
                 <w:color w:val="000000" w:themeColor="text1"/>
               </w:rPr>
             </w:pPr>
+            <w:proofErr w:type="spellStart"/>
             <w:r>
               <w:rPr>
                 <w:rFonts w:ascii="Aptos Narrow" w:hAnsi="Aptos Narrow"/>
@@ -8255,6 +8854,7 @@
               </w:rPr>
               <w:t>Perna_canaliculus</w:t>
             </w:r>
+            <w:proofErr w:type="spellEnd"/>
           </w:p>
         </w:tc>
         <w:tc>
@@ -8324,6 +8924,7 @@
                 <w:color w:val="000000" w:themeColor="text1"/>
               </w:rPr>
             </w:pPr>
+            <w:proofErr w:type="spellStart"/>
             <w:r>
               <w:rPr>
                 <w:rFonts w:ascii="Aptos Narrow" w:hAnsi="Aptos Narrow"/>
@@ -8333,6 +8934,7 @@
               </w:rPr>
               <w:t>Paphies_australis</w:t>
             </w:r>
+            <w:proofErr w:type="spellEnd"/>
           </w:p>
         </w:tc>
         <w:tc>
@@ -8402,6 +9004,7 @@
                 <w:color w:val="000000" w:themeColor="text1"/>
               </w:rPr>
             </w:pPr>
+            <w:proofErr w:type="spellStart"/>
             <w:r>
               <w:rPr>
                 <w:rFonts w:ascii="Aptos Narrow" w:hAnsi="Aptos Narrow"/>
@@ -8411,6 +9014,7 @@
               </w:rPr>
               <w:t>Cellana_strigilis</w:t>
             </w:r>
+            <w:proofErr w:type="spellEnd"/>
           </w:p>
         </w:tc>
         <w:tc>
@@ -8486,8 +9090,19 @@
                 <w:iCs/>
                 <w:color w:val="000000" w:themeColor="text1"/>
               </w:rPr>
-              <w:t>Pterodroma cookii</w:t>
-            </w:r>
+              <w:t xml:space="preserve">Pterodroma </w:t>
+            </w:r>
+            <w:proofErr w:type="spellStart"/>
+            <w:r>
+              <w:rPr>
+                <w:rFonts w:ascii="Aptos Narrow" w:hAnsi="Aptos Narrow"/>
+                <w:i/>
+                <w:iCs/>
+                <w:color w:val="000000" w:themeColor="text1"/>
+              </w:rPr>
+              <w:t>cookii</w:t>
+            </w:r>
+            <w:proofErr w:type="spellEnd"/>
           </w:p>
         </w:tc>
         <w:tc>
@@ -8636,8 +9251,19 @@
                 <w:iCs/>
                 <w:color w:val="000000" w:themeColor="text1"/>
               </w:rPr>
-              <w:t>Phalacrocorax varius</w:t>
-            </w:r>
+              <w:t xml:space="preserve">Phalacrocorax </w:t>
+            </w:r>
+            <w:proofErr w:type="spellStart"/>
+            <w:r>
+              <w:rPr>
+                <w:rFonts w:ascii="Aptos Narrow" w:hAnsi="Aptos Narrow"/>
+                <w:i/>
+                <w:iCs/>
+                <w:color w:val="000000" w:themeColor="text1"/>
+              </w:rPr>
+              <w:t>varius</w:t>
+            </w:r>
+            <w:proofErr w:type="spellEnd"/>
           </w:p>
         </w:tc>
         <w:tc>
@@ -8779,15 +9405,37 @@
                 <w:color w:val="000000" w:themeColor="text1"/>
               </w:rPr>
             </w:pPr>
-            <w:r>
-              <w:rPr>
-                <w:rFonts w:ascii="Aptos Narrow" w:hAnsi="Aptos Narrow"/>
-                <w:i/>
-                <w:iCs/>
-                <w:color w:val="000000" w:themeColor="text1"/>
-              </w:rPr>
-              <w:t>Thalassarche cauta</w:t>
-            </w:r>
+            <w:proofErr w:type="spellStart"/>
+            <w:r>
+              <w:rPr>
+                <w:rFonts w:ascii="Aptos Narrow" w:hAnsi="Aptos Narrow"/>
+                <w:i/>
+                <w:iCs/>
+                <w:color w:val="000000" w:themeColor="text1"/>
+              </w:rPr>
+              <w:t>Thalassarche</w:t>
+            </w:r>
+            <w:proofErr w:type="spellEnd"/>
+            <w:r>
+              <w:rPr>
+                <w:rFonts w:ascii="Aptos Narrow" w:hAnsi="Aptos Narrow"/>
+                <w:i/>
+                <w:iCs/>
+                <w:color w:val="000000" w:themeColor="text1"/>
+              </w:rPr>
+              <w:t xml:space="preserve"> </w:t>
+            </w:r>
+            <w:proofErr w:type="spellStart"/>
+            <w:r>
+              <w:rPr>
+                <w:rFonts w:ascii="Aptos Narrow" w:hAnsi="Aptos Narrow"/>
+                <w:i/>
+                <w:iCs/>
+                <w:color w:val="000000" w:themeColor="text1"/>
+              </w:rPr>
+              <w:t>cauta</w:t>
+            </w:r>
+            <w:proofErr w:type="spellEnd"/>
           </w:p>
         </w:tc>
         <w:tc>
@@ -8943,15 +9591,37 @@
                 <w:color w:val="000000" w:themeColor="text1"/>
               </w:rPr>
             </w:pPr>
-            <w:r>
-              <w:rPr>
-                <w:rFonts w:ascii="Aptos Narrow" w:hAnsi="Aptos Narrow"/>
-                <w:i/>
-                <w:iCs/>
-                <w:color w:val="000000" w:themeColor="text1"/>
-              </w:rPr>
-              <w:t>Diloma nigerrima</w:t>
-            </w:r>
+            <w:proofErr w:type="spellStart"/>
+            <w:r>
+              <w:rPr>
+                <w:rFonts w:ascii="Aptos Narrow" w:hAnsi="Aptos Narrow"/>
+                <w:i/>
+                <w:iCs/>
+                <w:color w:val="000000" w:themeColor="text1"/>
+              </w:rPr>
+              <w:t>Diloma</w:t>
+            </w:r>
+            <w:proofErr w:type="spellEnd"/>
+            <w:r>
+              <w:rPr>
+                <w:rFonts w:ascii="Aptos Narrow" w:hAnsi="Aptos Narrow"/>
+                <w:i/>
+                <w:iCs/>
+                <w:color w:val="000000" w:themeColor="text1"/>
+              </w:rPr>
+              <w:t xml:space="preserve"> </w:t>
+            </w:r>
+            <w:proofErr w:type="spellStart"/>
+            <w:r>
+              <w:rPr>
+                <w:rFonts w:ascii="Aptos Narrow" w:hAnsi="Aptos Narrow"/>
+                <w:i/>
+                <w:iCs/>
+                <w:color w:val="000000" w:themeColor="text1"/>
+              </w:rPr>
+              <w:t>nigerrima</w:t>
+            </w:r>
+            <w:proofErr w:type="spellEnd"/>
           </w:p>
         </w:tc>
         <w:tc>
@@ -9018,14 +9688,25 @@
                 <w:color w:val="000000" w:themeColor="text1"/>
               </w:rPr>
             </w:pPr>
-            <w:r>
-              <w:rPr>
-                <w:rFonts w:ascii="Aptos Narrow" w:hAnsi="Aptos Narrow"/>
-                <w:i/>
-                <w:iCs/>
-                <w:color w:val="000000" w:themeColor="text1"/>
-              </w:rPr>
-              <w:t>Cookia sulcata</w:t>
+            <w:proofErr w:type="spellStart"/>
+            <w:r>
+              <w:rPr>
+                <w:rFonts w:ascii="Aptos Narrow" w:hAnsi="Aptos Narrow"/>
+                <w:i/>
+                <w:iCs/>
+                <w:color w:val="000000" w:themeColor="text1"/>
+              </w:rPr>
+              <w:t>Cookia</w:t>
+            </w:r>
+            <w:proofErr w:type="spellEnd"/>
+            <w:r>
+              <w:rPr>
+                <w:rFonts w:ascii="Aptos Narrow" w:hAnsi="Aptos Narrow"/>
+                <w:i/>
+                <w:iCs/>
+                <w:color w:val="000000" w:themeColor="text1"/>
+              </w:rPr>
+              <w:t xml:space="preserve"> sulcata</w:t>
             </w:r>
           </w:p>
         </w:tc>
@@ -9093,14 +9774,25 @@
                 <w:color w:val="000000" w:themeColor="text1"/>
               </w:rPr>
             </w:pPr>
-            <w:r>
-              <w:rPr>
-                <w:rFonts w:ascii="Aptos Narrow" w:hAnsi="Aptos Narrow"/>
-                <w:i/>
-                <w:iCs/>
-                <w:color w:val="000000" w:themeColor="text1"/>
-              </w:rPr>
-              <w:t>Pelicaria vermis</w:t>
+            <w:proofErr w:type="spellStart"/>
+            <w:r>
+              <w:rPr>
+                <w:rFonts w:ascii="Aptos Narrow" w:hAnsi="Aptos Narrow"/>
+                <w:i/>
+                <w:iCs/>
+                <w:color w:val="000000" w:themeColor="text1"/>
+              </w:rPr>
+              <w:t>Pelicaria</w:t>
+            </w:r>
+            <w:proofErr w:type="spellEnd"/>
+            <w:r>
+              <w:rPr>
+                <w:rFonts w:ascii="Aptos Narrow" w:hAnsi="Aptos Narrow"/>
+                <w:i/>
+                <w:iCs/>
+                <w:color w:val="000000" w:themeColor="text1"/>
+              </w:rPr>
+              <w:t xml:space="preserve"> vermis</w:t>
             </w:r>
           </w:p>
         </w:tc>
@@ -9168,15 +9860,37 @@
                 <w:color w:val="000000" w:themeColor="text1"/>
               </w:rPr>
             </w:pPr>
-            <w:r>
-              <w:rPr>
-                <w:rFonts w:ascii="Aptos Narrow" w:hAnsi="Aptos Narrow"/>
-                <w:i/>
-                <w:iCs/>
-                <w:color w:val="000000" w:themeColor="text1"/>
-              </w:rPr>
-              <w:t>Argobuccinum pustulosum</w:t>
-            </w:r>
+            <w:proofErr w:type="spellStart"/>
+            <w:r>
+              <w:rPr>
+                <w:rFonts w:ascii="Aptos Narrow" w:hAnsi="Aptos Narrow"/>
+                <w:i/>
+                <w:iCs/>
+                <w:color w:val="000000" w:themeColor="text1"/>
+              </w:rPr>
+              <w:t>Argobuccinum</w:t>
+            </w:r>
+            <w:proofErr w:type="spellEnd"/>
+            <w:r>
+              <w:rPr>
+                <w:rFonts w:ascii="Aptos Narrow" w:hAnsi="Aptos Narrow"/>
+                <w:i/>
+                <w:iCs/>
+                <w:color w:val="000000" w:themeColor="text1"/>
+              </w:rPr>
+              <w:t xml:space="preserve"> </w:t>
+            </w:r>
+            <w:proofErr w:type="spellStart"/>
+            <w:r>
+              <w:rPr>
+                <w:rFonts w:ascii="Aptos Narrow" w:hAnsi="Aptos Narrow"/>
+                <w:i/>
+                <w:iCs/>
+                <w:color w:val="000000" w:themeColor="text1"/>
+              </w:rPr>
+              <w:t>pustulosum</w:t>
+            </w:r>
+            <w:proofErr w:type="spellEnd"/>
           </w:p>
         </w:tc>
         <w:tc>
@@ -9243,15 +9957,37 @@
                 <w:color w:val="000000" w:themeColor="text1"/>
               </w:rPr>
             </w:pPr>
-            <w:r>
-              <w:rPr>
-                <w:rFonts w:ascii="Aptos Narrow" w:hAnsi="Aptos Narrow"/>
-                <w:i/>
-                <w:iCs/>
-                <w:color w:val="000000" w:themeColor="text1"/>
-              </w:rPr>
-              <w:t>Dicathais orbita</w:t>
-            </w:r>
+            <w:proofErr w:type="spellStart"/>
+            <w:r>
+              <w:rPr>
+                <w:rFonts w:ascii="Aptos Narrow" w:hAnsi="Aptos Narrow"/>
+                <w:i/>
+                <w:iCs/>
+                <w:color w:val="000000" w:themeColor="text1"/>
+              </w:rPr>
+              <w:t>Dicathais</w:t>
+            </w:r>
+            <w:proofErr w:type="spellEnd"/>
+            <w:r>
+              <w:rPr>
+                <w:rFonts w:ascii="Aptos Narrow" w:hAnsi="Aptos Narrow"/>
+                <w:i/>
+                <w:iCs/>
+                <w:color w:val="000000" w:themeColor="text1"/>
+              </w:rPr>
+              <w:t xml:space="preserve"> </w:t>
+            </w:r>
+            <w:proofErr w:type="spellStart"/>
+            <w:r>
+              <w:rPr>
+                <w:rFonts w:ascii="Aptos Narrow" w:hAnsi="Aptos Narrow"/>
+                <w:i/>
+                <w:iCs/>
+                <w:color w:val="000000" w:themeColor="text1"/>
+              </w:rPr>
+              <w:t>orbita</w:t>
+            </w:r>
+            <w:proofErr w:type="spellEnd"/>
           </w:p>
         </w:tc>
         <w:tc>
@@ -9318,15 +10054,37 @@
                 <w:color w:val="000000" w:themeColor="text1"/>
               </w:rPr>
             </w:pPr>
-            <w:r>
-              <w:rPr>
-                <w:rFonts w:ascii="Aptos Narrow" w:hAnsi="Aptos Narrow"/>
-                <w:i/>
-                <w:iCs/>
-                <w:color w:val="000000" w:themeColor="text1"/>
-              </w:rPr>
-              <w:t>Bostrycapulus pritzkeri</w:t>
-            </w:r>
+            <w:proofErr w:type="spellStart"/>
+            <w:r>
+              <w:rPr>
+                <w:rFonts w:ascii="Aptos Narrow" w:hAnsi="Aptos Narrow"/>
+                <w:i/>
+                <w:iCs/>
+                <w:color w:val="000000" w:themeColor="text1"/>
+              </w:rPr>
+              <w:t>Bostrycapulus</w:t>
+            </w:r>
+            <w:proofErr w:type="spellEnd"/>
+            <w:r>
+              <w:rPr>
+                <w:rFonts w:ascii="Aptos Narrow" w:hAnsi="Aptos Narrow"/>
+                <w:i/>
+                <w:iCs/>
+                <w:color w:val="000000" w:themeColor="text1"/>
+              </w:rPr>
+              <w:t xml:space="preserve"> </w:t>
+            </w:r>
+            <w:proofErr w:type="spellStart"/>
+            <w:r>
+              <w:rPr>
+                <w:rFonts w:ascii="Aptos Narrow" w:hAnsi="Aptos Narrow"/>
+                <w:i/>
+                <w:iCs/>
+                <w:color w:val="000000" w:themeColor="text1"/>
+              </w:rPr>
+              <w:t>pritzkeri</w:t>
+            </w:r>
+            <w:proofErr w:type="spellEnd"/>
             <w:r>
               <w:rPr>
                 <w:rFonts w:ascii="Aptos Narrow" w:hAnsi="Aptos Narrow"/>
@@ -9336,15 +10094,37 @@
               </w:rPr>
               <w:t xml:space="preserve"> / </w:t>
             </w:r>
-            <w:r>
-              <w:rPr>
-                <w:rFonts w:ascii="Aptos Narrow" w:hAnsi="Aptos Narrow"/>
-                <w:i/>
-                <w:iCs/>
-                <w:color w:val="000000" w:themeColor="text1"/>
-              </w:rPr>
-              <w:t>Maoricrypta costata</w:t>
-            </w:r>
+            <w:proofErr w:type="spellStart"/>
+            <w:r>
+              <w:rPr>
+                <w:rFonts w:ascii="Aptos Narrow" w:hAnsi="Aptos Narrow"/>
+                <w:i/>
+                <w:iCs/>
+                <w:color w:val="000000" w:themeColor="text1"/>
+              </w:rPr>
+              <w:t>Maoricrypta</w:t>
+            </w:r>
+            <w:proofErr w:type="spellEnd"/>
+            <w:r>
+              <w:rPr>
+                <w:rFonts w:ascii="Aptos Narrow" w:hAnsi="Aptos Narrow"/>
+                <w:i/>
+                <w:iCs/>
+                <w:color w:val="000000" w:themeColor="text1"/>
+              </w:rPr>
+              <w:t xml:space="preserve"> </w:t>
+            </w:r>
+            <w:proofErr w:type="spellStart"/>
+            <w:r>
+              <w:rPr>
+                <w:rFonts w:ascii="Aptos Narrow" w:hAnsi="Aptos Narrow"/>
+                <w:i/>
+                <w:iCs/>
+                <w:color w:val="000000" w:themeColor="text1"/>
+              </w:rPr>
+              <w:t>costata</w:t>
+            </w:r>
+            <w:proofErr w:type="spellEnd"/>
           </w:p>
         </w:tc>
         <w:tc>
@@ -9411,15 +10191,37 @@
                 <w:color w:val="000000" w:themeColor="text1"/>
               </w:rPr>
             </w:pPr>
-            <w:r>
-              <w:rPr>
-                <w:rFonts w:ascii="Aptos Narrow" w:hAnsi="Aptos Narrow"/>
-                <w:i/>
-                <w:iCs/>
-                <w:color w:val="000000" w:themeColor="text1"/>
-              </w:rPr>
-              <w:t>Zeacumantus subcarinatus</w:t>
-            </w:r>
+            <w:proofErr w:type="spellStart"/>
+            <w:r>
+              <w:rPr>
+                <w:rFonts w:ascii="Aptos Narrow" w:hAnsi="Aptos Narrow"/>
+                <w:i/>
+                <w:iCs/>
+                <w:color w:val="000000" w:themeColor="text1"/>
+              </w:rPr>
+              <w:t>Zeacumantus</w:t>
+            </w:r>
+            <w:proofErr w:type="spellEnd"/>
+            <w:r>
+              <w:rPr>
+                <w:rFonts w:ascii="Aptos Narrow" w:hAnsi="Aptos Narrow"/>
+                <w:i/>
+                <w:iCs/>
+                <w:color w:val="000000" w:themeColor="text1"/>
+              </w:rPr>
+              <w:t xml:space="preserve"> </w:t>
+            </w:r>
+            <w:proofErr w:type="spellStart"/>
+            <w:r>
+              <w:rPr>
+                <w:rFonts w:ascii="Aptos Narrow" w:hAnsi="Aptos Narrow"/>
+                <w:i/>
+                <w:iCs/>
+                <w:color w:val="000000" w:themeColor="text1"/>
+              </w:rPr>
+              <w:t>subcarinatus</w:t>
+            </w:r>
+            <w:proofErr w:type="spellEnd"/>
           </w:p>
         </w:tc>
         <w:tc>
@@ -9486,6 +10288,7 @@
                 <w:color w:val="000000" w:themeColor="text1"/>
               </w:rPr>
             </w:pPr>
+            <w:proofErr w:type="spellStart"/>
             <w:r>
               <w:rPr>
                 <w:rFonts w:ascii="Aptos Narrow" w:hAnsi="Aptos Narrow"/>
@@ -9494,8 +10297,29 @@
                 <w:color w:val="000000" w:themeColor="text1"/>
               </w:rPr>
               <w:lastRenderedPageBreak/>
-              <w:t>Myliobatis tenuicaudatus</w:t>
-            </w:r>
+              <w:t>Myliobatis</w:t>
+            </w:r>
+            <w:proofErr w:type="spellEnd"/>
+            <w:r>
+              <w:rPr>
+                <w:rFonts w:ascii="Aptos Narrow" w:hAnsi="Aptos Narrow"/>
+                <w:i/>
+                <w:iCs/>
+                <w:color w:val="000000" w:themeColor="text1"/>
+              </w:rPr>
+              <w:t xml:space="preserve"> </w:t>
+            </w:r>
+            <w:proofErr w:type="spellStart"/>
+            <w:r>
+              <w:rPr>
+                <w:rFonts w:ascii="Aptos Narrow" w:hAnsi="Aptos Narrow"/>
+                <w:i/>
+                <w:iCs/>
+                <w:color w:val="000000" w:themeColor="text1"/>
+              </w:rPr>
+              <w:t>tenuicaudatus</w:t>
+            </w:r>
+            <w:proofErr w:type="spellEnd"/>
           </w:p>
         </w:tc>
         <w:tc>
@@ -9569,8 +10393,19 @@
                 <w:iCs/>
                 <w:color w:val="000000" w:themeColor="text1"/>
               </w:rPr>
-              <w:t>Polyprion oxygeneios</w:t>
-            </w:r>
+              <w:t xml:space="preserve">Polyprion </w:t>
+            </w:r>
+            <w:proofErr w:type="spellStart"/>
+            <w:r>
+              <w:rPr>
+                <w:rFonts w:ascii="Aptos Narrow" w:hAnsi="Aptos Narrow"/>
+                <w:i/>
+                <w:iCs/>
+                <w:color w:val="000000" w:themeColor="text1"/>
+              </w:rPr>
+              <w:t>oxygeneios</w:t>
+            </w:r>
+            <w:proofErr w:type="spellEnd"/>
           </w:p>
         </w:tc>
         <w:tc>
@@ -9586,6 +10421,7 @@
                 <w:color w:val="000000" w:themeColor="text1"/>
               </w:rPr>
             </w:pPr>
+            <w:proofErr w:type="spellStart"/>
             <w:r>
               <w:rPr>
                 <w:rFonts w:ascii="Aptos Narrow" w:hAnsi="Aptos Narrow"/>
@@ -9593,6 +10429,7 @@
               </w:rPr>
               <w:t>Hāpuku</w:t>
             </w:r>
+            <w:proofErr w:type="spellEnd"/>
           </w:p>
         </w:tc>
         <w:tc>
@@ -9637,15 +10474,37 @@
                 <w:color w:val="000000" w:themeColor="text1"/>
               </w:rPr>
             </w:pPr>
-            <w:r>
-              <w:rPr>
-                <w:rFonts w:ascii="Aptos Narrow" w:hAnsi="Aptos Narrow"/>
-                <w:i/>
-                <w:iCs/>
-                <w:color w:val="000000" w:themeColor="text1"/>
-              </w:rPr>
-              <w:t>Pseudocaranx georgianus</w:t>
-            </w:r>
+            <w:proofErr w:type="spellStart"/>
+            <w:r>
+              <w:rPr>
+                <w:rFonts w:ascii="Aptos Narrow" w:hAnsi="Aptos Narrow"/>
+                <w:i/>
+                <w:iCs/>
+                <w:color w:val="000000" w:themeColor="text1"/>
+              </w:rPr>
+              <w:t>Pseudocaranx</w:t>
+            </w:r>
+            <w:proofErr w:type="spellEnd"/>
+            <w:r>
+              <w:rPr>
+                <w:rFonts w:ascii="Aptos Narrow" w:hAnsi="Aptos Narrow"/>
+                <w:i/>
+                <w:iCs/>
+                <w:color w:val="000000" w:themeColor="text1"/>
+              </w:rPr>
+              <w:t xml:space="preserve"> </w:t>
+            </w:r>
+            <w:proofErr w:type="spellStart"/>
+            <w:r>
+              <w:rPr>
+                <w:rFonts w:ascii="Aptos Narrow" w:hAnsi="Aptos Narrow"/>
+                <w:i/>
+                <w:iCs/>
+                <w:color w:val="000000" w:themeColor="text1"/>
+              </w:rPr>
+              <w:t>georgianus</w:t>
+            </w:r>
+            <w:proofErr w:type="spellEnd"/>
           </w:p>
         </w:tc>
         <w:tc>
@@ -9719,8 +10578,19 @@
                 <w:iCs/>
                 <w:color w:val="000000" w:themeColor="text1"/>
               </w:rPr>
-              <w:t>Spatula rhynchotis</w:t>
-            </w:r>
+              <w:t xml:space="preserve">Spatula </w:t>
+            </w:r>
+            <w:proofErr w:type="spellStart"/>
+            <w:r>
+              <w:rPr>
+                <w:rFonts w:ascii="Aptos Narrow" w:hAnsi="Aptos Narrow"/>
+                <w:i/>
+                <w:iCs/>
+                <w:color w:val="000000" w:themeColor="text1"/>
+              </w:rPr>
+              <w:t>rhynchotis</w:t>
+            </w:r>
+            <w:proofErr w:type="spellEnd"/>
           </w:p>
         </w:tc>
         <w:tc>
@@ -9794,8 +10664,19 @@
                 <w:iCs/>
                 <w:color w:val="000000" w:themeColor="text1"/>
               </w:rPr>
-              <w:t>Phalacrocorax melanoleucos</w:t>
-            </w:r>
+              <w:t xml:space="preserve">Phalacrocorax </w:t>
+            </w:r>
+            <w:proofErr w:type="spellStart"/>
+            <w:r>
+              <w:rPr>
+                <w:rFonts w:ascii="Aptos Narrow" w:hAnsi="Aptos Narrow"/>
+                <w:i/>
+                <w:iCs/>
+                <w:color w:val="000000" w:themeColor="text1"/>
+              </w:rPr>
+              <w:t>melanoleucos</w:t>
+            </w:r>
+            <w:proofErr w:type="spellEnd"/>
           </w:p>
         </w:tc>
         <w:tc>
@@ -9937,14 +10818,25 @@
                 <w:color w:val="000000" w:themeColor="text1"/>
               </w:rPr>
             </w:pPr>
-            <w:r>
-              <w:rPr>
-                <w:rFonts w:ascii="Aptos Narrow" w:hAnsi="Aptos Narrow"/>
-                <w:i/>
-                <w:iCs/>
-                <w:color w:val="000000" w:themeColor="text1"/>
-              </w:rPr>
-              <w:t>Haematopus unicolor</w:t>
+            <w:proofErr w:type="spellStart"/>
+            <w:r>
+              <w:rPr>
+                <w:rFonts w:ascii="Aptos Narrow" w:hAnsi="Aptos Narrow"/>
+                <w:i/>
+                <w:iCs/>
+                <w:color w:val="000000" w:themeColor="text1"/>
+              </w:rPr>
+              <w:t>Haematopus</w:t>
+            </w:r>
+            <w:proofErr w:type="spellEnd"/>
+            <w:r>
+              <w:rPr>
+                <w:rFonts w:ascii="Aptos Narrow" w:hAnsi="Aptos Narrow"/>
+                <w:i/>
+                <w:iCs/>
+                <w:color w:val="000000" w:themeColor="text1"/>
+              </w:rPr>
+              <w:t xml:space="preserve"> unicolor</w:t>
             </w:r>
           </w:p>
         </w:tc>
@@ -10012,15 +10904,37 @@
                 <w:color w:val="000000" w:themeColor="text1"/>
               </w:rPr>
             </w:pPr>
-            <w:r>
-              <w:rPr>
-                <w:rFonts w:ascii="Aptos Narrow" w:hAnsi="Aptos Narrow"/>
-                <w:i/>
-                <w:iCs/>
-                <w:color w:val="000000" w:themeColor="text1"/>
-              </w:rPr>
-              <w:t>Austrolittorina antipodum</w:t>
-            </w:r>
+            <w:proofErr w:type="spellStart"/>
+            <w:r>
+              <w:rPr>
+                <w:rFonts w:ascii="Aptos Narrow" w:hAnsi="Aptos Narrow"/>
+                <w:i/>
+                <w:iCs/>
+                <w:color w:val="000000" w:themeColor="text1"/>
+              </w:rPr>
+              <w:t>Austrolittorina</w:t>
+            </w:r>
+            <w:proofErr w:type="spellEnd"/>
+            <w:r>
+              <w:rPr>
+                <w:rFonts w:ascii="Aptos Narrow" w:hAnsi="Aptos Narrow"/>
+                <w:i/>
+                <w:iCs/>
+                <w:color w:val="000000" w:themeColor="text1"/>
+              </w:rPr>
+              <w:t xml:space="preserve"> </w:t>
+            </w:r>
+            <w:proofErr w:type="spellStart"/>
+            <w:r>
+              <w:rPr>
+                <w:rFonts w:ascii="Aptos Narrow" w:hAnsi="Aptos Narrow"/>
+                <w:i/>
+                <w:iCs/>
+                <w:color w:val="000000" w:themeColor="text1"/>
+              </w:rPr>
+              <w:t>antipodum</w:t>
+            </w:r>
+            <w:proofErr w:type="spellEnd"/>
           </w:p>
         </w:tc>
         <w:tc>
@@ -10087,15 +11001,37 @@
                 <w:color w:val="000000" w:themeColor="text1"/>
               </w:rPr>
             </w:pPr>
-            <w:r>
-              <w:rPr>
-                <w:rFonts w:ascii="Aptos Narrow" w:hAnsi="Aptos Narrow"/>
-                <w:i/>
-                <w:iCs/>
-                <w:color w:val="000000" w:themeColor="text1"/>
-              </w:rPr>
-              <w:t>Modelia granosa</w:t>
-            </w:r>
+            <w:proofErr w:type="spellStart"/>
+            <w:r>
+              <w:rPr>
+                <w:rFonts w:ascii="Aptos Narrow" w:hAnsi="Aptos Narrow"/>
+                <w:i/>
+                <w:iCs/>
+                <w:color w:val="000000" w:themeColor="text1"/>
+              </w:rPr>
+              <w:t>Modelia</w:t>
+            </w:r>
+            <w:proofErr w:type="spellEnd"/>
+            <w:r>
+              <w:rPr>
+                <w:rFonts w:ascii="Aptos Narrow" w:hAnsi="Aptos Narrow"/>
+                <w:i/>
+                <w:iCs/>
+                <w:color w:val="000000" w:themeColor="text1"/>
+              </w:rPr>
+              <w:t xml:space="preserve"> </w:t>
+            </w:r>
+            <w:proofErr w:type="spellStart"/>
+            <w:r>
+              <w:rPr>
+                <w:rFonts w:ascii="Aptos Narrow" w:hAnsi="Aptos Narrow"/>
+                <w:i/>
+                <w:iCs/>
+                <w:color w:val="000000" w:themeColor="text1"/>
+              </w:rPr>
+              <w:t>granosa</w:t>
+            </w:r>
+            <w:proofErr w:type="spellEnd"/>
           </w:p>
         </w:tc>
         <w:tc>
@@ -10162,15 +11098,37 @@
                 <w:color w:val="000000" w:themeColor="text1"/>
               </w:rPr>
             </w:pPr>
-            <w:r>
-              <w:rPr>
-                <w:rFonts w:ascii="Aptos Narrow" w:hAnsi="Aptos Narrow"/>
-                <w:i/>
-                <w:iCs/>
-                <w:color w:val="000000" w:themeColor="text1"/>
-              </w:rPr>
-              <w:t>Evechinus chloroticus</w:t>
-            </w:r>
+            <w:proofErr w:type="spellStart"/>
+            <w:r>
+              <w:rPr>
+                <w:rFonts w:ascii="Aptos Narrow" w:hAnsi="Aptos Narrow"/>
+                <w:i/>
+                <w:iCs/>
+                <w:color w:val="000000" w:themeColor="text1"/>
+              </w:rPr>
+              <w:t>Evechinus</w:t>
+            </w:r>
+            <w:proofErr w:type="spellEnd"/>
+            <w:r>
+              <w:rPr>
+                <w:rFonts w:ascii="Aptos Narrow" w:hAnsi="Aptos Narrow"/>
+                <w:i/>
+                <w:iCs/>
+                <w:color w:val="000000" w:themeColor="text1"/>
+              </w:rPr>
+              <w:t xml:space="preserve"> </w:t>
+            </w:r>
+            <w:proofErr w:type="spellStart"/>
+            <w:r>
+              <w:rPr>
+                <w:rFonts w:ascii="Aptos Narrow" w:hAnsi="Aptos Narrow"/>
+                <w:i/>
+                <w:iCs/>
+                <w:color w:val="000000" w:themeColor="text1"/>
+              </w:rPr>
+              <w:t>chloroticus</w:t>
+            </w:r>
+            <w:proofErr w:type="spellEnd"/>
           </w:p>
         </w:tc>
         <w:tc>
@@ -10387,15 +11345,37 @@
                 <w:color w:val="000000" w:themeColor="text1"/>
               </w:rPr>
             </w:pPr>
-            <w:r>
-              <w:rPr>
-                <w:rFonts w:ascii="Aptos Narrow" w:hAnsi="Aptos Narrow"/>
-                <w:i/>
-                <w:iCs/>
-                <w:color w:val="000000" w:themeColor="text1"/>
-              </w:rPr>
-              <w:t>Zethalia zelandica</w:t>
-            </w:r>
+            <w:proofErr w:type="spellStart"/>
+            <w:r>
+              <w:rPr>
+                <w:rFonts w:ascii="Aptos Narrow" w:hAnsi="Aptos Narrow"/>
+                <w:i/>
+                <w:iCs/>
+                <w:color w:val="000000" w:themeColor="text1"/>
+              </w:rPr>
+              <w:t>Zethalia</w:t>
+            </w:r>
+            <w:proofErr w:type="spellEnd"/>
+            <w:r>
+              <w:rPr>
+                <w:rFonts w:ascii="Aptos Narrow" w:hAnsi="Aptos Narrow"/>
+                <w:i/>
+                <w:iCs/>
+                <w:color w:val="000000" w:themeColor="text1"/>
+              </w:rPr>
+              <w:t xml:space="preserve"> </w:t>
+            </w:r>
+            <w:proofErr w:type="spellStart"/>
+            <w:r>
+              <w:rPr>
+                <w:rFonts w:ascii="Aptos Narrow" w:hAnsi="Aptos Narrow"/>
+                <w:i/>
+                <w:iCs/>
+                <w:color w:val="000000" w:themeColor="text1"/>
+              </w:rPr>
+              <w:t>zelandica</w:t>
+            </w:r>
+            <w:proofErr w:type="spellEnd"/>
           </w:p>
         </w:tc>
         <w:tc>
@@ -10462,15 +11442,37 @@
                 <w:color w:val="000000" w:themeColor="text1"/>
               </w:rPr>
             </w:pPr>
-            <w:r>
-              <w:rPr>
-                <w:rFonts w:ascii="Aptos Narrow" w:hAnsi="Aptos Narrow"/>
-                <w:i/>
-                <w:iCs/>
-                <w:color w:val="000000" w:themeColor="text1"/>
-              </w:rPr>
-              <w:t>Powelliphanta hochstetteri</w:t>
-            </w:r>
+            <w:proofErr w:type="spellStart"/>
+            <w:r>
+              <w:rPr>
+                <w:rFonts w:ascii="Aptos Narrow" w:hAnsi="Aptos Narrow"/>
+                <w:i/>
+                <w:iCs/>
+                <w:color w:val="000000" w:themeColor="text1"/>
+              </w:rPr>
+              <w:t>Powelliphanta</w:t>
+            </w:r>
+            <w:proofErr w:type="spellEnd"/>
+            <w:r>
+              <w:rPr>
+                <w:rFonts w:ascii="Aptos Narrow" w:hAnsi="Aptos Narrow"/>
+                <w:i/>
+                <w:iCs/>
+                <w:color w:val="000000" w:themeColor="text1"/>
+              </w:rPr>
+              <w:t xml:space="preserve"> </w:t>
+            </w:r>
+            <w:proofErr w:type="spellStart"/>
+            <w:r>
+              <w:rPr>
+                <w:rFonts w:ascii="Aptos Narrow" w:hAnsi="Aptos Narrow"/>
+                <w:i/>
+                <w:iCs/>
+                <w:color w:val="000000" w:themeColor="text1"/>
+              </w:rPr>
+              <w:t>hochstetteri</w:t>
+            </w:r>
+            <w:proofErr w:type="spellEnd"/>
           </w:p>
         </w:tc>
         <w:tc>
@@ -10537,15 +11539,37 @@
                 <w:color w:val="000000" w:themeColor="text1"/>
               </w:rPr>
             </w:pPr>
-            <w:r>
-              <w:rPr>
-                <w:rFonts w:ascii="Aptos Narrow" w:hAnsi="Aptos Narrow"/>
-                <w:i/>
-                <w:iCs/>
-                <w:color w:val="000000" w:themeColor="text1"/>
-              </w:rPr>
-              <w:t>Powelliphanta patrickensis</w:t>
-            </w:r>
+            <w:proofErr w:type="spellStart"/>
+            <w:r>
+              <w:rPr>
+                <w:rFonts w:ascii="Aptos Narrow" w:hAnsi="Aptos Narrow"/>
+                <w:i/>
+                <w:iCs/>
+                <w:color w:val="000000" w:themeColor="text1"/>
+              </w:rPr>
+              <w:t>Powelliphanta</w:t>
+            </w:r>
+            <w:proofErr w:type="spellEnd"/>
+            <w:r>
+              <w:rPr>
+                <w:rFonts w:ascii="Aptos Narrow" w:hAnsi="Aptos Narrow"/>
+                <w:i/>
+                <w:iCs/>
+                <w:color w:val="000000" w:themeColor="text1"/>
+              </w:rPr>
+              <w:t xml:space="preserve"> </w:t>
+            </w:r>
+            <w:proofErr w:type="spellStart"/>
+            <w:r>
+              <w:rPr>
+                <w:rFonts w:ascii="Aptos Narrow" w:hAnsi="Aptos Narrow"/>
+                <w:i/>
+                <w:iCs/>
+                <w:color w:val="000000" w:themeColor="text1"/>
+              </w:rPr>
+              <w:t>patrickensis</w:t>
+            </w:r>
+            <w:proofErr w:type="spellEnd"/>
           </w:p>
         </w:tc>
         <w:tc>
@@ -10612,15 +11636,57 @@
                 <w:color w:val="000000" w:themeColor="text1"/>
               </w:rPr>
             </w:pPr>
-            <w:r>
-              <w:rPr>
-                <w:rFonts w:ascii="Aptos Narrow" w:hAnsi="Aptos Narrow"/>
-                <w:i/>
-                <w:iCs/>
-                <w:color w:val="000000" w:themeColor="text1"/>
-              </w:rPr>
-              <w:t>Aulacomya atra Māoriana</w:t>
-            </w:r>
+            <w:proofErr w:type="spellStart"/>
+            <w:r>
+              <w:rPr>
+                <w:rFonts w:ascii="Aptos Narrow" w:hAnsi="Aptos Narrow"/>
+                <w:i/>
+                <w:iCs/>
+                <w:color w:val="000000" w:themeColor="text1"/>
+              </w:rPr>
+              <w:t>Aulacomya</w:t>
+            </w:r>
+            <w:proofErr w:type="spellEnd"/>
+            <w:r>
+              <w:rPr>
+                <w:rFonts w:ascii="Aptos Narrow" w:hAnsi="Aptos Narrow"/>
+                <w:i/>
+                <w:iCs/>
+                <w:color w:val="000000" w:themeColor="text1"/>
+              </w:rPr>
+              <w:t xml:space="preserve"> </w:t>
+            </w:r>
+            <w:proofErr w:type="spellStart"/>
+            <w:r>
+              <w:rPr>
+                <w:rFonts w:ascii="Aptos Narrow" w:hAnsi="Aptos Narrow"/>
+                <w:i/>
+                <w:iCs/>
+                <w:color w:val="000000" w:themeColor="text1"/>
+              </w:rPr>
+              <w:t>atra</w:t>
+            </w:r>
+            <w:proofErr w:type="spellEnd"/>
+            <w:r>
+              <w:rPr>
+                <w:rFonts w:ascii="Aptos Narrow" w:hAnsi="Aptos Narrow"/>
+                <w:i/>
+                <w:iCs/>
+                <w:color w:val="000000" w:themeColor="text1"/>
+              </w:rPr>
+              <w:t xml:space="preserve"> </w:t>
+            </w:r>
+            <w:proofErr w:type="spellStart"/>
+            <w:r>
+              <w:rPr>
+                <w:rFonts w:ascii="Aptos Narrow" w:hAnsi="Aptos Narrow"/>
+                <w:i/>
+                <w:iCs/>
+                <w:color w:val="000000" w:themeColor="text1"/>
+              </w:rPr>
+              <w:t>Māoriana</w:t>
+            </w:r>
+            <w:proofErr w:type="spellEnd"/>
           </w:p>
         </w:tc>
         <w:tc>
@@ -10769,8 +11835,19 @@
                 <w:iCs/>
                 <w:color w:val="000000" w:themeColor="text1"/>
               </w:rPr>
-              <w:t>Latris lineata</w:t>
-            </w:r>
+              <w:t xml:space="preserve">Latris </w:t>
+            </w:r>
+            <w:proofErr w:type="spellStart"/>
+            <w:r>
+              <w:rPr>
+                <w:rFonts w:ascii="Aptos Narrow" w:hAnsi="Aptos Narrow"/>
+                <w:i/>
+                <w:iCs/>
+                <w:color w:val="000000" w:themeColor="text1"/>
+              </w:rPr>
+              <w:t>lineata</w:t>
+            </w:r>
+            <w:proofErr w:type="spellEnd"/>
           </w:p>
         </w:tc>
         <w:tc>
@@ -10837,14 +11914,25 @@
                 <w:color w:val="000000" w:themeColor="text1"/>
               </w:rPr>
             </w:pPr>
-            <w:r>
-              <w:rPr>
-                <w:rFonts w:ascii="Aptos Narrow" w:hAnsi="Aptos Narrow"/>
-                <w:i/>
-                <w:iCs/>
-                <w:color w:val="000000" w:themeColor="text1"/>
-              </w:rPr>
-              <w:t>Latridopsis ciliaris</w:t>
+            <w:proofErr w:type="spellStart"/>
+            <w:r>
+              <w:rPr>
+                <w:rFonts w:ascii="Aptos Narrow" w:hAnsi="Aptos Narrow"/>
+                <w:i/>
+                <w:iCs/>
+                <w:color w:val="000000" w:themeColor="text1"/>
+              </w:rPr>
+              <w:t>Latridopsis</w:t>
+            </w:r>
+            <w:proofErr w:type="spellEnd"/>
+            <w:r>
+              <w:rPr>
+                <w:rFonts w:ascii="Aptos Narrow" w:hAnsi="Aptos Narrow"/>
+                <w:i/>
+                <w:iCs/>
+                <w:color w:val="000000" w:themeColor="text1"/>
+              </w:rPr>
+              <w:t xml:space="preserve"> ciliaris</w:t>
             </w:r>
           </w:p>
         </w:tc>
@@ -10866,8 +11954,17 @@
                 <w:rFonts w:ascii="Aptos Narrow" w:hAnsi="Aptos Narrow"/>
                 <w:color w:val="000000" w:themeColor="text1"/>
               </w:rPr>
-              <w:t>Blue moki</w:t>
-            </w:r>
+              <w:t xml:space="preserve">Blue </w:t>
+            </w:r>
+            <w:proofErr w:type="spellStart"/>
+            <w:r>
+              <w:rPr>
+                <w:rFonts w:ascii="Aptos Narrow" w:hAnsi="Aptos Narrow"/>
+                <w:color w:val="000000" w:themeColor="text1"/>
+              </w:rPr>
+              <w:t>moki</w:t>
+            </w:r>
+            <w:proofErr w:type="spellEnd"/>
           </w:p>
         </w:tc>
         <w:tc>
@@ -10912,14 +12009,25 @@
                 <w:color w:val="000000" w:themeColor="text1"/>
               </w:rPr>
             </w:pPr>
-            <w:r>
-              <w:rPr>
-                <w:rFonts w:ascii="Aptos Narrow" w:hAnsi="Aptos Narrow"/>
-                <w:i/>
-                <w:iCs/>
-                <w:color w:val="000000" w:themeColor="text1"/>
-              </w:rPr>
-              <w:t>Neophrynichthys latus</w:t>
+            <w:proofErr w:type="spellStart"/>
+            <w:r>
+              <w:rPr>
+                <w:rFonts w:ascii="Aptos Narrow" w:hAnsi="Aptos Narrow"/>
+                <w:i/>
+                <w:iCs/>
+                <w:color w:val="000000" w:themeColor="text1"/>
+              </w:rPr>
+              <w:t>Neophrynichthys</w:t>
+            </w:r>
+            <w:proofErr w:type="spellEnd"/>
+            <w:r>
+              <w:rPr>
+                <w:rFonts w:ascii="Aptos Narrow" w:hAnsi="Aptos Narrow"/>
+                <w:i/>
+                <w:iCs/>
+                <w:color w:val="000000" w:themeColor="text1"/>
+              </w:rPr>
+              <w:t xml:space="preserve"> latus</w:t>
             </w:r>
           </w:p>
         </w:tc>
@@ -11003,6 +12111,14 @@
         </w:rPr>
         <w:t>references</w:t>
       </w:r>
+      <w:r>
+        <w:rPr>
+          <w:b/>
+          <w:bCs/>
+          <w:color w:val="000000" w:themeColor="text1"/>
+        </w:rPr>
+        <w:t xml:space="preserve"> (n = 47)</w:t>
+      </w:r>
     </w:p>
     <w:tbl>
       <w:tblPr>
@@ -11096,6 +12212,7 @@
                 <w:color w:val="000000" w:themeColor="text1"/>
               </w:rPr>
             </w:pPr>
+            <w:proofErr w:type="spellStart"/>
             <w:r>
               <w:rPr>
                 <w:rFonts w:ascii="Aptos Narrow" w:hAnsi="Aptos Narrow"/>
@@ -11105,6 +12222,7 @@
               </w:rPr>
               <w:t>ncbi</w:t>
             </w:r>
+            <w:proofErr w:type="spellEnd"/>
           </w:p>
         </w:tc>
       </w:tr>
@@ -11128,6 +12246,7 @@
                 <w:color w:val="000000" w:themeColor="text1"/>
               </w:rPr>
             </w:pPr>
+            <w:proofErr w:type="spellStart"/>
             <w:r>
               <w:rPr>
                 <w:rFonts w:ascii="Aptos Narrow" w:hAnsi="Aptos Narrow"/>
@@ -11137,6 +12256,7 @@
               </w:rPr>
               <w:t>Lagenaria_siceraria</w:t>
             </w:r>
+            <w:proofErr w:type="spellEnd"/>
           </w:p>
         </w:tc>
         <w:tc>
@@ -11206,6 +12326,7 @@
                 <w:color w:val="000000" w:themeColor="text1"/>
               </w:rPr>
             </w:pPr>
+            <w:proofErr w:type="spellStart"/>
             <w:r>
               <w:rPr>
                 <w:rFonts w:ascii="Aptos Narrow" w:hAnsi="Aptos Narrow"/>
@@ -11215,6 +12336,7 @@
               </w:rPr>
               <w:t>Ipomoea_batatas</w:t>
             </w:r>
+            <w:proofErr w:type="spellEnd"/>
           </w:p>
         </w:tc>
         <w:tc>
@@ -11284,6 +12406,7 @@
                 <w:color w:val="000000" w:themeColor="text1"/>
               </w:rPr>
             </w:pPr>
+            <w:proofErr w:type="spellStart"/>
             <w:r>
               <w:rPr>
                 <w:rFonts w:ascii="Aptos Narrow" w:hAnsi="Aptos Narrow"/>
@@ -11293,6 +12416,7 @@
               </w:rPr>
               <w:t>Cordyline_indivisa</w:t>
             </w:r>
+            <w:proofErr w:type="spellEnd"/>
           </w:p>
         </w:tc>
         <w:tc>
@@ -11351,25 +12475,24 @@
             <w:tcW w:w="3397" w:type="dxa"/>
             <w:noWrap/>
             <w:vAlign w:val="bottom"/>
-            <w:hideMark/>
-          </w:tcPr>
-          <w:p>
-            <w:pPr>
-              <w:rPr>
-                <w:rFonts w:ascii="Aptos Narrow" w:hAnsi="Aptos Narrow"/>
-                <w:i/>
-                <w:iCs/>
-                <w:color w:val="000000" w:themeColor="text1"/>
-              </w:rPr>
-            </w:pPr>
-            <w:r>
-              <w:rPr>
-                <w:rFonts w:ascii="Aptos Narrow" w:hAnsi="Aptos Narrow"/>
-                <w:i/>
-                <w:iCs/>
-                <w:color w:val="000000" w:themeColor="text1"/>
-              </w:rPr>
-              <w:t>Pteridium_aquilinum</w:t>
+          </w:tcPr>
+          <w:p>
+            <w:pPr>
+              <w:rPr>
+                <w:rFonts w:ascii="Aptos Narrow" w:hAnsi="Aptos Narrow"/>
+                <w:i/>
+                <w:iCs/>
+                <w:color w:val="000000" w:themeColor="text1"/>
+              </w:rPr>
+            </w:pPr>
+            <w:r>
+              <w:rPr>
+                <w:rFonts w:ascii="Aptos Narrow" w:hAnsi="Aptos Narrow"/>
+                <w:i/>
+                <w:iCs/>
+                <w:color w:val="000000" w:themeColor="text1"/>
+              </w:rPr>
+              <w:t>Pteridium esculentum</w:t>
             </w:r>
           </w:p>
         </w:tc>
@@ -11378,44 +12501,42 @@
             <w:tcW w:w="3402" w:type="dxa"/>
             <w:noWrap/>
             <w:vAlign w:val="bottom"/>
-            <w:hideMark/>
-          </w:tcPr>
-          <w:p>
-            <w:pPr>
-              <w:rPr>
-                <w:rFonts w:ascii="Aptos Narrow" w:hAnsi="Aptos Narrow"/>
-                <w:color w:val="000000" w:themeColor="text1"/>
-              </w:rPr>
-            </w:pPr>
-            <w:r>
-              <w:rPr>
-                <w:rFonts w:ascii="Aptos Narrow" w:hAnsi="Aptos Narrow"/>
-                <w:color w:val="000000" w:themeColor="text1"/>
-              </w:rPr>
-              <w:t>Bracken fern</w:t>
-            </w:r>
-          </w:p>
-        </w:tc>
-        <w:tc>
-          <w:tcPr>
-            <w:tcW w:w="1985" w:type="dxa"/>
-            <w:noWrap/>
-            <w:vAlign w:val="bottom"/>
-            <w:hideMark/>
-          </w:tcPr>
-          <w:p>
-            <w:pPr>
-              <w:rPr>
-                <w:rFonts w:ascii="Aptos Narrow" w:hAnsi="Aptos Narrow"/>
-                <w:color w:val="000000" w:themeColor="text1"/>
-              </w:rPr>
-            </w:pPr>
-            <w:r>
-              <w:rPr>
-                <w:rFonts w:ascii="Aptos Narrow" w:hAnsi="Aptos Narrow"/>
-                <w:color w:val="000000" w:themeColor="text1"/>
-              </w:rPr>
-              <w:t>NC_014348.1</w:t>
+          </w:tcPr>
+          <w:p>
+            <w:pPr>
+              <w:rPr>
+                <w:rFonts w:ascii="Aptos Narrow" w:hAnsi="Aptos Narrow"/>
+                <w:color w:val="000000" w:themeColor="text1"/>
+              </w:rPr>
+            </w:pPr>
+            <w:r>
+              <w:rPr>
+                <w:rFonts w:ascii="Aptos Narrow" w:hAnsi="Aptos Narrow"/>
+                <w:color w:val="000000" w:themeColor="text1"/>
+              </w:rPr>
+              <w:t>Bracken fern NZ</w:t>
+            </w:r>
+          </w:p>
+        </w:tc>
+        <w:tc>
+          <w:tcPr>
+            <w:tcW w:w="1985" w:type="dxa"/>
+            <w:noWrap/>
+            <w:vAlign w:val="bottom"/>
+          </w:tcPr>
+          <w:p>
+            <w:pPr>
+              <w:rPr>
+                <w:rFonts w:ascii="Aptos Narrow" w:hAnsi="Aptos Narrow"/>
+                <w:color w:val="000000" w:themeColor="text1"/>
+              </w:rPr>
+            </w:pPr>
+            <w:r>
+              <w:rPr>
+                <w:rFonts w:ascii="Aptos Narrow" w:hAnsi="Aptos Narrow"/>
+                <w:color w:val="000000" w:themeColor="text1"/>
+              </w:rPr>
+              <w:t>OP168865.1</w:t>
             </w:r>
           </w:p>
         </w:tc>
@@ -11429,25 +12550,28 @@
             <w:tcW w:w="3397" w:type="dxa"/>
             <w:noWrap/>
             <w:vAlign w:val="bottom"/>
-          </w:tcPr>
-          <w:p>
-            <w:pPr>
-              <w:rPr>
-                <w:rFonts w:ascii="Aptos Narrow" w:hAnsi="Aptos Narrow"/>
-                <w:i/>
-                <w:iCs/>
-                <w:color w:val="000000" w:themeColor="text1"/>
-              </w:rPr>
-            </w:pPr>
-            <w:r>
-              <w:rPr>
-                <w:rFonts w:ascii="Aptos Narrow" w:hAnsi="Aptos Narrow"/>
-                <w:i/>
-                <w:iCs/>
-                <w:color w:val="000000" w:themeColor="text1"/>
-              </w:rPr>
-              <w:t>Pteridium esculentum</w:t>
-            </w:r>
+            <w:hideMark/>
+          </w:tcPr>
+          <w:p>
+            <w:pPr>
+              <w:rPr>
+                <w:rFonts w:ascii="Aptos Narrow" w:hAnsi="Aptos Narrow"/>
+                <w:i/>
+                <w:iCs/>
+                <w:color w:val="000000" w:themeColor="text1"/>
+              </w:rPr>
+            </w:pPr>
+            <w:proofErr w:type="spellStart"/>
+            <w:r>
+              <w:rPr>
+                <w:rFonts w:ascii="Aptos Narrow" w:hAnsi="Aptos Narrow"/>
+                <w:i/>
+                <w:iCs/>
+                <w:color w:val="000000" w:themeColor="text1"/>
+              </w:rPr>
+              <w:t>Rorippa_palustris</w:t>
+            </w:r>
+            <w:proofErr w:type="spellEnd"/>
           </w:p>
         </w:tc>
         <w:tc>
@@ -11455,49 +12579,44 @@
             <w:tcW w:w="3402" w:type="dxa"/>
             <w:noWrap/>
             <w:vAlign w:val="bottom"/>
-          </w:tcPr>
-          <w:p>
-            <w:pPr>
-              <w:rPr>
-                <w:rFonts w:ascii="Aptos Narrow" w:hAnsi="Aptos Narrow"/>
-                <w:color w:val="000000" w:themeColor="text1"/>
-              </w:rPr>
-            </w:pPr>
-            <w:r>
-              <w:rPr>
-                <w:rFonts w:ascii="Aptos Narrow" w:hAnsi="Aptos Narrow"/>
-                <w:color w:val="000000" w:themeColor="text1"/>
-              </w:rPr>
-              <w:t>Bracken fern</w:t>
-            </w:r>
-            <w:r>
-              <w:rPr>
-                <w:rFonts w:ascii="Aptos Narrow" w:hAnsi="Aptos Narrow"/>
-                <w:color w:val="000000" w:themeColor="text1"/>
-              </w:rPr>
-              <w:t xml:space="preserve"> NZ</w:t>
-            </w:r>
-          </w:p>
-        </w:tc>
-        <w:tc>
-          <w:tcPr>
-            <w:tcW w:w="1985" w:type="dxa"/>
-            <w:noWrap/>
-            <w:vAlign w:val="bottom"/>
-          </w:tcPr>
-          <w:p>
-            <w:pPr>
-              <w:rPr>
-                <w:rFonts w:ascii="Aptos Narrow" w:hAnsi="Aptos Narrow"/>
-                <w:color w:val="000000" w:themeColor="text1"/>
-              </w:rPr>
-            </w:pPr>
-            <w:r>
-              <w:rPr>
-                <w:rFonts w:ascii="Aptos Narrow" w:hAnsi="Aptos Narrow"/>
-                <w:color w:val="000000" w:themeColor="text1"/>
-              </w:rPr>
-              <w:t>OP168865.1</w:t>
+            <w:hideMark/>
+          </w:tcPr>
+          <w:p>
+            <w:pPr>
+              <w:rPr>
+                <w:rFonts w:ascii="Aptos Narrow" w:hAnsi="Aptos Narrow"/>
+                <w:color w:val="000000" w:themeColor="text1"/>
+              </w:rPr>
+            </w:pPr>
+            <w:r>
+              <w:rPr>
+                <w:rFonts w:ascii="Aptos Narrow" w:hAnsi="Aptos Narrow"/>
+                <w:color w:val="000000" w:themeColor="text1"/>
+              </w:rPr>
+              <w:t>Marsh yellowcress</w:t>
+            </w:r>
+          </w:p>
+        </w:tc>
+        <w:tc>
+          <w:tcPr>
+            <w:tcW w:w="1985" w:type="dxa"/>
+            <w:noWrap/>
+            <w:vAlign w:val="bottom"/>
+            <w:hideMark/>
+          </w:tcPr>
+          <w:p>
+            <w:pPr>
+              <w:rPr>
+                <w:rFonts w:ascii="Aptos Narrow" w:hAnsi="Aptos Narrow"/>
+                <w:color w:val="000000" w:themeColor="text1"/>
+              </w:rPr>
+            </w:pPr>
+            <w:r>
+              <w:rPr>
+                <w:rFonts w:ascii="Aptos Narrow" w:hAnsi="Aptos Narrow"/>
+                <w:color w:val="000000" w:themeColor="text1"/>
+              </w:rPr>
+              <w:t>NC_070422.1</w:t>
             </w:r>
           </w:p>
         </w:tc>
@@ -11522,15 +12641,17 @@
                 <w:color w:val="000000" w:themeColor="text1"/>
               </w:rPr>
             </w:pPr>
-            <w:r>
-              <w:rPr>
-                <w:rFonts w:ascii="Aptos Narrow" w:hAnsi="Aptos Narrow"/>
-                <w:i/>
-                <w:iCs/>
-                <w:color w:val="000000" w:themeColor="text1"/>
-              </w:rPr>
-              <w:t>Rorippa_palustris</w:t>
-            </w:r>
+            <w:proofErr w:type="spellStart"/>
+            <w:r>
+              <w:rPr>
+                <w:rFonts w:ascii="Aptos Narrow" w:hAnsi="Aptos Narrow"/>
+                <w:i/>
+                <w:iCs/>
+                <w:color w:val="000000" w:themeColor="text1"/>
+              </w:rPr>
+              <w:t>Arabidopsis_thaliana</w:t>
+            </w:r>
+            <w:proofErr w:type="spellEnd"/>
           </w:p>
         </w:tc>
         <w:tc>
@@ -11552,30 +12673,30 @@
                 <w:rFonts w:ascii="Aptos Narrow" w:hAnsi="Aptos Narrow"/>
                 <w:color w:val="000000" w:themeColor="text1"/>
               </w:rPr>
-              <w:t>Marsh yellowcress</w:t>
-            </w:r>
-          </w:p>
-        </w:tc>
-        <w:tc>
-          <w:tcPr>
-            <w:tcW w:w="1985" w:type="dxa"/>
-            <w:noWrap/>
-            <w:vAlign w:val="bottom"/>
-            <w:hideMark/>
-          </w:tcPr>
-          <w:p>
-            <w:pPr>
-              <w:rPr>
-                <w:rFonts w:ascii="Aptos Narrow" w:hAnsi="Aptos Narrow"/>
-                <w:color w:val="000000" w:themeColor="text1"/>
-              </w:rPr>
-            </w:pPr>
-            <w:r>
-              <w:rPr>
-                <w:rFonts w:ascii="Aptos Narrow" w:hAnsi="Aptos Narrow"/>
-                <w:color w:val="000000" w:themeColor="text1"/>
-              </w:rPr>
-              <w:t>NC_070422.1</w:t>
+              <w:t>Thale cress</w:t>
+            </w:r>
+          </w:p>
+        </w:tc>
+        <w:tc>
+          <w:tcPr>
+            <w:tcW w:w="1985" w:type="dxa"/>
+            <w:noWrap/>
+            <w:vAlign w:val="bottom"/>
+            <w:hideMark/>
+          </w:tcPr>
+          <w:p>
+            <w:pPr>
+              <w:rPr>
+                <w:rFonts w:ascii="Aptos Narrow" w:hAnsi="Aptos Narrow"/>
+                <w:color w:val="000000" w:themeColor="text1"/>
+              </w:rPr>
+            </w:pPr>
+            <w:r>
+              <w:rPr>
+                <w:rFonts w:ascii="Aptos Narrow" w:hAnsi="Aptos Narrow"/>
+                <w:color w:val="000000" w:themeColor="text1"/>
+              </w:rPr>
+              <w:t>NC_000932.1</w:t>
             </w:r>
           </w:p>
         </w:tc>
@@ -11600,15 +12721,17 @@
                 <w:color w:val="000000" w:themeColor="text1"/>
               </w:rPr>
             </w:pPr>
-            <w:r>
-              <w:rPr>
-                <w:rFonts w:ascii="Aptos Narrow" w:hAnsi="Aptos Narrow"/>
-                <w:i/>
-                <w:iCs/>
-                <w:color w:val="000000" w:themeColor="text1"/>
-              </w:rPr>
-              <w:t>Arabidopsis_thaliana</w:t>
-            </w:r>
+            <w:proofErr w:type="spellStart"/>
+            <w:r>
+              <w:rPr>
+                <w:rFonts w:ascii="Aptos Narrow" w:hAnsi="Aptos Narrow"/>
+                <w:i/>
+                <w:iCs/>
+                <w:color w:val="000000" w:themeColor="text1"/>
+              </w:rPr>
+              <w:t>Sonchus_kirkii</w:t>
+            </w:r>
+            <w:proofErr w:type="spellEnd"/>
           </w:p>
         </w:tc>
         <w:tc>
@@ -11630,30 +12753,30 @@
                 <w:rFonts w:ascii="Aptos Narrow" w:hAnsi="Aptos Narrow"/>
                 <w:color w:val="000000" w:themeColor="text1"/>
               </w:rPr>
-              <w:t>Thale cress</w:t>
-            </w:r>
-          </w:p>
-        </w:tc>
-        <w:tc>
-          <w:tcPr>
-            <w:tcW w:w="1985" w:type="dxa"/>
-            <w:noWrap/>
-            <w:vAlign w:val="bottom"/>
-            <w:hideMark/>
-          </w:tcPr>
-          <w:p>
-            <w:pPr>
-              <w:rPr>
-                <w:rFonts w:ascii="Aptos Narrow" w:hAnsi="Aptos Narrow"/>
-                <w:color w:val="000000" w:themeColor="text1"/>
-              </w:rPr>
-            </w:pPr>
-            <w:r>
-              <w:rPr>
-                <w:rFonts w:ascii="Aptos Narrow" w:hAnsi="Aptos Narrow"/>
-                <w:color w:val="000000" w:themeColor="text1"/>
-              </w:rPr>
-              <w:t>NC_000932.1</w:t>
+              <w:t>New Zealand sow thistle</w:t>
+            </w:r>
+          </w:p>
+        </w:tc>
+        <w:tc>
+          <w:tcPr>
+            <w:tcW w:w="1985" w:type="dxa"/>
+            <w:noWrap/>
+            <w:vAlign w:val="bottom"/>
+            <w:hideMark/>
+          </w:tcPr>
+          <w:p>
+            <w:pPr>
+              <w:rPr>
+                <w:rFonts w:ascii="Aptos Narrow" w:hAnsi="Aptos Narrow"/>
+                <w:color w:val="000000" w:themeColor="text1"/>
+              </w:rPr>
+            </w:pPr>
+            <w:r>
+              <w:rPr>
+                <w:rFonts w:ascii="Aptos Narrow" w:hAnsi="Aptos Narrow"/>
+                <w:color w:val="000000" w:themeColor="text1"/>
+              </w:rPr>
+              <w:t>PP100725.1</w:t>
             </w:r>
           </w:p>
         </w:tc>
@@ -11678,15 +12801,17 @@
                 <w:color w:val="000000" w:themeColor="text1"/>
               </w:rPr>
             </w:pPr>
-            <w:r>
-              <w:rPr>
-                <w:rFonts w:ascii="Aptos Narrow" w:hAnsi="Aptos Narrow"/>
-                <w:i/>
-                <w:iCs/>
-                <w:color w:val="000000" w:themeColor="text1"/>
-              </w:rPr>
-              <w:t>Sonchus_kirkii</w:t>
-            </w:r>
+            <w:proofErr w:type="spellStart"/>
+            <w:r>
+              <w:rPr>
+                <w:rFonts w:ascii="Aptos Narrow" w:hAnsi="Aptos Narrow"/>
+                <w:i/>
+                <w:iCs/>
+                <w:color w:val="000000" w:themeColor="text1"/>
+              </w:rPr>
+              <w:t>Asplenium_nidus</w:t>
+            </w:r>
+            <w:proofErr w:type="spellEnd"/>
           </w:p>
         </w:tc>
         <w:tc>
@@ -11708,30 +12833,30 @@
                 <w:rFonts w:ascii="Aptos Narrow" w:hAnsi="Aptos Narrow"/>
                 <w:color w:val="000000" w:themeColor="text1"/>
               </w:rPr>
-              <w:t>New Zealand sow thistle</w:t>
-            </w:r>
-          </w:p>
-        </w:tc>
-        <w:tc>
-          <w:tcPr>
-            <w:tcW w:w="1985" w:type="dxa"/>
-            <w:noWrap/>
-            <w:vAlign w:val="bottom"/>
-            <w:hideMark/>
-          </w:tcPr>
-          <w:p>
-            <w:pPr>
-              <w:rPr>
-                <w:rFonts w:ascii="Aptos Narrow" w:hAnsi="Aptos Narrow"/>
-                <w:color w:val="000000" w:themeColor="text1"/>
-              </w:rPr>
-            </w:pPr>
-            <w:r>
-              <w:rPr>
-                <w:rFonts w:ascii="Aptos Narrow" w:hAnsi="Aptos Narrow"/>
-                <w:color w:val="000000" w:themeColor="text1"/>
-              </w:rPr>
-              <w:t>PP100725.1</w:t>
+              <w:t>Bird’s nest fern</w:t>
+            </w:r>
+          </w:p>
+        </w:tc>
+        <w:tc>
+          <w:tcPr>
+            <w:tcW w:w="1985" w:type="dxa"/>
+            <w:noWrap/>
+            <w:vAlign w:val="bottom"/>
+            <w:hideMark/>
+          </w:tcPr>
+          <w:p>
+            <w:pPr>
+              <w:rPr>
+                <w:rFonts w:ascii="Aptos Narrow" w:hAnsi="Aptos Narrow"/>
+                <w:color w:val="000000" w:themeColor="text1"/>
+              </w:rPr>
+            </w:pPr>
+            <w:r>
+              <w:rPr>
+                <w:rFonts w:ascii="Aptos Narrow" w:hAnsi="Aptos Narrow"/>
+                <w:color w:val="000000" w:themeColor="text1"/>
+              </w:rPr>
+              <w:t>NC_045119.1</w:t>
             </w:r>
           </w:p>
         </w:tc>
@@ -11756,15 +12881,17 @@
                 <w:color w:val="000000" w:themeColor="text1"/>
               </w:rPr>
             </w:pPr>
-            <w:r>
-              <w:rPr>
-                <w:rFonts w:ascii="Aptos Narrow" w:hAnsi="Aptos Narrow"/>
-                <w:i/>
-                <w:iCs/>
-                <w:color w:val="000000" w:themeColor="text1"/>
-              </w:rPr>
-              <w:t>Asplenium_nidus</w:t>
-            </w:r>
+            <w:proofErr w:type="spellStart"/>
+            <w:r>
+              <w:rPr>
+                <w:rFonts w:ascii="Aptos Narrow" w:hAnsi="Aptos Narrow"/>
+                <w:i/>
+                <w:iCs/>
+                <w:color w:val="000000" w:themeColor="text1"/>
+              </w:rPr>
+              <w:t>Broussonetia_papyrifera</w:t>
+            </w:r>
+            <w:proofErr w:type="spellEnd"/>
           </w:p>
         </w:tc>
         <w:tc>
@@ -11786,30 +12913,30 @@
                 <w:rFonts w:ascii="Aptos Narrow" w:hAnsi="Aptos Narrow"/>
                 <w:color w:val="000000" w:themeColor="text1"/>
               </w:rPr>
-              <w:t>Bird’s nest fern</w:t>
-            </w:r>
-          </w:p>
-        </w:tc>
-        <w:tc>
-          <w:tcPr>
-            <w:tcW w:w="1985" w:type="dxa"/>
-            <w:noWrap/>
-            <w:vAlign w:val="bottom"/>
-            <w:hideMark/>
-          </w:tcPr>
-          <w:p>
-            <w:pPr>
-              <w:rPr>
-                <w:rFonts w:ascii="Aptos Narrow" w:hAnsi="Aptos Narrow"/>
-                <w:color w:val="000000" w:themeColor="text1"/>
-              </w:rPr>
-            </w:pPr>
-            <w:r>
-              <w:rPr>
-                <w:rFonts w:ascii="Aptos Narrow" w:hAnsi="Aptos Narrow"/>
-                <w:color w:val="000000" w:themeColor="text1"/>
-              </w:rPr>
-              <w:t>NC_045119.1</w:t>
+              <w:t>Paper mulberry</w:t>
+            </w:r>
+          </w:p>
+        </w:tc>
+        <w:tc>
+          <w:tcPr>
+            <w:tcW w:w="1985" w:type="dxa"/>
+            <w:noWrap/>
+            <w:vAlign w:val="bottom"/>
+            <w:hideMark/>
+          </w:tcPr>
+          <w:p>
+            <w:pPr>
+              <w:rPr>
+                <w:rFonts w:ascii="Aptos Narrow" w:hAnsi="Aptos Narrow"/>
+                <w:color w:val="000000" w:themeColor="text1"/>
+              </w:rPr>
+            </w:pPr>
+            <w:r>
+              <w:rPr>
+                <w:rFonts w:ascii="Aptos Narrow" w:hAnsi="Aptos Narrow"/>
+                <w:color w:val="000000" w:themeColor="text1"/>
+              </w:rPr>
+              <w:t>MZ662865.1</w:t>
             </w:r>
           </w:p>
         </w:tc>
@@ -11834,15 +12961,17 @@
                 <w:color w:val="000000" w:themeColor="text1"/>
               </w:rPr>
             </w:pPr>
-            <w:r>
-              <w:rPr>
-                <w:rFonts w:ascii="Aptos Narrow" w:hAnsi="Aptos Narrow"/>
-                <w:i/>
-                <w:iCs/>
-                <w:color w:val="000000" w:themeColor="text1"/>
-              </w:rPr>
-              <w:t>Broussonetia_papyrifera</w:t>
-            </w:r>
+            <w:proofErr w:type="spellStart"/>
+            <w:r>
+              <w:rPr>
+                <w:rFonts w:ascii="Aptos Narrow" w:hAnsi="Aptos Narrow"/>
+                <w:i/>
+                <w:iCs/>
+                <w:color w:val="000000" w:themeColor="text1"/>
+              </w:rPr>
+              <w:t>Colocasia_esculenta</w:t>
+            </w:r>
+            <w:proofErr w:type="spellEnd"/>
           </w:p>
         </w:tc>
         <w:tc>
@@ -11864,30 +12993,30 @@
                 <w:rFonts w:ascii="Aptos Narrow" w:hAnsi="Aptos Narrow"/>
                 <w:color w:val="000000" w:themeColor="text1"/>
               </w:rPr>
-              <w:t>Paper mulberry</w:t>
-            </w:r>
-          </w:p>
-        </w:tc>
-        <w:tc>
-          <w:tcPr>
-            <w:tcW w:w="1985" w:type="dxa"/>
-            <w:noWrap/>
-            <w:vAlign w:val="bottom"/>
-            <w:hideMark/>
-          </w:tcPr>
-          <w:p>
-            <w:pPr>
-              <w:rPr>
-                <w:rFonts w:ascii="Aptos Narrow" w:hAnsi="Aptos Narrow"/>
-                <w:color w:val="000000" w:themeColor="text1"/>
-              </w:rPr>
-            </w:pPr>
-            <w:r>
-              <w:rPr>
-                <w:rFonts w:ascii="Aptos Narrow" w:hAnsi="Aptos Narrow"/>
-                <w:color w:val="000000" w:themeColor="text1"/>
-              </w:rPr>
-              <w:t>MZ662865.1</w:t>
+              <w:t>Taro</w:t>
+            </w:r>
+          </w:p>
+        </w:tc>
+        <w:tc>
+          <w:tcPr>
+            <w:tcW w:w="1985" w:type="dxa"/>
+            <w:noWrap/>
+            <w:vAlign w:val="bottom"/>
+            <w:hideMark/>
+          </w:tcPr>
+          <w:p>
+            <w:pPr>
+              <w:rPr>
+                <w:rFonts w:ascii="Aptos Narrow" w:hAnsi="Aptos Narrow"/>
+                <w:color w:val="000000" w:themeColor="text1"/>
+              </w:rPr>
+            </w:pPr>
+            <w:r>
+              <w:rPr>
+                <w:rFonts w:ascii="Aptos Narrow" w:hAnsi="Aptos Narrow"/>
+                <w:color w:val="000000" w:themeColor="text1"/>
+              </w:rPr>
+              <w:t>NC_016753.1</w:t>
             </w:r>
           </w:p>
         </w:tc>
@@ -11912,15 +13041,17 @@
                 <w:color w:val="000000" w:themeColor="text1"/>
               </w:rPr>
             </w:pPr>
-            <w:r>
-              <w:rPr>
-                <w:rFonts w:ascii="Aptos Narrow" w:hAnsi="Aptos Narrow"/>
-                <w:i/>
-                <w:iCs/>
-                <w:color w:val="000000" w:themeColor="text1"/>
-              </w:rPr>
-              <w:t>Colocasia_esculenta</w:t>
-            </w:r>
+            <w:proofErr w:type="spellStart"/>
+            <w:r>
+              <w:rPr>
+                <w:rFonts w:ascii="Aptos Narrow" w:hAnsi="Aptos Narrow"/>
+                <w:i/>
+                <w:iCs/>
+                <w:color w:val="000000" w:themeColor="text1"/>
+              </w:rPr>
+              <w:t>Corynocarpus_laevigata</w:t>
+            </w:r>
+            <w:proofErr w:type="spellEnd"/>
           </w:p>
         </w:tc>
         <w:tc>
@@ -11942,30 +13073,30 @@
                 <w:rFonts w:ascii="Aptos Narrow" w:hAnsi="Aptos Narrow"/>
                 <w:color w:val="000000" w:themeColor="text1"/>
               </w:rPr>
-              <w:t>Taro</w:t>
-            </w:r>
-          </w:p>
-        </w:tc>
-        <w:tc>
-          <w:tcPr>
-            <w:tcW w:w="1985" w:type="dxa"/>
-            <w:noWrap/>
-            <w:vAlign w:val="bottom"/>
-            <w:hideMark/>
-          </w:tcPr>
-          <w:p>
-            <w:pPr>
-              <w:rPr>
-                <w:rFonts w:ascii="Aptos Narrow" w:hAnsi="Aptos Narrow"/>
-                <w:color w:val="000000" w:themeColor="text1"/>
-              </w:rPr>
-            </w:pPr>
-            <w:r>
-              <w:rPr>
-                <w:rFonts w:ascii="Aptos Narrow" w:hAnsi="Aptos Narrow"/>
-                <w:color w:val="000000" w:themeColor="text1"/>
-              </w:rPr>
-              <w:t>NC_016753.1</w:t>
+              <w:t>Karaka</w:t>
+            </w:r>
+          </w:p>
+        </w:tc>
+        <w:tc>
+          <w:tcPr>
+            <w:tcW w:w="1985" w:type="dxa"/>
+            <w:noWrap/>
+            <w:vAlign w:val="bottom"/>
+            <w:hideMark/>
+          </w:tcPr>
+          <w:p>
+            <w:pPr>
+              <w:rPr>
+                <w:rFonts w:ascii="Aptos Narrow" w:hAnsi="Aptos Narrow"/>
+                <w:color w:val="000000" w:themeColor="text1"/>
+              </w:rPr>
+            </w:pPr>
+            <w:r>
+              <w:rPr>
+                <w:rFonts w:ascii="Aptos Narrow" w:hAnsi="Aptos Narrow"/>
+                <w:color w:val="000000" w:themeColor="text1"/>
+              </w:rPr>
+              <w:t>NC_014807.1</w:t>
             </w:r>
           </w:p>
         </w:tc>
@@ -11990,15 +13121,17 @@
                 <w:color w:val="000000" w:themeColor="text1"/>
               </w:rPr>
             </w:pPr>
-            <w:r>
-              <w:rPr>
-                <w:rFonts w:ascii="Aptos Narrow" w:hAnsi="Aptos Narrow"/>
-                <w:i/>
-                <w:iCs/>
-                <w:color w:val="000000" w:themeColor="text1"/>
-              </w:rPr>
-              <w:t>Corynocarpus_laevigata</w:t>
-            </w:r>
+            <w:proofErr w:type="spellStart"/>
+            <w:r>
+              <w:rPr>
+                <w:rFonts w:ascii="Aptos Narrow" w:hAnsi="Aptos Narrow"/>
+                <w:i/>
+                <w:iCs/>
+                <w:color w:val="000000" w:themeColor="text1"/>
+              </w:rPr>
+              <w:t>Dioscorea_alata</w:t>
+            </w:r>
+            <w:proofErr w:type="spellEnd"/>
           </w:p>
         </w:tc>
         <w:tc>
@@ -12020,30 +13153,30 @@
                 <w:rFonts w:ascii="Aptos Narrow" w:hAnsi="Aptos Narrow"/>
                 <w:color w:val="000000" w:themeColor="text1"/>
               </w:rPr>
-              <w:t>Karaka</w:t>
-            </w:r>
-          </w:p>
-        </w:tc>
-        <w:tc>
-          <w:tcPr>
-            <w:tcW w:w="1985" w:type="dxa"/>
-            <w:noWrap/>
-            <w:vAlign w:val="bottom"/>
-            <w:hideMark/>
-          </w:tcPr>
-          <w:p>
-            <w:pPr>
-              <w:rPr>
-                <w:rFonts w:ascii="Aptos Narrow" w:hAnsi="Aptos Narrow"/>
-                <w:color w:val="000000" w:themeColor="text1"/>
-              </w:rPr>
-            </w:pPr>
-            <w:r>
-              <w:rPr>
-                <w:rFonts w:ascii="Aptos Narrow" w:hAnsi="Aptos Narrow"/>
-                <w:color w:val="000000" w:themeColor="text1"/>
-              </w:rPr>
-              <w:t>NC_014807.1</w:t>
+              <w:t>Purple yam</w:t>
+            </w:r>
+          </w:p>
+        </w:tc>
+        <w:tc>
+          <w:tcPr>
+            <w:tcW w:w="1985" w:type="dxa"/>
+            <w:noWrap/>
+            <w:vAlign w:val="bottom"/>
+            <w:hideMark/>
+          </w:tcPr>
+          <w:p>
+            <w:pPr>
+              <w:rPr>
+                <w:rFonts w:ascii="Aptos Narrow" w:hAnsi="Aptos Narrow"/>
+                <w:color w:val="000000" w:themeColor="text1"/>
+              </w:rPr>
+            </w:pPr>
+            <w:r>
+              <w:rPr>
+                <w:rFonts w:ascii="Aptos Narrow" w:hAnsi="Aptos Narrow"/>
+                <w:color w:val="000000" w:themeColor="text1"/>
+              </w:rPr>
+              <w:t>NC_039707.1</w:t>
             </w:r>
           </w:p>
         </w:tc>
@@ -12057,26 +13190,47 @@
             <w:tcW w:w="3397" w:type="dxa"/>
             <w:noWrap/>
             <w:vAlign w:val="bottom"/>
-            <w:hideMark/>
-          </w:tcPr>
-          <w:p>
-            <w:pPr>
-              <w:rPr>
-                <w:rFonts w:ascii="Aptos Narrow" w:hAnsi="Aptos Narrow"/>
-                <w:i/>
-                <w:iCs/>
-                <w:color w:val="000000" w:themeColor="text1"/>
-              </w:rPr>
-            </w:pPr>
-            <w:r>
-              <w:rPr>
-                <w:rFonts w:ascii="Aptos Narrow" w:hAnsi="Aptos Narrow"/>
-                <w:i/>
-                <w:iCs/>
-                <w:color w:val="000000" w:themeColor="text1"/>
-              </w:rPr>
-              <w:t>Dioscorea_alata</w:t>
-            </w:r>
+          </w:tcPr>
+          <w:p>
+            <w:pPr>
+              <w:rPr>
+                <w:rFonts w:ascii="Aptos Narrow" w:hAnsi="Aptos Narrow"/>
+                <w:i/>
+                <w:iCs/>
+                <w:color w:val="000000" w:themeColor="text1"/>
+              </w:rPr>
+            </w:pPr>
+            <w:proofErr w:type="spellStart"/>
+            <w:r>
+              <w:rPr>
+                <w:rFonts w:ascii="Aptos Narrow" w:hAnsi="Aptos Narrow"/>
+                <w:i/>
+                <w:iCs/>
+                <w:color w:val="000000" w:themeColor="text1"/>
+              </w:rPr>
+              <w:t>Dacrydium</w:t>
+            </w:r>
+            <w:proofErr w:type="spellEnd"/>
+            <w:r>
+              <w:rPr>
+                <w:rFonts w:ascii="Aptos Narrow" w:hAnsi="Aptos Narrow"/>
+                <w:i/>
+                <w:iCs/>
+                <w:color w:val="000000" w:themeColor="text1"/>
+              </w:rPr>
+              <w:t xml:space="preserve"> </w:t>
+            </w:r>
+            <w:proofErr w:type="spellStart"/>
+            <w:r>
+              <w:rPr>
+                <w:rFonts w:ascii="Aptos Narrow" w:hAnsi="Aptos Narrow"/>
+                <w:i/>
+                <w:iCs/>
+                <w:color w:val="000000" w:themeColor="text1"/>
+              </w:rPr>
+              <w:t>cupressinum</w:t>
+            </w:r>
+            <w:proofErr w:type="spellEnd"/>
           </w:p>
         </w:tc>
         <w:tc>
@@ -12084,44 +13238,42 @@
             <w:tcW w:w="3402" w:type="dxa"/>
             <w:noWrap/>
             <w:vAlign w:val="bottom"/>
-            <w:hideMark/>
-          </w:tcPr>
-          <w:p>
-            <w:pPr>
-              <w:rPr>
-                <w:rFonts w:ascii="Aptos Narrow" w:hAnsi="Aptos Narrow"/>
-                <w:color w:val="000000" w:themeColor="text1"/>
-              </w:rPr>
-            </w:pPr>
-            <w:r>
-              <w:rPr>
-                <w:rFonts w:ascii="Aptos Narrow" w:hAnsi="Aptos Narrow"/>
-                <w:color w:val="000000" w:themeColor="text1"/>
-              </w:rPr>
-              <w:t>Purple yam</w:t>
-            </w:r>
-          </w:p>
-        </w:tc>
-        <w:tc>
-          <w:tcPr>
-            <w:tcW w:w="1985" w:type="dxa"/>
-            <w:noWrap/>
-            <w:vAlign w:val="bottom"/>
-            <w:hideMark/>
-          </w:tcPr>
-          <w:p>
-            <w:pPr>
-              <w:rPr>
-                <w:rFonts w:ascii="Aptos Narrow" w:hAnsi="Aptos Narrow"/>
-                <w:color w:val="000000" w:themeColor="text1"/>
-              </w:rPr>
-            </w:pPr>
-            <w:r>
-              <w:rPr>
-                <w:rFonts w:ascii="Aptos Narrow" w:hAnsi="Aptos Narrow"/>
-                <w:color w:val="000000" w:themeColor="text1"/>
-              </w:rPr>
-              <w:t>NC_039707.1</w:t>
+          </w:tcPr>
+          <w:p>
+            <w:pPr>
+              <w:rPr>
+                <w:rFonts w:ascii="Aptos Narrow" w:hAnsi="Aptos Narrow"/>
+                <w:color w:val="000000" w:themeColor="text1"/>
+              </w:rPr>
+            </w:pPr>
+            <w:r>
+              <w:rPr>
+                <w:rFonts w:ascii="Aptos Narrow" w:hAnsi="Aptos Narrow"/>
+                <w:color w:val="000000" w:themeColor="text1"/>
+              </w:rPr>
+              <w:t>Rimu</w:t>
+            </w:r>
+          </w:p>
+        </w:tc>
+        <w:tc>
+          <w:tcPr>
+            <w:tcW w:w="1985" w:type="dxa"/>
+            <w:noWrap/>
+            <w:vAlign w:val="bottom"/>
+          </w:tcPr>
+          <w:p>
+            <w:pPr>
+              <w:rPr>
+                <w:rFonts w:ascii="Aptos Narrow" w:hAnsi="Aptos Narrow"/>
+                <w:color w:val="000000" w:themeColor="text1"/>
+              </w:rPr>
+            </w:pPr>
+            <w:r>
+              <w:rPr>
+                <w:rFonts w:ascii="Aptos Narrow" w:hAnsi="Aptos Narrow"/>
+                <w:color w:val="000000" w:themeColor="text1"/>
+              </w:rPr>
+              <w:t>MW470977.1</w:t>
             </w:r>
           </w:p>
         </w:tc>
@@ -12152,8 +13304,19 @@
                 <w:iCs/>
                 <w:color w:val="000000" w:themeColor="text1"/>
               </w:rPr>
-              <w:t>Dacrydium cupressinum</w:t>
-            </w:r>
+              <w:t xml:space="preserve">Solanum </w:t>
+            </w:r>
+            <w:proofErr w:type="spellStart"/>
+            <w:r>
+              <w:rPr>
+                <w:rFonts w:ascii="Aptos Narrow" w:hAnsi="Aptos Narrow"/>
+                <w:i/>
+                <w:iCs/>
+                <w:color w:val="000000" w:themeColor="text1"/>
+              </w:rPr>
+              <w:t>laciniatum</w:t>
+            </w:r>
+            <w:proofErr w:type="spellEnd"/>
           </w:p>
         </w:tc>
         <w:tc>
@@ -12169,34 +13332,70 @@
                 <w:color w:val="000000" w:themeColor="text1"/>
               </w:rPr>
             </w:pPr>
-            <w:r>
-              <w:rPr>
-                <w:rFonts w:ascii="Aptos Narrow" w:hAnsi="Aptos Narrow"/>
-                <w:color w:val="000000" w:themeColor="text1"/>
-              </w:rPr>
-              <w:t>Rimu</w:t>
-            </w:r>
-          </w:p>
-        </w:tc>
-        <w:tc>
-          <w:tcPr>
-            <w:tcW w:w="1985" w:type="dxa"/>
-            <w:noWrap/>
-            <w:vAlign w:val="bottom"/>
-          </w:tcPr>
-          <w:p>
-            <w:pPr>
-              <w:rPr>
-                <w:rFonts w:ascii="Aptos Narrow" w:hAnsi="Aptos Narrow"/>
-                <w:color w:val="000000" w:themeColor="text1"/>
-              </w:rPr>
-            </w:pPr>
-            <w:r>
-              <w:rPr>
-                <w:rFonts w:ascii="Aptos Narrow" w:hAnsi="Aptos Narrow"/>
-                <w:color w:val="000000" w:themeColor="text1"/>
-              </w:rPr>
-              <w:t>MW470977.1</w:t>
+            <w:proofErr w:type="spellStart"/>
+            <w:r>
+              <w:rPr>
+                <w:rFonts w:ascii="Aptos Narrow" w:hAnsi="Aptos Narrow"/>
+                <w:color w:val="000000" w:themeColor="text1"/>
+              </w:rPr>
+              <w:t>Poroporo</w:t>
+            </w:r>
+            <w:proofErr w:type="spellEnd"/>
+            <w:r>
+              <w:rPr>
+                <w:rFonts w:ascii="Aptos Narrow" w:hAnsi="Aptos Narrow"/>
+                <w:color w:val="000000" w:themeColor="text1"/>
+              </w:rPr>
+              <w:t xml:space="preserve"> (</w:t>
+            </w:r>
+            <w:r>
+              <w:rPr>
+                <w:rFonts w:ascii="Aptos Narrow" w:hAnsi="Aptos Narrow"/>
+                <w:i/>
+                <w:iCs/>
+                <w:color w:val="000000" w:themeColor="text1"/>
+              </w:rPr>
+              <w:t xml:space="preserve">S. </w:t>
+            </w:r>
+            <w:proofErr w:type="spellStart"/>
+            <w:r>
+              <w:rPr>
+                <w:rFonts w:ascii="Aptos Narrow" w:hAnsi="Aptos Narrow"/>
+                <w:i/>
+                <w:iCs/>
+                <w:color w:val="000000" w:themeColor="text1"/>
+              </w:rPr>
+              <w:t>aviculare</w:t>
+            </w:r>
+            <w:proofErr w:type="spellEnd"/>
+            <w:r>
+              <w:rPr>
+                <w:rFonts w:ascii="Aptos Narrow" w:hAnsi="Aptos Narrow"/>
+                <w:color w:val="000000" w:themeColor="text1"/>
+              </w:rPr>
+              <w:t xml:space="preserve"> – NZ)</w:t>
+            </w:r>
+          </w:p>
+        </w:tc>
+        <w:tc>
+          <w:tcPr>
+            <w:tcW w:w="1985" w:type="dxa"/>
+            <w:noWrap/>
+            <w:vAlign w:val="bottom"/>
+          </w:tcPr>
+          <w:p>
+            <w:pPr>
+              <w:rPr>
+                <w:rFonts w:ascii="Aptos Narrow" w:hAnsi="Aptos Narrow"/>
+                <w:color w:val="000000" w:themeColor="text1"/>
+              </w:rPr>
+            </w:pPr>
+            <w:r>
+              <w:rPr>
+                <w:rFonts w:ascii="Aptos Narrow" w:hAnsi="Aptos Narrow"/>
+                <w:color w:val="000000" w:themeColor="text1"/>
+              </w:rPr>
+              <w:t>NC_062424.1</w:t>
             </w:r>
           </w:p>
         </w:tc>
@@ -12227,16 +13426,7 @@
                 <w:iCs/>
                 <w:color w:val="000000" w:themeColor="text1"/>
               </w:rPr>
-              <w:t xml:space="preserve">Solanum </w:t>
-            </w:r>
-            <w:r>
-              <w:rPr>
-                <w:rFonts w:ascii="Aptos Narrow" w:hAnsi="Aptos Narrow"/>
-                <w:i/>
-                <w:iCs/>
-                <w:color w:val="000000" w:themeColor="text1"/>
-              </w:rPr>
-              <w:t>laciniatum</w:t>
+              <w:t>Solanum americanum</w:t>
             </w:r>
           </w:p>
         </w:tc>
@@ -12258,26 +13448,1108 @@
                 <w:rFonts w:ascii="Aptos Narrow" w:hAnsi="Aptos Narrow"/>
                 <w:color w:val="000000" w:themeColor="text1"/>
               </w:rPr>
-              <w:t>Poroporo (</w:t>
-            </w:r>
-            <w:r>
-              <w:rPr>
-                <w:rFonts w:ascii="Aptos Narrow" w:hAnsi="Aptos Narrow"/>
-                <w:i/>
-                <w:iCs/>
-                <w:color w:val="000000" w:themeColor="text1"/>
-              </w:rPr>
-              <w:t xml:space="preserve">S. </w:t>
-            </w:r>
-            <w:r>
-              <w:rPr>
-                <w:rFonts w:ascii="Aptos Narrow" w:hAnsi="Aptos Narrow"/>
-                <w:i/>
-                <w:iCs/>
-                <w:color w:val="000000" w:themeColor="text1"/>
-              </w:rPr>
-              <w:t>aviculare</w:t>
-            </w:r>
+              <w:t>Black nightshade</w:t>
+            </w:r>
+          </w:p>
+        </w:tc>
+        <w:tc>
+          <w:tcPr>
+            <w:tcW w:w="1985" w:type="dxa"/>
+            <w:noWrap/>
+            <w:vAlign w:val="bottom"/>
+          </w:tcPr>
+          <w:p>
+            <w:pPr>
+              <w:rPr>
+                <w:rFonts w:ascii="Aptos Narrow" w:hAnsi="Aptos Narrow"/>
+                <w:color w:val="000000" w:themeColor="text1"/>
+              </w:rPr>
+            </w:pPr>
+            <w:r>
+              <w:rPr>
+                <w:rFonts w:ascii="Aptos Narrow" w:hAnsi="Aptos Narrow"/>
+                <w:color w:val="000000" w:themeColor="text1"/>
+              </w:rPr>
+              <w:t>MT621036.1</w:t>
+            </w:r>
+          </w:p>
+        </w:tc>
+      </w:tr>
+      <w:tr>
+        <w:trPr>
+          <w:trHeight w:val="320"/>
+        </w:trPr>
+        <w:tc>
+          <w:tcPr>
+            <w:tcW w:w="3397" w:type="dxa"/>
+            <w:noWrap/>
+            <w:vAlign w:val="bottom"/>
+          </w:tcPr>
+          <w:p>
+            <w:pPr>
+              <w:rPr>
+                <w:rFonts w:ascii="Aptos Narrow" w:hAnsi="Aptos Narrow"/>
+                <w:i/>
+                <w:iCs/>
+                <w:color w:val="000000" w:themeColor="text1"/>
+              </w:rPr>
+            </w:pPr>
+            <w:proofErr w:type="spellStart"/>
+            <w:r>
+              <w:rPr>
+                <w:rFonts w:ascii="Aptos Narrow" w:hAnsi="Aptos Narrow"/>
+                <w:i/>
+                <w:iCs/>
+                <w:color w:val="000000" w:themeColor="text1"/>
+              </w:rPr>
+              <w:t>Pseudowintera</w:t>
+            </w:r>
+            <w:proofErr w:type="spellEnd"/>
+            <w:r>
+              <w:rPr>
+                <w:rFonts w:ascii="Aptos Narrow" w:hAnsi="Aptos Narrow"/>
+                <w:i/>
+                <w:iCs/>
+                <w:color w:val="000000" w:themeColor="text1"/>
+              </w:rPr>
+              <w:t xml:space="preserve"> </w:t>
+            </w:r>
+            <w:proofErr w:type="spellStart"/>
+            <w:r>
+              <w:rPr>
+                <w:rFonts w:ascii="Aptos Narrow" w:hAnsi="Aptos Narrow"/>
+                <w:i/>
+                <w:iCs/>
+                <w:color w:val="000000" w:themeColor="text1"/>
+              </w:rPr>
+              <w:t>colorata</w:t>
+            </w:r>
+            <w:proofErr w:type="spellEnd"/>
+          </w:p>
+        </w:tc>
+        <w:tc>
+          <w:tcPr>
+            <w:tcW w:w="3402" w:type="dxa"/>
+            <w:noWrap/>
+            <w:vAlign w:val="bottom"/>
+          </w:tcPr>
+          <w:p>
+            <w:pPr>
+              <w:rPr>
+                <w:rFonts w:ascii="Aptos Narrow" w:hAnsi="Aptos Narrow"/>
+                <w:color w:val="000000" w:themeColor="text1"/>
+              </w:rPr>
+            </w:pPr>
+            <w:proofErr w:type="spellStart"/>
+            <w:r>
+              <w:rPr>
+                <w:rFonts w:ascii="Aptos Narrow" w:hAnsi="Aptos Narrow"/>
+                <w:color w:val="000000" w:themeColor="text1"/>
+              </w:rPr>
+              <w:t>Horopito</w:t>
+            </w:r>
+            <w:proofErr w:type="spellEnd"/>
+          </w:p>
+        </w:tc>
+        <w:tc>
+          <w:tcPr>
+            <w:tcW w:w="1985" w:type="dxa"/>
+            <w:noWrap/>
+            <w:vAlign w:val="bottom"/>
+          </w:tcPr>
+          <w:p>
+            <w:pPr>
+              <w:rPr>
+                <w:rFonts w:ascii="Aptos Narrow" w:hAnsi="Aptos Narrow"/>
+                <w:color w:val="000000" w:themeColor="text1"/>
+              </w:rPr>
+            </w:pPr>
+            <w:r>
+              <w:rPr>
+                <w:rFonts w:ascii="Aptos Narrow" w:hAnsi="Aptos Narrow"/>
+                <w:color w:val="000000" w:themeColor="text1"/>
+              </w:rPr>
+              <w:t>NC_050985.1</w:t>
+            </w:r>
+          </w:p>
+        </w:tc>
+      </w:tr>
+      <w:tr>
+        <w:trPr>
+          <w:trHeight w:val="320"/>
+        </w:trPr>
+        <w:tc>
+          <w:tcPr>
+            <w:tcW w:w="3397" w:type="dxa"/>
+            <w:noWrap/>
+            <w:vAlign w:val="bottom"/>
+          </w:tcPr>
+          <w:p>
+            <w:pPr>
+              <w:rPr>
+                <w:rFonts w:ascii="Aptos Narrow" w:hAnsi="Aptos Narrow"/>
+                <w:i/>
+                <w:iCs/>
+                <w:color w:val="000000" w:themeColor="text1"/>
+              </w:rPr>
+            </w:pPr>
+            <w:r>
+              <w:rPr>
+                <w:rFonts w:ascii="Aptos Narrow" w:hAnsi="Aptos Narrow"/>
+                <w:i/>
+                <w:iCs/>
+                <w:color w:val="000000" w:themeColor="text1"/>
+              </w:rPr>
+              <w:t>Sophora tetraptera</w:t>
+            </w:r>
+          </w:p>
+        </w:tc>
+        <w:tc>
+          <w:tcPr>
+            <w:tcW w:w="3402" w:type="dxa"/>
+            <w:noWrap/>
+            <w:vAlign w:val="bottom"/>
+          </w:tcPr>
+          <w:p>
+            <w:pPr>
+              <w:rPr>
+                <w:rFonts w:ascii="Aptos Narrow" w:hAnsi="Aptos Narrow"/>
+                <w:color w:val="000000" w:themeColor="text1"/>
+              </w:rPr>
+            </w:pPr>
+            <w:r>
+              <w:rPr>
+                <w:rFonts w:ascii="Aptos Narrow" w:hAnsi="Aptos Narrow"/>
+                <w:color w:val="000000" w:themeColor="text1"/>
+              </w:rPr>
+              <w:t>Kowhai (large leaves)</w:t>
+            </w:r>
+          </w:p>
+        </w:tc>
+        <w:tc>
+          <w:tcPr>
+            <w:tcW w:w="1985" w:type="dxa"/>
+            <w:noWrap/>
+            <w:vAlign w:val="bottom"/>
+          </w:tcPr>
+          <w:p>
+            <w:pPr>
+              <w:rPr>
+                <w:rFonts w:ascii="Aptos Narrow" w:hAnsi="Aptos Narrow"/>
+                <w:color w:val="000000" w:themeColor="text1"/>
+              </w:rPr>
+            </w:pPr>
+            <w:r>
+              <w:rPr>
+                <w:rFonts w:ascii="Aptos Narrow" w:hAnsi="Aptos Narrow"/>
+                <w:color w:val="000000" w:themeColor="text1"/>
+              </w:rPr>
+              <w:t>MW191857.1</w:t>
+            </w:r>
+          </w:p>
+        </w:tc>
+      </w:tr>
+      <w:tr>
+        <w:trPr>
+          <w:trHeight w:val="320"/>
+        </w:trPr>
+        <w:tc>
+          <w:tcPr>
+            <w:tcW w:w="3397" w:type="dxa"/>
+            <w:noWrap/>
+            <w:vAlign w:val="bottom"/>
+          </w:tcPr>
+          <w:p>
+            <w:pPr>
+              <w:rPr>
+                <w:rFonts w:ascii="Aptos Narrow" w:hAnsi="Aptos Narrow"/>
+                <w:i/>
+                <w:iCs/>
+                <w:color w:val="000000" w:themeColor="text1"/>
+              </w:rPr>
+            </w:pPr>
+            <w:r>
+              <w:rPr>
+                <w:rFonts w:ascii="Aptos Narrow" w:hAnsi="Aptos Narrow"/>
+                <w:i/>
+                <w:iCs/>
+                <w:color w:val="000000" w:themeColor="text1"/>
+              </w:rPr>
+              <w:t xml:space="preserve">Sophora </w:t>
+            </w:r>
+            <w:proofErr w:type="spellStart"/>
+            <w:r>
+              <w:rPr>
+                <w:rFonts w:ascii="Aptos Narrow" w:hAnsi="Aptos Narrow"/>
+                <w:i/>
+                <w:iCs/>
+                <w:color w:val="000000" w:themeColor="text1"/>
+              </w:rPr>
+              <w:t>microphylla</w:t>
+            </w:r>
+            <w:proofErr w:type="spellEnd"/>
+          </w:p>
+        </w:tc>
+        <w:tc>
+          <w:tcPr>
+            <w:tcW w:w="3402" w:type="dxa"/>
+            <w:noWrap/>
+            <w:vAlign w:val="bottom"/>
+          </w:tcPr>
+          <w:p>
+            <w:pPr>
+              <w:rPr>
+                <w:rFonts w:ascii="Aptos Narrow" w:hAnsi="Aptos Narrow"/>
+                <w:color w:val="000000" w:themeColor="text1"/>
+              </w:rPr>
+            </w:pPr>
+            <w:r>
+              <w:rPr>
+                <w:rFonts w:ascii="Aptos Narrow" w:hAnsi="Aptos Narrow"/>
+                <w:color w:val="000000" w:themeColor="text1"/>
+              </w:rPr>
+              <w:t>Kowhai (small leaves)</w:t>
+            </w:r>
+          </w:p>
+        </w:tc>
+        <w:tc>
+          <w:tcPr>
+            <w:tcW w:w="1985" w:type="dxa"/>
+            <w:noWrap/>
+            <w:vAlign w:val="bottom"/>
+          </w:tcPr>
+          <w:p>
+            <w:pPr>
+              <w:rPr>
+                <w:rFonts w:ascii="Aptos Narrow" w:hAnsi="Aptos Narrow"/>
+                <w:color w:val="000000" w:themeColor="text1"/>
+              </w:rPr>
+            </w:pPr>
+            <w:r>
+              <w:rPr>
+                <w:rFonts w:ascii="Aptos Narrow" w:hAnsi="Aptos Narrow"/>
+                <w:color w:val="000000" w:themeColor="text1"/>
+              </w:rPr>
+              <w:t>MW191854.1</w:t>
+            </w:r>
+          </w:p>
+        </w:tc>
+      </w:tr>
+      <w:tr>
+        <w:trPr>
+          <w:trHeight w:val="320"/>
+        </w:trPr>
+        <w:tc>
+          <w:tcPr>
+            <w:tcW w:w="3397" w:type="dxa"/>
+            <w:noWrap/>
+            <w:vAlign w:val="bottom"/>
+          </w:tcPr>
+          <w:p>
+            <w:pPr>
+              <w:rPr>
+                <w:rFonts w:ascii="Aptos Narrow" w:hAnsi="Aptos Narrow"/>
+                <w:i/>
+                <w:iCs/>
+                <w:color w:val="000000" w:themeColor="text1"/>
+              </w:rPr>
+            </w:pPr>
+            <w:r>
+              <w:rPr>
+                <w:rFonts w:ascii="Aptos Narrow" w:hAnsi="Aptos Narrow"/>
+                <w:i/>
+                <w:iCs/>
+                <w:color w:val="000000" w:themeColor="text1"/>
+              </w:rPr>
+              <w:lastRenderedPageBreak/>
+              <w:t xml:space="preserve">Leptospermum </w:t>
+            </w:r>
+            <w:proofErr w:type="spellStart"/>
+            <w:r>
+              <w:rPr>
+                <w:rFonts w:ascii="Aptos Narrow" w:hAnsi="Aptos Narrow"/>
+                <w:i/>
+                <w:iCs/>
+                <w:color w:val="000000" w:themeColor="text1"/>
+              </w:rPr>
+              <w:t>scoparium</w:t>
+            </w:r>
+            <w:proofErr w:type="spellEnd"/>
+          </w:p>
+        </w:tc>
+        <w:tc>
+          <w:tcPr>
+            <w:tcW w:w="3402" w:type="dxa"/>
+            <w:noWrap/>
+            <w:vAlign w:val="bottom"/>
+          </w:tcPr>
+          <w:p>
+            <w:pPr>
+              <w:rPr>
+                <w:rFonts w:ascii="Aptos Narrow" w:hAnsi="Aptos Narrow"/>
+                <w:color w:val="000000" w:themeColor="text1"/>
+              </w:rPr>
+            </w:pPr>
+            <w:r>
+              <w:rPr>
+                <w:rFonts w:ascii="Aptos Narrow" w:hAnsi="Aptos Narrow"/>
+                <w:color w:val="000000" w:themeColor="text1"/>
+              </w:rPr>
+              <w:t>Manuka</w:t>
+            </w:r>
+          </w:p>
+        </w:tc>
+        <w:tc>
+          <w:tcPr>
+            <w:tcW w:w="1985" w:type="dxa"/>
+            <w:noWrap/>
+            <w:vAlign w:val="bottom"/>
+          </w:tcPr>
+          <w:p>
+            <w:pPr>
+              <w:rPr>
+                <w:rFonts w:ascii="Aptos Narrow" w:hAnsi="Aptos Narrow"/>
+                <w:color w:val="000000" w:themeColor="text1"/>
+              </w:rPr>
+            </w:pPr>
+            <w:r>
+              <w:rPr>
+                <w:rFonts w:ascii="Aptos Narrow" w:hAnsi="Aptos Narrow"/>
+                <w:color w:val="000000" w:themeColor="text1"/>
+              </w:rPr>
+              <w:t>MZ144895.1</w:t>
+            </w:r>
+          </w:p>
+        </w:tc>
+      </w:tr>
+      <w:tr>
+        <w:trPr>
+          <w:trHeight w:val="320"/>
+        </w:trPr>
+        <w:tc>
+          <w:tcPr>
+            <w:tcW w:w="3397" w:type="dxa"/>
+            <w:noWrap/>
+            <w:vAlign w:val="bottom"/>
+          </w:tcPr>
+          <w:p>
+            <w:pPr>
+              <w:rPr>
+                <w:rFonts w:ascii="Aptos Narrow" w:hAnsi="Aptos Narrow"/>
+                <w:i/>
+                <w:iCs/>
+                <w:color w:val="000000" w:themeColor="text1"/>
+              </w:rPr>
+            </w:pPr>
+            <w:proofErr w:type="spellStart"/>
+            <w:r>
+              <w:rPr>
+                <w:rFonts w:ascii="Aptos Narrow" w:hAnsi="Aptos Narrow"/>
+                <w:i/>
+                <w:iCs/>
+                <w:color w:val="000000" w:themeColor="text1"/>
+              </w:rPr>
+              <w:t>Kunzea</w:t>
+            </w:r>
+            <w:proofErr w:type="spellEnd"/>
+            <w:r>
+              <w:rPr>
+                <w:rFonts w:ascii="Aptos Narrow" w:hAnsi="Aptos Narrow"/>
+                <w:i/>
+                <w:iCs/>
+                <w:color w:val="000000" w:themeColor="text1"/>
+              </w:rPr>
+              <w:t xml:space="preserve"> </w:t>
+            </w:r>
+            <w:proofErr w:type="spellStart"/>
+            <w:r>
+              <w:rPr>
+                <w:rFonts w:ascii="Aptos Narrow" w:hAnsi="Aptos Narrow"/>
+                <w:i/>
+                <w:iCs/>
+                <w:color w:val="000000" w:themeColor="text1"/>
+              </w:rPr>
+              <w:t>ericoides</w:t>
+            </w:r>
+            <w:proofErr w:type="spellEnd"/>
+          </w:p>
+        </w:tc>
+        <w:tc>
+          <w:tcPr>
+            <w:tcW w:w="3402" w:type="dxa"/>
+            <w:noWrap/>
+            <w:vAlign w:val="bottom"/>
+          </w:tcPr>
+          <w:p>
+            <w:pPr>
+              <w:rPr>
+                <w:rFonts w:ascii="Aptos Narrow" w:hAnsi="Aptos Narrow"/>
+                <w:color w:val="000000" w:themeColor="text1"/>
+              </w:rPr>
+            </w:pPr>
+            <w:r>
+              <w:rPr>
+                <w:rFonts w:ascii="Aptos Narrow" w:hAnsi="Aptos Narrow"/>
+                <w:color w:val="000000" w:themeColor="text1"/>
+              </w:rPr>
+              <w:t>Kanuka</w:t>
+            </w:r>
+          </w:p>
+        </w:tc>
+        <w:tc>
+          <w:tcPr>
+            <w:tcW w:w="1985" w:type="dxa"/>
+            <w:noWrap/>
+            <w:vAlign w:val="bottom"/>
+          </w:tcPr>
+          <w:p>
+            <w:pPr>
+              <w:rPr>
+                <w:rFonts w:ascii="Aptos Narrow" w:hAnsi="Aptos Narrow"/>
+                <w:color w:val="000000" w:themeColor="text1"/>
+              </w:rPr>
+            </w:pPr>
+            <w:r>
+              <w:rPr>
+                <w:rFonts w:ascii="Aptos Narrow" w:hAnsi="Aptos Narrow"/>
+                <w:color w:val="000000" w:themeColor="text1"/>
+              </w:rPr>
+              <w:t>MZ144929.1</w:t>
+            </w:r>
+          </w:p>
+        </w:tc>
+      </w:tr>
+      <w:tr>
+        <w:trPr>
+          <w:trHeight w:val="320"/>
+        </w:trPr>
+        <w:tc>
+          <w:tcPr>
+            <w:tcW w:w="3397" w:type="dxa"/>
+            <w:noWrap/>
+            <w:vAlign w:val="bottom"/>
+          </w:tcPr>
+          <w:p>
+            <w:pPr>
+              <w:rPr>
+                <w:rFonts w:ascii="Aptos Narrow" w:hAnsi="Aptos Narrow"/>
+                <w:i/>
+                <w:iCs/>
+                <w:color w:val="000000" w:themeColor="text1"/>
+              </w:rPr>
+            </w:pPr>
+            <w:r>
+              <w:rPr>
+                <w:rFonts w:ascii="Aptos Narrow" w:hAnsi="Aptos Narrow"/>
+                <w:i/>
+                <w:iCs/>
+                <w:color w:val="000000" w:themeColor="text1"/>
+              </w:rPr>
+              <w:t>Elaeocarpus dentatus</w:t>
+            </w:r>
+          </w:p>
+        </w:tc>
+        <w:tc>
+          <w:tcPr>
+            <w:tcW w:w="3402" w:type="dxa"/>
+            <w:noWrap/>
+            <w:vAlign w:val="bottom"/>
+          </w:tcPr>
+          <w:p>
+            <w:pPr>
+              <w:rPr>
+                <w:rFonts w:ascii="Aptos Narrow" w:hAnsi="Aptos Narrow"/>
+                <w:color w:val="000000" w:themeColor="text1"/>
+              </w:rPr>
+            </w:pPr>
+            <w:r>
+              <w:rPr>
+                <w:rFonts w:ascii="Aptos Narrow" w:hAnsi="Aptos Narrow"/>
+                <w:color w:val="000000" w:themeColor="text1"/>
+              </w:rPr>
+              <w:t>Hinau</w:t>
+            </w:r>
+          </w:p>
+        </w:tc>
+        <w:tc>
+          <w:tcPr>
+            <w:tcW w:w="1985" w:type="dxa"/>
+            <w:noWrap/>
+            <w:vAlign w:val="bottom"/>
+          </w:tcPr>
+          <w:p>
+            <w:pPr>
+              <w:rPr>
+                <w:rFonts w:ascii="Aptos Narrow" w:hAnsi="Aptos Narrow"/>
+                <w:color w:val="000000" w:themeColor="text1"/>
+              </w:rPr>
+            </w:pPr>
+            <w:r>
+              <w:rPr>
+                <w:rFonts w:ascii="Aptos Narrow" w:hAnsi="Aptos Narrow"/>
+                <w:color w:val="000000" w:themeColor="text1"/>
+              </w:rPr>
+              <w:t>MW218462.1</w:t>
+            </w:r>
+          </w:p>
+        </w:tc>
+      </w:tr>
+      <w:tr>
+        <w:trPr>
+          <w:trHeight w:val="320"/>
+        </w:trPr>
+        <w:tc>
+          <w:tcPr>
+            <w:tcW w:w="3397" w:type="dxa"/>
+            <w:noWrap/>
+            <w:vAlign w:val="bottom"/>
+          </w:tcPr>
+          <w:p>
+            <w:pPr>
+              <w:rPr>
+                <w:rFonts w:ascii="Aptos Narrow" w:hAnsi="Aptos Narrow"/>
+                <w:i/>
+                <w:iCs/>
+                <w:color w:val="000000" w:themeColor="text1"/>
+              </w:rPr>
+            </w:pPr>
+            <w:r>
+              <w:rPr>
+                <w:rFonts w:ascii="Aptos Narrow" w:hAnsi="Aptos Narrow"/>
+                <w:i/>
+                <w:iCs/>
+                <w:color w:val="000000" w:themeColor="text1"/>
+              </w:rPr>
+              <w:t xml:space="preserve">Elaeocarpus </w:t>
+            </w:r>
+            <w:proofErr w:type="spellStart"/>
+            <w:r>
+              <w:rPr>
+                <w:rFonts w:ascii="Aptos Narrow" w:hAnsi="Aptos Narrow"/>
+                <w:i/>
+                <w:iCs/>
+                <w:color w:val="000000" w:themeColor="text1"/>
+              </w:rPr>
+              <w:t>hookerianus</w:t>
+            </w:r>
+            <w:proofErr w:type="spellEnd"/>
+          </w:p>
+        </w:tc>
+        <w:tc>
+          <w:tcPr>
+            <w:tcW w:w="3402" w:type="dxa"/>
+            <w:noWrap/>
+            <w:vAlign w:val="bottom"/>
+          </w:tcPr>
+          <w:p>
+            <w:pPr>
+              <w:rPr>
+                <w:rFonts w:ascii="Aptos Narrow" w:hAnsi="Aptos Narrow"/>
+                <w:color w:val="000000" w:themeColor="text1"/>
+              </w:rPr>
+            </w:pPr>
+            <w:proofErr w:type="spellStart"/>
+            <w:r>
+              <w:rPr>
+                <w:rFonts w:ascii="Aptos Narrow" w:hAnsi="Aptos Narrow"/>
+                <w:color w:val="000000" w:themeColor="text1"/>
+              </w:rPr>
+              <w:t>Pokaka</w:t>
+            </w:r>
+            <w:proofErr w:type="spellEnd"/>
+          </w:p>
+        </w:tc>
+        <w:tc>
+          <w:tcPr>
+            <w:tcW w:w="1985" w:type="dxa"/>
+            <w:noWrap/>
+            <w:vAlign w:val="bottom"/>
+          </w:tcPr>
+          <w:p>
+            <w:pPr>
+              <w:rPr>
+                <w:rFonts w:ascii="Aptos Narrow" w:hAnsi="Aptos Narrow"/>
+                <w:color w:val="000000" w:themeColor="text1"/>
+              </w:rPr>
+            </w:pPr>
+            <w:r>
+              <w:rPr>
+                <w:rFonts w:ascii="Aptos Narrow" w:hAnsi="Aptos Narrow"/>
+                <w:color w:val="000000" w:themeColor="text1"/>
+              </w:rPr>
+              <w:t>MW218464.1</w:t>
+            </w:r>
+          </w:p>
+        </w:tc>
+      </w:tr>
+      <w:tr>
+        <w:trPr>
+          <w:trHeight w:val="320"/>
+        </w:trPr>
+        <w:tc>
+          <w:tcPr>
+            <w:tcW w:w="3397" w:type="dxa"/>
+            <w:noWrap/>
+            <w:vAlign w:val="bottom"/>
+          </w:tcPr>
+          <w:p>
+            <w:pPr>
+              <w:rPr>
+                <w:rFonts w:ascii="Aptos Narrow" w:hAnsi="Aptos Narrow"/>
+                <w:i/>
+                <w:iCs/>
+                <w:color w:val="000000" w:themeColor="text1"/>
+              </w:rPr>
+            </w:pPr>
+            <w:r>
+              <w:rPr>
+                <w:rFonts w:ascii="Aptos Narrow" w:hAnsi="Aptos Narrow"/>
+                <w:i/>
+                <w:iCs/>
+                <w:color w:val="000000" w:themeColor="text1"/>
+              </w:rPr>
+              <w:t>Aristotelia serrata</w:t>
+            </w:r>
+          </w:p>
+        </w:tc>
+        <w:tc>
+          <w:tcPr>
+            <w:tcW w:w="3402" w:type="dxa"/>
+            <w:noWrap/>
+            <w:vAlign w:val="bottom"/>
+          </w:tcPr>
+          <w:p>
+            <w:pPr>
+              <w:rPr>
+                <w:rFonts w:ascii="Aptos Narrow" w:hAnsi="Aptos Narrow"/>
+                <w:color w:val="000000" w:themeColor="text1"/>
+              </w:rPr>
+            </w:pPr>
+            <w:r>
+              <w:rPr>
+                <w:rFonts w:ascii="Aptos Narrow" w:hAnsi="Aptos Narrow"/>
+                <w:color w:val="000000" w:themeColor="text1"/>
+              </w:rPr>
+              <w:t>Wine berry</w:t>
+            </w:r>
+          </w:p>
+        </w:tc>
+        <w:tc>
+          <w:tcPr>
+            <w:tcW w:w="1985" w:type="dxa"/>
+            <w:noWrap/>
+            <w:vAlign w:val="bottom"/>
+          </w:tcPr>
+          <w:p>
+            <w:pPr>
+              <w:rPr>
+                <w:rFonts w:ascii="Aptos Narrow" w:hAnsi="Aptos Narrow"/>
+                <w:color w:val="000000" w:themeColor="text1"/>
+              </w:rPr>
+            </w:pPr>
+            <w:r>
+              <w:rPr>
+                <w:rFonts w:ascii="Aptos Narrow" w:hAnsi="Aptos Narrow"/>
+                <w:color w:val="000000" w:themeColor="text1"/>
+              </w:rPr>
+              <w:t>MW218459.1</w:t>
+            </w:r>
+          </w:p>
+        </w:tc>
+      </w:tr>
+      <w:tr>
+        <w:trPr>
+          <w:trHeight w:val="320"/>
+        </w:trPr>
+        <w:tc>
+          <w:tcPr>
+            <w:tcW w:w="3397" w:type="dxa"/>
+            <w:noWrap/>
+            <w:vAlign w:val="bottom"/>
+          </w:tcPr>
+          <w:p>
+            <w:pPr>
+              <w:rPr>
+                <w:rFonts w:ascii="Aptos Narrow" w:hAnsi="Aptos Narrow"/>
+                <w:i/>
+                <w:iCs/>
+                <w:color w:val="000000" w:themeColor="text1"/>
+              </w:rPr>
+            </w:pPr>
+            <w:proofErr w:type="spellStart"/>
+            <w:r>
+              <w:rPr>
+                <w:rFonts w:ascii="Aptos Narrow" w:hAnsi="Aptos Narrow"/>
+                <w:i/>
+                <w:iCs/>
+                <w:color w:val="000000" w:themeColor="text1"/>
+              </w:rPr>
+              <w:t>Coriaria</w:t>
+            </w:r>
+            <w:proofErr w:type="spellEnd"/>
+            <w:r>
+              <w:rPr>
+                <w:rFonts w:ascii="Aptos Narrow" w:hAnsi="Aptos Narrow"/>
+                <w:i/>
+                <w:iCs/>
+                <w:color w:val="000000" w:themeColor="text1"/>
+              </w:rPr>
+              <w:t xml:space="preserve"> </w:t>
+            </w:r>
+            <w:proofErr w:type="spellStart"/>
+            <w:r>
+              <w:rPr>
+                <w:rFonts w:ascii="Aptos Narrow" w:hAnsi="Aptos Narrow"/>
+                <w:i/>
+                <w:iCs/>
+                <w:color w:val="000000" w:themeColor="text1"/>
+              </w:rPr>
+              <w:t>nepalensis</w:t>
+            </w:r>
+            <w:proofErr w:type="spellEnd"/>
+          </w:p>
+        </w:tc>
+        <w:tc>
+          <w:tcPr>
+            <w:tcW w:w="3402" w:type="dxa"/>
+            <w:noWrap/>
+            <w:vAlign w:val="bottom"/>
+          </w:tcPr>
+          <w:p>
+            <w:pPr>
+              <w:rPr>
+                <w:rFonts w:ascii="Aptos Narrow" w:hAnsi="Aptos Narrow"/>
+                <w:color w:val="000000" w:themeColor="text1"/>
+              </w:rPr>
+            </w:pPr>
+            <w:r>
+              <w:rPr>
+                <w:rFonts w:ascii="Aptos Narrow" w:hAnsi="Aptos Narrow"/>
+                <w:color w:val="000000" w:themeColor="text1"/>
+              </w:rPr>
+              <w:t>Tutu (</w:t>
+            </w:r>
+            <w:r>
+              <w:rPr>
+                <w:rFonts w:ascii="Aptos Narrow" w:hAnsi="Aptos Narrow"/>
+                <w:i/>
+                <w:iCs/>
+                <w:color w:val="000000" w:themeColor="text1"/>
+              </w:rPr>
+              <w:t xml:space="preserve">C. arborea </w:t>
+            </w:r>
+            <w:r>
+              <w:rPr>
+                <w:rFonts w:ascii="Aptos Narrow" w:hAnsi="Aptos Narrow"/>
+                <w:color w:val="000000" w:themeColor="text1"/>
+              </w:rPr>
+              <w:t>– NZ)</w:t>
+            </w:r>
+          </w:p>
+        </w:tc>
+        <w:tc>
+          <w:tcPr>
+            <w:tcW w:w="1985" w:type="dxa"/>
+            <w:noWrap/>
+            <w:vAlign w:val="bottom"/>
+          </w:tcPr>
+          <w:p>
+            <w:pPr>
+              <w:rPr>
+                <w:rFonts w:ascii="Aptos Narrow" w:hAnsi="Aptos Narrow"/>
+                <w:color w:val="000000" w:themeColor="text1"/>
+              </w:rPr>
+            </w:pPr>
+            <w:r>
+              <w:rPr>
+                <w:rFonts w:ascii="Aptos Narrow" w:hAnsi="Aptos Narrow"/>
+                <w:color w:val="000000" w:themeColor="text1"/>
+              </w:rPr>
+              <w:t>MT106774.1</w:t>
+            </w:r>
+          </w:p>
+        </w:tc>
+      </w:tr>
+      <w:tr>
+        <w:trPr>
+          <w:trHeight w:val="320"/>
+        </w:trPr>
+        <w:tc>
+          <w:tcPr>
+            <w:tcW w:w="3397" w:type="dxa"/>
+            <w:noWrap/>
+            <w:vAlign w:val="bottom"/>
+          </w:tcPr>
+          <w:p>
+            <w:pPr>
+              <w:rPr>
+                <w:rFonts w:ascii="Aptos Narrow" w:hAnsi="Aptos Narrow"/>
+                <w:i/>
+                <w:iCs/>
+                <w:color w:val="000000" w:themeColor="text1"/>
+              </w:rPr>
+            </w:pPr>
+            <w:r>
+              <w:rPr>
+                <w:rFonts w:ascii="Aptos Narrow" w:hAnsi="Aptos Narrow"/>
+                <w:i/>
+                <w:iCs/>
+                <w:color w:val="000000" w:themeColor="text1"/>
+              </w:rPr>
+              <w:t xml:space="preserve">Typha </w:t>
+            </w:r>
+            <w:proofErr w:type="spellStart"/>
+            <w:r>
+              <w:rPr>
+                <w:rFonts w:ascii="Aptos Narrow" w:hAnsi="Aptos Narrow"/>
+                <w:i/>
+                <w:iCs/>
+                <w:color w:val="000000" w:themeColor="text1"/>
+              </w:rPr>
+              <w:t>orientalis</w:t>
+            </w:r>
+            <w:proofErr w:type="spellEnd"/>
+          </w:p>
+        </w:tc>
+        <w:tc>
+          <w:tcPr>
+            <w:tcW w:w="3402" w:type="dxa"/>
+            <w:noWrap/>
+            <w:vAlign w:val="bottom"/>
+          </w:tcPr>
+          <w:p>
+            <w:pPr>
+              <w:rPr>
+                <w:rFonts w:ascii="Aptos Narrow" w:hAnsi="Aptos Narrow"/>
+                <w:color w:val="000000" w:themeColor="text1"/>
+              </w:rPr>
+            </w:pPr>
+            <w:proofErr w:type="spellStart"/>
+            <w:r>
+              <w:rPr>
+                <w:rFonts w:ascii="Aptos Narrow" w:hAnsi="Aptos Narrow"/>
+                <w:color w:val="000000" w:themeColor="text1"/>
+              </w:rPr>
+              <w:t>Raupo</w:t>
+            </w:r>
+            <w:proofErr w:type="spellEnd"/>
+          </w:p>
+        </w:tc>
+        <w:tc>
+          <w:tcPr>
+            <w:tcW w:w="1985" w:type="dxa"/>
+            <w:noWrap/>
+            <w:vAlign w:val="bottom"/>
+          </w:tcPr>
+          <w:p>
+            <w:pPr>
+              <w:rPr>
+                <w:rFonts w:ascii="Aptos Narrow" w:hAnsi="Aptos Narrow"/>
+                <w:color w:val="000000" w:themeColor="text1"/>
+              </w:rPr>
+            </w:pPr>
+            <w:r>
+              <w:rPr>
+                <w:rFonts w:ascii="Aptos Narrow" w:hAnsi="Aptos Narrow"/>
+                <w:color w:val="000000" w:themeColor="text1"/>
+              </w:rPr>
+              <w:t>NC_050678.1</w:t>
+            </w:r>
+          </w:p>
+        </w:tc>
+      </w:tr>
+      <w:tr>
+        <w:trPr>
+          <w:trHeight w:val="320"/>
+        </w:trPr>
+        <w:tc>
+          <w:tcPr>
+            <w:tcW w:w="3397" w:type="dxa"/>
+            <w:noWrap/>
+            <w:vAlign w:val="bottom"/>
+          </w:tcPr>
+          <w:p>
+            <w:pPr>
+              <w:rPr>
+                <w:rFonts w:ascii="Aptos Narrow" w:hAnsi="Aptos Narrow"/>
+                <w:i/>
+                <w:iCs/>
+                <w:color w:val="000000" w:themeColor="text1"/>
+              </w:rPr>
+            </w:pPr>
+            <w:r>
+              <w:rPr>
+                <w:rFonts w:ascii="Aptos Narrow" w:hAnsi="Aptos Narrow"/>
+                <w:i/>
+                <w:iCs/>
+                <w:color w:val="000000" w:themeColor="text1"/>
+              </w:rPr>
+              <w:t>Prumnopitys andina</w:t>
+            </w:r>
+          </w:p>
+        </w:tc>
+        <w:tc>
+          <w:tcPr>
+            <w:tcW w:w="3402" w:type="dxa"/>
+            <w:noWrap/>
+            <w:vAlign w:val="bottom"/>
+          </w:tcPr>
+          <w:p>
+            <w:pPr>
+              <w:rPr>
+                <w:rFonts w:ascii="Aptos Narrow" w:hAnsi="Aptos Narrow"/>
+                <w:color w:val="000000" w:themeColor="text1"/>
+              </w:rPr>
+            </w:pPr>
+            <w:r>
+              <w:rPr>
+                <w:rFonts w:ascii="Aptos Narrow" w:hAnsi="Aptos Narrow"/>
+                <w:color w:val="000000" w:themeColor="text1"/>
+              </w:rPr>
+              <w:t>Miro &amp; Matai (</w:t>
+            </w:r>
+            <w:r>
+              <w:rPr>
+                <w:rFonts w:ascii="Aptos Narrow" w:hAnsi="Aptos Narrow"/>
+                <w:i/>
+                <w:iCs/>
+                <w:color w:val="000000" w:themeColor="text1"/>
+              </w:rPr>
+              <w:t xml:space="preserve">P. </w:t>
+            </w:r>
+            <w:proofErr w:type="spellStart"/>
+            <w:r>
+              <w:rPr>
+                <w:rFonts w:ascii="Aptos Narrow" w:hAnsi="Aptos Narrow"/>
+                <w:i/>
+                <w:iCs/>
+                <w:color w:val="000000" w:themeColor="text1"/>
+              </w:rPr>
+              <w:t>ferruginea</w:t>
+            </w:r>
+            <w:proofErr w:type="spellEnd"/>
+            <w:r>
+              <w:rPr>
+                <w:rFonts w:ascii="Aptos Narrow" w:hAnsi="Aptos Narrow"/>
+                <w:i/>
+                <w:iCs/>
+                <w:color w:val="000000" w:themeColor="text1"/>
+              </w:rPr>
+              <w:t xml:space="preserve"> P. taxifolia </w:t>
+            </w:r>
+            <w:r>
+              <w:rPr>
+                <w:rFonts w:ascii="Aptos Narrow" w:hAnsi="Aptos Narrow"/>
+                <w:color w:val="000000" w:themeColor="text1"/>
+              </w:rPr>
+              <w:t>– NZ)</w:t>
+            </w:r>
+          </w:p>
+        </w:tc>
+        <w:tc>
+          <w:tcPr>
+            <w:tcW w:w="1985" w:type="dxa"/>
+            <w:noWrap/>
+            <w:vAlign w:val="bottom"/>
+          </w:tcPr>
+          <w:p>
+            <w:pPr>
+              <w:rPr>
+                <w:rFonts w:ascii="Aptos Narrow" w:hAnsi="Aptos Narrow"/>
+                <w:color w:val="000000" w:themeColor="text1"/>
+              </w:rPr>
+            </w:pPr>
+            <w:r>
+              <w:rPr>
+                <w:rFonts w:ascii="Aptos Narrow" w:hAnsi="Aptos Narrow"/>
+                <w:color w:val="000000" w:themeColor="text1"/>
+              </w:rPr>
+              <w:t>AP018905.1</w:t>
+            </w:r>
+          </w:p>
+        </w:tc>
+      </w:tr>
+      <w:tr>
+        <w:trPr>
+          <w:trHeight w:val="320"/>
+        </w:trPr>
+        <w:tc>
+          <w:tcPr>
+            <w:tcW w:w="3397" w:type="dxa"/>
+            <w:noWrap/>
+            <w:vAlign w:val="bottom"/>
+          </w:tcPr>
+          <w:p>
+            <w:pPr>
+              <w:rPr>
+                <w:rFonts w:ascii="Aptos Narrow" w:hAnsi="Aptos Narrow"/>
+                <w:i/>
+                <w:iCs/>
+                <w:color w:val="000000" w:themeColor="text1"/>
+              </w:rPr>
+            </w:pPr>
+            <w:r>
+              <w:rPr>
+                <w:rFonts w:ascii="Aptos Narrow" w:hAnsi="Aptos Narrow"/>
+                <w:i/>
+                <w:iCs/>
+                <w:color w:val="000000" w:themeColor="text1"/>
+              </w:rPr>
+              <w:t xml:space="preserve">Dacrycarpus </w:t>
+            </w:r>
+            <w:proofErr w:type="spellStart"/>
+            <w:r>
+              <w:rPr>
+                <w:rFonts w:ascii="Aptos Narrow" w:hAnsi="Aptos Narrow"/>
+                <w:i/>
+                <w:iCs/>
+                <w:color w:val="000000" w:themeColor="text1"/>
+              </w:rPr>
+              <w:t>imbricatus</w:t>
+            </w:r>
+            <w:proofErr w:type="spellEnd"/>
+          </w:p>
+        </w:tc>
+        <w:tc>
+          <w:tcPr>
+            <w:tcW w:w="3402" w:type="dxa"/>
+            <w:noWrap/>
+            <w:vAlign w:val="bottom"/>
+          </w:tcPr>
+          <w:p>
+            <w:pPr>
+              <w:rPr>
+                <w:rFonts w:ascii="Aptos Narrow" w:hAnsi="Aptos Narrow"/>
+                <w:color w:val="000000" w:themeColor="text1"/>
+              </w:rPr>
+            </w:pPr>
+            <w:r>
+              <w:rPr>
+                <w:rFonts w:ascii="Aptos Narrow" w:hAnsi="Aptos Narrow"/>
+                <w:color w:val="000000" w:themeColor="text1"/>
+              </w:rPr>
+              <w:t>Kauri (</w:t>
+            </w:r>
+            <w:r>
+              <w:rPr>
+                <w:rFonts w:ascii="Aptos Narrow" w:hAnsi="Aptos Narrow"/>
+                <w:i/>
+                <w:iCs/>
+                <w:color w:val="000000" w:themeColor="text1"/>
+              </w:rPr>
+              <w:t xml:space="preserve">D. </w:t>
+            </w:r>
+            <w:proofErr w:type="spellStart"/>
+            <w:r>
+              <w:rPr>
+                <w:rFonts w:ascii="Aptos Narrow" w:hAnsi="Aptos Narrow"/>
+                <w:i/>
+                <w:iCs/>
+                <w:color w:val="000000" w:themeColor="text1"/>
+              </w:rPr>
+              <w:t>dacrycarpus</w:t>
+            </w:r>
+            <w:proofErr w:type="spellEnd"/>
             <w:r>
               <w:rPr>
                 <w:rFonts w:ascii="Aptos Narrow" w:hAnsi="Aptos Narrow"/>
@@ -12305,7 +14577,7 @@
                 <w:rFonts w:ascii="Aptos Narrow" w:hAnsi="Aptos Narrow"/>
                 <w:color w:val="000000" w:themeColor="text1"/>
               </w:rPr>
-              <w:t>NC_062424.1</w:t>
+              <w:t>NC_034942.1</w:t>
             </w:r>
           </w:p>
         </w:tc>
@@ -12336,7 +14608,7 @@
                 <w:iCs/>
                 <w:color w:val="000000" w:themeColor="text1"/>
               </w:rPr>
-              <w:t>Solanum americanum</w:t>
+              <w:t>Podocarpus totara</w:t>
             </w:r>
           </w:p>
         </w:tc>
@@ -12358,29 +14630,29 @@
                 <w:rFonts w:ascii="Aptos Narrow" w:hAnsi="Aptos Narrow"/>
                 <w:color w:val="000000" w:themeColor="text1"/>
               </w:rPr>
-              <w:t>Black nightshade</w:t>
-            </w:r>
-          </w:p>
-        </w:tc>
-        <w:tc>
-          <w:tcPr>
-            <w:tcW w:w="1985" w:type="dxa"/>
-            <w:noWrap/>
-            <w:vAlign w:val="bottom"/>
-          </w:tcPr>
-          <w:p>
-            <w:pPr>
-              <w:rPr>
-                <w:rFonts w:ascii="Aptos Narrow" w:hAnsi="Aptos Narrow"/>
-                <w:color w:val="000000" w:themeColor="text1"/>
-              </w:rPr>
-            </w:pPr>
-            <w:r>
-              <w:rPr>
-                <w:rFonts w:ascii="Aptos Narrow" w:hAnsi="Aptos Narrow"/>
-                <w:color w:val="000000" w:themeColor="text1"/>
-              </w:rPr>
-              <w:t>MT621036.1</w:t>
+              <w:t>Totara</w:t>
+            </w:r>
+          </w:p>
+        </w:tc>
+        <w:tc>
+          <w:tcPr>
+            <w:tcW w:w="1985" w:type="dxa"/>
+            <w:noWrap/>
+            <w:vAlign w:val="bottom"/>
+          </w:tcPr>
+          <w:p>
+            <w:pPr>
+              <w:rPr>
+                <w:rFonts w:ascii="Aptos Narrow" w:hAnsi="Aptos Narrow"/>
+                <w:color w:val="000000" w:themeColor="text1"/>
+              </w:rPr>
+            </w:pPr>
+            <w:r>
+              <w:rPr>
+                <w:rFonts w:ascii="Aptos Narrow" w:hAnsi="Aptos Narrow"/>
+                <w:color w:val="000000" w:themeColor="text1"/>
+              </w:rPr>
+              <w:t>NC_020361.1</w:t>
             </w:r>
           </w:p>
         </w:tc>
@@ -12411,7 +14683,7 @@
                 <w:iCs/>
                 <w:color w:val="000000" w:themeColor="text1"/>
               </w:rPr>
-              <w:t>Pseudowintera colorata</w:t>
+              <w:t>Coprosma rotundifolia</w:t>
             </w:r>
           </w:p>
         </w:tc>
@@ -12433,29 +14705,29 @@
                 <w:rFonts w:ascii="Aptos Narrow" w:hAnsi="Aptos Narrow"/>
                 <w:color w:val="000000" w:themeColor="text1"/>
               </w:rPr>
-              <w:t>Horopito</w:t>
-            </w:r>
-          </w:p>
-        </w:tc>
-        <w:tc>
-          <w:tcPr>
-            <w:tcW w:w="1985" w:type="dxa"/>
-            <w:noWrap/>
-            <w:vAlign w:val="bottom"/>
-          </w:tcPr>
-          <w:p>
-            <w:pPr>
-              <w:rPr>
-                <w:rFonts w:ascii="Aptos Narrow" w:hAnsi="Aptos Narrow"/>
-                <w:color w:val="000000" w:themeColor="text1"/>
-              </w:rPr>
-            </w:pPr>
-            <w:r>
-              <w:rPr>
-                <w:rFonts w:ascii="Aptos Narrow" w:hAnsi="Aptos Narrow"/>
-                <w:color w:val="000000" w:themeColor="text1"/>
-              </w:rPr>
-              <w:t>NC_050985.1</w:t>
+              <w:t>Mikimiki, karamu is close relative</w:t>
+            </w:r>
+          </w:p>
+        </w:tc>
+        <w:tc>
+          <w:tcPr>
+            <w:tcW w:w="1985" w:type="dxa"/>
+            <w:noWrap/>
+            <w:vAlign w:val="bottom"/>
+          </w:tcPr>
+          <w:p>
+            <w:pPr>
+              <w:rPr>
+                <w:rFonts w:ascii="Aptos Narrow" w:hAnsi="Aptos Narrow"/>
+                <w:color w:val="000000" w:themeColor="text1"/>
+              </w:rPr>
+            </w:pPr>
+            <w:r>
+              <w:rPr>
+                <w:rFonts w:ascii="Aptos Narrow" w:hAnsi="Aptos Narrow"/>
+                <w:color w:val="000000" w:themeColor="text1"/>
+              </w:rPr>
+              <w:t>OR074083.1</w:t>
             </w:r>
           </w:p>
         </w:tc>
@@ -12486,8 +14758,19 @@
                 <w:iCs/>
                 <w:color w:val="000000" w:themeColor="text1"/>
               </w:rPr>
-              <w:t>Sophora tetraptera</w:t>
-            </w:r>
+              <w:t xml:space="preserve">Cyathea </w:t>
+            </w:r>
+            <w:proofErr w:type="spellStart"/>
+            <w:r>
+              <w:rPr>
+                <w:rFonts w:ascii="Aptos Narrow" w:hAnsi="Aptos Narrow"/>
+                <w:i/>
+                <w:iCs/>
+                <w:color w:val="000000" w:themeColor="text1"/>
+              </w:rPr>
+              <w:t>lepifera</w:t>
+            </w:r>
+            <w:proofErr w:type="spellEnd"/>
           </w:p>
         </w:tc>
         <w:tc>
@@ -12508,29 +14791,45 @@
                 <w:rFonts w:ascii="Aptos Narrow" w:hAnsi="Aptos Narrow"/>
                 <w:color w:val="000000" w:themeColor="text1"/>
               </w:rPr>
-              <w:t>Kowhai (large leaves)</w:t>
-            </w:r>
-          </w:p>
-        </w:tc>
-        <w:tc>
-          <w:tcPr>
-            <w:tcW w:w="1985" w:type="dxa"/>
-            <w:noWrap/>
-            <w:vAlign w:val="bottom"/>
-          </w:tcPr>
-          <w:p>
-            <w:pPr>
-              <w:rPr>
-                <w:rFonts w:ascii="Aptos Narrow" w:hAnsi="Aptos Narrow"/>
-                <w:color w:val="000000" w:themeColor="text1"/>
-              </w:rPr>
-            </w:pPr>
-            <w:r>
-              <w:rPr>
-                <w:rFonts w:ascii="Aptos Narrow" w:hAnsi="Aptos Narrow"/>
-                <w:color w:val="000000" w:themeColor="text1"/>
-              </w:rPr>
-              <w:t>MW191857.1</w:t>
+              <w:t>Tree fern (</w:t>
+            </w:r>
+            <w:r>
+              <w:rPr>
+                <w:rFonts w:ascii="Aptos Narrow" w:hAnsi="Aptos Narrow"/>
+                <w:i/>
+                <w:iCs/>
+                <w:color w:val="000000" w:themeColor="text1"/>
+              </w:rPr>
+              <w:t>C. dealbata</w:t>
+            </w:r>
+            <w:r>
+              <w:rPr>
+                <w:rFonts w:ascii="Aptos Narrow" w:hAnsi="Aptos Narrow"/>
+                <w:color w:val="000000" w:themeColor="text1"/>
+              </w:rPr>
+              <w:t xml:space="preserve"> – NZ)</w:t>
+            </w:r>
+          </w:p>
+        </w:tc>
+        <w:tc>
+          <w:tcPr>
+            <w:tcW w:w="1985" w:type="dxa"/>
+            <w:noWrap/>
+            <w:vAlign w:val="bottom"/>
+          </w:tcPr>
+          <w:p>
+            <w:pPr>
+              <w:rPr>
+                <w:rFonts w:ascii="Aptos Narrow" w:hAnsi="Aptos Narrow"/>
+                <w:color w:val="000000" w:themeColor="text1"/>
+              </w:rPr>
+            </w:pPr>
+            <w:r>
+              <w:rPr>
+                <w:rFonts w:ascii="Aptos Narrow" w:hAnsi="Aptos Narrow"/>
+                <w:color w:val="000000" w:themeColor="text1"/>
+              </w:rPr>
+              <w:t>NC_063825.1</w:t>
             </w:r>
           </w:p>
         </w:tc>
@@ -12554,24 +14853,25 @@
                 <w:color w:val="000000" w:themeColor="text1"/>
               </w:rPr>
             </w:pPr>
-            <w:r>
-              <w:rPr>
-                <w:rFonts w:ascii="Aptos Narrow" w:hAnsi="Aptos Narrow"/>
-                <w:i/>
-                <w:iCs/>
-                <w:color w:val="000000" w:themeColor="text1"/>
-              </w:rPr>
-              <w:lastRenderedPageBreak/>
-              <w:t xml:space="preserve">Sophora </w:t>
-            </w:r>
-            <w:r>
-              <w:rPr>
-                <w:rFonts w:ascii="Aptos Narrow" w:hAnsi="Aptos Narrow"/>
-                <w:i/>
-                <w:iCs/>
-                <w:color w:val="000000" w:themeColor="text1"/>
-              </w:rPr>
-              <w:t>microphylla</w:t>
+            <w:proofErr w:type="spellStart"/>
+            <w:r>
+              <w:rPr>
+                <w:rFonts w:ascii="Aptos Narrow" w:hAnsi="Aptos Narrow"/>
+                <w:i/>
+                <w:iCs/>
+                <w:color w:val="000000" w:themeColor="text1"/>
+              </w:rPr>
+              <w:t>Ripogonum</w:t>
+            </w:r>
+            <w:proofErr w:type="spellEnd"/>
+            <w:r>
+              <w:rPr>
+                <w:rFonts w:ascii="Aptos Narrow" w:hAnsi="Aptos Narrow"/>
+                <w:i/>
+                <w:iCs/>
+                <w:color w:val="000000" w:themeColor="text1"/>
+              </w:rPr>
+              <w:t xml:space="preserve"> scandens</w:t>
             </w:r>
           </w:p>
         </w:tc>
@@ -12593,36 +14893,29 @@
                 <w:rFonts w:ascii="Aptos Narrow" w:hAnsi="Aptos Narrow"/>
                 <w:color w:val="000000" w:themeColor="text1"/>
               </w:rPr>
-              <w:t>Kowhai</w:t>
-            </w:r>
-            <w:r>
-              <w:rPr>
-                <w:rFonts w:ascii="Aptos Narrow" w:hAnsi="Aptos Narrow"/>
-                <w:color w:val="000000" w:themeColor="text1"/>
-              </w:rPr>
-              <w:t xml:space="preserve"> (small leaves)</w:t>
-            </w:r>
-          </w:p>
-        </w:tc>
-        <w:tc>
-          <w:tcPr>
-            <w:tcW w:w="1985" w:type="dxa"/>
-            <w:noWrap/>
-            <w:vAlign w:val="bottom"/>
-          </w:tcPr>
-          <w:p>
-            <w:pPr>
-              <w:rPr>
-                <w:rFonts w:ascii="Aptos Narrow" w:hAnsi="Aptos Narrow"/>
-                <w:color w:val="000000" w:themeColor="text1"/>
-              </w:rPr>
-            </w:pPr>
-            <w:r>
-              <w:rPr>
-                <w:rFonts w:ascii="Aptos Narrow" w:hAnsi="Aptos Narrow"/>
-                <w:color w:val="000000" w:themeColor="text1"/>
-              </w:rPr>
-              <w:t>MW191854.1</w:t>
+              <w:t>Supplejack</w:t>
+            </w:r>
+          </w:p>
+        </w:tc>
+        <w:tc>
+          <w:tcPr>
+            <w:tcW w:w="1985" w:type="dxa"/>
+            <w:noWrap/>
+            <w:vAlign w:val="bottom"/>
+          </w:tcPr>
+          <w:p>
+            <w:pPr>
+              <w:rPr>
+                <w:rFonts w:ascii="Aptos Narrow" w:hAnsi="Aptos Narrow"/>
+                <w:color w:val="000000" w:themeColor="text1"/>
+              </w:rPr>
+            </w:pPr>
+            <w:r>
+              <w:rPr>
+                <w:rFonts w:ascii="Aptos Narrow" w:hAnsi="Aptos Narrow"/>
+                <w:color w:val="000000" w:themeColor="text1"/>
+              </w:rPr>
+              <w:t>OQ848587.1</w:t>
             </w:r>
           </w:p>
         </w:tc>
@@ -12646,15 +14939,37 @@
                 <w:color w:val="000000" w:themeColor="text1"/>
               </w:rPr>
             </w:pPr>
-            <w:r>
-              <w:rPr>
-                <w:rFonts w:ascii="Aptos Narrow" w:hAnsi="Aptos Narrow"/>
-                <w:i/>
-                <w:iCs/>
-                <w:color w:val="000000" w:themeColor="text1"/>
-              </w:rPr>
-              <w:t>Leptospermum scoparium</w:t>
-            </w:r>
+            <w:proofErr w:type="spellStart"/>
+            <w:r>
+              <w:rPr>
+                <w:rFonts w:ascii="Aptos Narrow" w:hAnsi="Aptos Narrow"/>
+                <w:i/>
+                <w:iCs/>
+                <w:color w:val="000000" w:themeColor="text1"/>
+              </w:rPr>
+              <w:t>Tetragonia</w:t>
+            </w:r>
+            <w:proofErr w:type="spellEnd"/>
+            <w:r>
+              <w:rPr>
+                <w:rFonts w:ascii="Aptos Narrow" w:hAnsi="Aptos Narrow"/>
+                <w:i/>
+                <w:iCs/>
+                <w:color w:val="000000" w:themeColor="text1"/>
+              </w:rPr>
+              <w:t xml:space="preserve"> </w:t>
+            </w:r>
+            <w:proofErr w:type="spellStart"/>
+            <w:r>
+              <w:rPr>
+                <w:rFonts w:ascii="Aptos Narrow" w:hAnsi="Aptos Narrow"/>
+                <w:i/>
+                <w:iCs/>
+                <w:color w:val="000000" w:themeColor="text1"/>
+              </w:rPr>
+              <w:t>tetragonioides</w:t>
+            </w:r>
+            <w:proofErr w:type="spellEnd"/>
           </w:p>
         </w:tc>
         <w:tc>
@@ -12675,29 +14990,29 @@
                 <w:rFonts w:ascii="Aptos Narrow" w:hAnsi="Aptos Narrow"/>
                 <w:color w:val="000000" w:themeColor="text1"/>
               </w:rPr>
-              <w:t>Manuka</w:t>
-            </w:r>
-          </w:p>
-        </w:tc>
-        <w:tc>
-          <w:tcPr>
-            <w:tcW w:w="1985" w:type="dxa"/>
-            <w:noWrap/>
-            <w:vAlign w:val="bottom"/>
-          </w:tcPr>
-          <w:p>
-            <w:pPr>
-              <w:rPr>
-                <w:rFonts w:ascii="Aptos Narrow" w:hAnsi="Aptos Narrow"/>
-                <w:color w:val="000000" w:themeColor="text1"/>
-              </w:rPr>
-            </w:pPr>
-            <w:r>
-              <w:rPr>
-                <w:rFonts w:ascii="Aptos Narrow" w:hAnsi="Aptos Narrow"/>
-                <w:color w:val="000000" w:themeColor="text1"/>
-              </w:rPr>
-              <w:t>MZ144895.1</w:t>
+              <w:t>NZ spinach</w:t>
+            </w:r>
+          </w:p>
+        </w:tc>
+        <w:tc>
+          <w:tcPr>
+            <w:tcW w:w="1985" w:type="dxa"/>
+            <w:noWrap/>
+            <w:vAlign w:val="bottom"/>
+          </w:tcPr>
+          <w:p>
+            <w:pPr>
+              <w:rPr>
+                <w:rFonts w:ascii="Aptos Narrow" w:hAnsi="Aptos Narrow"/>
+                <w:color w:val="000000" w:themeColor="text1"/>
+              </w:rPr>
+            </w:pPr>
+            <w:r>
+              <w:rPr>
+                <w:rFonts w:ascii="Aptos Narrow" w:hAnsi="Aptos Narrow"/>
+                <w:color w:val="000000" w:themeColor="text1"/>
+              </w:rPr>
+              <w:t>NC_036991.1</w:t>
             </w:r>
           </w:p>
         </w:tc>
@@ -12721,14 +15036,25 @@
                 <w:color w:val="000000" w:themeColor="text1"/>
               </w:rPr>
             </w:pPr>
-            <w:r>
-              <w:rPr>
-                <w:rFonts w:ascii="Aptos Narrow" w:hAnsi="Aptos Narrow"/>
-                <w:i/>
-                <w:iCs/>
-                <w:color w:val="000000" w:themeColor="text1"/>
-              </w:rPr>
-              <w:t>Kunzea ericoides</w:t>
+            <w:proofErr w:type="spellStart"/>
+            <w:r>
+              <w:rPr>
+                <w:rFonts w:ascii="Aptos Narrow" w:hAnsi="Aptos Narrow"/>
+                <w:i/>
+                <w:iCs/>
+                <w:color w:val="000000" w:themeColor="text1"/>
+              </w:rPr>
+              <w:t>Lophomyrtus</w:t>
+            </w:r>
+            <w:proofErr w:type="spellEnd"/>
+            <w:r>
+              <w:rPr>
+                <w:rFonts w:ascii="Aptos Narrow" w:hAnsi="Aptos Narrow"/>
+                <w:i/>
+                <w:iCs/>
+                <w:color w:val="000000" w:themeColor="text1"/>
+              </w:rPr>
+              <w:t xml:space="preserve"> bullata</w:t>
             </w:r>
           </w:p>
         </w:tc>
@@ -12745,34 +15071,36 @@
                 <w:color w:val="000000" w:themeColor="text1"/>
               </w:rPr>
             </w:pPr>
-            <w:r>
-              <w:rPr>
-                <w:rFonts w:ascii="Aptos Narrow" w:hAnsi="Aptos Narrow"/>
-                <w:color w:val="000000" w:themeColor="text1"/>
-              </w:rPr>
-              <w:t>Kanuka</w:t>
-            </w:r>
-          </w:p>
-        </w:tc>
-        <w:tc>
-          <w:tcPr>
-            <w:tcW w:w="1985" w:type="dxa"/>
-            <w:noWrap/>
-            <w:vAlign w:val="bottom"/>
-          </w:tcPr>
-          <w:p>
-            <w:pPr>
-              <w:rPr>
-                <w:rFonts w:ascii="Aptos Narrow" w:hAnsi="Aptos Narrow"/>
-                <w:color w:val="000000" w:themeColor="text1"/>
-              </w:rPr>
-            </w:pPr>
-            <w:r>
-              <w:rPr>
-                <w:rFonts w:ascii="Aptos Narrow" w:hAnsi="Aptos Narrow"/>
-                <w:color w:val="000000" w:themeColor="text1"/>
-              </w:rPr>
-              <w:t>MZ144929.1</w:t>
+            <w:proofErr w:type="spellStart"/>
+            <w:r>
+              <w:rPr>
+                <w:rFonts w:ascii="Aptos Narrow" w:hAnsi="Aptos Narrow"/>
+                <w:color w:val="000000" w:themeColor="text1"/>
+              </w:rPr>
+              <w:t>Ramarama</w:t>
+            </w:r>
+            <w:proofErr w:type="spellEnd"/>
+          </w:p>
+        </w:tc>
+        <w:tc>
+          <w:tcPr>
+            <w:tcW w:w="1985" w:type="dxa"/>
+            <w:noWrap/>
+            <w:vAlign w:val="bottom"/>
+          </w:tcPr>
+          <w:p>
+            <w:pPr>
+              <w:rPr>
+                <w:rFonts w:ascii="Aptos Narrow" w:hAnsi="Aptos Narrow"/>
+                <w:color w:val="000000" w:themeColor="text1"/>
+              </w:rPr>
+            </w:pPr>
+            <w:r>
+              <w:rPr>
+                <w:rFonts w:ascii="Aptos Narrow" w:hAnsi="Aptos Narrow"/>
+                <w:color w:val="000000" w:themeColor="text1"/>
+              </w:rPr>
+              <w:t>MW214669.1</w:t>
             </w:r>
           </w:p>
         </w:tc>
@@ -12796,14 +15124,25 @@
                 <w:color w:val="000000" w:themeColor="text1"/>
               </w:rPr>
             </w:pPr>
-            <w:r>
-              <w:rPr>
-                <w:rFonts w:ascii="Aptos Narrow" w:hAnsi="Aptos Narrow"/>
-                <w:i/>
-                <w:iCs/>
-                <w:color w:val="000000" w:themeColor="text1"/>
-              </w:rPr>
-              <w:t>Elaeocarpus dentatus</w:t>
+            <w:proofErr w:type="spellStart"/>
+            <w:r>
+              <w:rPr>
+                <w:rFonts w:ascii="Aptos Narrow" w:hAnsi="Aptos Narrow"/>
+                <w:i/>
+                <w:iCs/>
+                <w:color w:val="000000" w:themeColor="text1"/>
+              </w:rPr>
+              <w:t>Neomyrtus</w:t>
+            </w:r>
+            <w:proofErr w:type="spellEnd"/>
+            <w:r>
+              <w:rPr>
+                <w:rFonts w:ascii="Aptos Narrow" w:hAnsi="Aptos Narrow"/>
+                <w:i/>
+                <w:iCs/>
+                <w:color w:val="000000" w:themeColor="text1"/>
+              </w:rPr>
+              <w:t xml:space="preserve"> pedunculata</w:t>
             </w:r>
           </w:p>
         </w:tc>
@@ -12825,29 +15164,29 @@
                 <w:rFonts w:ascii="Aptos Narrow" w:hAnsi="Aptos Narrow"/>
                 <w:color w:val="000000" w:themeColor="text1"/>
               </w:rPr>
-              <w:t>Hinau</w:t>
-            </w:r>
-          </w:p>
-        </w:tc>
-        <w:tc>
-          <w:tcPr>
-            <w:tcW w:w="1985" w:type="dxa"/>
-            <w:noWrap/>
-            <w:vAlign w:val="bottom"/>
-          </w:tcPr>
-          <w:p>
-            <w:pPr>
-              <w:rPr>
-                <w:rFonts w:ascii="Aptos Narrow" w:hAnsi="Aptos Narrow"/>
-                <w:color w:val="000000" w:themeColor="text1"/>
-              </w:rPr>
-            </w:pPr>
-            <w:r>
-              <w:rPr>
-                <w:rFonts w:ascii="Aptos Narrow" w:hAnsi="Aptos Narrow"/>
-                <w:color w:val="000000" w:themeColor="text1"/>
-              </w:rPr>
-              <w:t>MW218462.1</w:t>
+              <w:t>Rohutu</w:t>
+            </w:r>
+          </w:p>
+        </w:tc>
+        <w:tc>
+          <w:tcPr>
+            <w:tcW w:w="1985" w:type="dxa"/>
+            <w:noWrap/>
+            <w:vAlign w:val="bottom"/>
+          </w:tcPr>
+          <w:p>
+            <w:pPr>
+              <w:rPr>
+                <w:rFonts w:ascii="Aptos Narrow" w:hAnsi="Aptos Narrow"/>
+                <w:color w:val="000000" w:themeColor="text1"/>
+              </w:rPr>
+            </w:pPr>
+            <w:r>
+              <w:rPr>
+                <w:rFonts w:ascii="Aptos Narrow" w:hAnsi="Aptos Narrow"/>
+                <w:color w:val="000000" w:themeColor="text1"/>
+              </w:rPr>
+              <w:t>MW214671.1</w:t>
             </w:r>
           </w:p>
         </w:tc>
@@ -12871,24 +15210,37 @@
                 <w:color w:val="000000" w:themeColor="text1"/>
               </w:rPr>
             </w:pPr>
-            <w:r>
-              <w:rPr>
-                <w:rFonts w:ascii="Aptos Narrow" w:hAnsi="Aptos Narrow"/>
-                <w:i/>
-                <w:iCs/>
-                <w:color w:val="000000" w:themeColor="text1"/>
-              </w:rPr>
-              <w:t>Elaeocarpus</w:t>
-            </w:r>
-            <w:r>
-              <w:rPr>
-                <w:rFonts w:ascii="Aptos Narrow" w:hAnsi="Aptos Narrow"/>
-                <w:i/>
-                <w:iCs/>
-                <w:color w:val="000000" w:themeColor="text1"/>
-              </w:rPr>
-              <w:t xml:space="preserve"> hookerianus</w:t>
-            </w:r>
+            <w:proofErr w:type="spellStart"/>
+            <w:r>
+              <w:rPr>
+                <w:rFonts w:ascii="Aptos Narrow" w:hAnsi="Aptos Narrow"/>
+                <w:i/>
+                <w:iCs/>
+                <w:color w:val="000000" w:themeColor="text1"/>
+              </w:rPr>
+              <w:t>Astelia</w:t>
+            </w:r>
+            <w:proofErr w:type="spellEnd"/>
+            <w:r>
+              <w:rPr>
+                <w:rFonts w:ascii="Aptos Narrow" w:hAnsi="Aptos Narrow"/>
+                <w:i/>
+                <w:iCs/>
+                <w:color w:val="000000" w:themeColor="text1"/>
+              </w:rPr>
+              <w:t xml:space="preserve"> </w:t>
+            </w:r>
+            <w:proofErr w:type="spellStart"/>
+            <w:r>
+              <w:rPr>
+                <w:rFonts w:ascii="Aptos Narrow" w:hAnsi="Aptos Narrow"/>
+                <w:i/>
+                <w:iCs/>
+                <w:color w:val="000000" w:themeColor="text1"/>
+              </w:rPr>
+              <w:t>alpina</w:t>
+            </w:r>
+            <w:proofErr w:type="spellEnd"/>
           </w:p>
         </w:tc>
         <w:tc>
@@ -12901,37 +15253,75 @@
             <w:pPr>
               <w:rPr>
                 <w:rFonts w:ascii="Aptos Narrow" w:hAnsi="Aptos Narrow"/>
-                <w:color w:val="000000" w:themeColor="text1"/>
-              </w:rPr>
-            </w:pPr>
-            <w:r>
-              <w:rPr>
-                <w:rFonts w:ascii="Aptos Narrow" w:hAnsi="Aptos Narrow"/>
-                <w:color w:val="000000" w:themeColor="text1"/>
-              </w:rPr>
-              <w:t>Pokaka</w:t>
-            </w:r>
-          </w:p>
-        </w:tc>
-        <w:tc>
-          <w:tcPr>
-            <w:tcW w:w="1985" w:type="dxa"/>
-            <w:noWrap/>
-            <w:vAlign w:val="bottom"/>
-          </w:tcPr>
-          <w:p>
-            <w:pPr>
-              <w:rPr>
-                <w:rFonts w:ascii="Aptos Narrow" w:hAnsi="Aptos Narrow"/>
-                <w:color w:val="000000" w:themeColor="text1"/>
-              </w:rPr>
-            </w:pPr>
-            <w:r>
-              <w:rPr>
-                <w:rFonts w:ascii="Aptos Narrow" w:hAnsi="Aptos Narrow"/>
-                <w:color w:val="000000" w:themeColor="text1"/>
-              </w:rPr>
-              <w:t>MW218464.1</w:t>
+                <w:i/>
+                <w:iCs/>
+                <w:color w:val="000000" w:themeColor="text1"/>
+              </w:rPr>
+            </w:pPr>
+            <w:r>
+              <w:rPr>
+                <w:rFonts w:ascii="Aptos Narrow" w:hAnsi="Aptos Narrow"/>
+                <w:i/>
+                <w:iCs/>
+                <w:color w:val="000000" w:themeColor="text1"/>
+              </w:rPr>
+              <w:t xml:space="preserve">A. solandri &amp; A. </w:t>
+            </w:r>
+            <w:proofErr w:type="spellStart"/>
+            <w:r>
+              <w:rPr>
+                <w:rFonts w:ascii="Aptos Narrow" w:hAnsi="Aptos Narrow"/>
+                <w:i/>
+                <w:iCs/>
+                <w:color w:val="000000" w:themeColor="text1"/>
+              </w:rPr>
+              <w:t>trinerva</w:t>
+            </w:r>
+            <w:proofErr w:type="spellEnd"/>
+            <w:r>
+              <w:rPr>
+                <w:rFonts w:ascii="Aptos Narrow" w:hAnsi="Aptos Narrow"/>
+                <w:i/>
+                <w:iCs/>
+                <w:color w:val="000000" w:themeColor="text1"/>
+              </w:rPr>
+              <w:t xml:space="preserve"> </w:t>
+            </w:r>
+            <w:r>
+              <w:rPr>
+                <w:rFonts w:ascii="Aptos Narrow" w:hAnsi="Aptos Narrow"/>
+                <w:color w:val="000000" w:themeColor="text1"/>
+              </w:rPr>
+              <w:t xml:space="preserve">- </w:t>
+            </w:r>
+            <w:r>
+              <w:rPr>
+                <w:rFonts w:ascii="Aptos Narrow" w:hAnsi="Aptos Narrow"/>
+                <w:color w:val="000000" w:themeColor="text1"/>
+              </w:rPr>
+              <w:t>NZ</w:t>
+            </w:r>
+          </w:p>
+        </w:tc>
+        <w:tc>
+          <w:tcPr>
+            <w:tcW w:w="1985" w:type="dxa"/>
+            <w:noWrap/>
+            <w:vAlign w:val="bottom"/>
+          </w:tcPr>
+          <w:p>
+            <w:pPr>
+              <w:rPr>
+                <w:rFonts w:ascii="Aptos Narrow" w:hAnsi="Aptos Narrow"/>
+                <w:color w:val="000000" w:themeColor="text1"/>
+              </w:rPr>
+            </w:pPr>
+            <w:r>
+              <w:rPr>
+                <w:rFonts w:ascii="Aptos Narrow" w:hAnsi="Aptos Narrow"/>
+                <w:color w:val="000000" w:themeColor="text1"/>
+              </w:rPr>
+              <w:t>PV409670.1</w:t>
             </w:r>
           </w:p>
         </w:tc>
@@ -12955,15 +15345,37 @@
                 <w:color w:val="000000" w:themeColor="text1"/>
               </w:rPr>
             </w:pPr>
-            <w:r>
-              <w:rPr>
-                <w:rFonts w:ascii="Aptos Narrow" w:hAnsi="Aptos Narrow"/>
-                <w:i/>
-                <w:iCs/>
-                <w:color w:val="000000" w:themeColor="text1"/>
-              </w:rPr>
-              <w:t>Aristotelia serrata</w:t>
-            </w:r>
+            <w:proofErr w:type="spellStart"/>
+            <w:r>
+              <w:rPr>
+                <w:rFonts w:ascii="Aptos Narrow" w:hAnsi="Aptos Narrow"/>
+                <w:i/>
+                <w:iCs/>
+                <w:color w:val="000000" w:themeColor="text1"/>
+              </w:rPr>
+              <w:t>Arthropodium</w:t>
+            </w:r>
+            <w:proofErr w:type="spellEnd"/>
+            <w:r>
+              <w:rPr>
+                <w:rFonts w:ascii="Aptos Narrow" w:hAnsi="Aptos Narrow"/>
+                <w:i/>
+                <w:iCs/>
+                <w:color w:val="000000" w:themeColor="text1"/>
+              </w:rPr>
+              <w:t xml:space="preserve"> </w:t>
+            </w:r>
+            <w:proofErr w:type="spellStart"/>
+            <w:r>
+              <w:rPr>
+                <w:rFonts w:ascii="Aptos Narrow" w:hAnsi="Aptos Narrow"/>
+                <w:i/>
+                <w:iCs/>
+                <w:color w:val="000000" w:themeColor="text1"/>
+              </w:rPr>
+              <w:t>cirratum</w:t>
+            </w:r>
+            <w:proofErr w:type="spellEnd"/>
           </w:p>
         </w:tc>
         <w:tc>
@@ -12984,29 +15396,29 @@
                 <w:rFonts w:ascii="Aptos Narrow" w:hAnsi="Aptos Narrow"/>
                 <w:color w:val="000000" w:themeColor="text1"/>
               </w:rPr>
-              <w:t>Wine berry</w:t>
-            </w:r>
-          </w:p>
-        </w:tc>
-        <w:tc>
-          <w:tcPr>
-            <w:tcW w:w="1985" w:type="dxa"/>
-            <w:noWrap/>
-            <w:vAlign w:val="bottom"/>
-          </w:tcPr>
-          <w:p>
-            <w:pPr>
-              <w:rPr>
-                <w:rFonts w:ascii="Aptos Narrow" w:hAnsi="Aptos Narrow"/>
-                <w:color w:val="000000" w:themeColor="text1"/>
-              </w:rPr>
-            </w:pPr>
-            <w:r>
-              <w:rPr>
-                <w:rFonts w:ascii="Aptos Narrow" w:hAnsi="Aptos Narrow"/>
-                <w:color w:val="000000" w:themeColor="text1"/>
-              </w:rPr>
-              <w:t>MW218459.1</w:t>
+              <w:t>Rengarenga</w:t>
+            </w:r>
+          </w:p>
+        </w:tc>
+        <w:tc>
+          <w:tcPr>
+            <w:tcW w:w="1985" w:type="dxa"/>
+            <w:noWrap/>
+            <w:vAlign w:val="bottom"/>
+          </w:tcPr>
+          <w:p>
+            <w:pPr>
+              <w:rPr>
+                <w:rFonts w:ascii="Aptos Narrow" w:hAnsi="Aptos Narrow"/>
+                <w:color w:val="000000" w:themeColor="text1"/>
+              </w:rPr>
+            </w:pPr>
+            <w:r>
+              <w:rPr>
+                <w:rFonts w:ascii="Aptos Narrow" w:hAnsi="Aptos Narrow"/>
+                <w:color w:val="000000" w:themeColor="text1"/>
+              </w:rPr>
+              <w:t>OL938727.1</w:t>
             </w:r>
           </w:p>
         </w:tc>
@@ -13037,7 +15449,7 @@
                 <w:iCs/>
                 <w:color w:val="000000" w:themeColor="text1"/>
               </w:rPr>
-              <w:t>Coriaria nepalensis</w:t>
+              <w:t>Phormium tenax</w:t>
             </w:r>
           </w:p>
         </w:tc>
@@ -13059,16 +15471,706 @@
                 <w:rFonts w:ascii="Aptos Narrow" w:hAnsi="Aptos Narrow"/>
                 <w:color w:val="000000" w:themeColor="text1"/>
               </w:rPr>
-              <w:t>Tutu (</w:t>
-            </w:r>
-            <w:r>
-              <w:rPr>
-                <w:rFonts w:ascii="Aptos Narrow" w:hAnsi="Aptos Narrow"/>
-                <w:i/>
-                <w:iCs/>
-                <w:color w:val="000000" w:themeColor="text1"/>
-              </w:rPr>
-              <w:t xml:space="preserve">C. arborea </w:t>
+              <w:t>Flax</w:t>
+            </w:r>
+          </w:p>
+        </w:tc>
+        <w:tc>
+          <w:tcPr>
+            <w:tcW w:w="1985" w:type="dxa"/>
+            <w:noWrap/>
+            <w:vAlign w:val="bottom"/>
+          </w:tcPr>
+          <w:p>
+            <w:pPr>
+              <w:rPr>
+                <w:rFonts w:ascii="Aptos Narrow" w:hAnsi="Aptos Narrow"/>
+                <w:color w:val="000000" w:themeColor="text1"/>
+              </w:rPr>
+            </w:pPr>
+            <w:r>
+              <w:rPr>
+                <w:rFonts w:ascii="Aptos Narrow" w:hAnsi="Aptos Narrow"/>
+                <w:color w:val="000000" w:themeColor="text1"/>
+              </w:rPr>
+              <w:t>MW528270.1</w:t>
+            </w:r>
+          </w:p>
+        </w:tc>
+      </w:tr>
+      <w:tr>
+        <w:trPr>
+          <w:trHeight w:val="320"/>
+        </w:trPr>
+        <w:tc>
+          <w:tcPr>
+            <w:tcW w:w="3397" w:type="dxa"/>
+            <w:noWrap/>
+            <w:vAlign w:val="bottom"/>
+          </w:tcPr>
+          <w:p>
+            <w:pPr>
+              <w:rPr>
+                <w:rFonts w:ascii="Aptos Narrow" w:hAnsi="Aptos Narrow"/>
+                <w:i/>
+                <w:iCs/>
+                <w:color w:val="000000" w:themeColor="text1"/>
+              </w:rPr>
+            </w:pPr>
+            <w:r>
+              <w:rPr>
+                <w:rFonts w:ascii="Aptos Narrow" w:hAnsi="Aptos Narrow"/>
+                <w:i/>
+                <w:iCs/>
+                <w:color w:val="000000" w:themeColor="text1"/>
+              </w:rPr>
+              <w:t xml:space="preserve">Phormium </w:t>
+            </w:r>
+            <w:proofErr w:type="spellStart"/>
+            <w:r>
+              <w:rPr>
+                <w:rFonts w:ascii="Aptos Narrow" w:hAnsi="Aptos Narrow"/>
+                <w:i/>
+                <w:iCs/>
+                <w:color w:val="000000" w:themeColor="text1"/>
+              </w:rPr>
+              <w:t>cookianum</w:t>
+            </w:r>
+            <w:proofErr w:type="spellEnd"/>
+          </w:p>
+        </w:tc>
+        <w:tc>
+          <w:tcPr>
+            <w:tcW w:w="3402" w:type="dxa"/>
+            <w:noWrap/>
+            <w:vAlign w:val="bottom"/>
+          </w:tcPr>
+          <w:p>
+            <w:pPr>
+              <w:rPr>
+                <w:rFonts w:ascii="Aptos Narrow" w:hAnsi="Aptos Narrow"/>
+                <w:color w:val="000000" w:themeColor="text1"/>
+              </w:rPr>
+            </w:pPr>
+            <w:r>
+              <w:rPr>
+                <w:rFonts w:ascii="Aptos Narrow" w:hAnsi="Aptos Narrow"/>
+                <w:color w:val="000000" w:themeColor="text1"/>
+              </w:rPr>
+              <w:t>Flax</w:t>
+            </w:r>
+          </w:p>
+        </w:tc>
+        <w:tc>
+          <w:tcPr>
+            <w:tcW w:w="1985" w:type="dxa"/>
+            <w:noWrap/>
+            <w:vAlign w:val="bottom"/>
+          </w:tcPr>
+          <w:p>
+            <w:pPr>
+              <w:rPr>
+                <w:rFonts w:ascii="Aptos Narrow" w:hAnsi="Aptos Narrow"/>
+                <w:color w:val="000000" w:themeColor="text1"/>
+              </w:rPr>
+            </w:pPr>
+            <w:r>
+              <w:rPr>
+                <w:rFonts w:ascii="Aptos Narrow" w:hAnsi="Aptos Narrow"/>
+                <w:color w:val="000000" w:themeColor="text1"/>
+              </w:rPr>
+              <w:t>MW491882.1</w:t>
+            </w:r>
+          </w:p>
+        </w:tc>
+      </w:tr>
+      <w:tr>
+        <w:trPr>
+          <w:trHeight w:val="320"/>
+        </w:trPr>
+        <w:tc>
+          <w:tcPr>
+            <w:tcW w:w="3397" w:type="dxa"/>
+            <w:noWrap/>
+            <w:vAlign w:val="bottom"/>
+          </w:tcPr>
+          <w:p>
+            <w:pPr>
+              <w:rPr>
+                <w:rFonts w:ascii="Aptos Narrow" w:hAnsi="Aptos Narrow"/>
+                <w:i/>
+                <w:iCs/>
+                <w:color w:val="000000" w:themeColor="text1"/>
+              </w:rPr>
+            </w:pPr>
+            <w:r>
+              <w:rPr>
+                <w:rFonts w:ascii="Aptos Narrow" w:hAnsi="Aptos Narrow"/>
+                <w:i/>
+                <w:iCs/>
+                <w:color w:val="000000" w:themeColor="text1"/>
+              </w:rPr>
+              <w:t>Dianella nigra</w:t>
+            </w:r>
+          </w:p>
+        </w:tc>
+        <w:tc>
+          <w:tcPr>
+            <w:tcW w:w="3402" w:type="dxa"/>
+            <w:noWrap/>
+            <w:vAlign w:val="bottom"/>
+          </w:tcPr>
+          <w:p>
+            <w:pPr>
+              <w:rPr>
+                <w:rFonts w:ascii="Aptos Narrow" w:hAnsi="Aptos Narrow"/>
+                <w:color w:val="000000" w:themeColor="text1"/>
+              </w:rPr>
+            </w:pPr>
+            <w:r>
+              <w:rPr>
+                <w:rFonts w:ascii="Aptos Narrow" w:hAnsi="Aptos Narrow"/>
+                <w:color w:val="000000" w:themeColor="text1"/>
+              </w:rPr>
+              <w:t>Turutu</w:t>
+            </w:r>
+          </w:p>
+        </w:tc>
+        <w:tc>
+          <w:tcPr>
+            <w:tcW w:w="1985" w:type="dxa"/>
+            <w:noWrap/>
+            <w:vAlign w:val="bottom"/>
+          </w:tcPr>
+          <w:p>
+            <w:pPr>
+              <w:rPr>
+                <w:rFonts w:ascii="Aptos Narrow" w:hAnsi="Aptos Narrow"/>
+                <w:color w:val="000000" w:themeColor="text1"/>
+              </w:rPr>
+            </w:pPr>
+            <w:r>
+              <w:rPr>
+                <w:rFonts w:ascii="Aptos Narrow" w:hAnsi="Aptos Narrow"/>
+                <w:color w:val="000000" w:themeColor="text1"/>
+              </w:rPr>
+              <w:t>MN239902.1</w:t>
+            </w:r>
+          </w:p>
+        </w:tc>
+      </w:tr>
+      <w:tr>
+        <w:trPr>
+          <w:trHeight w:val="320"/>
+        </w:trPr>
+        <w:tc>
+          <w:tcPr>
+            <w:tcW w:w="3397" w:type="dxa"/>
+            <w:noWrap/>
+            <w:vAlign w:val="bottom"/>
+          </w:tcPr>
+          <w:p>
+            <w:pPr>
+              <w:rPr>
+                <w:rFonts w:ascii="Aptos Narrow" w:hAnsi="Aptos Narrow"/>
+                <w:i/>
+                <w:iCs/>
+                <w:color w:val="000000" w:themeColor="text1"/>
+              </w:rPr>
+            </w:pPr>
+            <w:r>
+              <w:rPr>
+                <w:rFonts w:ascii="Aptos Narrow" w:hAnsi="Aptos Narrow"/>
+                <w:i/>
+                <w:iCs/>
+                <w:color w:val="000000" w:themeColor="text1"/>
+              </w:rPr>
+              <w:t xml:space="preserve">Myoporum </w:t>
+            </w:r>
+            <w:proofErr w:type="spellStart"/>
+            <w:r>
+              <w:rPr>
+                <w:rFonts w:ascii="Aptos Narrow" w:hAnsi="Aptos Narrow"/>
+                <w:i/>
+                <w:iCs/>
+                <w:color w:val="000000" w:themeColor="text1"/>
+              </w:rPr>
+              <w:t>laetum</w:t>
+            </w:r>
+            <w:proofErr w:type="spellEnd"/>
+          </w:p>
+        </w:tc>
+        <w:tc>
+          <w:tcPr>
+            <w:tcW w:w="3402" w:type="dxa"/>
+            <w:noWrap/>
+            <w:vAlign w:val="bottom"/>
+          </w:tcPr>
+          <w:p>
+            <w:pPr>
+              <w:rPr>
+                <w:rFonts w:ascii="Aptos Narrow" w:hAnsi="Aptos Narrow"/>
+                <w:color w:val="000000" w:themeColor="text1"/>
+              </w:rPr>
+            </w:pPr>
+            <w:r>
+              <w:rPr>
+                <w:rFonts w:ascii="Aptos Narrow" w:hAnsi="Aptos Narrow"/>
+                <w:color w:val="000000" w:themeColor="text1"/>
+              </w:rPr>
+              <w:t>Ngaio</w:t>
+            </w:r>
+          </w:p>
+        </w:tc>
+        <w:tc>
+          <w:tcPr>
+            <w:tcW w:w="1985" w:type="dxa"/>
+            <w:noWrap/>
+            <w:vAlign w:val="bottom"/>
+          </w:tcPr>
+          <w:p>
+            <w:pPr>
+              <w:rPr>
+                <w:rFonts w:ascii="Aptos Narrow" w:hAnsi="Aptos Narrow"/>
+                <w:color w:val="000000" w:themeColor="text1"/>
+              </w:rPr>
+            </w:pPr>
+            <w:r>
+              <w:rPr>
+                <w:rFonts w:ascii="Aptos Narrow" w:hAnsi="Aptos Narrow"/>
+                <w:color w:val="000000" w:themeColor="text1"/>
+              </w:rPr>
+              <w:t>NC_050955.1</w:t>
+            </w:r>
+          </w:p>
+        </w:tc>
+      </w:tr>
+      <w:tr>
+        <w:trPr>
+          <w:trHeight w:val="320"/>
+        </w:trPr>
+        <w:tc>
+          <w:tcPr>
+            <w:tcW w:w="3397" w:type="dxa"/>
+            <w:noWrap/>
+            <w:vAlign w:val="bottom"/>
+          </w:tcPr>
+          <w:p>
+            <w:pPr>
+              <w:rPr>
+                <w:rFonts w:ascii="Aptos Narrow" w:hAnsi="Aptos Narrow"/>
+                <w:i/>
+                <w:iCs/>
+                <w:color w:val="000000" w:themeColor="text1"/>
+              </w:rPr>
+            </w:pPr>
+            <w:r>
+              <w:rPr>
+                <w:rFonts w:ascii="Aptos Narrow" w:hAnsi="Aptos Narrow"/>
+                <w:i/>
+                <w:iCs/>
+                <w:color w:val="000000" w:themeColor="text1"/>
+              </w:rPr>
+              <w:t>Schefflera digitata</w:t>
+            </w:r>
+          </w:p>
+        </w:tc>
+        <w:tc>
+          <w:tcPr>
+            <w:tcW w:w="3402" w:type="dxa"/>
+            <w:noWrap/>
+            <w:vAlign w:val="bottom"/>
+          </w:tcPr>
+          <w:p>
+            <w:pPr>
+              <w:rPr>
+                <w:rFonts w:ascii="Aptos Narrow" w:hAnsi="Aptos Narrow"/>
+                <w:color w:val="000000" w:themeColor="text1"/>
+              </w:rPr>
+            </w:pPr>
+            <w:proofErr w:type="spellStart"/>
+            <w:r>
+              <w:rPr>
+                <w:rFonts w:ascii="Aptos Narrow" w:hAnsi="Aptos Narrow"/>
+                <w:color w:val="000000" w:themeColor="text1"/>
+              </w:rPr>
+              <w:t>Patē</w:t>
+            </w:r>
+            <w:proofErr w:type="spellEnd"/>
+          </w:p>
+        </w:tc>
+        <w:tc>
+          <w:tcPr>
+            <w:tcW w:w="1985" w:type="dxa"/>
+            <w:noWrap/>
+            <w:vAlign w:val="bottom"/>
+          </w:tcPr>
+          <w:p>
+            <w:pPr>
+              <w:rPr>
+                <w:rFonts w:ascii="Aptos Narrow" w:hAnsi="Aptos Narrow"/>
+                <w:color w:val="000000" w:themeColor="text1"/>
+              </w:rPr>
+            </w:pPr>
+            <w:r>
+              <w:rPr>
+                <w:rFonts w:ascii="Aptos Narrow" w:hAnsi="Aptos Narrow"/>
+                <w:color w:val="000000" w:themeColor="text1"/>
+              </w:rPr>
+              <w:t>MT385084.1</w:t>
+            </w:r>
+          </w:p>
+        </w:tc>
+      </w:tr>
+      <w:tr>
+        <w:trPr>
+          <w:trHeight w:val="320"/>
+        </w:trPr>
+        <w:tc>
+          <w:tcPr>
+            <w:tcW w:w="3397" w:type="dxa"/>
+            <w:noWrap/>
+            <w:vAlign w:val="bottom"/>
+          </w:tcPr>
+          <w:p>
+            <w:pPr>
+              <w:rPr>
+                <w:rFonts w:ascii="Aptos Narrow" w:hAnsi="Aptos Narrow"/>
+                <w:i/>
+                <w:iCs/>
+                <w:color w:val="000000" w:themeColor="text1"/>
+              </w:rPr>
+            </w:pPr>
+            <w:proofErr w:type="spellStart"/>
+            <w:r>
+              <w:rPr>
+                <w:rFonts w:ascii="Aptos Narrow" w:hAnsi="Aptos Narrow"/>
+                <w:i/>
+                <w:iCs/>
+                <w:color w:val="000000" w:themeColor="text1"/>
+              </w:rPr>
+              <w:t>Beilschmiedia</w:t>
+            </w:r>
+            <w:proofErr w:type="spellEnd"/>
+            <w:r>
+              <w:rPr>
+                <w:rFonts w:ascii="Aptos Narrow" w:hAnsi="Aptos Narrow"/>
+                <w:i/>
+                <w:iCs/>
+                <w:color w:val="000000" w:themeColor="text1"/>
+              </w:rPr>
+              <w:t xml:space="preserve"> </w:t>
+            </w:r>
+            <w:proofErr w:type="spellStart"/>
+            <w:r>
+              <w:rPr>
+                <w:rFonts w:ascii="Aptos Narrow" w:hAnsi="Aptos Narrow"/>
+                <w:i/>
+                <w:iCs/>
+                <w:color w:val="000000" w:themeColor="text1"/>
+              </w:rPr>
+              <w:t>obtusifolia</w:t>
+            </w:r>
+            <w:proofErr w:type="spellEnd"/>
+          </w:p>
+        </w:tc>
+        <w:tc>
+          <w:tcPr>
+            <w:tcW w:w="3402" w:type="dxa"/>
+            <w:noWrap/>
+            <w:vAlign w:val="bottom"/>
+          </w:tcPr>
+          <w:p>
+            <w:pPr>
+              <w:rPr>
+                <w:rFonts w:ascii="Aptos Narrow" w:hAnsi="Aptos Narrow"/>
+                <w:color w:val="000000" w:themeColor="text1"/>
+              </w:rPr>
+            </w:pPr>
+            <w:r>
+              <w:rPr>
+                <w:rFonts w:ascii="Aptos Narrow" w:hAnsi="Aptos Narrow"/>
+                <w:color w:val="000000" w:themeColor="text1"/>
+              </w:rPr>
+              <w:t>Tawa (</w:t>
+            </w:r>
+            <w:r>
+              <w:rPr>
+                <w:rFonts w:ascii="Aptos Narrow" w:hAnsi="Aptos Narrow"/>
+                <w:i/>
+                <w:iCs/>
+                <w:color w:val="000000" w:themeColor="text1"/>
+              </w:rPr>
+              <w:t xml:space="preserve">B. tawa &amp; B. </w:t>
+            </w:r>
+            <w:proofErr w:type="spellStart"/>
+            <w:r>
+              <w:rPr>
+                <w:rFonts w:ascii="Aptos Narrow" w:hAnsi="Aptos Narrow"/>
+                <w:i/>
+                <w:iCs/>
+                <w:color w:val="000000" w:themeColor="text1"/>
+              </w:rPr>
+              <w:t>tawaroa</w:t>
+            </w:r>
+            <w:proofErr w:type="spellEnd"/>
+            <w:r>
+              <w:rPr>
+                <w:rFonts w:ascii="Aptos Narrow" w:hAnsi="Aptos Narrow"/>
+                <w:color w:val="000000" w:themeColor="text1"/>
+              </w:rPr>
+              <w:t xml:space="preserve"> - NZ)</w:t>
+            </w:r>
+          </w:p>
+        </w:tc>
+        <w:tc>
+          <w:tcPr>
+            <w:tcW w:w="1985" w:type="dxa"/>
+            <w:noWrap/>
+            <w:vAlign w:val="bottom"/>
+          </w:tcPr>
+          <w:p>
+            <w:pPr>
+              <w:rPr>
+                <w:rFonts w:ascii="Aptos Narrow" w:hAnsi="Aptos Narrow"/>
+                <w:color w:val="000000" w:themeColor="text1"/>
+              </w:rPr>
+            </w:pPr>
+            <w:r>
+              <w:rPr>
+                <w:rFonts w:ascii="Aptos Narrow" w:hAnsi="Aptos Narrow"/>
+                <w:color w:val="000000" w:themeColor="text1"/>
+              </w:rPr>
+              <w:t>NC_051904.1</w:t>
+            </w:r>
+          </w:p>
+        </w:tc>
+      </w:tr>
+      <w:tr>
+        <w:trPr>
+          <w:trHeight w:val="320"/>
+        </w:trPr>
+        <w:tc>
+          <w:tcPr>
+            <w:tcW w:w="3397" w:type="dxa"/>
+            <w:noWrap/>
+            <w:vAlign w:val="bottom"/>
+          </w:tcPr>
+          <w:p>
+            <w:pPr>
+              <w:rPr>
+                <w:rFonts w:ascii="Aptos Narrow" w:hAnsi="Aptos Narrow"/>
+                <w:i/>
+                <w:iCs/>
+                <w:color w:val="000000" w:themeColor="text1"/>
+              </w:rPr>
+            </w:pPr>
+            <w:proofErr w:type="spellStart"/>
+            <w:r>
+              <w:rPr>
+                <w:rFonts w:ascii="Aptos Narrow" w:hAnsi="Aptos Narrow"/>
+                <w:i/>
+                <w:iCs/>
+                <w:color w:val="000000" w:themeColor="text1"/>
+              </w:rPr>
+              <w:t>Cortaderia</w:t>
+            </w:r>
+            <w:proofErr w:type="spellEnd"/>
+            <w:r>
+              <w:rPr>
+                <w:rFonts w:ascii="Aptos Narrow" w:hAnsi="Aptos Narrow"/>
+                <w:i/>
+                <w:iCs/>
+                <w:color w:val="000000" w:themeColor="text1"/>
+              </w:rPr>
+              <w:t xml:space="preserve"> </w:t>
+            </w:r>
+            <w:proofErr w:type="spellStart"/>
+            <w:r>
+              <w:rPr>
+                <w:rFonts w:ascii="Aptos Narrow" w:hAnsi="Aptos Narrow"/>
+                <w:i/>
+                <w:iCs/>
+                <w:color w:val="000000" w:themeColor="text1"/>
+              </w:rPr>
+              <w:t>selloana</w:t>
+            </w:r>
+            <w:proofErr w:type="spellEnd"/>
+          </w:p>
+        </w:tc>
+        <w:tc>
+          <w:tcPr>
+            <w:tcW w:w="3402" w:type="dxa"/>
+            <w:noWrap/>
+            <w:vAlign w:val="bottom"/>
+          </w:tcPr>
+          <w:p>
+            <w:pPr>
+              <w:rPr>
+                <w:rFonts w:ascii="Aptos Narrow" w:hAnsi="Aptos Narrow"/>
+                <w:color w:val="000000" w:themeColor="text1"/>
+              </w:rPr>
+            </w:pPr>
+            <w:proofErr w:type="spellStart"/>
+            <w:r>
+              <w:rPr>
+                <w:rFonts w:ascii="Aptos Narrow" w:hAnsi="Aptos Narrow"/>
+                <w:color w:val="000000" w:themeColor="text1"/>
+              </w:rPr>
+              <w:t>Toetoe</w:t>
+            </w:r>
+            <w:proofErr w:type="spellEnd"/>
+            <w:r>
+              <w:rPr>
+                <w:rFonts w:ascii="Aptos Narrow" w:hAnsi="Aptos Narrow"/>
+                <w:color w:val="000000" w:themeColor="text1"/>
+              </w:rPr>
+              <w:t xml:space="preserve"> (</w:t>
+            </w:r>
+            <w:r>
+              <w:rPr>
+                <w:rFonts w:ascii="Aptos Narrow" w:hAnsi="Aptos Narrow"/>
+                <w:i/>
+                <w:iCs/>
+                <w:color w:val="000000" w:themeColor="text1"/>
+              </w:rPr>
+              <w:t xml:space="preserve">C. </w:t>
+            </w:r>
+            <w:proofErr w:type="spellStart"/>
+            <w:r>
+              <w:rPr>
+                <w:rFonts w:ascii="Aptos Narrow" w:hAnsi="Aptos Narrow"/>
+                <w:i/>
+                <w:iCs/>
+                <w:color w:val="000000" w:themeColor="text1"/>
+              </w:rPr>
+              <w:t>richardii</w:t>
+            </w:r>
+            <w:proofErr w:type="spellEnd"/>
+            <w:r>
+              <w:rPr>
+                <w:rFonts w:ascii="Aptos Narrow" w:hAnsi="Aptos Narrow"/>
+                <w:color w:val="000000" w:themeColor="text1"/>
+              </w:rPr>
+              <w:t xml:space="preserve"> – NZ)</w:t>
+            </w:r>
+          </w:p>
+        </w:tc>
+        <w:tc>
+          <w:tcPr>
+            <w:tcW w:w="1985" w:type="dxa"/>
+            <w:noWrap/>
+            <w:vAlign w:val="bottom"/>
+          </w:tcPr>
+          <w:p>
+            <w:pPr>
+              <w:rPr>
+                <w:rFonts w:ascii="Aptos Narrow" w:hAnsi="Aptos Narrow"/>
+                <w:color w:val="000000" w:themeColor="text1"/>
+              </w:rPr>
+            </w:pPr>
+            <w:r>
+              <w:rPr>
+                <w:rFonts w:ascii="Aptos Narrow" w:hAnsi="Aptos Narrow"/>
+                <w:color w:val="000000" w:themeColor="text1"/>
+              </w:rPr>
+              <w:t>NC_036681.1</w:t>
+            </w:r>
+          </w:p>
+        </w:tc>
+      </w:tr>
+      <w:tr>
+        <w:trPr>
+          <w:trHeight w:val="320"/>
+        </w:trPr>
+        <w:tc>
+          <w:tcPr>
+            <w:tcW w:w="3397" w:type="dxa"/>
+            <w:noWrap/>
+            <w:vAlign w:val="bottom"/>
+          </w:tcPr>
+          <w:p>
+            <w:pPr>
+              <w:rPr>
+                <w:rFonts w:ascii="Aptos Narrow" w:hAnsi="Aptos Narrow"/>
+                <w:i/>
+                <w:iCs/>
+                <w:color w:val="000000" w:themeColor="text1"/>
+              </w:rPr>
+            </w:pPr>
+            <w:r>
+              <w:rPr>
+                <w:rFonts w:ascii="Aptos Narrow" w:hAnsi="Aptos Narrow"/>
+                <w:i/>
+                <w:iCs/>
+                <w:color w:val="000000" w:themeColor="text1"/>
+              </w:rPr>
+              <w:t>Lepidium sativum</w:t>
+            </w:r>
+          </w:p>
+        </w:tc>
+        <w:tc>
+          <w:tcPr>
+            <w:tcW w:w="3402" w:type="dxa"/>
+            <w:noWrap/>
+            <w:vAlign w:val="bottom"/>
+          </w:tcPr>
+          <w:p>
+            <w:pPr>
+              <w:rPr>
+                <w:rFonts w:ascii="Aptos Narrow" w:hAnsi="Aptos Narrow"/>
+                <w:color w:val="000000" w:themeColor="text1"/>
+              </w:rPr>
+            </w:pPr>
+            <w:r>
+              <w:rPr>
+                <w:rFonts w:ascii="Aptos Narrow" w:hAnsi="Aptos Narrow"/>
+                <w:color w:val="000000" w:themeColor="text1"/>
+              </w:rPr>
+              <w:t>Scur</w:t>
+            </w:r>
+            <w:r>
+              <w:rPr>
+                <w:rFonts w:ascii="Aptos Narrow" w:hAnsi="Aptos Narrow"/>
+                <w:color w:val="000000" w:themeColor="text1"/>
+              </w:rPr>
+              <w:t>v</w:t>
+            </w:r>
+            <w:r>
+              <w:rPr>
+                <w:rFonts w:ascii="Aptos Narrow" w:hAnsi="Aptos Narrow"/>
+                <w:color w:val="000000" w:themeColor="text1"/>
+              </w:rPr>
+              <w:t>y grass (</w:t>
+            </w:r>
+            <w:r>
+              <w:rPr>
+                <w:rFonts w:ascii="Aptos Narrow" w:hAnsi="Aptos Narrow"/>
+                <w:i/>
+                <w:iCs/>
+                <w:color w:val="000000" w:themeColor="text1"/>
+              </w:rPr>
+              <w:t xml:space="preserve">L. </w:t>
+            </w:r>
+            <w:proofErr w:type="spellStart"/>
+            <w:r>
+              <w:rPr>
+                <w:rFonts w:ascii="Aptos Narrow" w:hAnsi="Aptos Narrow"/>
+                <w:i/>
+                <w:iCs/>
+                <w:color w:val="000000" w:themeColor="text1"/>
+              </w:rPr>
+              <w:t>oleraceum</w:t>
+            </w:r>
+            <w:proofErr w:type="spellEnd"/>
+            <w:r>
+              <w:rPr>
+                <w:rFonts w:ascii="Aptos Narrow" w:hAnsi="Aptos Narrow"/>
+                <w:i/>
+                <w:iCs/>
+                <w:color w:val="000000" w:themeColor="text1"/>
+              </w:rPr>
+              <w:t xml:space="preserve"> </w:t>
             </w:r>
             <w:r>
               <w:rPr>
@@ -13097,7 +16199,7 @@
                 <w:rFonts w:ascii="Aptos Narrow" w:hAnsi="Aptos Narrow"/>
                 <w:color w:val="000000" w:themeColor="text1"/>
               </w:rPr>
-              <w:t>MT106774.1</w:t>
+              <w:t>NC_047178.1</w:t>
             </w:r>
           </w:p>
         </w:tc>
@@ -13128,8 +16230,19 @@
                 <w:iCs/>
                 <w:color w:val="000000" w:themeColor="text1"/>
               </w:rPr>
-              <w:t>Typha orientalis</w:t>
-            </w:r>
+              <w:t xml:space="preserve">Pittosporum </w:t>
+            </w:r>
+            <w:proofErr w:type="spellStart"/>
+            <w:r>
+              <w:rPr>
+                <w:rFonts w:ascii="Aptos Narrow" w:hAnsi="Aptos Narrow"/>
+                <w:i/>
+                <w:iCs/>
+                <w:color w:val="000000" w:themeColor="text1"/>
+              </w:rPr>
+              <w:t>eugenioides</w:t>
+            </w:r>
+            <w:proofErr w:type="spellEnd"/>
           </w:p>
         </w:tc>
         <w:tc>
@@ -13150,29 +16263,29 @@
                 <w:rFonts w:ascii="Aptos Narrow" w:hAnsi="Aptos Narrow"/>
                 <w:color w:val="000000" w:themeColor="text1"/>
               </w:rPr>
-              <w:t>Raupo</w:t>
-            </w:r>
-          </w:p>
-        </w:tc>
-        <w:tc>
-          <w:tcPr>
-            <w:tcW w:w="1985" w:type="dxa"/>
-            <w:noWrap/>
-            <w:vAlign w:val="bottom"/>
-          </w:tcPr>
-          <w:p>
-            <w:pPr>
-              <w:rPr>
-                <w:rFonts w:ascii="Aptos Narrow" w:hAnsi="Aptos Narrow"/>
-                <w:color w:val="000000" w:themeColor="text1"/>
-              </w:rPr>
-            </w:pPr>
-            <w:r>
-              <w:rPr>
-                <w:rFonts w:ascii="Aptos Narrow" w:hAnsi="Aptos Narrow"/>
-                <w:color w:val="000000" w:themeColor="text1"/>
-              </w:rPr>
-              <w:t>NC_050678.1</w:t>
+              <w:t>Tarata</w:t>
+            </w:r>
+          </w:p>
+        </w:tc>
+        <w:tc>
+          <w:tcPr>
+            <w:tcW w:w="1985" w:type="dxa"/>
+            <w:noWrap/>
+            <w:vAlign w:val="bottom"/>
+          </w:tcPr>
+          <w:p>
+            <w:pPr>
+              <w:rPr>
+                <w:rFonts w:ascii="Aptos Narrow" w:hAnsi="Aptos Narrow"/>
+                <w:color w:val="000000" w:themeColor="text1"/>
+              </w:rPr>
+            </w:pPr>
+            <w:r>
+              <w:rPr>
+                <w:rFonts w:ascii="Aptos Narrow" w:hAnsi="Aptos Narrow"/>
+                <w:color w:val="000000" w:themeColor="text1"/>
+              </w:rPr>
+              <w:t>MT385079.1</w:t>
             </w:r>
           </w:p>
         </w:tc>
@@ -13203,8 +16316,19 @@
                 <w:iCs/>
                 <w:color w:val="000000" w:themeColor="text1"/>
               </w:rPr>
-              <w:t>Prumnopitys andina</w:t>
-            </w:r>
+              <w:t xml:space="preserve">Pittosporum </w:t>
+            </w:r>
+            <w:proofErr w:type="spellStart"/>
+            <w:r>
+              <w:rPr>
+                <w:rFonts w:ascii="Aptos Narrow" w:hAnsi="Aptos Narrow"/>
+                <w:i/>
+                <w:iCs/>
+                <w:color w:val="000000" w:themeColor="text1"/>
+              </w:rPr>
+              <w:t>tenuifolium</w:t>
+            </w:r>
+            <w:proofErr w:type="spellEnd"/>
           </w:p>
         </w:tc>
         <w:tc>
@@ -13220,68 +16344,43 @@
                 <w:color w:val="000000" w:themeColor="text1"/>
               </w:rPr>
             </w:pPr>
-            <w:r>
-              <w:rPr>
-                <w:rFonts w:ascii="Aptos Narrow" w:hAnsi="Aptos Narrow"/>
-                <w:color w:val="000000" w:themeColor="text1"/>
-              </w:rPr>
-              <w:t>Miro &amp; Matai (</w:t>
-            </w:r>
-            <w:r>
-              <w:rPr>
-                <w:rFonts w:ascii="Aptos Narrow" w:hAnsi="Aptos Narrow"/>
-                <w:i/>
-                <w:iCs/>
-                <w:color w:val="000000" w:themeColor="text1"/>
-              </w:rPr>
-              <w:t xml:space="preserve">P. ferruginea </w:t>
-            </w:r>
-            <w:r>
-              <w:rPr>
-                <w:rFonts w:ascii="Aptos Narrow" w:hAnsi="Aptos Narrow"/>
-                <w:i/>
-                <w:iCs/>
-                <w:color w:val="000000" w:themeColor="text1"/>
-              </w:rPr>
-              <w:t xml:space="preserve">P. </w:t>
-            </w:r>
-            <w:r>
-              <w:rPr>
-                <w:rFonts w:ascii="Aptos Narrow" w:hAnsi="Aptos Narrow"/>
-                <w:i/>
-                <w:iCs/>
-                <w:color w:val="000000" w:themeColor="text1"/>
-              </w:rPr>
-              <w:t xml:space="preserve">taxifolia </w:t>
-            </w:r>
-            <w:r>
-              <w:rPr>
-                <w:rFonts w:ascii="Aptos Narrow" w:hAnsi="Aptos Narrow"/>
-                <w:color w:val="000000" w:themeColor="text1"/>
-              </w:rPr>
-              <w:t>– NZ)</w:t>
-            </w:r>
-          </w:p>
-        </w:tc>
-        <w:tc>
-          <w:tcPr>
-            <w:tcW w:w="1985" w:type="dxa"/>
-            <w:noWrap/>
-            <w:vAlign w:val="bottom"/>
-          </w:tcPr>
-          <w:p>
-            <w:pPr>
-              <w:rPr>
-                <w:rFonts w:ascii="Aptos Narrow" w:hAnsi="Aptos Narrow"/>
-                <w:color w:val="000000" w:themeColor="text1"/>
-              </w:rPr>
-            </w:pPr>
-            <w:r>
-              <w:rPr>
-                <w:rFonts w:ascii="Aptos Narrow" w:hAnsi="Aptos Narrow"/>
-                <w:color w:val="000000" w:themeColor="text1"/>
-              </w:rPr>
-              <w:t>AP018905.1</w:t>
+            <w:proofErr w:type="spellStart"/>
+            <w:r>
+              <w:rPr>
+                <w:rFonts w:ascii="Aptos Narrow" w:hAnsi="Aptos Narrow"/>
+                <w:color w:val="000000" w:themeColor="text1"/>
+              </w:rPr>
+              <w:t>K</w:t>
+            </w:r>
+            <w:r>
+              <w:rPr>
+                <w:rFonts w:ascii="Aptos Narrow" w:hAnsi="Aptos Narrow"/>
+                <w:color w:val="000000" w:themeColor="text1"/>
+              </w:rPr>
+              <w:t>ohuhu</w:t>
+            </w:r>
+            <w:proofErr w:type="spellEnd"/>
+          </w:p>
+        </w:tc>
+        <w:tc>
+          <w:tcPr>
+            <w:tcW w:w="1985" w:type="dxa"/>
+            <w:noWrap/>
+            <w:vAlign w:val="bottom"/>
+          </w:tcPr>
+          <w:p>
+            <w:pPr>
+              <w:rPr>
+                <w:rFonts w:ascii="Aptos Narrow" w:hAnsi="Aptos Narrow"/>
+                <w:color w:val="000000" w:themeColor="text1"/>
+              </w:rPr>
+            </w:pPr>
+            <w:r>
+              <w:rPr>
+                <w:rFonts w:ascii="Aptos Narrow" w:hAnsi="Aptos Narrow"/>
+                <w:color w:val="000000" w:themeColor="text1"/>
+              </w:rPr>
+              <w:t>MW191877.1</w:t>
             </w:r>
           </w:p>
         </w:tc>
@@ -13305,15 +16404,37 @@
                 <w:color w:val="000000" w:themeColor="text1"/>
               </w:rPr>
             </w:pPr>
-            <w:r>
-              <w:rPr>
-                <w:rFonts w:ascii="Aptos Narrow" w:hAnsi="Aptos Narrow"/>
-                <w:i/>
-                <w:iCs/>
-                <w:color w:val="000000" w:themeColor="text1"/>
-              </w:rPr>
-              <w:t>Dacrycarpus imbricatus</w:t>
-            </w:r>
+            <w:proofErr w:type="spellStart"/>
+            <w:r>
+              <w:rPr>
+                <w:rFonts w:ascii="Aptos Narrow" w:hAnsi="Aptos Narrow"/>
+                <w:i/>
+                <w:iCs/>
+                <w:color w:val="000000" w:themeColor="text1"/>
+              </w:rPr>
+              <w:t>Melicope</w:t>
+            </w:r>
+            <w:proofErr w:type="spellEnd"/>
+            <w:r>
+              <w:rPr>
+                <w:rFonts w:ascii="Aptos Narrow" w:hAnsi="Aptos Narrow"/>
+                <w:i/>
+                <w:iCs/>
+                <w:color w:val="000000" w:themeColor="text1"/>
+              </w:rPr>
+              <w:t xml:space="preserve"> </w:t>
+            </w:r>
+            <w:proofErr w:type="spellStart"/>
+            <w:r>
+              <w:rPr>
+                <w:rFonts w:ascii="Aptos Narrow" w:hAnsi="Aptos Narrow"/>
+                <w:i/>
+                <w:iCs/>
+                <w:color w:val="000000" w:themeColor="text1"/>
+              </w:rPr>
+              <w:t>ternata</w:t>
+            </w:r>
+            <w:proofErr w:type="spellEnd"/>
           </w:p>
         </w:tc>
         <w:tc>
@@ -13329,403 +16450,44 @@
                 <w:color w:val="000000" w:themeColor="text1"/>
               </w:rPr>
             </w:pPr>
-            <w:r>
-              <w:rPr>
-                <w:rFonts w:ascii="Aptos Narrow" w:hAnsi="Aptos Narrow"/>
-                <w:color w:val="000000" w:themeColor="text1"/>
-              </w:rPr>
-              <w:t>Kauri (</w:t>
-            </w:r>
-            <w:r>
-              <w:rPr>
-                <w:rFonts w:ascii="Aptos Narrow" w:hAnsi="Aptos Narrow"/>
-                <w:i/>
-                <w:iCs/>
-                <w:color w:val="000000" w:themeColor="text1"/>
-              </w:rPr>
-              <w:t>D. dacrycarpus</w:t>
-            </w:r>
-            <w:r>
-              <w:rPr>
-                <w:rFonts w:ascii="Aptos Narrow" w:hAnsi="Aptos Narrow"/>
-                <w:color w:val="000000" w:themeColor="text1"/>
-              </w:rPr>
-              <w:t xml:space="preserve"> – NZ)</w:t>
-            </w:r>
-          </w:p>
-        </w:tc>
-        <w:tc>
-          <w:tcPr>
-            <w:tcW w:w="1985" w:type="dxa"/>
-            <w:noWrap/>
-            <w:vAlign w:val="bottom"/>
-          </w:tcPr>
-          <w:p>
-            <w:pPr>
-              <w:rPr>
-                <w:rFonts w:ascii="Aptos Narrow" w:hAnsi="Aptos Narrow"/>
-                <w:color w:val="000000" w:themeColor="text1"/>
-              </w:rPr>
-            </w:pPr>
-            <w:r>
-              <w:rPr>
-                <w:rFonts w:ascii="Aptos Narrow" w:hAnsi="Aptos Narrow"/>
-                <w:color w:val="000000" w:themeColor="text1"/>
-              </w:rPr>
-              <w:t>NC_034942.1</w:t>
-            </w:r>
-          </w:p>
-        </w:tc>
-      </w:tr>
-      <w:tr>
-        <w:trPr>
-          <w:trHeight w:val="320"/>
-        </w:trPr>
-        <w:tc>
-          <w:tcPr>
-            <w:tcW w:w="3397" w:type="dxa"/>
-            <w:noWrap/>
-            <w:vAlign w:val="bottom"/>
-          </w:tcPr>
-          <w:p>
-            <w:pPr>
-              <w:rPr>
-                <w:rFonts w:ascii="Aptos Narrow" w:hAnsi="Aptos Narrow"/>
-                <w:i/>
-                <w:iCs/>
-                <w:color w:val="000000" w:themeColor="text1"/>
-              </w:rPr>
-            </w:pPr>
-            <w:r>
-              <w:rPr>
-                <w:rFonts w:ascii="Aptos Narrow" w:hAnsi="Aptos Narrow"/>
-                <w:i/>
-                <w:iCs/>
-                <w:color w:val="000000" w:themeColor="text1"/>
-              </w:rPr>
-              <w:t>Podocarpus totara</w:t>
-            </w:r>
-          </w:p>
-        </w:tc>
-        <w:tc>
-          <w:tcPr>
-            <w:tcW w:w="3402" w:type="dxa"/>
-            <w:noWrap/>
-            <w:vAlign w:val="bottom"/>
-          </w:tcPr>
-          <w:p>
-            <w:pPr>
-              <w:rPr>
-                <w:rFonts w:ascii="Aptos Narrow" w:hAnsi="Aptos Narrow"/>
-                <w:color w:val="000000" w:themeColor="text1"/>
-              </w:rPr>
-            </w:pPr>
-            <w:r>
-              <w:rPr>
-                <w:rFonts w:ascii="Aptos Narrow" w:hAnsi="Aptos Narrow"/>
-                <w:color w:val="000000" w:themeColor="text1"/>
-              </w:rPr>
-              <w:t>Totara</w:t>
-            </w:r>
-          </w:p>
-        </w:tc>
-        <w:tc>
-          <w:tcPr>
-            <w:tcW w:w="1985" w:type="dxa"/>
-            <w:noWrap/>
-            <w:vAlign w:val="bottom"/>
-          </w:tcPr>
-          <w:p>
-            <w:pPr>
-              <w:rPr>
-                <w:rFonts w:ascii="Aptos Narrow" w:hAnsi="Aptos Narrow"/>
-                <w:color w:val="000000" w:themeColor="text1"/>
-              </w:rPr>
-            </w:pPr>
-            <w:r>
-              <w:rPr>
-                <w:rFonts w:ascii="Aptos Narrow" w:hAnsi="Aptos Narrow"/>
-                <w:color w:val="000000" w:themeColor="text1"/>
-              </w:rPr>
-              <w:t>NC_020361.1</w:t>
-            </w:r>
-          </w:p>
-        </w:tc>
-      </w:tr>
-      <w:tr>
-        <w:trPr>
-          <w:trHeight w:val="320"/>
-        </w:trPr>
-        <w:tc>
-          <w:tcPr>
-            <w:tcW w:w="3397" w:type="dxa"/>
-            <w:noWrap/>
-            <w:vAlign w:val="bottom"/>
-          </w:tcPr>
-          <w:p>
-            <w:pPr>
-              <w:rPr>
-                <w:rFonts w:ascii="Aptos Narrow" w:hAnsi="Aptos Narrow"/>
-                <w:i/>
-                <w:iCs/>
-                <w:color w:val="000000" w:themeColor="text1"/>
-              </w:rPr>
-            </w:pPr>
-            <w:r>
-              <w:rPr>
-                <w:rFonts w:ascii="Aptos Narrow" w:hAnsi="Aptos Narrow"/>
-                <w:i/>
-                <w:iCs/>
-                <w:color w:val="000000" w:themeColor="text1"/>
-              </w:rPr>
-              <w:t>Coprosma rotundifolia</w:t>
-            </w:r>
-          </w:p>
-        </w:tc>
-        <w:tc>
-          <w:tcPr>
-            <w:tcW w:w="3402" w:type="dxa"/>
-            <w:noWrap/>
-            <w:vAlign w:val="bottom"/>
-          </w:tcPr>
-          <w:p>
-            <w:pPr>
-              <w:rPr>
-                <w:rFonts w:ascii="Aptos Narrow" w:hAnsi="Aptos Narrow"/>
-                <w:color w:val="000000" w:themeColor="text1"/>
-              </w:rPr>
-            </w:pPr>
-            <w:r>
-              <w:rPr>
-                <w:rFonts w:ascii="Aptos Narrow" w:hAnsi="Aptos Narrow"/>
-                <w:color w:val="000000" w:themeColor="text1"/>
-              </w:rPr>
-              <w:t>Mikimiki, karamu is close relative</w:t>
-            </w:r>
-          </w:p>
-        </w:tc>
-        <w:tc>
-          <w:tcPr>
-            <w:tcW w:w="1985" w:type="dxa"/>
-            <w:noWrap/>
-            <w:vAlign w:val="bottom"/>
-          </w:tcPr>
-          <w:p>
-            <w:pPr>
-              <w:rPr>
-                <w:rFonts w:ascii="Aptos Narrow" w:hAnsi="Aptos Narrow"/>
-                <w:color w:val="000000" w:themeColor="text1"/>
-              </w:rPr>
-            </w:pPr>
-            <w:r>
-              <w:rPr>
-                <w:rFonts w:ascii="Aptos Narrow" w:hAnsi="Aptos Narrow"/>
-                <w:color w:val="000000" w:themeColor="text1"/>
-              </w:rPr>
-              <w:t>OR074083.1</w:t>
-            </w:r>
-          </w:p>
-        </w:tc>
-      </w:tr>
-      <w:tr>
-        <w:trPr>
-          <w:trHeight w:val="320"/>
-        </w:trPr>
-        <w:tc>
-          <w:tcPr>
-            <w:tcW w:w="3397" w:type="dxa"/>
-            <w:noWrap/>
-            <w:vAlign w:val="bottom"/>
-          </w:tcPr>
-          <w:p>
-            <w:pPr>
-              <w:rPr>
-                <w:rFonts w:ascii="Aptos Narrow" w:hAnsi="Aptos Narrow"/>
-                <w:i/>
-                <w:iCs/>
-                <w:color w:val="000000" w:themeColor="text1"/>
-              </w:rPr>
-            </w:pPr>
-            <w:r>
-              <w:rPr>
-                <w:rFonts w:ascii="Aptos Narrow" w:hAnsi="Aptos Narrow"/>
-                <w:i/>
-                <w:iCs/>
-                <w:color w:val="000000" w:themeColor="text1"/>
-              </w:rPr>
-              <w:t>Cyathea lepifera</w:t>
-            </w:r>
-          </w:p>
-        </w:tc>
-        <w:tc>
-          <w:tcPr>
-            <w:tcW w:w="3402" w:type="dxa"/>
-            <w:noWrap/>
-            <w:vAlign w:val="bottom"/>
-          </w:tcPr>
-          <w:p>
-            <w:pPr>
-              <w:rPr>
-                <w:rFonts w:ascii="Aptos Narrow" w:hAnsi="Aptos Narrow"/>
-                <w:color w:val="000000" w:themeColor="text1"/>
-              </w:rPr>
-            </w:pPr>
-            <w:r>
-              <w:rPr>
-                <w:rFonts w:ascii="Aptos Narrow" w:hAnsi="Aptos Narrow"/>
-                <w:color w:val="000000" w:themeColor="text1"/>
-              </w:rPr>
-              <w:t>Tree fern (C. dealbata – NZ)</w:t>
-            </w:r>
-          </w:p>
-        </w:tc>
-        <w:tc>
-          <w:tcPr>
-            <w:tcW w:w="1985" w:type="dxa"/>
-            <w:noWrap/>
-            <w:vAlign w:val="bottom"/>
-          </w:tcPr>
-          <w:p>
-            <w:pPr>
-              <w:rPr>
-                <w:rFonts w:ascii="Aptos Narrow" w:hAnsi="Aptos Narrow"/>
-                <w:color w:val="000000" w:themeColor="text1"/>
-              </w:rPr>
-            </w:pPr>
-            <w:r>
-              <w:rPr>
-                <w:rFonts w:ascii="Aptos Narrow" w:hAnsi="Aptos Narrow"/>
-                <w:color w:val="000000" w:themeColor="text1"/>
-              </w:rPr>
-              <w:t>NC_063825.1</w:t>
-            </w:r>
-          </w:p>
-        </w:tc>
-      </w:tr>
-      <w:tr>
-        <w:trPr>
-          <w:trHeight w:val="320"/>
-        </w:trPr>
-        <w:tc>
-          <w:tcPr>
-            <w:tcW w:w="3397" w:type="dxa"/>
-            <w:noWrap/>
-            <w:vAlign w:val="bottom"/>
-          </w:tcPr>
-          <w:p>
-            <w:pPr>
-              <w:rPr>
-                <w:rFonts w:ascii="Aptos Narrow" w:hAnsi="Aptos Narrow"/>
-                <w:i/>
-                <w:iCs/>
-                <w:color w:val="000000" w:themeColor="text1"/>
-              </w:rPr>
-            </w:pPr>
-            <w:r>
-              <w:rPr>
-                <w:rFonts w:ascii="Aptos Narrow" w:hAnsi="Aptos Narrow"/>
-                <w:i/>
-                <w:iCs/>
-                <w:color w:val="000000" w:themeColor="text1"/>
-              </w:rPr>
-              <w:t>Ripogonum scandens</w:t>
-            </w:r>
-          </w:p>
-        </w:tc>
-        <w:tc>
-          <w:tcPr>
-            <w:tcW w:w="3402" w:type="dxa"/>
-            <w:noWrap/>
-            <w:vAlign w:val="bottom"/>
-          </w:tcPr>
-          <w:p>
-            <w:pPr>
-              <w:rPr>
-                <w:rFonts w:ascii="Aptos Narrow" w:hAnsi="Aptos Narrow"/>
-                <w:color w:val="000000" w:themeColor="text1"/>
-              </w:rPr>
-            </w:pPr>
-            <w:r>
-              <w:rPr>
-                <w:rFonts w:ascii="Aptos Narrow" w:hAnsi="Aptos Narrow"/>
-                <w:color w:val="000000" w:themeColor="text1"/>
-              </w:rPr>
-              <w:t>Supplejack</w:t>
-            </w:r>
-          </w:p>
-        </w:tc>
-        <w:tc>
-          <w:tcPr>
-            <w:tcW w:w="1985" w:type="dxa"/>
-            <w:noWrap/>
-            <w:vAlign w:val="bottom"/>
-          </w:tcPr>
-          <w:p>
-            <w:pPr>
-              <w:rPr>
-                <w:rFonts w:ascii="Aptos Narrow" w:hAnsi="Aptos Narrow"/>
-                <w:color w:val="000000" w:themeColor="text1"/>
-              </w:rPr>
-            </w:pPr>
-            <w:r>
-              <w:rPr>
-                <w:rFonts w:ascii="Aptos Narrow" w:hAnsi="Aptos Narrow"/>
-                <w:color w:val="000000" w:themeColor="text1"/>
-              </w:rPr>
-              <w:t>OQ848587.1</w:t>
-            </w:r>
-          </w:p>
-        </w:tc>
-      </w:tr>
-      <w:tr>
-        <w:trPr>
-          <w:trHeight w:val="320"/>
-        </w:trPr>
-        <w:tc>
-          <w:tcPr>
-            <w:tcW w:w="3397" w:type="dxa"/>
-            <w:noWrap/>
-            <w:vAlign w:val="bottom"/>
-          </w:tcPr>
-          <w:p>
-            <w:pPr>
-              <w:rPr>
-                <w:rFonts w:ascii="Aptos Narrow" w:hAnsi="Aptos Narrow"/>
-                <w:i/>
-                <w:iCs/>
-                <w:color w:val="000000" w:themeColor="text1"/>
-              </w:rPr>
-            </w:pPr>
-          </w:p>
-        </w:tc>
-        <w:tc>
-          <w:tcPr>
-            <w:tcW w:w="3402" w:type="dxa"/>
-            <w:noWrap/>
-            <w:vAlign w:val="bottom"/>
-          </w:tcPr>
-          <w:p>
-            <w:pPr>
-              <w:rPr>
-                <w:rFonts w:ascii="Aptos Narrow" w:hAnsi="Aptos Narrow"/>
-                <w:color w:val="000000" w:themeColor="text1"/>
-              </w:rPr>
-            </w:pPr>
-          </w:p>
-        </w:tc>
-        <w:tc>
-          <w:tcPr>
-            <w:tcW w:w="1985" w:type="dxa"/>
-            <w:noWrap/>
-            <w:vAlign w:val="bottom"/>
-          </w:tcPr>
-          <w:p>
-            <w:pPr>
-              <w:rPr>
-                <w:rFonts w:ascii="Aptos Narrow" w:hAnsi="Aptos Narrow"/>
-                <w:color w:val="000000" w:themeColor="text1"/>
-              </w:rPr>
-            </w:pPr>
+            <w:proofErr w:type="spellStart"/>
+            <w:r>
+              <w:rPr>
+                <w:rFonts w:ascii="Aptos Narrow" w:hAnsi="Aptos Narrow"/>
+                <w:color w:val="000000" w:themeColor="text1"/>
+              </w:rPr>
+              <w:t>W</w:t>
+            </w:r>
+            <w:r>
+              <w:rPr>
+                <w:rFonts w:ascii="Aptos Narrow" w:hAnsi="Aptos Narrow"/>
+                <w:color w:val="000000" w:themeColor="text1"/>
+              </w:rPr>
+              <w:t>harangi</w:t>
+            </w:r>
+            <w:proofErr w:type="spellEnd"/>
+          </w:p>
+        </w:tc>
+        <w:tc>
+          <w:tcPr>
+            <w:tcW w:w="1985" w:type="dxa"/>
+            <w:noWrap/>
+            <w:vAlign w:val="bottom"/>
+          </w:tcPr>
+          <w:p>
+            <w:pPr>
+              <w:rPr>
+                <w:rFonts w:ascii="Aptos Narrow" w:hAnsi="Aptos Narrow"/>
+                <w:color w:val="000000" w:themeColor="text1"/>
+              </w:rPr>
+            </w:pPr>
+            <w:r>
+              <w:rPr>
+                <w:rFonts w:ascii="Aptos Narrow" w:hAnsi="Aptos Narrow"/>
+                <w:color w:val="000000" w:themeColor="text1"/>
+              </w:rPr>
+              <w:t>MW221973.1</w:t>
+            </w:r>
           </w:p>
         </w:tc>
       </w:tr>
@@ -13764,6 +16526,14 @@
         </w:rPr>
         <w:t>arasite references</w:t>
       </w:r>
+      <w:r>
+        <w:rPr>
+          <w:b/>
+          <w:bCs/>
+          <w:color w:val="000000" w:themeColor="text1"/>
+        </w:rPr>
+        <w:t xml:space="preserve"> (n = 5)</w:t>
+      </w:r>
     </w:p>
     <w:tbl>
       <w:tblPr>
@@ -13858,6 +16628,7 @@
                 <w:color w:val="000000" w:themeColor="text1"/>
               </w:rPr>
             </w:pPr>
+            <w:proofErr w:type="spellStart"/>
             <w:r>
               <w:rPr>
                 <w:rFonts w:ascii="Aptos Narrow" w:hAnsi="Aptos Narrow"/>
@@ -13867,6 +16638,7 @@
               </w:rPr>
               <w:t>ncbi</w:t>
             </w:r>
+            <w:proofErr w:type="spellEnd"/>
           </w:p>
         </w:tc>
         <w:tc>
@@ -13912,16 +16684,40 @@
             <w:pPr>
               <w:rPr>
                 <w:rFonts w:ascii="Aptos Narrow" w:hAnsi="Aptos Narrow"/>
-                <w:color w:val="000000" w:themeColor="text1"/>
-              </w:rPr>
-            </w:pPr>
-            <w:r>
-              <w:rPr>
-                <w:rFonts w:ascii="Aptos Narrow" w:hAnsi="Aptos Narrow"/>
-                <w:color w:val="000000" w:themeColor="text1"/>
-              </w:rPr>
-              <w:t>Anisakis_pegreffii</w:t>
-            </w:r>
+                <w:i/>
+                <w:iCs/>
+                <w:color w:val="000000" w:themeColor="text1"/>
+              </w:rPr>
+            </w:pPr>
+            <w:r>
+              <w:rPr>
+                <w:rFonts w:ascii="Aptos Narrow" w:hAnsi="Aptos Narrow"/>
+                <w:i/>
+                <w:iCs/>
+                <w:color w:val="000000" w:themeColor="text1"/>
+              </w:rPr>
+              <w:t>Anisakis</w:t>
+            </w:r>
+            <w:r>
+              <w:rPr>
+                <w:rFonts w:ascii="Aptos Narrow" w:hAnsi="Aptos Narrow"/>
+                <w:i/>
+                <w:iCs/>
+                <w:color w:val="000000" w:themeColor="text1"/>
+              </w:rPr>
+              <w:t xml:space="preserve"> </w:t>
+            </w:r>
+            <w:proofErr w:type="spellStart"/>
+            <w:r>
+              <w:rPr>
+                <w:rFonts w:ascii="Aptos Narrow" w:hAnsi="Aptos Narrow"/>
+                <w:i/>
+                <w:iCs/>
+                <w:color w:val="000000" w:themeColor="text1"/>
+              </w:rPr>
+              <w:t>pegreffii</w:t>
+            </w:r>
+            <w:proofErr w:type="spellEnd"/>
           </w:p>
         </w:tc>
         <w:tc>
@@ -14009,15 +16805,37 @@
             <w:pPr>
               <w:rPr>
                 <w:rFonts w:ascii="Aptos Narrow" w:hAnsi="Aptos Narrow"/>
-                <w:color w:val="000000" w:themeColor="text1"/>
-              </w:rPr>
-            </w:pPr>
-            <w:r>
-              <w:rPr>
-                <w:rFonts w:ascii="Aptos Narrow" w:hAnsi="Aptos Narrow"/>
-                <w:color w:val="000000" w:themeColor="text1"/>
-              </w:rPr>
-              <w:t>Ascaris_lumbricoides</w:t>
+                <w:i/>
+                <w:iCs/>
+                <w:color w:val="000000" w:themeColor="text1"/>
+              </w:rPr>
+            </w:pPr>
+            <w:r>
+              <w:rPr>
+                <w:rFonts w:ascii="Aptos Narrow" w:hAnsi="Aptos Narrow"/>
+                <w:i/>
+                <w:iCs/>
+                <w:color w:val="000000" w:themeColor="text1"/>
+              </w:rPr>
+              <w:t>Ascaris</w:t>
+            </w:r>
+            <w:r>
+              <w:rPr>
+                <w:rFonts w:ascii="Aptos Narrow" w:hAnsi="Aptos Narrow"/>
+                <w:i/>
+                <w:iCs/>
+                <w:color w:val="000000" w:themeColor="text1"/>
+              </w:rPr>
+              <w:t xml:space="preserve"> </w:t>
+            </w:r>
+            <w:r>
+              <w:rPr>
+                <w:rFonts w:ascii="Aptos Narrow" w:hAnsi="Aptos Narrow"/>
+                <w:i/>
+                <w:iCs/>
+                <w:color w:val="000000" w:themeColor="text1"/>
+              </w:rPr>
+              <w:t>lumbricoides</w:t>
             </w:r>
           </w:p>
         </w:tc>
@@ -14106,15 +16924,37 @@
             <w:pPr>
               <w:rPr>
                 <w:rFonts w:ascii="Aptos Narrow" w:hAnsi="Aptos Narrow"/>
-                <w:color w:val="000000" w:themeColor="text1"/>
-              </w:rPr>
-            </w:pPr>
-            <w:r>
-              <w:rPr>
-                <w:rFonts w:ascii="Aptos Narrow" w:hAnsi="Aptos Narrow"/>
-                <w:color w:val="000000" w:themeColor="text1"/>
-              </w:rPr>
-              <w:t>Dipylidium_caninum</w:t>
+                <w:i/>
+                <w:iCs/>
+                <w:color w:val="000000" w:themeColor="text1"/>
+              </w:rPr>
+            </w:pPr>
+            <w:r>
+              <w:rPr>
+                <w:rFonts w:ascii="Aptos Narrow" w:hAnsi="Aptos Narrow"/>
+                <w:i/>
+                <w:iCs/>
+                <w:color w:val="000000" w:themeColor="text1"/>
+              </w:rPr>
+              <w:t>Dipylidium</w:t>
+            </w:r>
+            <w:r>
+              <w:rPr>
+                <w:rFonts w:ascii="Aptos Narrow" w:hAnsi="Aptos Narrow"/>
+                <w:i/>
+                <w:iCs/>
+                <w:color w:val="000000" w:themeColor="text1"/>
+              </w:rPr>
+              <w:t xml:space="preserve"> </w:t>
+            </w:r>
+            <w:r>
+              <w:rPr>
+                <w:rFonts w:ascii="Aptos Narrow" w:hAnsi="Aptos Narrow"/>
+                <w:i/>
+                <w:iCs/>
+                <w:color w:val="000000" w:themeColor="text1"/>
+              </w:rPr>
+              <w:t>caninum</w:t>
             </w:r>
           </w:p>
         </w:tc>
@@ -14203,16 +17043,42 @@
             <w:pPr>
               <w:rPr>
                 <w:rFonts w:ascii="Aptos Narrow" w:hAnsi="Aptos Narrow"/>
-                <w:color w:val="000000" w:themeColor="text1"/>
-              </w:rPr>
-            </w:pPr>
-            <w:r>
-              <w:rPr>
-                <w:rFonts w:ascii="Aptos Narrow" w:hAnsi="Aptos Narrow"/>
-                <w:color w:val="000000" w:themeColor="text1"/>
-              </w:rPr>
-              <w:t>Toxocara_canis</w:t>
-            </w:r>
+                <w:i/>
+                <w:iCs/>
+                <w:color w:val="000000" w:themeColor="text1"/>
+              </w:rPr>
+            </w:pPr>
+            <w:proofErr w:type="spellStart"/>
+            <w:r>
+              <w:rPr>
+                <w:rFonts w:ascii="Aptos Narrow" w:hAnsi="Aptos Narrow"/>
+                <w:i/>
+                <w:iCs/>
+                <w:color w:val="000000" w:themeColor="text1"/>
+              </w:rPr>
+              <w:t>Toxocara</w:t>
+            </w:r>
+            <w:proofErr w:type="spellEnd"/>
+            <w:r>
+              <w:rPr>
+                <w:rFonts w:ascii="Aptos Narrow" w:hAnsi="Aptos Narrow"/>
+                <w:i/>
+                <w:iCs/>
+                <w:color w:val="000000" w:themeColor="text1"/>
+              </w:rPr>
+              <w:t xml:space="preserve"> </w:t>
+            </w:r>
+            <w:proofErr w:type="spellStart"/>
+            <w:r>
+              <w:rPr>
+                <w:rFonts w:ascii="Aptos Narrow" w:hAnsi="Aptos Narrow"/>
+                <w:i/>
+                <w:iCs/>
+                <w:color w:val="000000" w:themeColor="text1"/>
+              </w:rPr>
+              <w:t>canis</w:t>
+            </w:r>
+            <w:proofErr w:type="spellEnd"/>
           </w:p>
         </w:tc>
         <w:tc>
@@ -14300,16 +17166,42 @@
             <w:pPr>
               <w:rPr>
                 <w:rFonts w:ascii="Aptos Narrow" w:hAnsi="Aptos Narrow"/>
-                <w:color w:val="000000" w:themeColor="text1"/>
-              </w:rPr>
-            </w:pPr>
-            <w:r>
-              <w:rPr>
-                <w:rFonts w:ascii="Aptos Narrow" w:hAnsi="Aptos Narrow"/>
-                <w:color w:val="000000" w:themeColor="text1"/>
-              </w:rPr>
-              <w:t>Calodium_hepaticum</w:t>
-            </w:r>
+                <w:i/>
+                <w:iCs/>
+                <w:color w:val="000000" w:themeColor="text1"/>
+              </w:rPr>
+            </w:pPr>
+            <w:proofErr w:type="spellStart"/>
+            <w:r>
+              <w:rPr>
+                <w:rFonts w:ascii="Aptos Narrow" w:hAnsi="Aptos Narrow"/>
+                <w:i/>
+                <w:iCs/>
+                <w:color w:val="000000" w:themeColor="text1"/>
+              </w:rPr>
+              <w:t>Calodium</w:t>
+            </w:r>
+            <w:proofErr w:type="spellEnd"/>
+            <w:r>
+              <w:rPr>
+                <w:rFonts w:ascii="Aptos Narrow" w:hAnsi="Aptos Narrow"/>
+                <w:i/>
+                <w:iCs/>
+                <w:color w:val="000000" w:themeColor="text1"/>
+              </w:rPr>
+              <w:t xml:space="preserve"> </w:t>
+            </w:r>
+            <w:proofErr w:type="spellStart"/>
+            <w:r>
+              <w:rPr>
+                <w:rFonts w:ascii="Aptos Narrow" w:hAnsi="Aptos Narrow"/>
+                <w:i/>
+                <w:iCs/>
+                <w:color w:val="000000" w:themeColor="text1"/>
+              </w:rPr>
+              <w:t>hepaticum</w:t>
+            </w:r>
+            <w:proofErr w:type="spellEnd"/>
           </w:p>
         </w:tc>
         <w:tc>
@@ -14331,7 +17223,23 @@
                 <w:rFonts w:ascii="Aptos Narrow" w:hAnsi="Aptos Narrow"/>
                 <w:color w:val="000000" w:themeColor="text1"/>
               </w:rPr>
-              <w:t xml:space="preserve">Liver capillariid </w:t>
+              <w:t xml:space="preserve">Liver </w:t>
+            </w:r>
+            <w:proofErr w:type="spellStart"/>
+            <w:r>
+              <w:rPr>
+                <w:rFonts w:ascii="Aptos Narrow" w:hAnsi="Aptos Narrow"/>
+                <w:color w:val="000000" w:themeColor="text1"/>
+              </w:rPr>
+              <w:t>capillariid</w:t>
+            </w:r>
+            <w:proofErr w:type="spellEnd"/>
+            <w:r>
+              <w:rPr>
+                <w:rFonts w:ascii="Aptos Narrow" w:hAnsi="Aptos Narrow"/>
+                <w:color w:val="000000" w:themeColor="text1"/>
+              </w:rPr>
+              <w:t xml:space="preserve"> </w:t>
             </w:r>
           </w:p>
         </w:tc>
@@ -14397,16 +17305,42 @@
             <w:pPr>
               <w:rPr>
                 <w:rFonts w:ascii="Aptos Narrow" w:hAnsi="Aptos Narrow"/>
-                <w:color w:val="000000" w:themeColor="text1"/>
-              </w:rPr>
-            </w:pPr>
-            <w:r>
-              <w:rPr>
-                <w:rFonts w:ascii="Aptos Narrow" w:hAnsi="Aptos Narrow"/>
-                <w:color w:val="000000" w:themeColor="text1"/>
-              </w:rPr>
-              <w:t>Calodium_hepaticum</w:t>
-            </w:r>
+                <w:i/>
+                <w:iCs/>
+                <w:color w:val="000000" w:themeColor="text1"/>
+              </w:rPr>
+            </w:pPr>
+            <w:proofErr w:type="spellStart"/>
+            <w:r>
+              <w:rPr>
+                <w:rFonts w:ascii="Aptos Narrow" w:hAnsi="Aptos Narrow"/>
+                <w:i/>
+                <w:iCs/>
+                <w:color w:val="000000" w:themeColor="text1"/>
+              </w:rPr>
+              <w:t>Calodium</w:t>
+            </w:r>
+            <w:proofErr w:type="spellEnd"/>
+            <w:r>
+              <w:rPr>
+                <w:rFonts w:ascii="Aptos Narrow" w:hAnsi="Aptos Narrow"/>
+                <w:i/>
+                <w:iCs/>
+                <w:color w:val="000000" w:themeColor="text1"/>
+              </w:rPr>
+              <w:t xml:space="preserve"> </w:t>
+            </w:r>
+            <w:proofErr w:type="spellStart"/>
+            <w:r>
+              <w:rPr>
+                <w:rFonts w:ascii="Aptos Narrow" w:hAnsi="Aptos Narrow"/>
+                <w:i/>
+                <w:iCs/>
+                <w:color w:val="000000" w:themeColor="text1"/>
+              </w:rPr>
+              <w:t>hepaticum</w:t>
+            </w:r>
+            <w:proofErr w:type="spellEnd"/>
           </w:p>
         </w:tc>
         <w:tc>
@@ -14428,7 +17362,23 @@
                 <w:rFonts w:ascii="Aptos Narrow" w:hAnsi="Aptos Narrow"/>
                 <w:color w:val="000000" w:themeColor="text1"/>
               </w:rPr>
-              <w:t xml:space="preserve">Liver capillariid </w:t>
+              <w:t xml:space="preserve">Liver </w:t>
+            </w:r>
+            <w:proofErr w:type="spellStart"/>
+            <w:r>
+              <w:rPr>
+                <w:rFonts w:ascii="Aptos Narrow" w:hAnsi="Aptos Narrow"/>
+                <w:color w:val="000000" w:themeColor="text1"/>
+              </w:rPr>
+              <w:t>capillariid</w:t>
+            </w:r>
+            <w:proofErr w:type="spellEnd"/>
+            <w:r>
+              <w:rPr>
+                <w:rFonts w:ascii="Aptos Narrow" w:hAnsi="Aptos Narrow"/>
+                <w:color w:val="000000" w:themeColor="text1"/>
+              </w:rPr>
+              <w:t xml:space="preserve"> </w:t>
             </w:r>
           </w:p>
         </w:tc>

--- a/05-results/diet_mapping/References_included_in_dietary_and_parasite_screening.docx
+++ b/05-results/diet_mapping/References_included_in_dietary_and_parasite_screening.docx
@@ -120,7 +120,6 @@
                 <w:color w:val="000000" w:themeColor="text1"/>
               </w:rPr>
             </w:pPr>
-            <w:proofErr w:type="spellStart"/>
             <w:r>
               <w:rPr>
                 <w:rFonts w:ascii="Aptos Narrow" w:hAnsi="Aptos Narrow"/>
@@ -130,7 +129,6 @@
               </w:rPr>
               <w:t>ncbi</w:t>
             </w:r>
-            <w:proofErr w:type="spellEnd"/>
           </w:p>
         </w:tc>
       </w:tr>
@@ -154,7 +152,6 @@
                 <w:color w:val="000000" w:themeColor="text1"/>
               </w:rPr>
             </w:pPr>
-            <w:proofErr w:type="spellStart"/>
             <w:r>
               <w:rPr>
                 <w:rFonts w:ascii="Aptos Narrow" w:hAnsi="Aptos Narrow"/>
@@ -164,7 +161,6 @@
               </w:rPr>
               <w:t>Canis_lupus_familiaris</w:t>
             </w:r>
-            <w:proofErr w:type="spellEnd"/>
           </w:p>
         </w:tc>
         <w:tc>
@@ -234,7 +230,6 @@
                 <w:color w:val="000000" w:themeColor="text1"/>
               </w:rPr>
             </w:pPr>
-            <w:proofErr w:type="spellStart"/>
             <w:r>
               <w:rPr>
                 <w:rFonts w:ascii="Aptos Narrow" w:hAnsi="Aptos Narrow"/>
@@ -244,7 +239,6 @@
               </w:rPr>
               <w:t>Arctocephalus_forsteri</w:t>
             </w:r>
-            <w:proofErr w:type="spellEnd"/>
           </w:p>
         </w:tc>
         <w:tc>
@@ -314,7 +308,6 @@
                 <w:color w:val="000000" w:themeColor="text1"/>
               </w:rPr>
             </w:pPr>
-            <w:proofErr w:type="spellStart"/>
             <w:r>
               <w:rPr>
                 <w:rFonts w:ascii="Aptos Narrow" w:hAnsi="Aptos Narrow"/>
@@ -324,7 +317,6 @@
               </w:rPr>
               <w:t>Phocarctos_hookeri</w:t>
             </w:r>
-            <w:proofErr w:type="spellEnd"/>
           </w:p>
         </w:tc>
         <w:tc>
@@ -394,7 +386,6 @@
                 <w:color w:val="000000" w:themeColor="text1"/>
               </w:rPr>
             </w:pPr>
-            <w:proofErr w:type="spellStart"/>
             <w:r>
               <w:rPr>
                 <w:rFonts w:ascii="Aptos Narrow" w:hAnsi="Aptos Narrow"/>
@@ -404,7 +395,6 @@
               </w:rPr>
               <w:t>Physeter_catodon</w:t>
             </w:r>
-            <w:proofErr w:type="spellEnd"/>
           </w:p>
         </w:tc>
         <w:tc>
@@ -474,7 +464,6 @@
                 <w:color w:val="000000" w:themeColor="text1"/>
               </w:rPr>
             </w:pPr>
-            <w:proofErr w:type="spellStart"/>
             <w:r>
               <w:rPr>
                 <w:rFonts w:ascii="Aptos Narrow" w:hAnsi="Aptos Narrow"/>
@@ -484,7 +473,6 @@
               </w:rPr>
               <w:t>Kogia_breviceps</w:t>
             </w:r>
-            <w:proofErr w:type="spellEnd"/>
           </w:p>
         </w:tc>
         <w:tc>
@@ -554,7 +542,6 @@
                 <w:color w:val="000000" w:themeColor="text1"/>
               </w:rPr>
             </w:pPr>
-            <w:proofErr w:type="spellStart"/>
             <w:r>
               <w:rPr>
                 <w:rFonts w:ascii="Aptos Narrow" w:hAnsi="Aptos Narrow"/>
@@ -564,7 +551,6 @@
               </w:rPr>
               <w:t>Eschrichtius_robustus</w:t>
             </w:r>
-            <w:proofErr w:type="spellEnd"/>
           </w:p>
         </w:tc>
         <w:tc>
@@ -634,7 +620,6 @@
                 <w:color w:val="000000" w:themeColor="text1"/>
               </w:rPr>
             </w:pPr>
-            <w:proofErr w:type="spellStart"/>
             <w:r>
               <w:rPr>
                 <w:rFonts w:ascii="Aptos Narrow" w:hAnsi="Aptos Narrow"/>
@@ -644,7 +629,6 @@
               </w:rPr>
               <w:t>Mesoplodon_grayi</w:t>
             </w:r>
-            <w:proofErr w:type="spellEnd"/>
           </w:p>
         </w:tc>
         <w:tc>
@@ -714,7 +698,6 @@
                 <w:color w:val="000000" w:themeColor="text1"/>
               </w:rPr>
             </w:pPr>
-            <w:proofErr w:type="spellStart"/>
             <w:r>
               <w:rPr>
                 <w:rFonts w:ascii="Aptos Narrow" w:hAnsi="Aptos Narrow"/>
@@ -724,7 +707,6 @@
               </w:rPr>
               <w:t>Cephalorhynchus_hectori</w:t>
             </w:r>
-            <w:proofErr w:type="spellEnd"/>
           </w:p>
         </w:tc>
         <w:tc>
@@ -794,7 +776,6 @@
                 <w:color w:val="000000" w:themeColor="text1"/>
               </w:rPr>
             </w:pPr>
-            <w:proofErr w:type="spellStart"/>
             <w:r>
               <w:rPr>
                 <w:rFonts w:ascii="Aptos Narrow" w:hAnsi="Aptos Narrow"/>
@@ -804,7 +785,6 @@
               </w:rPr>
               <w:t>Eubalaena_australis</w:t>
             </w:r>
-            <w:proofErr w:type="spellEnd"/>
           </w:p>
         </w:tc>
         <w:tc>
@@ -874,7 +854,6 @@
                 <w:color w:val="000000" w:themeColor="text1"/>
               </w:rPr>
             </w:pPr>
-            <w:proofErr w:type="spellStart"/>
             <w:r>
               <w:rPr>
                 <w:rFonts w:ascii="Aptos Narrow" w:hAnsi="Aptos Narrow"/>
@@ -884,7 +863,6 @@
               </w:rPr>
               <w:t>Rattus_exulans</w:t>
             </w:r>
-            <w:proofErr w:type="spellEnd"/>
           </w:p>
         </w:tc>
         <w:tc>
@@ -954,7 +932,6 @@
                 <w:color w:val="000000" w:themeColor="text1"/>
               </w:rPr>
             </w:pPr>
-            <w:proofErr w:type="spellStart"/>
             <w:r>
               <w:rPr>
                 <w:rFonts w:ascii="Aptos Narrow" w:hAnsi="Aptos Narrow"/>
@@ -964,7 +941,6 @@
               </w:rPr>
               <w:t>Notolabrus_celidotus</w:t>
             </w:r>
-            <w:proofErr w:type="spellEnd"/>
           </w:p>
         </w:tc>
         <w:tc>
@@ -1034,7 +1010,6 @@
                 <w:color w:val="000000" w:themeColor="text1"/>
               </w:rPr>
             </w:pPr>
-            <w:proofErr w:type="spellStart"/>
             <w:r>
               <w:rPr>
                 <w:rFonts w:ascii="Aptos Narrow" w:hAnsi="Aptos Narrow"/>
@@ -1044,7 +1019,6 @@
               </w:rPr>
               <w:t>Cheilodactylus_variegatus</w:t>
             </w:r>
-            <w:proofErr w:type="spellEnd"/>
           </w:p>
         </w:tc>
         <w:tc>
@@ -1066,17 +1040,8 @@
                 <w:rFonts w:ascii="Aptos Narrow" w:hAnsi="Aptos Narrow"/>
                 <w:color w:val="000000" w:themeColor="text1"/>
               </w:rPr>
-              <w:t xml:space="preserve">Red </w:t>
-            </w:r>
-            <w:proofErr w:type="spellStart"/>
-            <w:r>
-              <w:rPr>
-                <w:rFonts w:ascii="Aptos Narrow" w:hAnsi="Aptos Narrow"/>
-                <w:color w:val="000000" w:themeColor="text1"/>
-              </w:rPr>
-              <w:t>moki</w:t>
-            </w:r>
-            <w:proofErr w:type="spellEnd"/>
+              <w:t>Red moki</w:t>
+            </w:r>
           </w:p>
         </w:tc>
         <w:tc>
@@ -1123,7 +1088,6 @@
                 <w:color w:val="000000" w:themeColor="text1"/>
               </w:rPr>
             </w:pPr>
-            <w:proofErr w:type="spellStart"/>
             <w:r>
               <w:rPr>
                 <w:rFonts w:ascii="Aptos Narrow" w:hAnsi="Aptos Narrow"/>
@@ -1133,7 +1097,6 @@
               </w:rPr>
               <w:t>Pagrus_auratus</w:t>
             </w:r>
-            <w:proofErr w:type="spellEnd"/>
           </w:p>
         </w:tc>
         <w:tc>
@@ -1203,7 +1166,6 @@
                 <w:color w:val="000000" w:themeColor="text1"/>
               </w:rPr>
             </w:pPr>
-            <w:proofErr w:type="spellStart"/>
             <w:r>
               <w:rPr>
                 <w:rFonts w:ascii="Aptos Narrow" w:hAnsi="Aptos Narrow"/>
@@ -1213,7 +1175,6 @@
               </w:rPr>
               <w:t>Trachurus_japonicus</w:t>
             </w:r>
-            <w:proofErr w:type="spellEnd"/>
           </w:p>
         </w:tc>
         <w:tc>
@@ -1297,7 +1258,6 @@
                 <w:color w:val="000000" w:themeColor="text1"/>
               </w:rPr>
             </w:pPr>
-            <w:proofErr w:type="spellStart"/>
             <w:r>
               <w:rPr>
                 <w:rFonts w:ascii="Aptos Narrow" w:hAnsi="Aptos Narrow"/>
@@ -1307,7 +1267,6 @@
               </w:rPr>
               <w:t>Thyrsites_atun</w:t>
             </w:r>
-            <w:proofErr w:type="spellEnd"/>
           </w:p>
         </w:tc>
         <w:tc>
@@ -1377,7 +1336,6 @@
                 <w:color w:val="000000" w:themeColor="text1"/>
               </w:rPr>
             </w:pPr>
-            <w:proofErr w:type="spellStart"/>
             <w:r>
               <w:rPr>
                 <w:rFonts w:ascii="Aptos Narrow" w:hAnsi="Aptos Narrow"/>
@@ -1387,7 +1345,6 @@
               </w:rPr>
               <w:t>Gadus_macrocephalus</w:t>
             </w:r>
-            <w:proofErr w:type="spellEnd"/>
           </w:p>
         </w:tc>
         <w:tc>
@@ -1457,7 +1414,6 @@
                 <w:color w:val="000000" w:themeColor="text1"/>
               </w:rPr>
             </w:pPr>
-            <w:proofErr w:type="spellStart"/>
             <w:r>
               <w:rPr>
                 <w:rFonts w:ascii="Aptos Narrow" w:hAnsi="Aptos Narrow"/>
@@ -1467,7 +1423,6 @@
               </w:rPr>
               <w:t>Lateolabrax_maculatus</w:t>
             </w:r>
-            <w:proofErr w:type="spellEnd"/>
           </w:p>
         </w:tc>
         <w:tc>
@@ -1537,7 +1492,6 @@
                 <w:color w:val="000000" w:themeColor="text1"/>
               </w:rPr>
             </w:pPr>
-            <w:proofErr w:type="spellStart"/>
             <w:r>
               <w:rPr>
                 <w:rFonts w:ascii="Aptos Narrow" w:hAnsi="Aptos Narrow"/>
@@ -1547,7 +1501,6 @@
               </w:rPr>
               <w:t>Epinephelus_fuscoguttatus</w:t>
             </w:r>
-            <w:proofErr w:type="spellEnd"/>
           </w:p>
         </w:tc>
         <w:tc>
@@ -1617,7 +1570,6 @@
                 <w:color w:val="000000" w:themeColor="text1"/>
               </w:rPr>
             </w:pPr>
-            <w:proofErr w:type="spellStart"/>
             <w:r>
               <w:rPr>
                 <w:rFonts w:ascii="Aptos Narrow" w:hAnsi="Aptos Narrow"/>
@@ -1627,7 +1579,6 @@
               </w:rPr>
               <w:t>Sparus_aurata</w:t>
             </w:r>
-            <w:proofErr w:type="spellEnd"/>
           </w:p>
         </w:tc>
         <w:tc>
@@ -1697,7 +1648,6 @@
                 <w:color w:val="000000" w:themeColor="text1"/>
               </w:rPr>
             </w:pPr>
-            <w:proofErr w:type="spellStart"/>
             <w:r>
               <w:rPr>
                 <w:rFonts w:ascii="Aptos Narrow" w:hAnsi="Aptos Narrow"/>
@@ -1707,7 +1657,6 @@
               </w:rPr>
               <w:t>Plectropomus_leopardus</w:t>
             </w:r>
-            <w:proofErr w:type="spellEnd"/>
           </w:p>
         </w:tc>
         <w:tc>
@@ -1777,7 +1726,6 @@
                 <w:color w:val="000000" w:themeColor="text1"/>
               </w:rPr>
             </w:pPr>
-            <w:proofErr w:type="spellStart"/>
             <w:r>
               <w:rPr>
                 <w:rFonts w:ascii="Aptos Narrow" w:hAnsi="Aptos Narrow"/>
@@ -1787,7 +1735,6 @@
               </w:rPr>
               <w:t>Echeneis_naucrates</w:t>
             </w:r>
-            <w:proofErr w:type="spellEnd"/>
           </w:p>
         </w:tc>
         <w:tc>
@@ -1809,17 +1756,8 @@
                 <w:rFonts w:ascii="Aptos Narrow" w:hAnsi="Aptos Narrow"/>
                 <w:color w:val="000000" w:themeColor="text1"/>
               </w:rPr>
-              <w:t xml:space="preserve">Live </w:t>
-            </w:r>
-            <w:proofErr w:type="spellStart"/>
-            <w:r>
-              <w:rPr>
-                <w:rFonts w:ascii="Aptos Narrow" w:hAnsi="Aptos Narrow"/>
-                <w:color w:val="000000" w:themeColor="text1"/>
-              </w:rPr>
-              <w:t>sharksucker</w:t>
-            </w:r>
-            <w:proofErr w:type="spellEnd"/>
+              <w:t>Live sharksucker</w:t>
+            </w:r>
           </w:p>
         </w:tc>
         <w:tc>
@@ -1866,7 +1804,6 @@
                 <w:color w:val="000000" w:themeColor="text1"/>
               </w:rPr>
             </w:pPr>
-            <w:proofErr w:type="spellStart"/>
             <w:r>
               <w:rPr>
                 <w:rFonts w:ascii="Aptos Narrow" w:hAnsi="Aptos Narrow"/>
@@ -1876,7 +1813,6 @@
               </w:rPr>
               <w:t>Myripristis_murdjan</w:t>
             </w:r>
-            <w:proofErr w:type="spellEnd"/>
           </w:p>
         </w:tc>
         <w:tc>
@@ -1946,7 +1882,6 @@
                 <w:color w:val="000000" w:themeColor="text1"/>
               </w:rPr>
             </w:pPr>
-            <w:proofErr w:type="spellStart"/>
             <w:r>
               <w:rPr>
                 <w:rFonts w:ascii="Aptos Narrow" w:hAnsi="Aptos Narrow"/>
@@ -1956,7 +1891,6 @@
               </w:rPr>
               <w:t>Sardinops_sagax</w:t>
             </w:r>
-            <w:proofErr w:type="spellEnd"/>
           </w:p>
         </w:tc>
         <w:tc>
@@ -2026,7 +1960,6 @@
                 <w:color w:val="000000" w:themeColor="text1"/>
               </w:rPr>
             </w:pPr>
-            <w:proofErr w:type="spellStart"/>
             <w:r>
               <w:rPr>
                 <w:rFonts w:ascii="Aptos Narrow" w:hAnsi="Aptos Narrow"/>
@@ -2036,7 +1969,6 @@
               </w:rPr>
               <w:t>Chelidonichthys_kumu</w:t>
             </w:r>
-            <w:proofErr w:type="spellEnd"/>
           </w:p>
         </w:tc>
         <w:tc>
@@ -2113,7 +2045,6 @@
                 <w:color w:val="000000" w:themeColor="text1"/>
               </w:rPr>
             </w:pPr>
-            <w:proofErr w:type="spellStart"/>
             <w:r>
               <w:rPr>
                 <w:rFonts w:ascii="Aptos Narrow" w:hAnsi="Aptos Narrow"/>
@@ -2123,7 +2054,6 @@
               </w:rPr>
               <w:t>Aldrichetta_forsteri</w:t>
             </w:r>
-            <w:proofErr w:type="spellEnd"/>
           </w:p>
         </w:tc>
         <w:tc>
@@ -2193,7 +2123,6 @@
                 <w:color w:val="000000" w:themeColor="text1"/>
               </w:rPr>
             </w:pPr>
-            <w:proofErr w:type="spellStart"/>
             <w:r>
               <w:rPr>
                 <w:rFonts w:ascii="Aptos Narrow" w:hAnsi="Aptos Narrow"/>
@@ -2203,7 +2132,6 @@
               </w:rPr>
               <w:t>Colistium_nudipinnis</w:t>
             </w:r>
-            <w:proofErr w:type="spellEnd"/>
           </w:p>
         </w:tc>
         <w:tc>
@@ -2273,7 +2201,6 @@
                 <w:color w:val="000000" w:themeColor="text1"/>
               </w:rPr>
             </w:pPr>
-            <w:proofErr w:type="spellStart"/>
             <w:r>
               <w:rPr>
                 <w:rFonts w:ascii="Aptos Narrow" w:hAnsi="Aptos Narrow"/>
@@ -2283,7 +2210,6 @@
               </w:rPr>
               <w:t>Genypterus_blacodes</w:t>
             </w:r>
-            <w:proofErr w:type="spellEnd"/>
           </w:p>
         </w:tc>
         <w:tc>
@@ -2353,7 +2279,6 @@
                 <w:color w:val="000000" w:themeColor="text1"/>
               </w:rPr>
             </w:pPr>
-            <w:proofErr w:type="spellStart"/>
             <w:r>
               <w:rPr>
                 <w:rFonts w:ascii="Aptos Narrow" w:hAnsi="Aptos Narrow"/>
@@ -2363,7 +2288,6 @@
               </w:rPr>
               <w:t>Arripis_trutta</w:t>
             </w:r>
-            <w:proofErr w:type="spellEnd"/>
           </w:p>
         </w:tc>
         <w:tc>
@@ -2511,7 +2435,6 @@
                 <w:color w:val="000000" w:themeColor="text1"/>
               </w:rPr>
             </w:pPr>
-            <w:proofErr w:type="spellStart"/>
             <w:r>
               <w:rPr>
                 <w:rFonts w:ascii="Aptos Narrow" w:hAnsi="Aptos Narrow"/>
@@ -2521,7 +2444,6 @@
               </w:rPr>
               <w:t>Dipturus_nasutus</w:t>
             </w:r>
-            <w:proofErr w:type="spellEnd"/>
           </w:p>
         </w:tc>
         <w:tc>
@@ -2591,7 +2513,6 @@
                 <w:color w:val="000000" w:themeColor="text1"/>
               </w:rPr>
             </w:pPr>
-            <w:proofErr w:type="spellStart"/>
             <w:r>
               <w:rPr>
                 <w:rFonts w:ascii="Aptos Narrow" w:hAnsi="Aptos Narrow"/>
@@ -2601,7 +2522,6 @@
               </w:rPr>
               <w:t>Dinornis_giganteus</w:t>
             </w:r>
-            <w:proofErr w:type="spellEnd"/>
           </w:p>
         </w:tc>
         <w:tc>
@@ -2671,7 +2591,6 @@
                 <w:color w:val="000000" w:themeColor="text1"/>
               </w:rPr>
             </w:pPr>
-            <w:proofErr w:type="spellStart"/>
             <w:r>
               <w:rPr>
                 <w:rFonts w:ascii="Aptos Narrow" w:hAnsi="Aptos Narrow"/>
@@ -2681,7 +2600,6 @@
               </w:rPr>
               <w:t>Harpagornis_moorei</w:t>
             </w:r>
-            <w:proofErr w:type="spellEnd"/>
           </w:p>
         </w:tc>
         <w:tc>
@@ -2751,7 +2669,6 @@
                 <w:color w:val="000000" w:themeColor="text1"/>
               </w:rPr>
             </w:pPr>
-            <w:proofErr w:type="spellStart"/>
             <w:r>
               <w:rPr>
                 <w:rFonts w:ascii="Aptos Narrow" w:hAnsi="Aptos Narrow"/>
@@ -2761,7 +2678,6 @@
               </w:rPr>
               <w:t>Apteryx_owenii</w:t>
             </w:r>
-            <w:proofErr w:type="spellEnd"/>
           </w:p>
         </w:tc>
         <w:tc>
@@ -2831,7 +2747,6 @@
                 <w:color w:val="000000" w:themeColor="text1"/>
               </w:rPr>
             </w:pPr>
-            <w:proofErr w:type="spellStart"/>
             <w:r>
               <w:rPr>
                 <w:rFonts w:ascii="Aptos Narrow" w:hAnsi="Aptos Narrow"/>
@@ -2841,7 +2756,6 @@
               </w:rPr>
               <w:t>Phalacrocorax_carbo</w:t>
             </w:r>
-            <w:proofErr w:type="spellEnd"/>
           </w:p>
         </w:tc>
         <w:tc>
@@ -2911,7 +2825,6 @@
                 <w:color w:val="000000" w:themeColor="text1"/>
               </w:rPr>
             </w:pPr>
-            <w:proofErr w:type="spellStart"/>
             <w:r>
               <w:rPr>
                 <w:rFonts w:ascii="Aptos Narrow" w:hAnsi="Aptos Narrow"/>
@@ -2921,7 +2834,6 @@
               </w:rPr>
               <w:t>Bubulcus_ibis</w:t>
             </w:r>
-            <w:proofErr w:type="spellEnd"/>
           </w:p>
         </w:tc>
         <w:tc>
@@ -2991,7 +2903,6 @@
                 <w:color w:val="000000" w:themeColor="text1"/>
               </w:rPr>
             </w:pPr>
-            <w:proofErr w:type="spellStart"/>
             <w:r>
               <w:rPr>
                 <w:rFonts w:ascii="Aptos Narrow" w:hAnsi="Aptos Narrow"/>
@@ -3001,7 +2912,6 @@
               </w:rPr>
               <w:t>Ardenna_pacifica</w:t>
             </w:r>
-            <w:proofErr w:type="spellEnd"/>
           </w:p>
         </w:tc>
         <w:tc>
@@ -3071,7 +2981,6 @@
                 <w:color w:val="000000" w:themeColor="text1"/>
               </w:rPr>
             </w:pPr>
-            <w:proofErr w:type="spellStart"/>
             <w:r>
               <w:rPr>
                 <w:rFonts w:ascii="Aptos Narrow" w:hAnsi="Aptos Narrow"/>
@@ -3081,7 +2990,6 @@
               </w:rPr>
               <w:t>Pelecanoides_urinatrix</w:t>
             </w:r>
-            <w:proofErr w:type="spellEnd"/>
           </w:p>
         </w:tc>
         <w:tc>
@@ -3151,7 +3059,6 @@
                 <w:color w:val="000000" w:themeColor="text1"/>
               </w:rPr>
             </w:pPr>
-            <w:proofErr w:type="spellStart"/>
             <w:r>
               <w:rPr>
                 <w:rFonts w:ascii="Aptos Narrow" w:hAnsi="Aptos Narrow"/>
@@ -3161,7 +3068,6 @@
               </w:rPr>
               <w:t>Eudyptula_minor</w:t>
             </w:r>
-            <w:proofErr w:type="spellEnd"/>
           </w:p>
         </w:tc>
         <w:tc>
@@ -3245,7 +3151,6 @@
                 <w:color w:val="000000" w:themeColor="text1"/>
               </w:rPr>
             </w:pPr>
-            <w:proofErr w:type="spellStart"/>
             <w:r>
               <w:rPr>
                 <w:rFonts w:ascii="Aptos Narrow" w:hAnsi="Aptos Narrow"/>
@@ -3255,7 +3160,6 @@
               </w:rPr>
               <w:t>Eudyptes_robustus</w:t>
             </w:r>
-            <w:proofErr w:type="spellEnd"/>
           </w:p>
         </w:tc>
         <w:tc>
@@ -3339,7 +3243,6 @@
                 <w:color w:val="000000" w:themeColor="text1"/>
               </w:rPr>
             </w:pPr>
-            <w:proofErr w:type="spellStart"/>
             <w:r>
               <w:rPr>
                 <w:rFonts w:ascii="Aptos Narrow" w:hAnsi="Aptos Narrow"/>
@@ -3350,7 +3253,6 @@
               <w:lastRenderedPageBreak/>
               <w:t>Pelagodroma_marina</w:t>
             </w:r>
-            <w:proofErr w:type="spellEnd"/>
           </w:p>
         </w:tc>
         <w:tc>
@@ -3420,7 +3322,6 @@
                 <w:color w:val="000000" w:themeColor="text1"/>
               </w:rPr>
             </w:pPr>
-            <w:proofErr w:type="spellStart"/>
             <w:r>
               <w:rPr>
                 <w:rFonts w:ascii="Aptos Narrow" w:hAnsi="Aptos Narrow"/>
@@ -3430,7 +3331,6 @@
               </w:rPr>
               <w:t>Prosthemadera_novaeseelandiae</w:t>
             </w:r>
-            <w:proofErr w:type="spellEnd"/>
           </w:p>
         </w:tc>
         <w:tc>
@@ -3500,7 +3400,6 @@
                 <w:color w:val="000000" w:themeColor="text1"/>
               </w:rPr>
             </w:pPr>
-            <w:proofErr w:type="spellStart"/>
             <w:r>
               <w:rPr>
                 <w:rFonts w:ascii="Aptos Narrow" w:hAnsi="Aptos Narrow"/>
@@ -3510,7 +3409,6 @@
               </w:rPr>
               <w:t>Megadyptes_antipodes</w:t>
             </w:r>
-            <w:proofErr w:type="spellEnd"/>
           </w:p>
         </w:tc>
         <w:tc>
@@ -3580,7 +3478,6 @@
                 <w:color w:val="000000" w:themeColor="text1"/>
               </w:rPr>
             </w:pPr>
-            <w:proofErr w:type="spellStart"/>
             <w:r>
               <w:rPr>
                 <w:rFonts w:ascii="Aptos Narrow" w:hAnsi="Aptos Narrow"/>
@@ -3590,7 +3487,6 @@
               </w:rPr>
               <w:t>Megadyptes_waitaha</w:t>
             </w:r>
-            <w:proofErr w:type="spellEnd"/>
           </w:p>
         </w:tc>
         <w:tc>
@@ -3607,21 +3503,12 @@
                 <w:color w:val="000000" w:themeColor="text1"/>
               </w:rPr>
             </w:pPr>
-            <w:proofErr w:type="spellStart"/>
-            <w:r>
-              <w:rPr>
-                <w:rFonts w:ascii="Aptos Narrow" w:hAnsi="Aptos Narrow"/>
-                <w:color w:val="000000" w:themeColor="text1"/>
-              </w:rPr>
-              <w:t>Waitaha</w:t>
-            </w:r>
-            <w:proofErr w:type="spellEnd"/>
-            <w:r>
-              <w:rPr>
-                <w:rFonts w:ascii="Aptos Narrow" w:hAnsi="Aptos Narrow"/>
-                <w:color w:val="000000" w:themeColor="text1"/>
-              </w:rPr>
-              <w:t xml:space="preserve"> penguin</w:t>
+            <w:r>
+              <w:rPr>
+                <w:rFonts w:ascii="Aptos Narrow" w:hAnsi="Aptos Narrow"/>
+                <w:color w:val="000000" w:themeColor="text1"/>
+              </w:rPr>
+              <w:t>Waitaha penguin</w:t>
             </w:r>
           </w:p>
         </w:tc>
@@ -3668,25 +3555,14 @@
                 <w:color w:val="000000" w:themeColor="text1"/>
               </w:rPr>
             </w:pPr>
-            <w:proofErr w:type="spellStart"/>
-            <w:r>
-              <w:rPr>
-                <w:rFonts w:ascii="Aptos Narrow" w:hAnsi="Aptos Narrow"/>
-                <w:i/>
-                <w:iCs/>
-                <w:color w:val="000000" w:themeColor="text1"/>
-              </w:rPr>
-              <w:t>Rexea</w:t>
-            </w:r>
-            <w:proofErr w:type="spellEnd"/>
-            <w:r>
-              <w:rPr>
-                <w:rFonts w:ascii="Aptos Narrow" w:hAnsi="Aptos Narrow"/>
-                <w:i/>
-                <w:iCs/>
-                <w:color w:val="000000" w:themeColor="text1"/>
-              </w:rPr>
-              <w:t xml:space="preserve"> solandri</w:t>
+            <w:r>
+              <w:rPr>
+                <w:rFonts w:ascii="Aptos Narrow" w:hAnsi="Aptos Narrow"/>
+                <w:i/>
+                <w:iCs/>
+                <w:color w:val="000000" w:themeColor="text1"/>
+              </w:rPr>
+              <w:t>Rexea solandri</w:t>
             </w:r>
           </w:p>
         </w:tc>
@@ -3836,19 +3712,8 @@
                 <w:iCs/>
                 <w:color w:val="000000" w:themeColor="text1"/>
               </w:rPr>
-              <w:t xml:space="preserve">Phalacrocorax </w:t>
-            </w:r>
-            <w:proofErr w:type="spellStart"/>
-            <w:r>
-              <w:rPr>
-                <w:rFonts w:ascii="Aptos Narrow" w:hAnsi="Aptos Narrow"/>
-                <w:i/>
-                <w:iCs/>
-                <w:color w:val="000000" w:themeColor="text1"/>
-              </w:rPr>
-              <w:t>chalconotus</w:t>
-            </w:r>
-            <w:proofErr w:type="spellEnd"/>
+              <w:t>Phalacrocorax chalconotus</w:t>
+            </w:r>
           </w:p>
         </w:tc>
         <w:tc>
@@ -3997,19 +3862,8 @@
                 <w:iCs/>
                 <w:color w:val="000000" w:themeColor="text1"/>
               </w:rPr>
-              <w:t xml:space="preserve">Anas </w:t>
-            </w:r>
-            <w:proofErr w:type="spellStart"/>
-            <w:r>
-              <w:rPr>
-                <w:rFonts w:ascii="Aptos Narrow" w:hAnsi="Aptos Narrow"/>
-                <w:i/>
-                <w:iCs/>
-                <w:color w:val="000000" w:themeColor="text1"/>
-              </w:rPr>
-              <w:t>chlorotis</w:t>
-            </w:r>
-            <w:proofErr w:type="spellEnd"/>
+              <w:t>Anas chlorotis</w:t>
+            </w:r>
           </w:p>
         </w:tc>
         <w:tc>
@@ -4076,7 +3930,6 @@
                 <w:color w:val="000000" w:themeColor="text1"/>
               </w:rPr>
             </w:pPr>
-            <w:proofErr w:type="spellStart"/>
             <w:r>
               <w:rPr>
                 <w:rFonts w:ascii="Aptos Narrow" w:hAnsi="Aptos Narrow"/>
@@ -4086,7 +3939,6 @@
               </w:rPr>
               <w:t>Hemiphaga</w:t>
             </w:r>
-            <w:proofErr w:type="spellEnd"/>
             <w:r>
               <w:rPr>
                 <w:rFonts w:ascii="Aptos Narrow" w:hAnsi="Aptos Narrow"/>
@@ -4096,7 +3948,6 @@
               </w:rPr>
               <w:t xml:space="preserve"> </w:t>
             </w:r>
-            <w:proofErr w:type="spellStart"/>
             <w:r>
               <w:rPr>
                 <w:rFonts w:ascii="Aptos Narrow" w:hAnsi="Aptos Narrow"/>
@@ -4106,7 +3957,6 @@
               </w:rPr>
               <w:t>novaeseelandiae</w:t>
             </w:r>
-            <w:proofErr w:type="spellEnd"/>
           </w:p>
         </w:tc>
         <w:tc>
@@ -4173,25 +4023,14 @@
                 <w:color w:val="000000" w:themeColor="text1"/>
               </w:rPr>
             </w:pPr>
-            <w:proofErr w:type="spellStart"/>
-            <w:r>
-              <w:rPr>
-                <w:rFonts w:ascii="Aptos Narrow" w:hAnsi="Aptos Narrow"/>
-                <w:i/>
-                <w:iCs/>
-                <w:color w:val="000000" w:themeColor="text1"/>
-              </w:rPr>
-              <w:t>Petroica</w:t>
-            </w:r>
-            <w:proofErr w:type="spellEnd"/>
-            <w:r>
-              <w:rPr>
-                <w:rFonts w:ascii="Aptos Narrow" w:hAnsi="Aptos Narrow"/>
-                <w:i/>
-                <w:iCs/>
-                <w:color w:val="000000" w:themeColor="text1"/>
-              </w:rPr>
-              <w:t xml:space="preserve"> australis</w:t>
+            <w:r>
+              <w:rPr>
+                <w:rFonts w:ascii="Aptos Narrow" w:hAnsi="Aptos Narrow"/>
+                <w:i/>
+                <w:iCs/>
+                <w:color w:val="000000" w:themeColor="text1"/>
+              </w:rPr>
+              <w:t>Petroica australis</w:t>
             </w:r>
           </w:p>
         </w:tc>
@@ -4266,19 +4105,8 @@
                 <w:iCs/>
                 <w:color w:val="000000" w:themeColor="text1"/>
               </w:rPr>
-              <w:t xml:space="preserve">Larus </w:t>
-            </w:r>
-            <w:proofErr w:type="spellStart"/>
-            <w:r>
-              <w:rPr>
-                <w:rFonts w:ascii="Aptos Narrow" w:hAnsi="Aptos Narrow"/>
-                <w:i/>
-                <w:iCs/>
-                <w:color w:val="000000" w:themeColor="text1"/>
-              </w:rPr>
-              <w:t>dominicanus</w:t>
-            </w:r>
-            <w:proofErr w:type="spellEnd"/>
+              <w:t>Larus dominicanus</w:t>
+            </w:r>
           </w:p>
         </w:tc>
         <w:tc>
@@ -4345,7 +4173,81 @@
                 <w:color w:val="000000" w:themeColor="text1"/>
               </w:rPr>
             </w:pPr>
-            <w:proofErr w:type="spellStart"/>
+            <w:r>
+              <w:rPr>
+                <w:rFonts w:ascii="Aptos Narrow" w:hAnsi="Aptos Narrow"/>
+                <w:i/>
+                <w:iCs/>
+                <w:color w:val="000000" w:themeColor="text1"/>
+              </w:rPr>
+              <w:t>Eudyptes sclateri</w:t>
+            </w:r>
+          </w:p>
+        </w:tc>
+        <w:tc>
+          <w:tcPr>
+            <w:tcW w:w="3394" w:type="dxa"/>
+            <w:noWrap/>
+            <w:vAlign w:val="bottom"/>
+          </w:tcPr>
+          <w:p>
+            <w:pPr>
+              <w:rPr>
+                <w:rFonts w:ascii="Aptos Narrow" w:hAnsi="Aptos Narrow"/>
+                <w:color w:val="000000" w:themeColor="text1"/>
+              </w:rPr>
+            </w:pPr>
+            <w:r>
+              <w:rPr>
+                <w:rFonts w:ascii="Aptos Narrow" w:hAnsi="Aptos Narrow"/>
+                <w:color w:val="000000" w:themeColor="text1"/>
+              </w:rPr>
+              <w:t>Erect crested penguin</w:t>
+            </w:r>
+          </w:p>
+        </w:tc>
+        <w:tc>
+          <w:tcPr>
+            <w:tcW w:w="1985" w:type="dxa"/>
+            <w:noWrap/>
+            <w:vAlign w:val="bottom"/>
+          </w:tcPr>
+          <w:p>
+            <w:pPr>
+              <w:rPr>
+                <w:rFonts w:ascii="Aptos Narrow" w:hAnsi="Aptos Narrow"/>
+                <w:color w:val="000000" w:themeColor="text1"/>
+              </w:rPr>
+            </w:pPr>
+            <w:r>
+              <w:rPr>
+                <w:rFonts w:ascii="Aptos Narrow" w:hAnsi="Aptos Narrow"/>
+                <w:color w:val="000000" w:themeColor="text1"/>
+              </w:rPr>
+              <w:t>MK760984.1</w:t>
+            </w:r>
+          </w:p>
+        </w:tc>
+      </w:tr>
+      <w:tr>
+        <w:trPr>
+          <w:trHeight w:val="320"/>
+        </w:trPr>
+        <w:tc>
+          <w:tcPr>
+            <w:tcW w:w="3405" w:type="dxa"/>
+            <w:noWrap/>
+            <w:vAlign w:val="bottom"/>
+          </w:tcPr>
+          <w:p>
+            <w:pPr>
+              <w:rPr>
+                <w:rFonts w:ascii="Aptos Narrow" w:hAnsi="Aptos Narrow"/>
+                <w:i/>
+                <w:iCs/>
+                <w:color w:val="000000" w:themeColor="text1"/>
+              </w:rPr>
+            </w:pPr>
             <w:r>
               <w:rPr>
                 <w:rFonts w:ascii="Aptos Narrow" w:hAnsi="Aptos Narrow"/>
@@ -4355,7 +4257,6 @@
               </w:rPr>
               <w:t>Eudyptes</w:t>
             </w:r>
-            <w:proofErr w:type="spellEnd"/>
             <w:r>
               <w:rPr>
                 <w:rFonts w:ascii="Aptos Narrow" w:hAnsi="Aptos Narrow"/>
@@ -4365,17 +4266,15 @@
               </w:rPr>
               <w:t xml:space="preserve"> </w:t>
             </w:r>
-            <w:proofErr w:type="spellStart"/>
-            <w:r>
-              <w:rPr>
-                <w:rFonts w:ascii="Aptos Narrow" w:hAnsi="Aptos Narrow"/>
-                <w:i/>
-                <w:iCs/>
-                <w:color w:val="000000" w:themeColor="text1"/>
-              </w:rPr>
-              <w:t>sclateri</w:t>
-            </w:r>
-            <w:proofErr w:type="spellEnd"/>
+            <w:r>
+              <w:rPr>
+                <w:rFonts w:ascii="Aptos Narrow" w:hAnsi="Aptos Narrow"/>
+                <w:i/>
+                <w:iCs/>
+                <w:color w:val="000000" w:themeColor="text1"/>
+              </w:rPr>
+              <w:t>pachyrhynchus</w:t>
+            </w:r>
           </w:p>
         </w:tc>
         <w:tc>
@@ -4396,29 +4295,43 @@
                 <w:rFonts w:ascii="Aptos Narrow" w:hAnsi="Aptos Narrow"/>
                 <w:color w:val="000000" w:themeColor="text1"/>
               </w:rPr>
-              <w:t>Erect crested penguin</w:t>
-            </w:r>
-          </w:p>
-        </w:tc>
-        <w:tc>
-          <w:tcPr>
-            <w:tcW w:w="1985" w:type="dxa"/>
-            <w:noWrap/>
-            <w:vAlign w:val="bottom"/>
-          </w:tcPr>
-          <w:p>
-            <w:pPr>
-              <w:rPr>
-                <w:rFonts w:ascii="Aptos Narrow" w:hAnsi="Aptos Narrow"/>
-                <w:color w:val="000000" w:themeColor="text1"/>
-              </w:rPr>
-            </w:pPr>
-            <w:r>
-              <w:rPr>
-                <w:rFonts w:ascii="Aptos Narrow" w:hAnsi="Aptos Narrow"/>
-                <w:color w:val="000000" w:themeColor="text1"/>
-              </w:rPr>
-              <w:t>MK760984.1</w:t>
+              <w:t>Fiordland crested</w:t>
+            </w:r>
+            <w:r>
+              <w:rPr>
+                <w:rFonts w:ascii="Aptos Narrow" w:hAnsi="Aptos Narrow"/>
+                <w:color w:val="000000" w:themeColor="text1"/>
+              </w:rPr>
+              <w:t xml:space="preserve"> </w:t>
+            </w:r>
+            <w:r>
+              <w:rPr>
+                <w:rFonts w:ascii="Aptos Narrow" w:hAnsi="Aptos Narrow"/>
+                <w:color w:val="000000" w:themeColor="text1"/>
+              </w:rPr>
+              <w:t>penguin</w:t>
+            </w:r>
+          </w:p>
+        </w:tc>
+        <w:tc>
+          <w:tcPr>
+            <w:tcW w:w="1985" w:type="dxa"/>
+            <w:noWrap/>
+            <w:vAlign w:val="bottom"/>
+          </w:tcPr>
+          <w:p>
+            <w:pPr>
+              <w:rPr>
+                <w:rFonts w:ascii="Aptos Narrow" w:hAnsi="Aptos Narrow"/>
+                <w:color w:val="000000" w:themeColor="text1"/>
+              </w:rPr>
+            </w:pPr>
+            <w:r>
+              <w:rPr>
+                <w:rFonts w:ascii="Aptos Narrow" w:hAnsi="Aptos Narrow"/>
+                <w:color w:val="000000" w:themeColor="text1"/>
+              </w:rPr>
+              <w:t>MK760983.1</w:t>
             </w:r>
           </w:p>
         </w:tc>
@@ -4442,37 +4355,15 @@
                 <w:color w:val="000000" w:themeColor="text1"/>
               </w:rPr>
             </w:pPr>
-            <w:proofErr w:type="spellStart"/>
-            <w:r>
-              <w:rPr>
-                <w:rFonts w:ascii="Aptos Narrow" w:hAnsi="Aptos Narrow"/>
-                <w:i/>
-                <w:iCs/>
-                <w:color w:val="000000" w:themeColor="text1"/>
-              </w:rPr>
-              <w:t>Eudyptes</w:t>
-            </w:r>
-            <w:proofErr w:type="spellEnd"/>
-            <w:r>
-              <w:rPr>
-                <w:rFonts w:ascii="Aptos Narrow" w:hAnsi="Aptos Narrow"/>
-                <w:i/>
-                <w:iCs/>
-                <w:color w:val="000000" w:themeColor="text1"/>
-              </w:rPr>
-              <w:t xml:space="preserve"> </w:t>
-            </w:r>
-            <w:proofErr w:type="spellStart"/>
-            <w:r>
-              <w:rPr>
-                <w:rFonts w:ascii="Aptos Narrow" w:hAnsi="Aptos Narrow"/>
-                <w:i/>
-                <w:iCs/>
-                <w:color w:val="000000" w:themeColor="text1"/>
-              </w:rPr>
-              <w:t>pachyrhynchus</w:t>
-            </w:r>
-            <w:proofErr w:type="spellEnd"/>
+            <w:r>
+              <w:rPr>
+                <w:rFonts w:ascii="Aptos Narrow" w:hAnsi="Aptos Narrow"/>
+                <w:i/>
+                <w:iCs/>
+                <w:color w:val="000000" w:themeColor="text1"/>
+              </w:rPr>
+              <w:t>Daption capense</w:t>
+            </w:r>
           </w:p>
         </w:tc>
         <w:tc>
@@ -4493,43 +4384,29 @@
                 <w:rFonts w:ascii="Aptos Narrow" w:hAnsi="Aptos Narrow"/>
                 <w:color w:val="000000" w:themeColor="text1"/>
               </w:rPr>
-              <w:t>Fiordland crested</w:t>
-            </w:r>
-            <w:r>
-              <w:rPr>
-                <w:rFonts w:ascii="Aptos Narrow" w:hAnsi="Aptos Narrow"/>
-                <w:color w:val="000000" w:themeColor="text1"/>
-              </w:rPr>
-              <w:t xml:space="preserve"> </w:t>
-            </w:r>
-            <w:r>
-              <w:rPr>
-                <w:rFonts w:ascii="Aptos Narrow" w:hAnsi="Aptos Narrow"/>
-                <w:color w:val="000000" w:themeColor="text1"/>
-              </w:rPr>
-              <w:t>penguin</w:t>
-            </w:r>
-          </w:p>
-        </w:tc>
-        <w:tc>
-          <w:tcPr>
-            <w:tcW w:w="1985" w:type="dxa"/>
-            <w:noWrap/>
-            <w:vAlign w:val="bottom"/>
-          </w:tcPr>
-          <w:p>
-            <w:pPr>
-              <w:rPr>
-                <w:rFonts w:ascii="Aptos Narrow" w:hAnsi="Aptos Narrow"/>
-                <w:color w:val="000000" w:themeColor="text1"/>
-              </w:rPr>
-            </w:pPr>
-            <w:r>
-              <w:rPr>
-                <w:rFonts w:ascii="Aptos Narrow" w:hAnsi="Aptos Narrow"/>
-                <w:color w:val="000000" w:themeColor="text1"/>
-              </w:rPr>
-              <w:t>MK760983.1</w:t>
+              <w:t>Cape petrel</w:t>
+            </w:r>
+          </w:p>
+        </w:tc>
+        <w:tc>
+          <w:tcPr>
+            <w:tcW w:w="1985" w:type="dxa"/>
+            <w:noWrap/>
+            <w:vAlign w:val="bottom"/>
+          </w:tcPr>
+          <w:p>
+            <w:pPr>
+              <w:rPr>
+                <w:rFonts w:ascii="Aptos Narrow" w:hAnsi="Aptos Narrow"/>
+                <w:color w:val="000000" w:themeColor="text1"/>
+              </w:rPr>
+            </w:pPr>
+            <w:r>
+              <w:rPr>
+                <w:rFonts w:ascii="Aptos Narrow" w:hAnsi="Aptos Narrow"/>
+                <w:color w:val="000000" w:themeColor="text1"/>
+              </w:rPr>
+              <w:t>NC_043899.1</w:t>
             </w:r>
           </w:p>
         </w:tc>
@@ -4553,37 +4430,15 @@
                 <w:color w:val="000000" w:themeColor="text1"/>
               </w:rPr>
             </w:pPr>
-            <w:proofErr w:type="spellStart"/>
-            <w:r>
-              <w:rPr>
-                <w:rFonts w:ascii="Aptos Narrow" w:hAnsi="Aptos Narrow"/>
-                <w:i/>
-                <w:iCs/>
-                <w:color w:val="000000" w:themeColor="text1"/>
-              </w:rPr>
-              <w:t>Daption</w:t>
-            </w:r>
-            <w:proofErr w:type="spellEnd"/>
-            <w:r>
-              <w:rPr>
-                <w:rFonts w:ascii="Aptos Narrow" w:hAnsi="Aptos Narrow"/>
-                <w:i/>
-                <w:iCs/>
-                <w:color w:val="000000" w:themeColor="text1"/>
-              </w:rPr>
-              <w:t xml:space="preserve"> </w:t>
-            </w:r>
-            <w:proofErr w:type="spellStart"/>
-            <w:r>
-              <w:rPr>
-                <w:rFonts w:ascii="Aptos Narrow" w:hAnsi="Aptos Narrow"/>
-                <w:i/>
-                <w:iCs/>
-                <w:color w:val="000000" w:themeColor="text1"/>
-              </w:rPr>
-              <w:t>capense</w:t>
-            </w:r>
-            <w:proofErr w:type="spellEnd"/>
+            <w:r>
+              <w:rPr>
+                <w:rFonts w:ascii="Aptos Narrow" w:hAnsi="Aptos Narrow"/>
+                <w:i/>
+                <w:iCs/>
+                <w:color w:val="000000" w:themeColor="text1"/>
+              </w:rPr>
+              <w:t>Nerita melanotragus</w:t>
+            </w:r>
           </w:p>
         </w:tc>
         <w:tc>
@@ -4604,29 +4459,29 @@
                 <w:rFonts w:ascii="Aptos Narrow" w:hAnsi="Aptos Narrow"/>
                 <w:color w:val="000000" w:themeColor="text1"/>
               </w:rPr>
-              <w:t>Cape petrel</w:t>
-            </w:r>
-          </w:p>
-        </w:tc>
-        <w:tc>
-          <w:tcPr>
-            <w:tcW w:w="1985" w:type="dxa"/>
-            <w:noWrap/>
-            <w:vAlign w:val="bottom"/>
-          </w:tcPr>
-          <w:p>
-            <w:pPr>
-              <w:rPr>
-                <w:rFonts w:ascii="Aptos Narrow" w:hAnsi="Aptos Narrow"/>
-                <w:color w:val="000000" w:themeColor="text1"/>
-              </w:rPr>
-            </w:pPr>
-            <w:r>
-              <w:rPr>
-                <w:rFonts w:ascii="Aptos Narrow" w:hAnsi="Aptos Narrow"/>
-                <w:color w:val="000000" w:themeColor="text1"/>
-              </w:rPr>
-              <w:t>NC_043899.1</w:t>
+              <w:t>Black nerite</w:t>
+            </w:r>
+          </w:p>
+        </w:tc>
+        <w:tc>
+          <w:tcPr>
+            <w:tcW w:w="1985" w:type="dxa"/>
+            <w:noWrap/>
+            <w:vAlign w:val="bottom"/>
+          </w:tcPr>
+          <w:p>
+            <w:pPr>
+              <w:rPr>
+                <w:rFonts w:ascii="Aptos Narrow" w:hAnsi="Aptos Narrow"/>
+                <w:color w:val="000000" w:themeColor="text1"/>
+              </w:rPr>
+            </w:pPr>
+            <w:r>
+              <w:rPr>
+                <w:rFonts w:ascii="Aptos Narrow" w:hAnsi="Aptos Narrow"/>
+                <w:color w:val="000000" w:themeColor="text1"/>
+              </w:rPr>
+              <w:t>GU810158.1</w:t>
             </w:r>
           </w:p>
         </w:tc>
@@ -4657,19 +4512,8 @@
                 <w:iCs/>
                 <w:color w:val="000000" w:themeColor="text1"/>
               </w:rPr>
-              <w:t xml:space="preserve">Nerita </w:t>
-            </w:r>
-            <w:proofErr w:type="spellStart"/>
-            <w:r>
-              <w:rPr>
-                <w:rFonts w:ascii="Aptos Narrow" w:hAnsi="Aptos Narrow"/>
-                <w:i/>
-                <w:iCs/>
-                <w:color w:val="000000" w:themeColor="text1"/>
-              </w:rPr>
-              <w:t>melanotragus</w:t>
-            </w:r>
-            <w:proofErr w:type="spellEnd"/>
+              <w:t>Struthiolaria papulosa</w:t>
+            </w:r>
           </w:p>
         </w:tc>
         <w:tc>
@@ -4690,29 +4534,29 @@
                 <w:rFonts w:ascii="Aptos Narrow" w:hAnsi="Aptos Narrow"/>
                 <w:color w:val="000000" w:themeColor="text1"/>
               </w:rPr>
-              <w:t>Black nerite</w:t>
-            </w:r>
-          </w:p>
-        </w:tc>
-        <w:tc>
-          <w:tcPr>
-            <w:tcW w:w="1985" w:type="dxa"/>
-            <w:noWrap/>
-            <w:vAlign w:val="bottom"/>
-          </w:tcPr>
-          <w:p>
-            <w:pPr>
-              <w:rPr>
-                <w:rFonts w:ascii="Aptos Narrow" w:hAnsi="Aptos Narrow"/>
-                <w:color w:val="000000" w:themeColor="text1"/>
-              </w:rPr>
-            </w:pPr>
-            <w:r>
-              <w:rPr>
-                <w:rFonts w:ascii="Aptos Narrow" w:hAnsi="Aptos Narrow"/>
-                <w:color w:val="000000" w:themeColor="text1"/>
-              </w:rPr>
-              <w:t>GU810158.1</w:t>
+              <w:t>Ostrich foot</w:t>
+            </w:r>
+          </w:p>
+        </w:tc>
+        <w:tc>
+          <w:tcPr>
+            <w:tcW w:w="1985" w:type="dxa"/>
+            <w:noWrap/>
+            <w:vAlign w:val="bottom"/>
+          </w:tcPr>
+          <w:p>
+            <w:pPr>
+              <w:rPr>
+                <w:rFonts w:ascii="Aptos Narrow" w:hAnsi="Aptos Narrow"/>
+                <w:color w:val="000000" w:themeColor="text1"/>
+              </w:rPr>
+            </w:pPr>
+            <w:r>
+              <w:rPr>
+                <w:rFonts w:ascii="Aptos Narrow" w:hAnsi="Aptos Narrow"/>
+                <w:color w:val="000000" w:themeColor="text1"/>
+              </w:rPr>
+              <w:t>NC_059921.1</w:t>
             </w:r>
           </w:p>
         </w:tc>
@@ -4736,37 +4580,15 @@
                 <w:color w:val="000000" w:themeColor="text1"/>
               </w:rPr>
             </w:pPr>
-            <w:proofErr w:type="spellStart"/>
-            <w:r>
-              <w:rPr>
-                <w:rFonts w:ascii="Aptos Narrow" w:hAnsi="Aptos Narrow"/>
-                <w:i/>
-                <w:iCs/>
-                <w:color w:val="000000" w:themeColor="text1"/>
-              </w:rPr>
-              <w:t>Struthiolaria</w:t>
-            </w:r>
-            <w:proofErr w:type="spellEnd"/>
-            <w:r>
-              <w:rPr>
-                <w:rFonts w:ascii="Aptos Narrow" w:hAnsi="Aptos Narrow"/>
-                <w:i/>
-                <w:iCs/>
-                <w:color w:val="000000" w:themeColor="text1"/>
-              </w:rPr>
-              <w:t xml:space="preserve"> </w:t>
-            </w:r>
-            <w:proofErr w:type="spellStart"/>
-            <w:r>
-              <w:rPr>
-                <w:rFonts w:ascii="Aptos Narrow" w:hAnsi="Aptos Narrow"/>
-                <w:i/>
-                <w:iCs/>
-                <w:color w:val="000000" w:themeColor="text1"/>
-              </w:rPr>
-              <w:t>papulosa</w:t>
-            </w:r>
-            <w:proofErr w:type="spellEnd"/>
+            <w:r>
+              <w:rPr>
+                <w:rFonts w:ascii="Aptos Narrow" w:hAnsi="Aptos Narrow"/>
+                <w:i/>
+                <w:iCs/>
+                <w:color w:val="000000" w:themeColor="text1"/>
+              </w:rPr>
+              <w:t>Penion sulcatus</w:t>
+            </w:r>
           </w:p>
         </w:tc>
         <w:tc>
@@ -4787,29 +4609,29 @@
                 <w:rFonts w:ascii="Aptos Narrow" w:hAnsi="Aptos Narrow"/>
                 <w:color w:val="000000" w:themeColor="text1"/>
               </w:rPr>
-              <w:t>Ostrich foot</w:t>
-            </w:r>
-          </w:p>
-        </w:tc>
-        <w:tc>
-          <w:tcPr>
-            <w:tcW w:w="1985" w:type="dxa"/>
-            <w:noWrap/>
-            <w:vAlign w:val="bottom"/>
-          </w:tcPr>
-          <w:p>
-            <w:pPr>
-              <w:rPr>
-                <w:rFonts w:ascii="Aptos Narrow" w:hAnsi="Aptos Narrow"/>
-                <w:color w:val="000000" w:themeColor="text1"/>
-              </w:rPr>
-            </w:pPr>
-            <w:r>
-              <w:rPr>
-                <w:rFonts w:ascii="Aptos Narrow" w:hAnsi="Aptos Narrow"/>
-                <w:color w:val="000000" w:themeColor="text1"/>
-              </w:rPr>
-              <w:t>NC_059921.1</w:t>
+              <w:t>Siphon welk</w:t>
+            </w:r>
+          </w:p>
+        </w:tc>
+        <w:tc>
+          <w:tcPr>
+            <w:tcW w:w="1985" w:type="dxa"/>
+            <w:noWrap/>
+            <w:vAlign w:val="bottom"/>
+          </w:tcPr>
+          <w:p>
+            <w:pPr>
+              <w:rPr>
+                <w:rFonts w:ascii="Aptos Narrow" w:hAnsi="Aptos Narrow"/>
+                <w:color w:val="000000" w:themeColor="text1"/>
+              </w:rPr>
+            </w:pPr>
+            <w:r>
+              <w:rPr>
+                <w:rFonts w:ascii="Aptos Narrow" w:hAnsi="Aptos Narrow"/>
+                <w:color w:val="000000" w:themeColor="text1"/>
+              </w:rPr>
+              <w:t>NC_037185.1</w:t>
             </w:r>
           </w:p>
         </w:tc>
@@ -4833,37 +4655,15 @@
                 <w:color w:val="000000" w:themeColor="text1"/>
               </w:rPr>
             </w:pPr>
-            <w:proofErr w:type="spellStart"/>
-            <w:r>
-              <w:rPr>
-                <w:rFonts w:ascii="Aptos Narrow" w:hAnsi="Aptos Narrow"/>
-                <w:i/>
-                <w:iCs/>
-                <w:color w:val="000000" w:themeColor="text1"/>
-              </w:rPr>
-              <w:t>Penion</w:t>
-            </w:r>
-            <w:proofErr w:type="spellEnd"/>
-            <w:r>
-              <w:rPr>
-                <w:rFonts w:ascii="Aptos Narrow" w:hAnsi="Aptos Narrow"/>
-                <w:i/>
-                <w:iCs/>
-                <w:color w:val="000000" w:themeColor="text1"/>
-              </w:rPr>
-              <w:t xml:space="preserve"> </w:t>
-            </w:r>
-            <w:proofErr w:type="spellStart"/>
-            <w:r>
-              <w:rPr>
-                <w:rFonts w:ascii="Aptos Narrow" w:hAnsi="Aptos Narrow"/>
-                <w:i/>
-                <w:iCs/>
-                <w:color w:val="000000" w:themeColor="text1"/>
-              </w:rPr>
-              <w:t>sulcatus</w:t>
-            </w:r>
-            <w:proofErr w:type="spellEnd"/>
+            <w:r>
+              <w:rPr>
+                <w:rFonts w:ascii="Aptos Narrow" w:hAnsi="Aptos Narrow"/>
+                <w:i/>
+                <w:iCs/>
+                <w:color w:val="000000" w:themeColor="text1"/>
+              </w:rPr>
+              <w:t>Saccostrea glomerata</w:t>
+            </w:r>
           </w:p>
         </w:tc>
         <w:tc>
@@ -4884,29 +4684,29 @@
                 <w:rFonts w:ascii="Aptos Narrow" w:hAnsi="Aptos Narrow"/>
                 <w:color w:val="000000" w:themeColor="text1"/>
               </w:rPr>
-              <w:t>Siphon welk</w:t>
-            </w:r>
-          </w:p>
-        </w:tc>
-        <w:tc>
-          <w:tcPr>
-            <w:tcW w:w="1985" w:type="dxa"/>
-            <w:noWrap/>
-            <w:vAlign w:val="bottom"/>
-          </w:tcPr>
-          <w:p>
-            <w:pPr>
-              <w:rPr>
-                <w:rFonts w:ascii="Aptos Narrow" w:hAnsi="Aptos Narrow"/>
-                <w:color w:val="000000" w:themeColor="text1"/>
-              </w:rPr>
-            </w:pPr>
-            <w:r>
-              <w:rPr>
-                <w:rFonts w:ascii="Aptos Narrow" w:hAnsi="Aptos Narrow"/>
-                <w:color w:val="000000" w:themeColor="text1"/>
-              </w:rPr>
-              <w:t>NC_037185.1</w:t>
+              <w:t>Rock oyster</w:t>
+            </w:r>
+          </w:p>
+        </w:tc>
+        <w:tc>
+          <w:tcPr>
+            <w:tcW w:w="1985" w:type="dxa"/>
+            <w:noWrap/>
+            <w:vAlign w:val="bottom"/>
+          </w:tcPr>
+          <w:p>
+            <w:pPr>
+              <w:rPr>
+                <w:rFonts w:ascii="Aptos Narrow" w:hAnsi="Aptos Narrow"/>
+                <w:color w:val="000000" w:themeColor="text1"/>
+              </w:rPr>
+            </w:pPr>
+            <w:r>
+              <w:rPr>
+                <w:rFonts w:ascii="Aptos Narrow" w:hAnsi="Aptos Narrow"/>
+                <w:color w:val="000000" w:themeColor="text1"/>
+              </w:rPr>
+              <w:t>NC_036483.1</w:t>
             </w:r>
           </w:p>
         </w:tc>
@@ -4937,7 +4737,7 @@
                 <w:iCs/>
                 <w:color w:val="000000" w:themeColor="text1"/>
               </w:rPr>
-              <w:t>Saccostrea glomerata</w:t>
+              <w:t>Buccinulum vittatum</w:t>
             </w:r>
           </w:p>
         </w:tc>
@@ -4959,29 +4759,29 @@
                 <w:rFonts w:ascii="Aptos Narrow" w:hAnsi="Aptos Narrow"/>
                 <w:color w:val="000000" w:themeColor="text1"/>
               </w:rPr>
-              <w:t>Rock oyster</w:t>
-            </w:r>
-          </w:p>
-        </w:tc>
-        <w:tc>
-          <w:tcPr>
-            <w:tcW w:w="1985" w:type="dxa"/>
-            <w:noWrap/>
-            <w:vAlign w:val="bottom"/>
-          </w:tcPr>
-          <w:p>
-            <w:pPr>
-              <w:rPr>
-                <w:rFonts w:ascii="Aptos Narrow" w:hAnsi="Aptos Narrow"/>
-                <w:color w:val="000000" w:themeColor="text1"/>
-              </w:rPr>
-            </w:pPr>
-            <w:r>
-              <w:rPr>
-                <w:rFonts w:ascii="Aptos Narrow" w:hAnsi="Aptos Narrow"/>
-                <w:color w:val="000000" w:themeColor="text1"/>
-              </w:rPr>
-              <w:t>NC_036483.1</w:t>
+              <w:t>Lined whelk</w:t>
+            </w:r>
+          </w:p>
+        </w:tc>
+        <w:tc>
+          <w:tcPr>
+            <w:tcW w:w="1985" w:type="dxa"/>
+            <w:noWrap/>
+            <w:vAlign w:val="bottom"/>
+          </w:tcPr>
+          <w:p>
+            <w:pPr>
+              <w:rPr>
+                <w:rFonts w:ascii="Aptos Narrow" w:hAnsi="Aptos Narrow"/>
+                <w:color w:val="000000" w:themeColor="text1"/>
+              </w:rPr>
+            </w:pPr>
+            <w:r>
+              <w:rPr>
+                <w:rFonts w:ascii="Aptos Narrow" w:hAnsi="Aptos Narrow"/>
+                <w:color w:val="000000" w:themeColor="text1"/>
+              </w:rPr>
+              <w:t>MK577964.1</w:t>
             </w:r>
           </w:p>
         </w:tc>
@@ -5012,19 +4812,8 @@
                 <w:iCs/>
                 <w:color w:val="000000" w:themeColor="text1"/>
               </w:rPr>
-              <w:t xml:space="preserve">Buccinulum </w:t>
-            </w:r>
-            <w:proofErr w:type="spellStart"/>
-            <w:r>
-              <w:rPr>
-                <w:rFonts w:ascii="Aptos Narrow" w:hAnsi="Aptos Narrow"/>
-                <w:i/>
-                <w:iCs/>
-                <w:color w:val="000000" w:themeColor="text1"/>
-              </w:rPr>
-              <w:t>vittatum</w:t>
-            </w:r>
-            <w:proofErr w:type="spellEnd"/>
+              <w:t>Maoricolpus roseus</w:t>
+            </w:r>
           </w:p>
         </w:tc>
         <w:tc>
@@ -5045,29 +4834,29 @@
                 <w:rFonts w:ascii="Aptos Narrow" w:hAnsi="Aptos Narrow"/>
                 <w:color w:val="000000" w:themeColor="text1"/>
               </w:rPr>
-              <w:t>Lined whelk</w:t>
-            </w:r>
-          </w:p>
-        </w:tc>
-        <w:tc>
-          <w:tcPr>
-            <w:tcW w:w="1985" w:type="dxa"/>
-            <w:noWrap/>
-            <w:vAlign w:val="bottom"/>
-          </w:tcPr>
-          <w:p>
-            <w:pPr>
-              <w:rPr>
-                <w:rFonts w:ascii="Aptos Narrow" w:hAnsi="Aptos Narrow"/>
-                <w:color w:val="000000" w:themeColor="text1"/>
-              </w:rPr>
-            </w:pPr>
-            <w:r>
-              <w:rPr>
-                <w:rFonts w:ascii="Aptos Narrow" w:hAnsi="Aptos Narrow"/>
-                <w:color w:val="000000" w:themeColor="text1"/>
-              </w:rPr>
-              <w:t>MK577964.1</w:t>
+              <w:t>Turret shell</w:t>
+            </w:r>
+          </w:p>
+        </w:tc>
+        <w:tc>
+          <w:tcPr>
+            <w:tcW w:w="1985" w:type="dxa"/>
+            <w:noWrap/>
+            <w:vAlign w:val="bottom"/>
+          </w:tcPr>
+          <w:p>
+            <w:pPr>
+              <w:rPr>
+                <w:rFonts w:ascii="Aptos Narrow" w:hAnsi="Aptos Narrow"/>
+                <w:color w:val="000000" w:themeColor="text1"/>
+              </w:rPr>
+            </w:pPr>
+            <w:r>
+              <w:rPr>
+                <w:rFonts w:ascii="Aptos Narrow" w:hAnsi="Aptos Narrow"/>
+                <w:color w:val="000000" w:themeColor="text1"/>
+              </w:rPr>
+              <w:t>NC_068097.1</w:t>
             </w:r>
           </w:p>
         </w:tc>
@@ -5091,25 +4880,14 @@
                 <w:color w:val="000000" w:themeColor="text1"/>
               </w:rPr>
             </w:pPr>
-            <w:proofErr w:type="spellStart"/>
-            <w:r>
-              <w:rPr>
-                <w:rFonts w:ascii="Aptos Narrow" w:hAnsi="Aptos Narrow"/>
-                <w:i/>
-                <w:iCs/>
-                <w:color w:val="000000" w:themeColor="text1"/>
-              </w:rPr>
-              <w:t>Maoricolpus</w:t>
-            </w:r>
-            <w:proofErr w:type="spellEnd"/>
-            <w:r>
-              <w:rPr>
-                <w:rFonts w:ascii="Aptos Narrow" w:hAnsi="Aptos Narrow"/>
-                <w:i/>
-                <w:iCs/>
-                <w:color w:val="000000" w:themeColor="text1"/>
-              </w:rPr>
-              <w:t xml:space="preserve"> roseus</w:t>
+            <w:r>
+              <w:rPr>
+                <w:rFonts w:ascii="Aptos Narrow" w:hAnsi="Aptos Narrow"/>
+                <w:i/>
+                <w:iCs/>
+                <w:color w:val="000000" w:themeColor="text1"/>
+              </w:rPr>
+              <w:t>Scomber australasicus</w:t>
             </w:r>
           </w:p>
         </w:tc>
@@ -5131,29 +4909,29 @@
                 <w:rFonts w:ascii="Aptos Narrow" w:hAnsi="Aptos Narrow"/>
                 <w:color w:val="000000" w:themeColor="text1"/>
               </w:rPr>
-              <w:t>Turret shell</w:t>
-            </w:r>
-          </w:p>
-        </w:tc>
-        <w:tc>
-          <w:tcPr>
-            <w:tcW w:w="1985" w:type="dxa"/>
-            <w:noWrap/>
-            <w:vAlign w:val="bottom"/>
-          </w:tcPr>
-          <w:p>
-            <w:pPr>
-              <w:rPr>
-                <w:rFonts w:ascii="Aptos Narrow" w:hAnsi="Aptos Narrow"/>
-                <w:color w:val="000000" w:themeColor="text1"/>
-              </w:rPr>
-            </w:pPr>
-            <w:r>
-              <w:rPr>
-                <w:rFonts w:ascii="Aptos Narrow" w:hAnsi="Aptos Narrow"/>
-                <w:color w:val="000000" w:themeColor="text1"/>
-              </w:rPr>
-              <w:t>NC_068097.1</w:t>
+              <w:t>Blue mackerel</w:t>
+            </w:r>
+          </w:p>
+        </w:tc>
+        <w:tc>
+          <w:tcPr>
+            <w:tcW w:w="1985" w:type="dxa"/>
+            <w:noWrap/>
+            <w:vAlign w:val="bottom"/>
+          </w:tcPr>
+          <w:p>
+            <w:pPr>
+              <w:rPr>
+                <w:rFonts w:ascii="Aptos Narrow" w:hAnsi="Aptos Narrow"/>
+                <w:color w:val="000000" w:themeColor="text1"/>
+              </w:rPr>
+            </w:pPr>
+            <w:r>
+              <w:rPr>
+                <w:rFonts w:ascii="Aptos Narrow" w:hAnsi="Aptos Narrow"/>
+                <w:color w:val="000000" w:themeColor="text1"/>
+              </w:rPr>
+              <w:t>NC_013725.1</w:t>
             </w:r>
           </w:p>
         </w:tc>
@@ -5177,37 +4955,15 @@
                 <w:color w:val="000000" w:themeColor="text1"/>
               </w:rPr>
             </w:pPr>
-            <w:proofErr w:type="spellStart"/>
-            <w:r>
-              <w:rPr>
-                <w:rFonts w:ascii="Aptos Narrow" w:hAnsi="Aptos Narrow"/>
-                <w:i/>
-                <w:iCs/>
-                <w:color w:val="000000" w:themeColor="text1"/>
-              </w:rPr>
-              <w:t>Scomber</w:t>
-            </w:r>
-            <w:proofErr w:type="spellEnd"/>
-            <w:r>
-              <w:rPr>
-                <w:rFonts w:ascii="Aptos Narrow" w:hAnsi="Aptos Narrow"/>
-                <w:i/>
-                <w:iCs/>
-                <w:color w:val="000000" w:themeColor="text1"/>
-              </w:rPr>
-              <w:t xml:space="preserve"> </w:t>
-            </w:r>
-            <w:proofErr w:type="spellStart"/>
-            <w:r>
-              <w:rPr>
-                <w:rFonts w:ascii="Aptos Narrow" w:hAnsi="Aptos Narrow"/>
-                <w:i/>
-                <w:iCs/>
-                <w:color w:val="000000" w:themeColor="text1"/>
-              </w:rPr>
-              <w:t>australasicus</w:t>
-            </w:r>
-            <w:proofErr w:type="spellEnd"/>
+            <w:r>
+              <w:rPr>
+                <w:rFonts w:ascii="Aptos Narrow" w:hAnsi="Aptos Narrow"/>
+                <w:i/>
+                <w:iCs/>
+                <w:color w:val="000000" w:themeColor="text1"/>
+              </w:rPr>
+              <w:t>Mugil cephalus</w:t>
+            </w:r>
           </w:p>
         </w:tc>
         <w:tc>
@@ -5228,29 +4984,29 @@
                 <w:rFonts w:ascii="Aptos Narrow" w:hAnsi="Aptos Narrow"/>
                 <w:color w:val="000000" w:themeColor="text1"/>
               </w:rPr>
-              <w:t>Blue mackerel</w:t>
-            </w:r>
-          </w:p>
-        </w:tc>
-        <w:tc>
-          <w:tcPr>
-            <w:tcW w:w="1985" w:type="dxa"/>
-            <w:noWrap/>
-            <w:vAlign w:val="bottom"/>
-          </w:tcPr>
-          <w:p>
-            <w:pPr>
-              <w:rPr>
-                <w:rFonts w:ascii="Aptos Narrow" w:hAnsi="Aptos Narrow"/>
-                <w:color w:val="000000" w:themeColor="text1"/>
-              </w:rPr>
-            </w:pPr>
-            <w:r>
-              <w:rPr>
-                <w:rFonts w:ascii="Aptos Narrow" w:hAnsi="Aptos Narrow"/>
-                <w:color w:val="000000" w:themeColor="text1"/>
-              </w:rPr>
-              <w:t>NC_013725.1</w:t>
+              <w:t>Grey mullet</w:t>
+            </w:r>
+          </w:p>
+        </w:tc>
+        <w:tc>
+          <w:tcPr>
+            <w:tcW w:w="1985" w:type="dxa"/>
+            <w:noWrap/>
+            <w:vAlign w:val="bottom"/>
+          </w:tcPr>
+          <w:p>
+            <w:pPr>
+              <w:rPr>
+                <w:rFonts w:ascii="Aptos Narrow" w:hAnsi="Aptos Narrow"/>
+                <w:color w:val="000000" w:themeColor="text1"/>
+              </w:rPr>
+            </w:pPr>
+            <w:r>
+              <w:rPr>
+                <w:rFonts w:ascii="Aptos Narrow" w:hAnsi="Aptos Narrow"/>
+                <w:color w:val="000000" w:themeColor="text1"/>
+              </w:rPr>
+              <w:t>NC_003182.1</w:t>
             </w:r>
           </w:p>
         </w:tc>
@@ -5281,7 +5037,7 @@
                 <w:iCs/>
                 <w:color w:val="000000" w:themeColor="text1"/>
               </w:rPr>
-              <w:t>Mugil cephalus</w:t>
+              <w:t>Peltorhamphus novaezeelandiae</w:t>
             </w:r>
           </w:p>
         </w:tc>
@@ -5303,29 +5059,29 @@
                 <w:rFonts w:ascii="Aptos Narrow" w:hAnsi="Aptos Narrow"/>
                 <w:color w:val="000000" w:themeColor="text1"/>
               </w:rPr>
-              <w:t>Grey mullet</w:t>
-            </w:r>
-          </w:p>
-        </w:tc>
-        <w:tc>
-          <w:tcPr>
-            <w:tcW w:w="1985" w:type="dxa"/>
-            <w:noWrap/>
-            <w:vAlign w:val="bottom"/>
-          </w:tcPr>
-          <w:p>
-            <w:pPr>
-              <w:rPr>
-                <w:rFonts w:ascii="Aptos Narrow" w:hAnsi="Aptos Narrow"/>
-                <w:color w:val="000000" w:themeColor="text1"/>
-              </w:rPr>
-            </w:pPr>
-            <w:r>
-              <w:rPr>
-                <w:rFonts w:ascii="Aptos Narrow" w:hAnsi="Aptos Narrow"/>
-                <w:color w:val="000000" w:themeColor="text1"/>
-              </w:rPr>
-              <w:t>NC_003182.1</w:t>
+              <w:t>New Zealand sole</w:t>
+            </w:r>
+          </w:p>
+        </w:tc>
+        <w:tc>
+          <w:tcPr>
+            <w:tcW w:w="1985" w:type="dxa"/>
+            <w:noWrap/>
+            <w:vAlign w:val="bottom"/>
+          </w:tcPr>
+          <w:p>
+            <w:pPr>
+              <w:rPr>
+                <w:rFonts w:ascii="Aptos Narrow" w:hAnsi="Aptos Narrow"/>
+                <w:color w:val="000000" w:themeColor="text1"/>
+              </w:rPr>
+            </w:pPr>
+            <w:r>
+              <w:rPr>
+                <w:rFonts w:ascii="Aptos Narrow" w:hAnsi="Aptos Narrow"/>
+                <w:color w:val="000000" w:themeColor="text1"/>
+              </w:rPr>
+              <w:t>NC_023448.1</w:t>
             </w:r>
           </w:p>
         </w:tc>
@@ -5349,37 +5105,15 @@
                 <w:color w:val="000000" w:themeColor="text1"/>
               </w:rPr>
             </w:pPr>
-            <w:proofErr w:type="spellStart"/>
-            <w:r>
-              <w:rPr>
-                <w:rFonts w:ascii="Aptos Narrow" w:hAnsi="Aptos Narrow"/>
-                <w:i/>
-                <w:iCs/>
-                <w:color w:val="000000" w:themeColor="text1"/>
-              </w:rPr>
-              <w:t>Peltorhamphus</w:t>
-            </w:r>
-            <w:proofErr w:type="spellEnd"/>
-            <w:r>
-              <w:rPr>
-                <w:rFonts w:ascii="Aptos Narrow" w:hAnsi="Aptos Narrow"/>
-                <w:i/>
-                <w:iCs/>
-                <w:color w:val="000000" w:themeColor="text1"/>
-              </w:rPr>
-              <w:t xml:space="preserve"> </w:t>
-            </w:r>
-            <w:proofErr w:type="spellStart"/>
-            <w:r>
-              <w:rPr>
-                <w:rFonts w:ascii="Aptos Narrow" w:hAnsi="Aptos Narrow"/>
-                <w:i/>
-                <w:iCs/>
-                <w:color w:val="000000" w:themeColor="text1"/>
-              </w:rPr>
-              <w:t>novaezeelandiae</w:t>
-            </w:r>
-            <w:proofErr w:type="spellEnd"/>
+            <w:r>
+              <w:rPr>
+                <w:rFonts w:ascii="Aptos Narrow" w:hAnsi="Aptos Narrow"/>
+                <w:i/>
+                <w:iCs/>
+                <w:color w:val="000000" w:themeColor="text1"/>
+              </w:rPr>
+              <w:t>Morus serrator</w:t>
+            </w:r>
           </w:p>
         </w:tc>
         <w:tc>
@@ -5400,29 +5134,29 @@
                 <w:rFonts w:ascii="Aptos Narrow" w:hAnsi="Aptos Narrow"/>
                 <w:color w:val="000000" w:themeColor="text1"/>
               </w:rPr>
-              <w:t>New Zealand sole</w:t>
-            </w:r>
-          </w:p>
-        </w:tc>
-        <w:tc>
-          <w:tcPr>
-            <w:tcW w:w="1985" w:type="dxa"/>
-            <w:noWrap/>
-            <w:vAlign w:val="bottom"/>
-          </w:tcPr>
-          <w:p>
-            <w:pPr>
-              <w:rPr>
-                <w:rFonts w:ascii="Aptos Narrow" w:hAnsi="Aptos Narrow"/>
-                <w:color w:val="000000" w:themeColor="text1"/>
-              </w:rPr>
-            </w:pPr>
-            <w:r>
-              <w:rPr>
-                <w:rFonts w:ascii="Aptos Narrow" w:hAnsi="Aptos Narrow"/>
-                <w:color w:val="000000" w:themeColor="text1"/>
-              </w:rPr>
-              <w:t>NC_023448.1</w:t>
+              <w:t>Australasian gannet</w:t>
+            </w:r>
+          </w:p>
+        </w:tc>
+        <w:tc>
+          <w:tcPr>
+            <w:tcW w:w="1985" w:type="dxa"/>
+            <w:noWrap/>
+            <w:vAlign w:val="bottom"/>
+          </w:tcPr>
+          <w:p>
+            <w:pPr>
+              <w:rPr>
+                <w:rFonts w:ascii="Aptos Narrow" w:hAnsi="Aptos Narrow"/>
+                <w:color w:val="000000" w:themeColor="text1"/>
+              </w:rPr>
+            </w:pPr>
+            <w:r>
+              <w:rPr>
+                <w:rFonts w:ascii="Aptos Narrow" w:hAnsi="Aptos Narrow"/>
+                <w:color w:val="000000" w:themeColor="text1"/>
+              </w:rPr>
+              <w:t>GU071056.1</w:t>
             </w:r>
           </w:p>
         </w:tc>
@@ -5453,19 +5187,8 @@
                 <w:iCs/>
                 <w:color w:val="000000" w:themeColor="text1"/>
               </w:rPr>
-              <w:t xml:space="preserve">Morus </w:t>
-            </w:r>
-            <w:proofErr w:type="spellStart"/>
-            <w:r>
-              <w:rPr>
-                <w:rFonts w:ascii="Aptos Narrow" w:hAnsi="Aptos Narrow"/>
-                <w:i/>
-                <w:iCs/>
-                <w:color w:val="000000" w:themeColor="text1"/>
-              </w:rPr>
-              <w:t>serrator</w:t>
-            </w:r>
-            <w:proofErr w:type="spellEnd"/>
+              <w:t>Anas gracilis</w:t>
+            </w:r>
           </w:p>
         </w:tc>
         <w:tc>
@@ -5486,29 +5209,29 @@
                 <w:rFonts w:ascii="Aptos Narrow" w:hAnsi="Aptos Narrow"/>
                 <w:color w:val="000000" w:themeColor="text1"/>
               </w:rPr>
-              <w:t>Australasian gannet</w:t>
-            </w:r>
-          </w:p>
-        </w:tc>
-        <w:tc>
-          <w:tcPr>
-            <w:tcW w:w="1985" w:type="dxa"/>
-            <w:noWrap/>
-            <w:vAlign w:val="bottom"/>
-          </w:tcPr>
-          <w:p>
-            <w:pPr>
-              <w:rPr>
-                <w:rFonts w:ascii="Aptos Narrow" w:hAnsi="Aptos Narrow"/>
-                <w:color w:val="000000" w:themeColor="text1"/>
-              </w:rPr>
-            </w:pPr>
-            <w:r>
-              <w:rPr>
-                <w:rFonts w:ascii="Aptos Narrow" w:hAnsi="Aptos Narrow"/>
-                <w:color w:val="000000" w:themeColor="text1"/>
-              </w:rPr>
-              <w:t>GU071056.1</w:t>
+              <w:t>Grey teal</w:t>
+            </w:r>
+          </w:p>
+        </w:tc>
+        <w:tc>
+          <w:tcPr>
+            <w:tcW w:w="1985" w:type="dxa"/>
+            <w:noWrap/>
+            <w:vAlign w:val="bottom"/>
+          </w:tcPr>
+          <w:p>
+            <w:pPr>
+              <w:rPr>
+                <w:rFonts w:ascii="Aptos Narrow" w:hAnsi="Aptos Narrow"/>
+                <w:color w:val="000000" w:themeColor="text1"/>
+              </w:rPr>
+            </w:pPr>
+            <w:r>
+              <w:rPr>
+                <w:rFonts w:ascii="Aptos Narrow" w:hAnsi="Aptos Narrow"/>
+                <w:color w:val="000000" w:themeColor="text1"/>
+              </w:rPr>
+              <w:t>PP929796.1</w:t>
             </w:r>
           </w:p>
         </w:tc>
@@ -5539,19 +5262,8 @@
                 <w:iCs/>
                 <w:color w:val="000000" w:themeColor="text1"/>
               </w:rPr>
-              <w:t xml:space="preserve">Anas </w:t>
-            </w:r>
-            <w:proofErr w:type="spellStart"/>
-            <w:r>
-              <w:rPr>
-                <w:rFonts w:ascii="Aptos Narrow" w:hAnsi="Aptos Narrow"/>
-                <w:i/>
-                <w:iCs/>
-                <w:color w:val="000000" w:themeColor="text1"/>
-              </w:rPr>
-              <w:t>gracilis</w:t>
-            </w:r>
-            <w:proofErr w:type="spellEnd"/>
+              <w:t>Ninox novaeseelandiae</w:t>
+            </w:r>
           </w:p>
         </w:tc>
         <w:tc>
@@ -5572,29 +5284,29 @@
                 <w:rFonts w:ascii="Aptos Narrow" w:hAnsi="Aptos Narrow"/>
                 <w:color w:val="000000" w:themeColor="text1"/>
               </w:rPr>
-              <w:t>Grey teal</w:t>
-            </w:r>
-          </w:p>
-        </w:tc>
-        <w:tc>
-          <w:tcPr>
-            <w:tcW w:w="1985" w:type="dxa"/>
-            <w:noWrap/>
-            <w:vAlign w:val="bottom"/>
-          </w:tcPr>
-          <w:p>
-            <w:pPr>
-              <w:rPr>
-                <w:rFonts w:ascii="Aptos Narrow" w:hAnsi="Aptos Narrow"/>
-                <w:color w:val="000000" w:themeColor="text1"/>
-              </w:rPr>
-            </w:pPr>
-            <w:r>
-              <w:rPr>
-                <w:rFonts w:ascii="Aptos Narrow" w:hAnsi="Aptos Narrow"/>
-                <w:color w:val="000000" w:themeColor="text1"/>
-              </w:rPr>
-              <w:t>PP929796.1</w:t>
+              <w:t>Morepork</w:t>
+            </w:r>
+          </w:p>
+        </w:tc>
+        <w:tc>
+          <w:tcPr>
+            <w:tcW w:w="1985" w:type="dxa"/>
+            <w:noWrap/>
+            <w:vAlign w:val="bottom"/>
+          </w:tcPr>
+          <w:p>
+            <w:pPr>
+              <w:rPr>
+                <w:rFonts w:ascii="Aptos Narrow" w:hAnsi="Aptos Narrow"/>
+                <w:color w:val="000000" w:themeColor="text1"/>
+              </w:rPr>
+            </w:pPr>
+            <w:r>
+              <w:rPr>
+                <w:rFonts w:ascii="Aptos Narrow" w:hAnsi="Aptos Narrow"/>
+                <w:color w:val="000000" w:themeColor="text1"/>
+              </w:rPr>
+              <w:t>NC_005932.1</w:t>
             </w:r>
           </w:p>
         </w:tc>
@@ -5625,19 +5337,8 @@
                 <w:iCs/>
                 <w:color w:val="000000" w:themeColor="text1"/>
               </w:rPr>
-              <w:t xml:space="preserve">Ninox </w:t>
-            </w:r>
-            <w:proofErr w:type="spellStart"/>
-            <w:r>
-              <w:rPr>
-                <w:rFonts w:ascii="Aptos Narrow" w:hAnsi="Aptos Narrow"/>
-                <w:i/>
-                <w:iCs/>
-                <w:color w:val="000000" w:themeColor="text1"/>
-              </w:rPr>
-              <w:t>novaeseelandiae</w:t>
-            </w:r>
-            <w:proofErr w:type="spellEnd"/>
+              <w:t>Himantopus himantopus</w:t>
+            </w:r>
           </w:p>
         </w:tc>
         <w:tc>
@@ -5658,29 +5359,29 @@
                 <w:rFonts w:ascii="Aptos Narrow" w:hAnsi="Aptos Narrow"/>
                 <w:color w:val="000000" w:themeColor="text1"/>
               </w:rPr>
-              <w:t>Morepork</w:t>
-            </w:r>
-          </w:p>
-        </w:tc>
-        <w:tc>
-          <w:tcPr>
-            <w:tcW w:w="1985" w:type="dxa"/>
-            <w:noWrap/>
-            <w:vAlign w:val="bottom"/>
-          </w:tcPr>
-          <w:p>
-            <w:pPr>
-              <w:rPr>
-                <w:rFonts w:ascii="Aptos Narrow" w:hAnsi="Aptos Narrow"/>
-                <w:color w:val="000000" w:themeColor="text1"/>
-              </w:rPr>
-            </w:pPr>
-            <w:r>
-              <w:rPr>
-                <w:rFonts w:ascii="Aptos Narrow" w:hAnsi="Aptos Narrow"/>
-                <w:color w:val="000000" w:themeColor="text1"/>
-              </w:rPr>
-              <w:t>NC_005932.1</w:t>
+              <w:t>Pied stilt</w:t>
+            </w:r>
+          </w:p>
+        </w:tc>
+        <w:tc>
+          <w:tcPr>
+            <w:tcW w:w="1985" w:type="dxa"/>
+            <w:noWrap/>
+            <w:vAlign w:val="bottom"/>
+          </w:tcPr>
+          <w:p>
+            <w:pPr>
+              <w:rPr>
+                <w:rFonts w:ascii="Aptos Narrow" w:hAnsi="Aptos Narrow"/>
+                <w:color w:val="000000" w:themeColor="text1"/>
+              </w:rPr>
+            </w:pPr>
+            <w:r>
+              <w:rPr>
+                <w:rFonts w:ascii="Aptos Narrow" w:hAnsi="Aptos Narrow"/>
+                <w:color w:val="000000" w:themeColor="text1"/>
+              </w:rPr>
+              <w:t>NC_035423.1</w:t>
             </w:r>
           </w:p>
         </w:tc>
@@ -5711,19 +5412,8 @@
                 <w:iCs/>
                 <w:color w:val="000000" w:themeColor="text1"/>
               </w:rPr>
-              <w:t xml:space="preserve">Himantopus </w:t>
-            </w:r>
-            <w:proofErr w:type="spellStart"/>
-            <w:r>
-              <w:rPr>
-                <w:rFonts w:ascii="Aptos Narrow" w:hAnsi="Aptos Narrow"/>
-                <w:i/>
-                <w:iCs/>
-                <w:color w:val="000000" w:themeColor="text1"/>
-              </w:rPr>
-              <w:t>himantopus</w:t>
-            </w:r>
-            <w:proofErr w:type="spellEnd"/>
+              <w:t>Haliotis iris</w:t>
+            </w:r>
           </w:p>
         </w:tc>
         <w:tc>
@@ -5744,29 +5434,29 @@
                 <w:rFonts w:ascii="Aptos Narrow" w:hAnsi="Aptos Narrow"/>
                 <w:color w:val="000000" w:themeColor="text1"/>
               </w:rPr>
-              <w:t>Pied stilt</w:t>
-            </w:r>
-          </w:p>
-        </w:tc>
-        <w:tc>
-          <w:tcPr>
-            <w:tcW w:w="1985" w:type="dxa"/>
-            <w:noWrap/>
-            <w:vAlign w:val="bottom"/>
-          </w:tcPr>
-          <w:p>
-            <w:pPr>
-              <w:rPr>
-                <w:rFonts w:ascii="Aptos Narrow" w:hAnsi="Aptos Narrow"/>
-                <w:color w:val="000000" w:themeColor="text1"/>
-              </w:rPr>
-            </w:pPr>
-            <w:r>
-              <w:rPr>
-                <w:rFonts w:ascii="Aptos Narrow" w:hAnsi="Aptos Narrow"/>
-                <w:color w:val="000000" w:themeColor="text1"/>
-              </w:rPr>
-              <w:t>NC_035423.1</w:t>
+              <w:t>Paua</w:t>
+            </w:r>
+          </w:p>
+        </w:tc>
+        <w:tc>
+          <w:tcPr>
+            <w:tcW w:w="1985" w:type="dxa"/>
+            <w:noWrap/>
+            <w:vAlign w:val="bottom"/>
+          </w:tcPr>
+          <w:p>
+            <w:pPr>
+              <w:rPr>
+                <w:rFonts w:ascii="Aptos Narrow" w:hAnsi="Aptos Narrow"/>
+                <w:color w:val="000000" w:themeColor="text1"/>
+              </w:rPr>
+            </w:pPr>
+            <w:r>
+              <w:rPr>
+                <w:rFonts w:ascii="Aptos Narrow" w:hAnsi="Aptos Narrow"/>
+                <w:color w:val="000000" w:themeColor="text1"/>
+              </w:rPr>
+              <w:t>NC_031361.1</w:t>
             </w:r>
           </w:p>
         </w:tc>
@@ -5797,7 +5487,7 @@
                 <w:iCs/>
                 <w:color w:val="000000" w:themeColor="text1"/>
               </w:rPr>
-              <w:t>Haliotis iris</w:t>
+              <w:t>Haliotis virginea</w:t>
             </w:r>
           </w:p>
         </w:tc>
@@ -5814,36 +5504,34 @@
                 <w:color w:val="000000" w:themeColor="text1"/>
               </w:rPr>
             </w:pPr>
-            <w:proofErr w:type="spellStart"/>
-            <w:r>
-              <w:rPr>
-                <w:rFonts w:ascii="Aptos Narrow" w:hAnsi="Aptos Narrow"/>
-                <w:color w:val="000000" w:themeColor="text1"/>
-              </w:rPr>
-              <w:t>Paua</w:t>
-            </w:r>
-            <w:proofErr w:type="spellEnd"/>
-          </w:p>
-        </w:tc>
-        <w:tc>
-          <w:tcPr>
-            <w:tcW w:w="1985" w:type="dxa"/>
-            <w:noWrap/>
-            <w:vAlign w:val="bottom"/>
-          </w:tcPr>
-          <w:p>
-            <w:pPr>
-              <w:rPr>
-                <w:rFonts w:ascii="Aptos Narrow" w:hAnsi="Aptos Narrow"/>
-                <w:color w:val="000000" w:themeColor="text1"/>
-              </w:rPr>
-            </w:pPr>
-            <w:r>
-              <w:rPr>
-                <w:rFonts w:ascii="Aptos Narrow" w:hAnsi="Aptos Narrow"/>
-                <w:color w:val="000000" w:themeColor="text1"/>
-              </w:rPr>
-              <w:t>NC_031361.1</w:t>
+            <w:r>
+              <w:rPr>
+                <w:rFonts w:ascii="Aptos Narrow" w:hAnsi="Aptos Narrow"/>
+                <w:color w:val="000000" w:themeColor="text1"/>
+              </w:rPr>
+              <w:t>Virgin paua</w:t>
+            </w:r>
+          </w:p>
+        </w:tc>
+        <w:tc>
+          <w:tcPr>
+            <w:tcW w:w="1985" w:type="dxa"/>
+            <w:noWrap/>
+            <w:vAlign w:val="bottom"/>
+          </w:tcPr>
+          <w:p>
+            <w:pPr>
+              <w:rPr>
+                <w:rFonts w:ascii="Aptos Narrow" w:hAnsi="Aptos Narrow"/>
+                <w:color w:val="000000" w:themeColor="text1"/>
+              </w:rPr>
+            </w:pPr>
+            <w:r>
+              <w:rPr>
+                <w:rFonts w:ascii="Aptos Narrow" w:hAnsi="Aptos Narrow"/>
+                <w:color w:val="000000" w:themeColor="text1"/>
+              </w:rPr>
+              <w:t>ON990049.1</w:t>
             </w:r>
           </w:p>
         </w:tc>
@@ -5874,19 +5562,8 @@
                 <w:iCs/>
                 <w:color w:val="000000" w:themeColor="text1"/>
               </w:rPr>
-              <w:t xml:space="preserve">Haliotis </w:t>
-            </w:r>
-            <w:proofErr w:type="spellStart"/>
-            <w:r>
-              <w:rPr>
-                <w:rFonts w:ascii="Aptos Narrow" w:hAnsi="Aptos Narrow"/>
-                <w:i/>
-                <w:iCs/>
-                <w:color w:val="000000" w:themeColor="text1"/>
-              </w:rPr>
-              <w:t>virginea</w:t>
-            </w:r>
-            <w:proofErr w:type="spellEnd"/>
+              <w:t>Epopella plicata</w:t>
+            </w:r>
           </w:p>
         </w:tc>
         <w:tc>
@@ -5907,38 +5584,29 @@
                 <w:rFonts w:ascii="Aptos Narrow" w:hAnsi="Aptos Narrow"/>
                 <w:color w:val="000000" w:themeColor="text1"/>
               </w:rPr>
-              <w:t xml:space="preserve">Virgin </w:t>
-            </w:r>
-            <w:proofErr w:type="spellStart"/>
-            <w:r>
-              <w:rPr>
-                <w:rFonts w:ascii="Aptos Narrow" w:hAnsi="Aptos Narrow"/>
-                <w:color w:val="000000" w:themeColor="text1"/>
-              </w:rPr>
-              <w:t>paua</w:t>
-            </w:r>
-            <w:proofErr w:type="spellEnd"/>
-          </w:p>
-        </w:tc>
-        <w:tc>
-          <w:tcPr>
-            <w:tcW w:w="1985" w:type="dxa"/>
-            <w:noWrap/>
-            <w:vAlign w:val="bottom"/>
-          </w:tcPr>
-          <w:p>
-            <w:pPr>
-              <w:rPr>
-                <w:rFonts w:ascii="Aptos Narrow" w:hAnsi="Aptos Narrow"/>
-                <w:color w:val="000000" w:themeColor="text1"/>
-              </w:rPr>
-            </w:pPr>
-            <w:r>
-              <w:rPr>
-                <w:rFonts w:ascii="Aptos Narrow" w:hAnsi="Aptos Narrow"/>
-                <w:color w:val="000000" w:themeColor="text1"/>
-              </w:rPr>
-              <w:t>ON990049.1</w:t>
+              <w:t>Barnacle</w:t>
+            </w:r>
+          </w:p>
+        </w:tc>
+        <w:tc>
+          <w:tcPr>
+            <w:tcW w:w="1985" w:type="dxa"/>
+            <w:noWrap/>
+            <w:vAlign w:val="bottom"/>
+          </w:tcPr>
+          <w:p>
+            <w:pPr>
+              <w:rPr>
+                <w:rFonts w:ascii="Aptos Narrow" w:hAnsi="Aptos Narrow"/>
+                <w:color w:val="000000" w:themeColor="text1"/>
+              </w:rPr>
+            </w:pPr>
+            <w:r>
+              <w:rPr>
+                <w:rFonts w:ascii="Aptos Narrow" w:hAnsi="Aptos Narrow"/>
+                <w:color w:val="000000" w:themeColor="text1"/>
+              </w:rPr>
+              <w:t>NC_033393.1</w:t>
             </w:r>
           </w:p>
         </w:tc>
@@ -5962,25 +5630,14 @@
                 <w:color w:val="000000" w:themeColor="text1"/>
               </w:rPr>
             </w:pPr>
-            <w:proofErr w:type="spellStart"/>
-            <w:r>
-              <w:rPr>
-                <w:rFonts w:ascii="Aptos Narrow" w:hAnsi="Aptos Narrow"/>
-                <w:i/>
-                <w:iCs/>
-                <w:color w:val="000000" w:themeColor="text1"/>
-              </w:rPr>
-              <w:t>Epopella</w:t>
-            </w:r>
-            <w:proofErr w:type="spellEnd"/>
-            <w:r>
-              <w:rPr>
-                <w:rFonts w:ascii="Aptos Narrow" w:hAnsi="Aptos Narrow"/>
-                <w:i/>
-                <w:iCs/>
-                <w:color w:val="000000" w:themeColor="text1"/>
-              </w:rPr>
-              <w:t xml:space="preserve"> plicata</w:t>
+            <w:r>
+              <w:rPr>
+                <w:rFonts w:ascii="Aptos Narrow" w:hAnsi="Aptos Narrow"/>
+                <w:i/>
+                <w:iCs/>
+                <w:color w:val="000000" w:themeColor="text1"/>
+              </w:rPr>
+              <w:t>Jasus edwardsii</w:t>
             </w:r>
           </w:p>
         </w:tc>
@@ -6002,29 +5659,29 @@
                 <w:rFonts w:ascii="Aptos Narrow" w:hAnsi="Aptos Narrow"/>
                 <w:color w:val="000000" w:themeColor="text1"/>
               </w:rPr>
-              <w:t>Barnacle</w:t>
-            </w:r>
-          </w:p>
-        </w:tc>
-        <w:tc>
-          <w:tcPr>
-            <w:tcW w:w="1985" w:type="dxa"/>
-            <w:noWrap/>
-            <w:vAlign w:val="bottom"/>
-          </w:tcPr>
-          <w:p>
-            <w:pPr>
-              <w:rPr>
-                <w:rFonts w:ascii="Aptos Narrow" w:hAnsi="Aptos Narrow"/>
-                <w:color w:val="000000" w:themeColor="text1"/>
-              </w:rPr>
-            </w:pPr>
-            <w:r>
-              <w:rPr>
-                <w:rFonts w:ascii="Aptos Narrow" w:hAnsi="Aptos Narrow"/>
-                <w:color w:val="000000" w:themeColor="text1"/>
-              </w:rPr>
-              <w:t>NC_033393.1</w:t>
+              <w:t>Southern rock lobster</w:t>
+            </w:r>
+          </w:p>
+        </w:tc>
+        <w:tc>
+          <w:tcPr>
+            <w:tcW w:w="1985" w:type="dxa"/>
+            <w:noWrap/>
+            <w:vAlign w:val="bottom"/>
+          </w:tcPr>
+          <w:p>
+            <w:pPr>
+              <w:rPr>
+                <w:rFonts w:ascii="Aptos Narrow" w:hAnsi="Aptos Narrow"/>
+                <w:color w:val="000000" w:themeColor="text1"/>
+              </w:rPr>
+            </w:pPr>
+            <w:r>
+              <w:rPr>
+                <w:rFonts w:ascii="Aptos Narrow" w:hAnsi="Aptos Narrow"/>
+                <w:color w:val="000000" w:themeColor="text1"/>
+              </w:rPr>
+              <w:t>NC_088542.1</w:t>
             </w:r>
           </w:p>
         </w:tc>
@@ -6048,37 +5705,15 @@
                 <w:color w:val="000000" w:themeColor="text1"/>
               </w:rPr>
             </w:pPr>
-            <w:proofErr w:type="spellStart"/>
-            <w:r>
-              <w:rPr>
-                <w:rFonts w:ascii="Aptos Narrow" w:hAnsi="Aptos Narrow"/>
-                <w:i/>
-                <w:iCs/>
-                <w:color w:val="000000" w:themeColor="text1"/>
-              </w:rPr>
-              <w:t>Jasus</w:t>
-            </w:r>
-            <w:proofErr w:type="spellEnd"/>
-            <w:r>
-              <w:rPr>
-                <w:rFonts w:ascii="Aptos Narrow" w:hAnsi="Aptos Narrow"/>
-                <w:i/>
-                <w:iCs/>
-                <w:color w:val="000000" w:themeColor="text1"/>
-              </w:rPr>
-              <w:t xml:space="preserve"> </w:t>
-            </w:r>
-            <w:proofErr w:type="spellStart"/>
-            <w:r>
-              <w:rPr>
-                <w:rFonts w:ascii="Aptos Narrow" w:hAnsi="Aptos Narrow"/>
-                <w:i/>
-                <w:iCs/>
-                <w:color w:val="000000" w:themeColor="text1"/>
-              </w:rPr>
-              <w:t>edwardsii</w:t>
-            </w:r>
-            <w:proofErr w:type="spellEnd"/>
+            <w:r>
+              <w:rPr>
+                <w:rFonts w:ascii="Aptos Narrow" w:hAnsi="Aptos Narrow"/>
+                <w:i/>
+                <w:iCs/>
+                <w:color w:val="000000" w:themeColor="text1"/>
+              </w:rPr>
+              <w:t>Squalas acanthias</w:t>
+            </w:r>
           </w:p>
         </w:tc>
         <w:tc>
@@ -6099,29 +5734,29 @@
                 <w:rFonts w:ascii="Aptos Narrow" w:hAnsi="Aptos Narrow"/>
                 <w:color w:val="000000" w:themeColor="text1"/>
               </w:rPr>
-              <w:t>Southern rock lobster</w:t>
-            </w:r>
-          </w:p>
-        </w:tc>
-        <w:tc>
-          <w:tcPr>
-            <w:tcW w:w="1985" w:type="dxa"/>
-            <w:noWrap/>
-            <w:vAlign w:val="bottom"/>
-          </w:tcPr>
-          <w:p>
-            <w:pPr>
-              <w:rPr>
-                <w:rFonts w:ascii="Aptos Narrow" w:hAnsi="Aptos Narrow"/>
-                <w:color w:val="000000" w:themeColor="text1"/>
-              </w:rPr>
-            </w:pPr>
-            <w:r>
-              <w:rPr>
-                <w:rFonts w:ascii="Aptos Narrow" w:hAnsi="Aptos Narrow"/>
-                <w:color w:val="000000" w:themeColor="text1"/>
-              </w:rPr>
-              <w:t>NC_088542.1</w:t>
+              <w:t>Spiny dogfish</w:t>
+            </w:r>
+          </w:p>
+        </w:tc>
+        <w:tc>
+          <w:tcPr>
+            <w:tcW w:w="1985" w:type="dxa"/>
+            <w:noWrap/>
+            <w:vAlign w:val="bottom"/>
+          </w:tcPr>
+          <w:p>
+            <w:pPr>
+              <w:rPr>
+                <w:rFonts w:ascii="Aptos Narrow" w:hAnsi="Aptos Narrow"/>
+                <w:color w:val="000000" w:themeColor="text1"/>
+              </w:rPr>
+            </w:pPr>
+            <w:r>
+              <w:rPr>
+                <w:rFonts w:ascii="Aptos Narrow" w:hAnsi="Aptos Narrow"/>
+                <w:color w:val="000000" w:themeColor="text1"/>
+              </w:rPr>
+              <w:t>NC_002012.1</w:t>
             </w:r>
           </w:p>
         </w:tc>
@@ -6145,37 +5780,15 @@
                 <w:color w:val="000000" w:themeColor="text1"/>
               </w:rPr>
             </w:pPr>
-            <w:proofErr w:type="spellStart"/>
-            <w:r>
-              <w:rPr>
-                <w:rFonts w:ascii="Aptos Narrow" w:hAnsi="Aptos Narrow"/>
-                <w:i/>
-                <w:iCs/>
-                <w:color w:val="000000" w:themeColor="text1"/>
-              </w:rPr>
-              <w:t>Squalas</w:t>
-            </w:r>
-            <w:proofErr w:type="spellEnd"/>
-            <w:r>
-              <w:rPr>
-                <w:rFonts w:ascii="Aptos Narrow" w:hAnsi="Aptos Narrow"/>
-                <w:i/>
-                <w:iCs/>
-                <w:color w:val="000000" w:themeColor="text1"/>
-              </w:rPr>
-              <w:t xml:space="preserve"> </w:t>
-            </w:r>
-            <w:proofErr w:type="spellStart"/>
-            <w:r>
-              <w:rPr>
-                <w:rFonts w:ascii="Aptos Narrow" w:hAnsi="Aptos Narrow"/>
-                <w:i/>
-                <w:iCs/>
-                <w:color w:val="000000" w:themeColor="text1"/>
-              </w:rPr>
-              <w:t>acanthias</w:t>
-            </w:r>
-            <w:proofErr w:type="spellEnd"/>
+            <w:r>
+              <w:rPr>
+                <w:rFonts w:ascii="Aptos Narrow" w:hAnsi="Aptos Narrow"/>
+                <w:i/>
+                <w:iCs/>
+                <w:color w:val="000000" w:themeColor="text1"/>
+              </w:rPr>
+              <w:t>Apristurus ampliceps</w:t>
+            </w:r>
           </w:p>
         </w:tc>
         <w:tc>
@@ -6196,29 +5809,29 @@
                 <w:rFonts w:ascii="Aptos Narrow" w:hAnsi="Aptos Narrow"/>
                 <w:color w:val="000000" w:themeColor="text1"/>
               </w:rPr>
-              <w:t>Spiny dogfish</w:t>
-            </w:r>
-          </w:p>
-        </w:tc>
-        <w:tc>
-          <w:tcPr>
-            <w:tcW w:w="1985" w:type="dxa"/>
-            <w:noWrap/>
-            <w:vAlign w:val="bottom"/>
-          </w:tcPr>
-          <w:p>
-            <w:pPr>
-              <w:rPr>
-                <w:rFonts w:ascii="Aptos Narrow" w:hAnsi="Aptos Narrow"/>
-                <w:color w:val="000000" w:themeColor="text1"/>
-              </w:rPr>
-            </w:pPr>
-            <w:r>
-              <w:rPr>
-                <w:rFonts w:ascii="Aptos Narrow" w:hAnsi="Aptos Narrow"/>
-                <w:color w:val="000000" w:themeColor="text1"/>
-              </w:rPr>
-              <w:t>NC_002012.1</w:t>
+              <w:t>Deep water shark</w:t>
+            </w:r>
+          </w:p>
+        </w:tc>
+        <w:tc>
+          <w:tcPr>
+            <w:tcW w:w="1985" w:type="dxa"/>
+            <w:noWrap/>
+            <w:vAlign w:val="bottom"/>
+          </w:tcPr>
+          <w:p>
+            <w:pPr>
+              <w:rPr>
+                <w:rFonts w:ascii="Aptos Narrow" w:hAnsi="Aptos Narrow"/>
+                <w:color w:val="000000" w:themeColor="text1"/>
+              </w:rPr>
+            </w:pPr>
+            <w:r>
+              <w:rPr>
+                <w:rFonts w:ascii="Aptos Narrow" w:hAnsi="Aptos Narrow"/>
+                <w:color w:val="000000" w:themeColor="text1"/>
+              </w:rPr>
+              <w:t>EU398541.1</w:t>
             </w:r>
           </w:p>
         </w:tc>
@@ -6242,123 +5855,15 @@
                 <w:color w:val="000000" w:themeColor="text1"/>
               </w:rPr>
             </w:pPr>
-            <w:proofErr w:type="spellStart"/>
-            <w:r>
-              <w:rPr>
-                <w:rFonts w:ascii="Aptos Narrow" w:hAnsi="Aptos Narrow"/>
-                <w:i/>
-                <w:iCs/>
-                <w:color w:val="000000" w:themeColor="text1"/>
-              </w:rPr>
-              <w:t>Apristurus</w:t>
-            </w:r>
-            <w:proofErr w:type="spellEnd"/>
-            <w:r>
-              <w:rPr>
-                <w:rFonts w:ascii="Aptos Narrow" w:hAnsi="Aptos Narrow"/>
-                <w:i/>
-                <w:iCs/>
-                <w:color w:val="000000" w:themeColor="text1"/>
-              </w:rPr>
-              <w:t xml:space="preserve"> </w:t>
-            </w:r>
-            <w:proofErr w:type="spellStart"/>
-            <w:r>
-              <w:rPr>
-                <w:rFonts w:ascii="Aptos Narrow" w:hAnsi="Aptos Narrow"/>
-                <w:i/>
-                <w:iCs/>
-                <w:color w:val="000000" w:themeColor="text1"/>
-              </w:rPr>
-              <w:t>ampliceps</w:t>
-            </w:r>
-            <w:proofErr w:type="spellEnd"/>
-          </w:p>
-        </w:tc>
-        <w:tc>
-          <w:tcPr>
-            <w:tcW w:w="3394" w:type="dxa"/>
-            <w:noWrap/>
-            <w:vAlign w:val="bottom"/>
-          </w:tcPr>
-          <w:p>
-            <w:pPr>
-              <w:rPr>
-                <w:rFonts w:ascii="Aptos Narrow" w:hAnsi="Aptos Narrow"/>
-                <w:color w:val="000000" w:themeColor="text1"/>
-              </w:rPr>
-            </w:pPr>
-            <w:r>
-              <w:rPr>
-                <w:rFonts w:ascii="Aptos Narrow" w:hAnsi="Aptos Narrow"/>
-                <w:color w:val="000000" w:themeColor="text1"/>
-              </w:rPr>
-              <w:t>Deep water shark</w:t>
-            </w:r>
-          </w:p>
-        </w:tc>
-        <w:tc>
-          <w:tcPr>
-            <w:tcW w:w="1985" w:type="dxa"/>
-            <w:noWrap/>
-            <w:vAlign w:val="bottom"/>
-          </w:tcPr>
-          <w:p>
-            <w:pPr>
-              <w:rPr>
-                <w:rFonts w:ascii="Aptos Narrow" w:hAnsi="Aptos Narrow"/>
-                <w:color w:val="000000" w:themeColor="text1"/>
-              </w:rPr>
-            </w:pPr>
-            <w:r>
-              <w:rPr>
-                <w:rFonts w:ascii="Aptos Narrow" w:hAnsi="Aptos Narrow"/>
-                <w:color w:val="000000" w:themeColor="text1"/>
-              </w:rPr>
-              <w:t>EU398541.1</w:t>
-            </w:r>
-          </w:p>
-        </w:tc>
-      </w:tr>
-      <w:tr>
-        <w:trPr>
-          <w:trHeight w:val="320"/>
-        </w:trPr>
-        <w:tc>
-          <w:tcPr>
-            <w:tcW w:w="3405" w:type="dxa"/>
-            <w:noWrap/>
-            <w:vAlign w:val="bottom"/>
-          </w:tcPr>
-          <w:p>
-            <w:pPr>
-              <w:rPr>
-                <w:rFonts w:ascii="Aptos Narrow" w:hAnsi="Aptos Narrow"/>
-                <w:i/>
-                <w:iCs/>
-                <w:color w:val="000000" w:themeColor="text1"/>
-              </w:rPr>
-            </w:pPr>
-            <w:r>
-              <w:rPr>
-                <w:rFonts w:ascii="Aptos Narrow" w:hAnsi="Aptos Narrow"/>
-                <w:i/>
-                <w:iCs/>
-                <w:color w:val="000000" w:themeColor="text1"/>
-              </w:rPr>
-              <w:t xml:space="preserve">Trachurus </w:t>
-            </w:r>
-            <w:proofErr w:type="spellStart"/>
-            <w:r>
-              <w:rPr>
-                <w:rFonts w:ascii="Aptos Narrow" w:hAnsi="Aptos Narrow"/>
-                <w:i/>
-                <w:iCs/>
-                <w:color w:val="000000" w:themeColor="text1"/>
-              </w:rPr>
-              <w:t>murphyi</w:t>
-            </w:r>
-            <w:proofErr w:type="spellEnd"/>
+            <w:r>
+              <w:rPr>
+                <w:rFonts w:ascii="Aptos Narrow" w:hAnsi="Aptos Narrow"/>
+                <w:i/>
+                <w:iCs/>
+                <w:color w:val="000000" w:themeColor="text1"/>
+              </w:rPr>
+              <w:t>Trachurus murphyi</w:t>
+            </w:r>
           </w:p>
         </w:tc>
         <w:tc>
@@ -6526,7 +6031,6 @@
                 <w:color w:val="000000" w:themeColor="text1"/>
               </w:rPr>
             </w:pPr>
-            <w:proofErr w:type="spellStart"/>
             <w:r>
               <w:rPr>
                 <w:rFonts w:ascii="Aptos Narrow" w:hAnsi="Aptos Narrow"/>
@@ -6536,7 +6040,6 @@
               </w:rPr>
               <w:t>ncbi</w:t>
             </w:r>
-            <w:proofErr w:type="spellEnd"/>
           </w:p>
         </w:tc>
       </w:tr>
@@ -6560,7 +6063,6 @@
                 <w:color w:val="000000" w:themeColor="text1"/>
               </w:rPr>
             </w:pPr>
-            <w:proofErr w:type="spellStart"/>
             <w:r>
               <w:rPr>
                 <w:rFonts w:ascii="Aptos Narrow" w:hAnsi="Aptos Narrow"/>
@@ -6570,7 +6072,6 @@
               </w:rPr>
               <w:t>Odax_cyanoallix</w:t>
             </w:r>
-            <w:proofErr w:type="spellEnd"/>
           </w:p>
         </w:tc>
         <w:tc>
@@ -6640,7 +6141,6 @@
                 <w:color w:val="000000" w:themeColor="text1"/>
               </w:rPr>
             </w:pPr>
-            <w:proofErr w:type="spellStart"/>
             <w:r>
               <w:rPr>
                 <w:rFonts w:ascii="Aptos Narrow" w:hAnsi="Aptos Narrow"/>
@@ -6650,7 +6150,6 @@
               </w:rPr>
               <w:t>Meuschenia_scaber</w:t>
             </w:r>
-            <w:proofErr w:type="spellEnd"/>
           </w:p>
         </w:tc>
         <w:tc>
@@ -6720,7 +6219,6 @@
                 <w:color w:val="000000" w:themeColor="text1"/>
               </w:rPr>
             </w:pPr>
-            <w:proofErr w:type="spellStart"/>
             <w:r>
               <w:rPr>
                 <w:rFonts w:ascii="Aptos Narrow" w:hAnsi="Aptos Narrow"/>
@@ -6730,7 +6228,6 @@
               </w:rPr>
               <w:t>Notothenia_microlepidota</w:t>
             </w:r>
-            <w:proofErr w:type="spellEnd"/>
           </w:p>
         </w:tc>
         <w:tc>
@@ -6747,21 +6244,12 @@
                 <w:color w:val="000000" w:themeColor="text1"/>
               </w:rPr>
             </w:pPr>
-            <w:proofErr w:type="spellStart"/>
-            <w:r>
-              <w:rPr>
-                <w:rFonts w:ascii="Aptos Narrow" w:hAnsi="Aptos Narrow"/>
-                <w:color w:val="000000" w:themeColor="text1"/>
-              </w:rPr>
-              <w:t>Yellowbelly</w:t>
-            </w:r>
-            <w:proofErr w:type="spellEnd"/>
-            <w:r>
-              <w:rPr>
-                <w:rFonts w:ascii="Aptos Narrow" w:hAnsi="Aptos Narrow"/>
-                <w:color w:val="000000" w:themeColor="text1"/>
-              </w:rPr>
-              <w:t xml:space="preserve"> rock cod</w:t>
+            <w:r>
+              <w:rPr>
+                <w:rFonts w:ascii="Aptos Narrow" w:hAnsi="Aptos Narrow"/>
+                <w:color w:val="000000" w:themeColor="text1"/>
+              </w:rPr>
+              <w:t>Yellowbelly rock cod</w:t>
             </w:r>
           </w:p>
         </w:tc>
@@ -6809,7 +6297,6 @@
                 <w:color w:val="000000" w:themeColor="text1"/>
               </w:rPr>
             </w:pPr>
-            <w:proofErr w:type="spellStart"/>
             <w:r>
               <w:rPr>
                 <w:rFonts w:ascii="Aptos Narrow" w:hAnsi="Aptos Narrow"/>
@@ -6820,7 +6307,6 @@
               <w:lastRenderedPageBreak/>
               <w:t>Epinephelus_daemelii</w:t>
             </w:r>
-            <w:proofErr w:type="spellEnd"/>
           </w:p>
         </w:tc>
         <w:tc>
@@ -6904,7 +6390,6 @@
                 <w:color w:val="000000" w:themeColor="text1"/>
               </w:rPr>
             </w:pPr>
-            <w:proofErr w:type="spellStart"/>
             <w:r>
               <w:rPr>
                 <w:rFonts w:ascii="Aptos Narrow" w:hAnsi="Aptos Narrow"/>
@@ -6914,7 +6399,6 @@
               </w:rPr>
               <w:t>Conger_wilsoni</w:t>
             </w:r>
-            <w:proofErr w:type="spellEnd"/>
           </w:p>
         </w:tc>
         <w:tc>
@@ -6984,7 +6468,6 @@
                 <w:color w:val="000000" w:themeColor="text1"/>
               </w:rPr>
             </w:pPr>
-            <w:proofErr w:type="spellStart"/>
             <w:r>
               <w:rPr>
                 <w:rFonts w:ascii="Aptos Narrow" w:hAnsi="Aptos Narrow"/>
@@ -6994,7 +6477,6 @@
               </w:rPr>
               <w:t>Conger_verreauxi</w:t>
             </w:r>
-            <w:proofErr w:type="spellEnd"/>
           </w:p>
         </w:tc>
         <w:tc>
@@ -7064,7 +6546,6 @@
                 <w:color w:val="000000" w:themeColor="text1"/>
               </w:rPr>
             </w:pPr>
-            <w:proofErr w:type="spellStart"/>
             <w:r>
               <w:rPr>
                 <w:rFonts w:ascii="Aptos Narrow" w:hAnsi="Aptos Narrow"/>
@@ -7074,7 +6555,6 @@
               </w:rPr>
               <w:t>Caprodon_longimanus</w:t>
             </w:r>
-            <w:proofErr w:type="spellEnd"/>
           </w:p>
         </w:tc>
         <w:tc>
@@ -7144,7 +6624,6 @@
                 <w:color w:val="000000" w:themeColor="text1"/>
               </w:rPr>
             </w:pPr>
-            <w:proofErr w:type="spellStart"/>
             <w:r>
               <w:rPr>
                 <w:rFonts w:ascii="Aptos Narrow" w:hAnsi="Aptos Narrow"/>
@@ -7154,7 +6633,6 @@
               </w:rPr>
               <w:t>Helicolenus_percoides</w:t>
             </w:r>
-            <w:proofErr w:type="spellEnd"/>
           </w:p>
         </w:tc>
         <w:tc>
@@ -7176,23 +6654,7 @@
                 <w:rFonts w:ascii="Aptos Narrow" w:hAnsi="Aptos Narrow"/>
                 <w:color w:val="000000" w:themeColor="text1"/>
               </w:rPr>
-              <w:t xml:space="preserve">Jock </w:t>
-            </w:r>
-            <w:proofErr w:type="spellStart"/>
-            <w:r>
-              <w:rPr>
-                <w:rFonts w:ascii="Aptos Narrow" w:hAnsi="Aptos Narrow"/>
-                <w:color w:val="000000" w:themeColor="text1"/>
-              </w:rPr>
-              <w:t>stewart</w:t>
-            </w:r>
-            <w:proofErr w:type="spellEnd"/>
-            <w:r>
-              <w:rPr>
-                <w:rFonts w:ascii="Aptos Narrow" w:hAnsi="Aptos Narrow"/>
-                <w:color w:val="000000" w:themeColor="text1"/>
-              </w:rPr>
-              <w:t xml:space="preserve"> / Red gurnard perch</w:t>
+              <w:t>Jock stewart / Red gurnard perch</w:t>
             </w:r>
           </w:p>
         </w:tc>
@@ -7240,7 +6702,6 @@
                 <w:color w:val="000000" w:themeColor="text1"/>
               </w:rPr>
             </w:pPr>
-            <w:proofErr w:type="spellStart"/>
             <w:r>
               <w:rPr>
                 <w:rFonts w:ascii="Aptos Narrow" w:hAnsi="Aptos Narrow"/>
@@ -7250,7 +6711,6 @@
               </w:rPr>
               <w:t>Rhombosolea_plebeia</w:t>
             </w:r>
-            <w:proofErr w:type="spellEnd"/>
           </w:p>
         </w:tc>
         <w:tc>
@@ -7320,7 +6780,6 @@
                 <w:color w:val="000000" w:themeColor="text1"/>
               </w:rPr>
             </w:pPr>
-            <w:proofErr w:type="spellStart"/>
             <w:r>
               <w:rPr>
                 <w:rFonts w:ascii="Aptos Narrow" w:hAnsi="Aptos Narrow"/>
@@ -7330,7 +6789,6 @@
               </w:rPr>
               <w:t>Notolabrus_fucicola</w:t>
             </w:r>
-            <w:proofErr w:type="spellEnd"/>
           </w:p>
         </w:tc>
         <w:tc>
@@ -7400,7 +6858,6 @@
                 <w:color w:val="000000" w:themeColor="text1"/>
               </w:rPr>
             </w:pPr>
-            <w:proofErr w:type="spellStart"/>
             <w:r>
               <w:rPr>
                 <w:rFonts w:ascii="Aptos Narrow" w:hAnsi="Aptos Narrow"/>
@@ -7410,7 +6867,6 @@
               </w:rPr>
               <w:t>Nemadactylus_macropterus</w:t>
             </w:r>
-            <w:proofErr w:type="spellEnd"/>
           </w:p>
         </w:tc>
         <w:tc>
@@ -7427,7 +6883,6 @@
                 <w:color w:val="000000" w:themeColor="text1"/>
               </w:rPr>
             </w:pPr>
-            <w:proofErr w:type="spellStart"/>
             <w:r>
               <w:rPr>
                 <w:rFonts w:ascii="Aptos Narrow" w:hAnsi="Aptos Narrow"/>
@@ -7435,7 +6890,6 @@
               </w:rPr>
               <w:t>Tarakihi</w:t>
             </w:r>
-            <w:proofErr w:type="spellEnd"/>
           </w:p>
         </w:tc>
         <w:tc>
@@ -7482,7 +6936,6 @@
                 <w:color w:val="000000" w:themeColor="text1"/>
               </w:rPr>
             </w:pPr>
-            <w:proofErr w:type="spellStart"/>
             <w:r>
               <w:rPr>
                 <w:rFonts w:ascii="Aptos Narrow" w:hAnsi="Aptos Narrow"/>
@@ -7492,7 +6945,6 @@
               </w:rPr>
               <w:t>Trachurus_japonicus</w:t>
             </w:r>
-            <w:proofErr w:type="spellEnd"/>
           </w:p>
         </w:tc>
         <w:tc>
@@ -7562,7 +7014,6 @@
                 <w:color w:val="000000" w:themeColor="text1"/>
               </w:rPr>
             </w:pPr>
-            <w:proofErr w:type="spellStart"/>
             <w:r>
               <w:rPr>
                 <w:rFonts w:ascii="Aptos Narrow" w:hAnsi="Aptos Narrow"/>
@@ -7572,7 +7023,6 @@
               </w:rPr>
               <w:t>Pagrus_auratus</w:t>
             </w:r>
-            <w:proofErr w:type="spellEnd"/>
           </w:p>
         </w:tc>
         <w:tc>
@@ -7642,7 +7092,6 @@
                 <w:color w:val="000000" w:themeColor="text1"/>
               </w:rPr>
             </w:pPr>
-            <w:proofErr w:type="spellStart"/>
             <w:r>
               <w:rPr>
                 <w:rFonts w:ascii="Aptos Narrow" w:hAnsi="Aptos Narrow"/>
@@ -7652,7 +7101,6 @@
               </w:rPr>
               <w:t>Thyrsites_atun</w:t>
             </w:r>
-            <w:proofErr w:type="spellEnd"/>
           </w:p>
         </w:tc>
         <w:tc>
@@ -7722,7 +7170,6 @@
                 <w:color w:val="000000" w:themeColor="text1"/>
               </w:rPr>
             </w:pPr>
-            <w:proofErr w:type="spellStart"/>
             <w:r>
               <w:rPr>
                 <w:rFonts w:ascii="Aptos Narrow" w:hAnsi="Aptos Narrow"/>
@@ -7732,7 +7179,6 @@
               </w:rPr>
               <w:t>Parapercis_colias</w:t>
             </w:r>
-            <w:proofErr w:type="spellEnd"/>
           </w:p>
         </w:tc>
         <w:tc>
@@ -7802,7 +7248,6 @@
                 <w:color w:val="000000" w:themeColor="text1"/>
               </w:rPr>
             </w:pPr>
-            <w:proofErr w:type="spellStart"/>
             <w:r>
               <w:rPr>
                 <w:rFonts w:ascii="Aptos Narrow" w:hAnsi="Aptos Narrow"/>
@@ -7812,7 +7257,6 @@
               </w:rPr>
               <w:t>Pseudophycis_bachus</w:t>
             </w:r>
-            <w:proofErr w:type="spellEnd"/>
           </w:p>
         </w:tc>
         <w:tc>
@@ -7882,7 +7326,6 @@
                 <w:color w:val="000000" w:themeColor="text1"/>
               </w:rPr>
             </w:pPr>
-            <w:proofErr w:type="spellStart"/>
             <w:r>
               <w:rPr>
                 <w:rFonts w:ascii="Aptos Narrow" w:hAnsi="Aptos Narrow"/>
@@ -7892,7 +7335,6 @@
               </w:rPr>
               <w:t>Pachyptila_vittata</w:t>
             </w:r>
-            <w:proofErr w:type="spellEnd"/>
           </w:p>
         </w:tc>
         <w:tc>
@@ -7962,7 +7404,6 @@
                 <w:color w:val="000000" w:themeColor="text1"/>
               </w:rPr>
             </w:pPr>
-            <w:proofErr w:type="spellStart"/>
             <w:r>
               <w:rPr>
                 <w:rFonts w:ascii="Aptos Narrow" w:hAnsi="Aptos Narrow"/>
@@ -7972,7 +7413,6 @@
               </w:rPr>
               <w:t>Puffinus_griseus</w:t>
             </w:r>
-            <w:proofErr w:type="spellEnd"/>
           </w:p>
         </w:tc>
         <w:tc>
@@ -8042,7 +7482,6 @@
                 <w:color w:val="000000" w:themeColor="text1"/>
               </w:rPr>
             </w:pPr>
-            <w:proofErr w:type="spellStart"/>
             <w:r>
               <w:rPr>
                 <w:rFonts w:ascii="Aptos Narrow" w:hAnsi="Aptos Narrow"/>
@@ -8052,7 +7491,6 @@
               </w:rPr>
               <w:t>Puffinus_gavia</w:t>
             </w:r>
-            <w:proofErr w:type="spellEnd"/>
           </w:p>
         </w:tc>
         <w:tc>
@@ -8122,7 +7560,6 @@
                 <w:color w:val="000000" w:themeColor="text1"/>
               </w:rPr>
             </w:pPr>
-            <w:proofErr w:type="spellStart"/>
             <w:r>
               <w:rPr>
                 <w:rFonts w:ascii="Aptos Narrow" w:hAnsi="Aptos Narrow"/>
@@ -8132,7 +7569,6 @@
               </w:rPr>
               <w:t>Anarhynchus_bicinctus</w:t>
             </w:r>
-            <w:proofErr w:type="spellEnd"/>
           </w:p>
         </w:tc>
         <w:tc>
@@ -8202,7 +7638,6 @@
                 <w:color w:val="000000" w:themeColor="text1"/>
               </w:rPr>
             </w:pPr>
-            <w:proofErr w:type="spellStart"/>
             <w:r>
               <w:rPr>
                 <w:rFonts w:ascii="Aptos Narrow" w:hAnsi="Aptos Narrow"/>
@@ -8212,7 +7647,6 @@
               </w:rPr>
               <w:t>Anthornis_melanura</w:t>
             </w:r>
-            <w:proofErr w:type="spellEnd"/>
           </w:p>
         </w:tc>
         <w:tc>
@@ -8282,7 +7716,6 @@
                 <w:color w:val="000000" w:themeColor="text1"/>
               </w:rPr>
             </w:pPr>
-            <w:proofErr w:type="spellStart"/>
             <w:r>
               <w:rPr>
                 <w:rFonts w:ascii="Aptos Narrow" w:hAnsi="Aptos Narrow"/>
@@ -8292,7 +7725,6 @@
               </w:rPr>
               <w:t>Cyanoramphus_novaezelandiae</w:t>
             </w:r>
-            <w:proofErr w:type="spellEnd"/>
           </w:p>
         </w:tc>
         <w:tc>
@@ -8362,7 +7794,6 @@
                 <w:color w:val="000000" w:themeColor="text1"/>
               </w:rPr>
             </w:pPr>
-            <w:proofErr w:type="spellStart"/>
             <w:r>
               <w:rPr>
                 <w:rFonts w:ascii="Aptos Narrow" w:hAnsi="Aptos Narrow"/>
@@ -8372,7 +7803,6 @@
               </w:rPr>
               <w:t>Lunella_smaragdus</w:t>
             </w:r>
-            <w:proofErr w:type="spellEnd"/>
           </w:p>
         </w:tc>
         <w:tc>
@@ -8442,7 +7872,6 @@
                 <w:color w:val="000000" w:themeColor="text1"/>
               </w:rPr>
             </w:pPr>
-            <w:proofErr w:type="spellStart"/>
             <w:r>
               <w:rPr>
                 <w:rFonts w:ascii="Aptos Narrow" w:hAnsi="Aptos Narrow"/>
@@ -8452,7 +7881,6 @@
               </w:rPr>
               <w:t>Paphies_subtriangulata</w:t>
             </w:r>
-            <w:proofErr w:type="spellEnd"/>
           </w:p>
         </w:tc>
         <w:tc>
@@ -8469,7 +7897,6 @@
                 <w:color w:val="000000" w:themeColor="text1"/>
               </w:rPr>
             </w:pPr>
-            <w:proofErr w:type="spellStart"/>
             <w:r>
               <w:rPr>
                 <w:rFonts w:ascii="Aptos Narrow" w:hAnsi="Aptos Narrow"/>
@@ -8477,7 +7904,6 @@
               </w:rPr>
               <w:t>Tuatua</w:t>
             </w:r>
-            <w:proofErr w:type="spellEnd"/>
           </w:p>
         </w:tc>
         <w:tc>
@@ -8524,7 +7950,6 @@
                 <w:color w:val="000000" w:themeColor="text1"/>
               </w:rPr>
             </w:pPr>
-            <w:proofErr w:type="spellStart"/>
             <w:r>
               <w:rPr>
                 <w:rFonts w:ascii="Aptos Narrow" w:hAnsi="Aptos Narrow"/>
@@ -8534,7 +7959,6 @@
               </w:rPr>
               <w:t>Austrovenus_stutchburyi</w:t>
             </w:r>
-            <w:proofErr w:type="spellEnd"/>
           </w:p>
         </w:tc>
         <w:tc>
@@ -8604,7 +8028,6 @@
                 <w:color w:val="000000" w:themeColor="text1"/>
               </w:rPr>
             </w:pPr>
-            <w:proofErr w:type="spellStart"/>
             <w:r>
               <w:rPr>
                 <w:rFonts w:ascii="Aptos Narrow" w:hAnsi="Aptos Narrow"/>
@@ -8614,7 +8037,6 @@
               </w:rPr>
               <w:t>Melagraphia_aethiops</w:t>
             </w:r>
-            <w:proofErr w:type="spellEnd"/>
           </w:p>
         </w:tc>
         <w:tc>
@@ -8684,7 +8106,6 @@
                 <w:color w:val="000000" w:themeColor="text1"/>
               </w:rPr>
             </w:pPr>
-            <w:proofErr w:type="spellStart"/>
             <w:r>
               <w:rPr>
                 <w:rFonts w:ascii="Aptos Narrow" w:hAnsi="Aptos Narrow"/>
@@ -8694,7 +8115,6 @@
               </w:rPr>
               <w:t>Crepidula_monoxyla</w:t>
             </w:r>
-            <w:proofErr w:type="spellEnd"/>
           </w:p>
         </w:tc>
         <w:tc>
@@ -8764,7 +8184,6 @@
                 <w:color w:val="000000" w:themeColor="text1"/>
               </w:rPr>
             </w:pPr>
-            <w:proofErr w:type="spellStart"/>
             <w:r>
               <w:rPr>
                 <w:rFonts w:ascii="Aptos Narrow" w:hAnsi="Aptos Narrow"/>
@@ -8774,7 +8193,6 @@
               </w:rPr>
               <w:t>Mytilus_edulis</w:t>
             </w:r>
-            <w:proofErr w:type="spellEnd"/>
           </w:p>
         </w:tc>
         <w:tc>
@@ -8844,7 +8262,6 @@
                 <w:color w:val="000000" w:themeColor="text1"/>
               </w:rPr>
             </w:pPr>
-            <w:proofErr w:type="spellStart"/>
             <w:r>
               <w:rPr>
                 <w:rFonts w:ascii="Aptos Narrow" w:hAnsi="Aptos Narrow"/>
@@ -8854,7 +8271,6 @@
               </w:rPr>
               <w:t>Perna_canaliculus</w:t>
             </w:r>
-            <w:proofErr w:type="spellEnd"/>
           </w:p>
         </w:tc>
         <w:tc>
@@ -8924,7 +8340,6 @@
                 <w:color w:val="000000" w:themeColor="text1"/>
               </w:rPr>
             </w:pPr>
-            <w:proofErr w:type="spellStart"/>
             <w:r>
               <w:rPr>
                 <w:rFonts w:ascii="Aptos Narrow" w:hAnsi="Aptos Narrow"/>
@@ -8934,7 +8349,6 @@
               </w:rPr>
               <w:t>Paphies_australis</w:t>
             </w:r>
-            <w:proofErr w:type="spellEnd"/>
           </w:p>
         </w:tc>
         <w:tc>
@@ -9004,7 +8418,6 @@
                 <w:color w:val="000000" w:themeColor="text1"/>
               </w:rPr>
             </w:pPr>
-            <w:proofErr w:type="spellStart"/>
             <w:r>
               <w:rPr>
                 <w:rFonts w:ascii="Aptos Narrow" w:hAnsi="Aptos Narrow"/>
@@ -9014,7 +8427,6 @@
               </w:rPr>
               <w:t>Cellana_strigilis</w:t>
             </w:r>
-            <w:proofErr w:type="spellEnd"/>
           </w:p>
         </w:tc>
         <w:tc>
@@ -9090,19 +8502,8 @@
                 <w:iCs/>
                 <w:color w:val="000000" w:themeColor="text1"/>
               </w:rPr>
-              <w:t xml:space="preserve">Pterodroma </w:t>
-            </w:r>
-            <w:proofErr w:type="spellStart"/>
-            <w:r>
-              <w:rPr>
-                <w:rFonts w:ascii="Aptos Narrow" w:hAnsi="Aptos Narrow"/>
-                <w:i/>
-                <w:iCs/>
-                <w:color w:val="000000" w:themeColor="text1"/>
-              </w:rPr>
-              <w:t>cookii</w:t>
-            </w:r>
-            <w:proofErr w:type="spellEnd"/>
+              <w:t>Pterodroma cookii</w:t>
+            </w:r>
           </w:p>
         </w:tc>
         <w:tc>
@@ -9251,19 +8652,8 @@
                 <w:iCs/>
                 <w:color w:val="000000" w:themeColor="text1"/>
               </w:rPr>
-              <w:t xml:space="preserve">Phalacrocorax </w:t>
-            </w:r>
-            <w:proofErr w:type="spellStart"/>
-            <w:r>
-              <w:rPr>
-                <w:rFonts w:ascii="Aptos Narrow" w:hAnsi="Aptos Narrow"/>
-                <w:i/>
-                <w:iCs/>
-                <w:color w:val="000000" w:themeColor="text1"/>
-              </w:rPr>
-              <w:t>varius</w:t>
-            </w:r>
-            <w:proofErr w:type="spellEnd"/>
+              <w:t>Phalacrocorax varius</w:t>
+            </w:r>
           </w:p>
         </w:tc>
         <w:tc>
@@ -9405,37 +8795,104 @@
                 <w:color w:val="000000" w:themeColor="text1"/>
               </w:rPr>
             </w:pPr>
-            <w:proofErr w:type="spellStart"/>
-            <w:r>
-              <w:rPr>
-                <w:rFonts w:ascii="Aptos Narrow" w:hAnsi="Aptos Narrow"/>
-                <w:i/>
-                <w:iCs/>
-                <w:color w:val="000000" w:themeColor="text1"/>
-              </w:rPr>
-              <w:t>Thalassarche</w:t>
-            </w:r>
-            <w:proofErr w:type="spellEnd"/>
-            <w:r>
-              <w:rPr>
-                <w:rFonts w:ascii="Aptos Narrow" w:hAnsi="Aptos Narrow"/>
-                <w:i/>
-                <w:iCs/>
+            <w:r>
+              <w:rPr>
+                <w:rFonts w:ascii="Aptos Narrow" w:hAnsi="Aptos Narrow"/>
+                <w:i/>
+                <w:iCs/>
+                <w:color w:val="000000" w:themeColor="text1"/>
+              </w:rPr>
+              <w:t>Thalassarche cauta</w:t>
+            </w:r>
+          </w:p>
+        </w:tc>
+        <w:tc>
+          <w:tcPr>
+            <w:tcW w:w="3402" w:type="dxa"/>
+            <w:noWrap/>
+            <w:vAlign w:val="bottom"/>
+          </w:tcPr>
+          <w:p>
+            <w:pPr>
+              <w:rPr>
+                <w:rFonts w:ascii="Aptos Narrow" w:hAnsi="Aptos Narrow"/>
+                <w:color w:val="000000" w:themeColor="text1"/>
+              </w:rPr>
+            </w:pPr>
+            <w:r>
+              <w:rPr>
+                <w:rFonts w:ascii="Aptos Narrow" w:hAnsi="Aptos Narrow"/>
+                <w:color w:val="000000" w:themeColor="text1"/>
+              </w:rPr>
+              <w:t>White capped</w:t>
+            </w:r>
+            <w:r>
+              <w:rPr>
+                <w:rFonts w:ascii="Aptos Narrow" w:hAnsi="Aptos Narrow"/>
                 <w:color w:val="000000" w:themeColor="text1"/>
               </w:rPr>
               <w:t xml:space="preserve"> </w:t>
             </w:r>
-            <w:proofErr w:type="spellStart"/>
-            <w:r>
-              <w:rPr>
-                <w:rFonts w:ascii="Aptos Narrow" w:hAnsi="Aptos Narrow"/>
-                <w:i/>
-                <w:iCs/>
-                <w:color w:val="000000" w:themeColor="text1"/>
-              </w:rPr>
-              <w:t>cauta</w:t>
-            </w:r>
-            <w:proofErr w:type="spellEnd"/>
+            <w:r>
+              <w:rPr>
+                <w:rFonts w:ascii="Aptos Narrow" w:hAnsi="Aptos Narrow"/>
+                <w:color w:val="000000" w:themeColor="text1"/>
+              </w:rPr>
+              <w:t>mollymawk</w:t>
+            </w:r>
+          </w:p>
+        </w:tc>
+        <w:tc>
+          <w:tcPr>
+            <w:tcW w:w="1985" w:type="dxa"/>
+            <w:noWrap/>
+            <w:vAlign w:val="bottom"/>
+          </w:tcPr>
+          <w:p>
+            <w:pPr>
+              <w:rPr>
+                <w:rFonts w:ascii="Aptos Narrow" w:hAnsi="Aptos Narrow"/>
+                <w:color w:val="000000" w:themeColor="text1"/>
+              </w:rPr>
+            </w:pPr>
+            <w:r>
+              <w:rPr>
+                <w:rFonts w:ascii="Aptos Narrow" w:hAnsi="Aptos Narrow"/>
+                <w:color w:val="000000" w:themeColor="text1"/>
+              </w:rPr>
+              <w:t>MK261782.1</w:t>
+            </w:r>
+          </w:p>
+        </w:tc>
+      </w:tr>
+      <w:tr>
+        <w:trPr>
+          <w:trHeight w:val="320"/>
+        </w:trPr>
+        <w:tc>
+          <w:tcPr>
+            <w:tcW w:w="3397" w:type="dxa"/>
+            <w:noWrap/>
+            <w:vAlign w:val="bottom"/>
+          </w:tcPr>
+          <w:p>
+            <w:pPr>
+              <w:rPr>
+                <w:rFonts w:ascii="Aptos Narrow" w:hAnsi="Aptos Narrow"/>
+                <w:i/>
+                <w:iCs/>
+                <w:color w:val="000000" w:themeColor="text1"/>
+              </w:rPr>
+            </w:pPr>
+            <w:r>
+              <w:rPr>
+                <w:rFonts w:ascii="Aptos Narrow" w:hAnsi="Aptos Narrow"/>
+                <w:i/>
+                <w:iCs/>
+                <w:color w:val="000000" w:themeColor="text1"/>
+              </w:rPr>
+              <w:t>Scorpaena cardinalis</w:t>
+            </w:r>
           </w:p>
         </w:tc>
         <w:tc>
@@ -9456,43 +8913,29 @@
                 <w:rFonts w:ascii="Aptos Narrow" w:hAnsi="Aptos Narrow"/>
                 <w:color w:val="000000" w:themeColor="text1"/>
               </w:rPr>
-              <w:t>White capped</w:t>
-            </w:r>
-            <w:r>
-              <w:rPr>
-                <w:rFonts w:ascii="Aptos Narrow" w:hAnsi="Aptos Narrow"/>
-                <w:color w:val="000000" w:themeColor="text1"/>
-              </w:rPr>
-              <w:t xml:space="preserve"> </w:t>
-            </w:r>
-            <w:r>
-              <w:rPr>
-                <w:rFonts w:ascii="Aptos Narrow" w:hAnsi="Aptos Narrow"/>
-                <w:color w:val="000000" w:themeColor="text1"/>
-              </w:rPr>
-              <w:t>mollymawk</w:t>
-            </w:r>
-          </w:p>
-        </w:tc>
-        <w:tc>
-          <w:tcPr>
-            <w:tcW w:w="1985" w:type="dxa"/>
-            <w:noWrap/>
-            <w:vAlign w:val="bottom"/>
-          </w:tcPr>
-          <w:p>
-            <w:pPr>
-              <w:rPr>
-                <w:rFonts w:ascii="Aptos Narrow" w:hAnsi="Aptos Narrow"/>
-                <w:color w:val="000000" w:themeColor="text1"/>
-              </w:rPr>
-            </w:pPr>
-            <w:r>
-              <w:rPr>
-                <w:rFonts w:ascii="Aptos Narrow" w:hAnsi="Aptos Narrow"/>
-                <w:color w:val="000000" w:themeColor="text1"/>
-              </w:rPr>
-              <w:t>MK261782.1</w:t>
+              <w:t>Red scorpion fish</w:t>
+            </w:r>
+          </w:p>
+        </w:tc>
+        <w:tc>
+          <w:tcPr>
+            <w:tcW w:w="1985" w:type="dxa"/>
+            <w:noWrap/>
+            <w:vAlign w:val="bottom"/>
+          </w:tcPr>
+          <w:p>
+            <w:pPr>
+              <w:rPr>
+                <w:rFonts w:ascii="Aptos Narrow" w:hAnsi="Aptos Narrow"/>
+                <w:color w:val="000000" w:themeColor="text1"/>
+              </w:rPr>
+            </w:pPr>
+            <w:r>
+              <w:rPr>
+                <w:rFonts w:ascii="Aptos Narrow" w:hAnsi="Aptos Narrow"/>
+                <w:color w:val="000000" w:themeColor="text1"/>
+              </w:rPr>
+              <w:t>DQ108051.1</w:t>
             </w:r>
           </w:p>
         </w:tc>
@@ -9523,7 +8966,7 @@
                 <w:iCs/>
                 <w:color w:val="000000" w:themeColor="text1"/>
               </w:rPr>
-              <w:t>Scorpaena cardinalis</w:t>
+              <w:t>Diloma nigerrima</w:t>
             </w:r>
           </w:p>
         </w:tc>
@@ -9545,29 +8988,29 @@
                 <w:rFonts w:ascii="Aptos Narrow" w:hAnsi="Aptos Narrow"/>
                 <w:color w:val="000000" w:themeColor="text1"/>
               </w:rPr>
-              <w:t>Red scorpion fish</w:t>
-            </w:r>
-          </w:p>
-        </w:tc>
-        <w:tc>
-          <w:tcPr>
-            <w:tcW w:w="1985" w:type="dxa"/>
-            <w:noWrap/>
-            <w:vAlign w:val="bottom"/>
-          </w:tcPr>
-          <w:p>
-            <w:pPr>
-              <w:rPr>
-                <w:rFonts w:ascii="Aptos Narrow" w:hAnsi="Aptos Narrow"/>
-                <w:color w:val="000000" w:themeColor="text1"/>
-              </w:rPr>
-            </w:pPr>
-            <w:r>
-              <w:rPr>
-                <w:rFonts w:ascii="Aptos Narrow" w:hAnsi="Aptos Narrow"/>
-                <w:color w:val="000000" w:themeColor="text1"/>
-              </w:rPr>
-              <w:t>DQ108051.1</w:t>
+              <w:t>Bluish top shell</w:t>
+            </w:r>
+          </w:p>
+        </w:tc>
+        <w:tc>
+          <w:tcPr>
+            <w:tcW w:w="1985" w:type="dxa"/>
+            <w:noWrap/>
+            <w:vAlign w:val="bottom"/>
+          </w:tcPr>
+          <w:p>
+            <w:pPr>
+              <w:rPr>
+                <w:rFonts w:ascii="Aptos Narrow" w:hAnsi="Aptos Narrow"/>
+                <w:color w:val="000000" w:themeColor="text1"/>
+              </w:rPr>
+            </w:pPr>
+            <w:r>
+              <w:rPr>
+                <w:rFonts w:ascii="Aptos Narrow" w:hAnsi="Aptos Narrow"/>
+                <w:color w:val="000000" w:themeColor="text1"/>
+              </w:rPr>
+              <w:t>AY858094.1</w:t>
             </w:r>
           </w:p>
         </w:tc>
@@ -9591,37 +9034,15 @@
                 <w:color w:val="000000" w:themeColor="text1"/>
               </w:rPr>
             </w:pPr>
-            <w:proofErr w:type="spellStart"/>
-            <w:r>
-              <w:rPr>
-                <w:rFonts w:ascii="Aptos Narrow" w:hAnsi="Aptos Narrow"/>
-                <w:i/>
-                <w:iCs/>
-                <w:color w:val="000000" w:themeColor="text1"/>
-              </w:rPr>
-              <w:t>Diloma</w:t>
-            </w:r>
-            <w:proofErr w:type="spellEnd"/>
-            <w:r>
-              <w:rPr>
-                <w:rFonts w:ascii="Aptos Narrow" w:hAnsi="Aptos Narrow"/>
-                <w:i/>
-                <w:iCs/>
-                <w:color w:val="000000" w:themeColor="text1"/>
-              </w:rPr>
-              <w:t xml:space="preserve"> </w:t>
-            </w:r>
-            <w:proofErr w:type="spellStart"/>
-            <w:r>
-              <w:rPr>
-                <w:rFonts w:ascii="Aptos Narrow" w:hAnsi="Aptos Narrow"/>
-                <w:i/>
-                <w:iCs/>
-                <w:color w:val="000000" w:themeColor="text1"/>
-              </w:rPr>
-              <w:t>nigerrima</w:t>
-            </w:r>
-            <w:proofErr w:type="spellEnd"/>
+            <w:r>
+              <w:rPr>
+                <w:rFonts w:ascii="Aptos Narrow" w:hAnsi="Aptos Narrow"/>
+                <w:i/>
+                <w:iCs/>
+                <w:color w:val="000000" w:themeColor="text1"/>
+              </w:rPr>
+              <w:t>Cookia sulcata</w:t>
+            </w:r>
           </w:p>
         </w:tc>
         <w:tc>
@@ -9642,29 +9063,29 @@
                 <w:rFonts w:ascii="Aptos Narrow" w:hAnsi="Aptos Narrow"/>
                 <w:color w:val="000000" w:themeColor="text1"/>
               </w:rPr>
-              <w:t>Bluish top shell</w:t>
-            </w:r>
-          </w:p>
-        </w:tc>
-        <w:tc>
-          <w:tcPr>
-            <w:tcW w:w="1985" w:type="dxa"/>
-            <w:noWrap/>
-            <w:vAlign w:val="bottom"/>
-          </w:tcPr>
-          <w:p>
-            <w:pPr>
-              <w:rPr>
-                <w:rFonts w:ascii="Aptos Narrow" w:hAnsi="Aptos Narrow"/>
-                <w:color w:val="000000" w:themeColor="text1"/>
-              </w:rPr>
-            </w:pPr>
-            <w:r>
-              <w:rPr>
-                <w:rFonts w:ascii="Aptos Narrow" w:hAnsi="Aptos Narrow"/>
-                <w:color w:val="000000" w:themeColor="text1"/>
-              </w:rPr>
-              <w:t>AY858094.1</w:t>
+              <w:t>Cook’s turban</w:t>
+            </w:r>
+          </w:p>
+        </w:tc>
+        <w:tc>
+          <w:tcPr>
+            <w:tcW w:w="1985" w:type="dxa"/>
+            <w:noWrap/>
+            <w:vAlign w:val="bottom"/>
+          </w:tcPr>
+          <w:p>
+            <w:pPr>
+              <w:rPr>
+                <w:rFonts w:ascii="Aptos Narrow" w:hAnsi="Aptos Narrow"/>
+                <w:color w:val="000000" w:themeColor="text1"/>
+              </w:rPr>
+            </w:pPr>
+            <w:r>
+              <w:rPr>
+                <w:rFonts w:ascii="Aptos Narrow" w:hAnsi="Aptos Narrow"/>
+                <w:color w:val="000000" w:themeColor="text1"/>
+              </w:rPr>
+              <w:t>AM049374.1</w:t>
             </w:r>
           </w:p>
         </w:tc>
@@ -9688,25 +9109,14 @@
                 <w:color w:val="000000" w:themeColor="text1"/>
               </w:rPr>
             </w:pPr>
-            <w:proofErr w:type="spellStart"/>
-            <w:r>
-              <w:rPr>
-                <w:rFonts w:ascii="Aptos Narrow" w:hAnsi="Aptos Narrow"/>
-                <w:i/>
-                <w:iCs/>
-                <w:color w:val="000000" w:themeColor="text1"/>
-              </w:rPr>
-              <w:t>Cookia</w:t>
-            </w:r>
-            <w:proofErr w:type="spellEnd"/>
-            <w:r>
-              <w:rPr>
-                <w:rFonts w:ascii="Aptos Narrow" w:hAnsi="Aptos Narrow"/>
-                <w:i/>
-                <w:iCs/>
-                <w:color w:val="000000" w:themeColor="text1"/>
-              </w:rPr>
-              <w:t xml:space="preserve"> sulcata</w:t>
+            <w:r>
+              <w:rPr>
+                <w:rFonts w:ascii="Aptos Narrow" w:hAnsi="Aptos Narrow"/>
+                <w:i/>
+                <w:iCs/>
+                <w:color w:val="000000" w:themeColor="text1"/>
+              </w:rPr>
+              <w:t>Pelicaria vermis</w:t>
             </w:r>
           </w:p>
         </w:tc>
@@ -9728,29 +9138,29 @@
                 <w:rFonts w:ascii="Aptos Narrow" w:hAnsi="Aptos Narrow"/>
                 <w:color w:val="000000" w:themeColor="text1"/>
               </w:rPr>
-              <w:t>Cook’s turban</w:t>
-            </w:r>
-          </w:p>
-        </w:tc>
-        <w:tc>
-          <w:tcPr>
-            <w:tcW w:w="1985" w:type="dxa"/>
-            <w:noWrap/>
-            <w:vAlign w:val="bottom"/>
-          </w:tcPr>
-          <w:p>
-            <w:pPr>
-              <w:rPr>
-                <w:rFonts w:ascii="Aptos Narrow" w:hAnsi="Aptos Narrow"/>
-                <w:color w:val="000000" w:themeColor="text1"/>
-              </w:rPr>
-            </w:pPr>
-            <w:r>
-              <w:rPr>
-                <w:rFonts w:ascii="Aptos Narrow" w:hAnsi="Aptos Narrow"/>
-                <w:color w:val="000000" w:themeColor="text1"/>
-              </w:rPr>
-              <w:t>AM049374.1</w:t>
+              <w:t>Smooth ostrich foot</w:t>
+            </w:r>
+          </w:p>
+        </w:tc>
+        <w:tc>
+          <w:tcPr>
+            <w:tcW w:w="1985" w:type="dxa"/>
+            <w:noWrap/>
+            <w:vAlign w:val="bottom"/>
+          </w:tcPr>
+          <w:p>
+            <w:pPr>
+              <w:rPr>
+                <w:rFonts w:ascii="Aptos Narrow" w:hAnsi="Aptos Narrow"/>
+                <w:color w:val="000000" w:themeColor="text1"/>
+              </w:rPr>
+            </w:pPr>
+            <w:r>
+              <w:rPr>
+                <w:rFonts w:ascii="Aptos Narrow" w:hAnsi="Aptos Narrow"/>
+                <w:color w:val="000000" w:themeColor="text1"/>
+              </w:rPr>
+              <w:t>OR910872.1</w:t>
             </w:r>
           </w:p>
         </w:tc>
@@ -9774,25 +9184,14 @@
                 <w:color w:val="000000" w:themeColor="text1"/>
               </w:rPr>
             </w:pPr>
-            <w:proofErr w:type="spellStart"/>
-            <w:r>
-              <w:rPr>
-                <w:rFonts w:ascii="Aptos Narrow" w:hAnsi="Aptos Narrow"/>
-                <w:i/>
-                <w:iCs/>
-                <w:color w:val="000000" w:themeColor="text1"/>
-              </w:rPr>
-              <w:t>Pelicaria</w:t>
-            </w:r>
-            <w:proofErr w:type="spellEnd"/>
-            <w:r>
-              <w:rPr>
-                <w:rFonts w:ascii="Aptos Narrow" w:hAnsi="Aptos Narrow"/>
-                <w:i/>
-                <w:iCs/>
-                <w:color w:val="000000" w:themeColor="text1"/>
-              </w:rPr>
-              <w:t xml:space="preserve"> vermis</w:t>
+            <w:r>
+              <w:rPr>
+                <w:rFonts w:ascii="Aptos Narrow" w:hAnsi="Aptos Narrow"/>
+                <w:i/>
+                <w:iCs/>
+                <w:color w:val="000000" w:themeColor="text1"/>
+              </w:rPr>
+              <w:t>Argobuccinum pustulosum</w:t>
             </w:r>
           </w:p>
         </w:tc>
@@ -9814,29 +9213,29 @@
                 <w:rFonts w:ascii="Aptos Narrow" w:hAnsi="Aptos Narrow"/>
                 <w:color w:val="000000" w:themeColor="text1"/>
               </w:rPr>
-              <w:t>Smooth ostrich foot</w:t>
-            </w:r>
-          </w:p>
-        </w:tc>
-        <w:tc>
-          <w:tcPr>
-            <w:tcW w:w="1985" w:type="dxa"/>
-            <w:noWrap/>
-            <w:vAlign w:val="bottom"/>
-          </w:tcPr>
-          <w:p>
-            <w:pPr>
-              <w:rPr>
-                <w:rFonts w:ascii="Aptos Narrow" w:hAnsi="Aptos Narrow"/>
-                <w:color w:val="000000" w:themeColor="text1"/>
-              </w:rPr>
-            </w:pPr>
-            <w:r>
-              <w:rPr>
-                <w:rFonts w:ascii="Aptos Narrow" w:hAnsi="Aptos Narrow"/>
-                <w:color w:val="000000" w:themeColor="text1"/>
-              </w:rPr>
-              <w:t>OR910872.1</w:t>
+              <w:t>Swollen trumpet</w:t>
+            </w:r>
+          </w:p>
+        </w:tc>
+        <w:tc>
+          <w:tcPr>
+            <w:tcW w:w="1985" w:type="dxa"/>
+            <w:noWrap/>
+            <w:vAlign w:val="bottom"/>
+          </w:tcPr>
+          <w:p>
+            <w:pPr>
+              <w:rPr>
+                <w:rFonts w:ascii="Aptos Narrow" w:hAnsi="Aptos Narrow"/>
+                <w:color w:val="000000" w:themeColor="text1"/>
+              </w:rPr>
+            </w:pPr>
+            <w:r>
+              <w:rPr>
+                <w:rFonts w:ascii="Aptos Narrow" w:hAnsi="Aptos Narrow"/>
+                <w:color w:val="000000" w:themeColor="text1"/>
+              </w:rPr>
+              <w:t>MH485162.1</w:t>
             </w:r>
           </w:p>
         </w:tc>
@@ -9860,37 +9259,15 @@
                 <w:color w:val="000000" w:themeColor="text1"/>
               </w:rPr>
             </w:pPr>
-            <w:proofErr w:type="spellStart"/>
-            <w:r>
-              <w:rPr>
-                <w:rFonts w:ascii="Aptos Narrow" w:hAnsi="Aptos Narrow"/>
-                <w:i/>
-                <w:iCs/>
-                <w:color w:val="000000" w:themeColor="text1"/>
-              </w:rPr>
-              <w:t>Argobuccinum</w:t>
-            </w:r>
-            <w:proofErr w:type="spellEnd"/>
-            <w:r>
-              <w:rPr>
-                <w:rFonts w:ascii="Aptos Narrow" w:hAnsi="Aptos Narrow"/>
-                <w:i/>
-                <w:iCs/>
-                <w:color w:val="000000" w:themeColor="text1"/>
-              </w:rPr>
-              <w:t xml:space="preserve"> </w:t>
-            </w:r>
-            <w:proofErr w:type="spellStart"/>
-            <w:r>
-              <w:rPr>
-                <w:rFonts w:ascii="Aptos Narrow" w:hAnsi="Aptos Narrow"/>
-                <w:i/>
-                <w:iCs/>
-                <w:color w:val="000000" w:themeColor="text1"/>
-              </w:rPr>
-              <w:t>pustulosum</w:t>
-            </w:r>
-            <w:proofErr w:type="spellEnd"/>
+            <w:r>
+              <w:rPr>
+                <w:rFonts w:ascii="Aptos Narrow" w:hAnsi="Aptos Narrow"/>
+                <w:i/>
+                <w:iCs/>
+                <w:color w:val="000000" w:themeColor="text1"/>
+              </w:rPr>
+              <w:t>Dicathais orbita</w:t>
+            </w:r>
           </w:p>
         </w:tc>
         <w:tc>
@@ -9911,29 +9288,29 @@
                 <w:rFonts w:ascii="Aptos Narrow" w:hAnsi="Aptos Narrow"/>
                 <w:color w:val="000000" w:themeColor="text1"/>
               </w:rPr>
-              <w:t>Swollen trumpet</w:t>
-            </w:r>
-          </w:p>
-        </w:tc>
-        <w:tc>
-          <w:tcPr>
-            <w:tcW w:w="1985" w:type="dxa"/>
-            <w:noWrap/>
-            <w:vAlign w:val="bottom"/>
-          </w:tcPr>
-          <w:p>
-            <w:pPr>
-              <w:rPr>
-                <w:rFonts w:ascii="Aptos Narrow" w:hAnsi="Aptos Narrow"/>
-                <w:color w:val="000000" w:themeColor="text1"/>
-              </w:rPr>
-            </w:pPr>
-            <w:r>
-              <w:rPr>
-                <w:rFonts w:ascii="Aptos Narrow" w:hAnsi="Aptos Narrow"/>
-                <w:color w:val="000000" w:themeColor="text1"/>
-              </w:rPr>
-              <w:t>MH485162.1</w:t>
+              <w:t>White rock shell</w:t>
+            </w:r>
+          </w:p>
+        </w:tc>
+        <w:tc>
+          <w:tcPr>
+            <w:tcW w:w="1985" w:type="dxa"/>
+            <w:noWrap/>
+            <w:vAlign w:val="bottom"/>
+          </w:tcPr>
+          <w:p>
+            <w:pPr>
+              <w:rPr>
+                <w:rFonts w:ascii="Aptos Narrow" w:hAnsi="Aptos Narrow"/>
+                <w:color w:val="000000" w:themeColor="text1"/>
+              </w:rPr>
+            </w:pPr>
+            <w:r>
+              <w:rPr>
+                <w:rFonts w:ascii="Aptos Narrow" w:hAnsi="Aptos Narrow"/>
+                <w:color w:val="000000" w:themeColor="text1"/>
+              </w:rPr>
+              <w:t>EU391573.1</w:t>
             </w:r>
           </w:p>
         </w:tc>
@@ -9957,37 +9334,15 @@
                 <w:color w:val="000000" w:themeColor="text1"/>
               </w:rPr>
             </w:pPr>
-            <w:proofErr w:type="spellStart"/>
-            <w:r>
-              <w:rPr>
-                <w:rFonts w:ascii="Aptos Narrow" w:hAnsi="Aptos Narrow"/>
-                <w:i/>
-                <w:iCs/>
-                <w:color w:val="000000" w:themeColor="text1"/>
-              </w:rPr>
-              <w:t>Dicathais</w:t>
-            </w:r>
-            <w:proofErr w:type="spellEnd"/>
-            <w:r>
-              <w:rPr>
-                <w:rFonts w:ascii="Aptos Narrow" w:hAnsi="Aptos Narrow"/>
-                <w:i/>
-                <w:iCs/>
-                <w:color w:val="000000" w:themeColor="text1"/>
-              </w:rPr>
-              <w:t xml:space="preserve"> </w:t>
-            </w:r>
-            <w:proofErr w:type="spellStart"/>
-            <w:r>
-              <w:rPr>
-                <w:rFonts w:ascii="Aptos Narrow" w:hAnsi="Aptos Narrow"/>
-                <w:i/>
-                <w:iCs/>
-                <w:color w:val="000000" w:themeColor="text1"/>
-              </w:rPr>
-              <w:t>orbita</w:t>
-            </w:r>
-            <w:proofErr w:type="spellEnd"/>
+            <w:r>
+              <w:rPr>
+                <w:rFonts w:ascii="Aptos Narrow" w:hAnsi="Aptos Narrow"/>
+                <w:i/>
+                <w:iCs/>
+                <w:color w:val="000000" w:themeColor="text1"/>
+              </w:rPr>
+              <w:t>Bostrycapulus pritzkeri / Maoricrypta costata</w:t>
+            </w:r>
           </w:p>
         </w:tc>
         <w:tc>
@@ -10008,29 +9363,29 @@
                 <w:rFonts w:ascii="Aptos Narrow" w:hAnsi="Aptos Narrow"/>
                 <w:color w:val="000000" w:themeColor="text1"/>
               </w:rPr>
-              <w:t>White rock shell</w:t>
-            </w:r>
-          </w:p>
-        </w:tc>
-        <w:tc>
-          <w:tcPr>
-            <w:tcW w:w="1985" w:type="dxa"/>
-            <w:noWrap/>
-            <w:vAlign w:val="bottom"/>
-          </w:tcPr>
-          <w:p>
-            <w:pPr>
-              <w:rPr>
-                <w:rFonts w:ascii="Aptos Narrow" w:hAnsi="Aptos Narrow"/>
-                <w:color w:val="000000" w:themeColor="text1"/>
-              </w:rPr>
-            </w:pPr>
-            <w:r>
-              <w:rPr>
-                <w:rFonts w:ascii="Aptos Narrow" w:hAnsi="Aptos Narrow"/>
-                <w:color w:val="000000" w:themeColor="text1"/>
-              </w:rPr>
-              <w:t>EU391573.1</w:t>
+              <w:t>Ribbed slipper shell</w:t>
+            </w:r>
+          </w:p>
+        </w:tc>
+        <w:tc>
+          <w:tcPr>
+            <w:tcW w:w="1985" w:type="dxa"/>
+            <w:noWrap/>
+            <w:vAlign w:val="bottom"/>
+          </w:tcPr>
+          <w:p>
+            <w:pPr>
+              <w:rPr>
+                <w:rFonts w:ascii="Aptos Narrow" w:hAnsi="Aptos Narrow"/>
+                <w:color w:val="000000" w:themeColor="text1"/>
+              </w:rPr>
+            </w:pPr>
+            <w:r>
+              <w:rPr>
+                <w:rFonts w:ascii="Aptos Narrow" w:hAnsi="Aptos Narrow"/>
+                <w:color w:val="000000" w:themeColor="text1"/>
+              </w:rPr>
+              <w:t>DQ916503.1</w:t>
             </w:r>
           </w:p>
         </w:tc>
@@ -10054,77 +9409,15 @@
                 <w:color w:val="000000" w:themeColor="text1"/>
               </w:rPr>
             </w:pPr>
-            <w:proofErr w:type="spellStart"/>
-            <w:r>
-              <w:rPr>
-                <w:rFonts w:ascii="Aptos Narrow" w:hAnsi="Aptos Narrow"/>
-                <w:i/>
-                <w:iCs/>
-                <w:color w:val="000000" w:themeColor="text1"/>
-              </w:rPr>
-              <w:t>Bostrycapulus</w:t>
-            </w:r>
-            <w:proofErr w:type="spellEnd"/>
-            <w:r>
-              <w:rPr>
-                <w:rFonts w:ascii="Aptos Narrow" w:hAnsi="Aptos Narrow"/>
-                <w:i/>
-                <w:iCs/>
-                <w:color w:val="000000" w:themeColor="text1"/>
-              </w:rPr>
-              <w:t xml:space="preserve"> </w:t>
-            </w:r>
-            <w:proofErr w:type="spellStart"/>
-            <w:r>
-              <w:rPr>
-                <w:rFonts w:ascii="Aptos Narrow" w:hAnsi="Aptos Narrow"/>
-                <w:i/>
-                <w:iCs/>
-                <w:color w:val="000000" w:themeColor="text1"/>
-              </w:rPr>
-              <w:t>pritzkeri</w:t>
-            </w:r>
-            <w:proofErr w:type="spellEnd"/>
-            <w:r>
-              <w:rPr>
-                <w:rFonts w:ascii="Aptos Narrow" w:hAnsi="Aptos Narrow"/>
-                <w:i/>
-                <w:iCs/>
-                <w:color w:val="000000" w:themeColor="text1"/>
-              </w:rPr>
-              <w:t xml:space="preserve"> / </w:t>
-            </w:r>
-            <w:proofErr w:type="spellStart"/>
-            <w:r>
-              <w:rPr>
-                <w:rFonts w:ascii="Aptos Narrow" w:hAnsi="Aptos Narrow"/>
-                <w:i/>
-                <w:iCs/>
-                <w:color w:val="000000" w:themeColor="text1"/>
-              </w:rPr>
-              <w:t>Maoricrypta</w:t>
-            </w:r>
-            <w:proofErr w:type="spellEnd"/>
-            <w:r>
-              <w:rPr>
-                <w:rFonts w:ascii="Aptos Narrow" w:hAnsi="Aptos Narrow"/>
-                <w:i/>
-                <w:iCs/>
-                <w:color w:val="000000" w:themeColor="text1"/>
-              </w:rPr>
-              <w:t xml:space="preserve"> </w:t>
-            </w:r>
-            <w:proofErr w:type="spellStart"/>
-            <w:r>
-              <w:rPr>
-                <w:rFonts w:ascii="Aptos Narrow" w:hAnsi="Aptos Narrow"/>
-                <w:i/>
-                <w:iCs/>
-                <w:color w:val="000000" w:themeColor="text1"/>
-              </w:rPr>
-              <w:t>costata</w:t>
-            </w:r>
-            <w:proofErr w:type="spellEnd"/>
+            <w:r>
+              <w:rPr>
+                <w:rFonts w:ascii="Aptos Narrow" w:hAnsi="Aptos Narrow"/>
+                <w:i/>
+                <w:iCs/>
+                <w:color w:val="000000" w:themeColor="text1"/>
+              </w:rPr>
+              <w:t>Zeacumantus subcarinatus</w:t>
+            </w:r>
           </w:p>
         </w:tc>
         <w:tc>
@@ -10145,29 +9438,29 @@
                 <w:rFonts w:ascii="Aptos Narrow" w:hAnsi="Aptos Narrow"/>
                 <w:color w:val="000000" w:themeColor="text1"/>
               </w:rPr>
-              <w:t>Ribbed slipper shell</w:t>
-            </w:r>
-          </w:p>
-        </w:tc>
-        <w:tc>
-          <w:tcPr>
-            <w:tcW w:w="1985" w:type="dxa"/>
-            <w:noWrap/>
-            <w:vAlign w:val="bottom"/>
-          </w:tcPr>
-          <w:p>
-            <w:pPr>
-              <w:rPr>
-                <w:rFonts w:ascii="Aptos Narrow" w:hAnsi="Aptos Narrow"/>
-                <w:color w:val="000000" w:themeColor="text1"/>
-              </w:rPr>
-            </w:pPr>
-            <w:r>
-              <w:rPr>
-                <w:rFonts w:ascii="Aptos Narrow" w:hAnsi="Aptos Narrow"/>
-                <w:color w:val="000000" w:themeColor="text1"/>
-              </w:rPr>
-              <w:t>DQ916503.1</w:t>
+              <w:t>Horn shell</w:t>
+            </w:r>
+          </w:p>
+        </w:tc>
+        <w:tc>
+          <w:tcPr>
+            <w:tcW w:w="1985" w:type="dxa"/>
+            <w:noWrap/>
+            <w:vAlign w:val="bottom"/>
+          </w:tcPr>
+          <w:p>
+            <w:pPr>
+              <w:rPr>
+                <w:rFonts w:ascii="Aptos Narrow" w:hAnsi="Aptos Narrow"/>
+                <w:color w:val="000000" w:themeColor="text1"/>
+              </w:rPr>
+            </w:pPr>
+            <w:r>
+              <w:rPr>
+                <w:rFonts w:ascii="Aptos Narrow" w:hAnsi="Aptos Narrow"/>
+                <w:color w:val="000000" w:themeColor="text1"/>
+              </w:rPr>
+              <w:t>KC669662.1</w:t>
             </w:r>
           </w:p>
         </w:tc>
@@ -10191,37 +9484,16 @@
                 <w:color w:val="000000" w:themeColor="text1"/>
               </w:rPr>
             </w:pPr>
-            <w:proofErr w:type="spellStart"/>
-            <w:r>
-              <w:rPr>
-                <w:rFonts w:ascii="Aptos Narrow" w:hAnsi="Aptos Narrow"/>
-                <w:i/>
-                <w:iCs/>
-                <w:color w:val="000000" w:themeColor="text1"/>
-              </w:rPr>
-              <w:t>Zeacumantus</w:t>
-            </w:r>
-            <w:proofErr w:type="spellEnd"/>
-            <w:r>
-              <w:rPr>
-                <w:rFonts w:ascii="Aptos Narrow" w:hAnsi="Aptos Narrow"/>
-                <w:i/>
-                <w:iCs/>
-                <w:color w:val="000000" w:themeColor="text1"/>
-              </w:rPr>
-              <w:t xml:space="preserve"> </w:t>
-            </w:r>
-            <w:proofErr w:type="spellStart"/>
-            <w:r>
-              <w:rPr>
-                <w:rFonts w:ascii="Aptos Narrow" w:hAnsi="Aptos Narrow"/>
-                <w:i/>
-                <w:iCs/>
-                <w:color w:val="000000" w:themeColor="text1"/>
-              </w:rPr>
-              <w:t>subcarinatus</w:t>
-            </w:r>
-            <w:proofErr w:type="spellEnd"/>
+            <w:r>
+              <w:rPr>
+                <w:rFonts w:ascii="Aptos Narrow" w:hAnsi="Aptos Narrow"/>
+                <w:i/>
+                <w:iCs/>
+                <w:color w:val="000000" w:themeColor="text1"/>
+              </w:rPr>
+              <w:lastRenderedPageBreak/>
+              <w:t>Myliobatis tenuicaudatus</w:t>
+            </w:r>
           </w:p>
         </w:tc>
         <w:tc>
@@ -10242,29 +9514,29 @@
                 <w:rFonts w:ascii="Aptos Narrow" w:hAnsi="Aptos Narrow"/>
                 <w:color w:val="000000" w:themeColor="text1"/>
               </w:rPr>
-              <w:t>Horn shell</w:t>
-            </w:r>
-          </w:p>
-        </w:tc>
-        <w:tc>
-          <w:tcPr>
-            <w:tcW w:w="1985" w:type="dxa"/>
-            <w:noWrap/>
-            <w:vAlign w:val="bottom"/>
-          </w:tcPr>
-          <w:p>
-            <w:pPr>
-              <w:rPr>
-                <w:rFonts w:ascii="Aptos Narrow" w:hAnsi="Aptos Narrow"/>
-                <w:color w:val="000000" w:themeColor="text1"/>
-              </w:rPr>
-            </w:pPr>
-            <w:r>
-              <w:rPr>
-                <w:rFonts w:ascii="Aptos Narrow" w:hAnsi="Aptos Narrow"/>
-                <w:color w:val="000000" w:themeColor="text1"/>
-              </w:rPr>
-              <w:t>KC669662.1</w:t>
+              <w:t>Eagle ray</w:t>
+            </w:r>
+          </w:p>
+        </w:tc>
+        <w:tc>
+          <w:tcPr>
+            <w:tcW w:w="1985" w:type="dxa"/>
+            <w:noWrap/>
+            <w:vAlign w:val="bottom"/>
+          </w:tcPr>
+          <w:p>
+            <w:pPr>
+              <w:rPr>
+                <w:rFonts w:ascii="Aptos Narrow" w:hAnsi="Aptos Narrow"/>
+                <w:color w:val="000000" w:themeColor="text1"/>
+              </w:rPr>
+            </w:pPr>
+            <w:r>
+              <w:rPr>
+                <w:rFonts w:ascii="Aptos Narrow" w:hAnsi="Aptos Narrow"/>
+                <w:color w:val="000000" w:themeColor="text1"/>
+              </w:rPr>
+              <w:t>HQ956117.1</w:t>
             </w:r>
           </w:p>
         </w:tc>
@@ -10288,38 +9560,15 @@
                 <w:color w:val="000000" w:themeColor="text1"/>
               </w:rPr>
             </w:pPr>
-            <w:proofErr w:type="spellStart"/>
-            <w:r>
-              <w:rPr>
-                <w:rFonts w:ascii="Aptos Narrow" w:hAnsi="Aptos Narrow"/>
-                <w:i/>
-                <w:iCs/>
-                <w:color w:val="000000" w:themeColor="text1"/>
-              </w:rPr>
-              <w:lastRenderedPageBreak/>
-              <w:t>Myliobatis</w:t>
-            </w:r>
-            <w:proofErr w:type="spellEnd"/>
-            <w:r>
-              <w:rPr>
-                <w:rFonts w:ascii="Aptos Narrow" w:hAnsi="Aptos Narrow"/>
-                <w:i/>
-                <w:iCs/>
-                <w:color w:val="000000" w:themeColor="text1"/>
-              </w:rPr>
-              <w:t xml:space="preserve"> </w:t>
-            </w:r>
-            <w:proofErr w:type="spellStart"/>
-            <w:r>
-              <w:rPr>
-                <w:rFonts w:ascii="Aptos Narrow" w:hAnsi="Aptos Narrow"/>
-                <w:i/>
-                <w:iCs/>
-                <w:color w:val="000000" w:themeColor="text1"/>
-              </w:rPr>
-              <w:t>tenuicaudatus</w:t>
-            </w:r>
-            <w:proofErr w:type="spellEnd"/>
+            <w:r>
+              <w:rPr>
+                <w:rFonts w:ascii="Aptos Narrow" w:hAnsi="Aptos Narrow"/>
+                <w:i/>
+                <w:iCs/>
+                <w:color w:val="000000" w:themeColor="text1"/>
+              </w:rPr>
+              <w:t>Polyprion oxygeneios</w:t>
+            </w:r>
           </w:p>
         </w:tc>
         <w:tc>
@@ -10340,29 +9589,29 @@
                 <w:rFonts w:ascii="Aptos Narrow" w:hAnsi="Aptos Narrow"/>
                 <w:color w:val="000000" w:themeColor="text1"/>
               </w:rPr>
-              <w:t>Eagle ray</w:t>
-            </w:r>
-          </w:p>
-        </w:tc>
-        <w:tc>
-          <w:tcPr>
-            <w:tcW w:w="1985" w:type="dxa"/>
-            <w:noWrap/>
-            <w:vAlign w:val="bottom"/>
-          </w:tcPr>
-          <w:p>
-            <w:pPr>
-              <w:rPr>
-                <w:rFonts w:ascii="Aptos Narrow" w:hAnsi="Aptos Narrow"/>
-                <w:color w:val="000000" w:themeColor="text1"/>
-              </w:rPr>
-            </w:pPr>
-            <w:r>
-              <w:rPr>
-                <w:rFonts w:ascii="Aptos Narrow" w:hAnsi="Aptos Narrow"/>
-                <w:color w:val="000000" w:themeColor="text1"/>
-              </w:rPr>
-              <w:t>HQ956117.1</w:t>
+              <w:t>Hāpuku</w:t>
+            </w:r>
+          </w:p>
+        </w:tc>
+        <w:tc>
+          <w:tcPr>
+            <w:tcW w:w="1985" w:type="dxa"/>
+            <w:noWrap/>
+            <w:vAlign w:val="bottom"/>
+          </w:tcPr>
+          <w:p>
+            <w:pPr>
+              <w:rPr>
+                <w:rFonts w:ascii="Aptos Narrow" w:hAnsi="Aptos Narrow"/>
+                <w:color w:val="000000" w:themeColor="text1"/>
+              </w:rPr>
+            </w:pPr>
+            <w:r>
+              <w:rPr>
+                <w:rFonts w:ascii="Aptos Narrow" w:hAnsi="Aptos Narrow"/>
+                <w:color w:val="000000" w:themeColor="text1"/>
+              </w:rPr>
+              <w:t>DQ107900.1</w:t>
             </w:r>
           </w:p>
         </w:tc>
@@ -10393,19 +9642,8 @@
                 <w:iCs/>
                 <w:color w:val="000000" w:themeColor="text1"/>
               </w:rPr>
-              <w:t xml:space="preserve">Polyprion </w:t>
-            </w:r>
-            <w:proofErr w:type="spellStart"/>
-            <w:r>
-              <w:rPr>
-                <w:rFonts w:ascii="Aptos Narrow" w:hAnsi="Aptos Narrow"/>
-                <w:i/>
-                <w:iCs/>
-                <w:color w:val="000000" w:themeColor="text1"/>
-              </w:rPr>
-              <w:t>oxygeneios</w:t>
-            </w:r>
-            <w:proofErr w:type="spellEnd"/>
+              <w:t>Pseudocaranx georgianus</w:t>
+            </w:r>
           </w:p>
         </w:tc>
         <w:tc>
@@ -10421,36 +9659,34 @@
                 <w:color w:val="000000" w:themeColor="text1"/>
               </w:rPr>
             </w:pPr>
-            <w:proofErr w:type="spellStart"/>
-            <w:r>
-              <w:rPr>
-                <w:rFonts w:ascii="Aptos Narrow" w:hAnsi="Aptos Narrow"/>
-                <w:color w:val="000000" w:themeColor="text1"/>
-              </w:rPr>
-              <w:t>Hāpuku</w:t>
-            </w:r>
-            <w:proofErr w:type="spellEnd"/>
-          </w:p>
-        </w:tc>
-        <w:tc>
-          <w:tcPr>
-            <w:tcW w:w="1985" w:type="dxa"/>
-            <w:noWrap/>
-            <w:vAlign w:val="bottom"/>
-          </w:tcPr>
-          <w:p>
-            <w:pPr>
-              <w:rPr>
-                <w:rFonts w:ascii="Aptos Narrow" w:hAnsi="Aptos Narrow"/>
-                <w:color w:val="000000" w:themeColor="text1"/>
-              </w:rPr>
-            </w:pPr>
-            <w:r>
-              <w:rPr>
-                <w:rFonts w:ascii="Aptos Narrow" w:hAnsi="Aptos Narrow"/>
-                <w:color w:val="000000" w:themeColor="text1"/>
-              </w:rPr>
-              <w:t>DQ107900.1</w:t>
+            <w:r>
+              <w:rPr>
+                <w:rFonts w:ascii="Aptos Narrow" w:hAnsi="Aptos Narrow"/>
+                <w:color w:val="000000" w:themeColor="text1"/>
+              </w:rPr>
+              <w:t>Trevally</w:t>
+            </w:r>
+          </w:p>
+        </w:tc>
+        <w:tc>
+          <w:tcPr>
+            <w:tcW w:w="1985" w:type="dxa"/>
+            <w:noWrap/>
+            <w:vAlign w:val="bottom"/>
+          </w:tcPr>
+          <w:p>
+            <w:pPr>
+              <w:rPr>
+                <w:rFonts w:ascii="Aptos Narrow" w:hAnsi="Aptos Narrow"/>
+                <w:color w:val="000000" w:themeColor="text1"/>
+              </w:rPr>
+            </w:pPr>
+            <w:r>
+              <w:rPr>
+                <w:rFonts w:ascii="Aptos Narrow" w:hAnsi="Aptos Narrow"/>
+                <w:color w:val="000000" w:themeColor="text1"/>
+              </w:rPr>
+              <w:t>MK101227.1</w:t>
             </w:r>
           </w:p>
         </w:tc>
@@ -10474,37 +9710,15 @@
                 <w:color w:val="000000" w:themeColor="text1"/>
               </w:rPr>
             </w:pPr>
-            <w:proofErr w:type="spellStart"/>
-            <w:r>
-              <w:rPr>
-                <w:rFonts w:ascii="Aptos Narrow" w:hAnsi="Aptos Narrow"/>
-                <w:i/>
-                <w:iCs/>
-                <w:color w:val="000000" w:themeColor="text1"/>
-              </w:rPr>
-              <w:t>Pseudocaranx</w:t>
-            </w:r>
-            <w:proofErr w:type="spellEnd"/>
-            <w:r>
-              <w:rPr>
-                <w:rFonts w:ascii="Aptos Narrow" w:hAnsi="Aptos Narrow"/>
-                <w:i/>
-                <w:iCs/>
-                <w:color w:val="000000" w:themeColor="text1"/>
-              </w:rPr>
-              <w:t xml:space="preserve"> </w:t>
-            </w:r>
-            <w:proofErr w:type="spellStart"/>
-            <w:r>
-              <w:rPr>
-                <w:rFonts w:ascii="Aptos Narrow" w:hAnsi="Aptos Narrow"/>
-                <w:i/>
-                <w:iCs/>
-                <w:color w:val="000000" w:themeColor="text1"/>
-              </w:rPr>
-              <w:t>georgianus</w:t>
-            </w:r>
-            <w:proofErr w:type="spellEnd"/>
+            <w:r>
+              <w:rPr>
+                <w:rFonts w:ascii="Aptos Narrow" w:hAnsi="Aptos Narrow"/>
+                <w:i/>
+                <w:iCs/>
+                <w:color w:val="000000" w:themeColor="text1"/>
+              </w:rPr>
+              <w:t>Spatula rhynchotis</w:t>
+            </w:r>
           </w:p>
         </w:tc>
         <w:tc>
@@ -10525,29 +9739,29 @@
                 <w:rFonts w:ascii="Aptos Narrow" w:hAnsi="Aptos Narrow"/>
                 <w:color w:val="000000" w:themeColor="text1"/>
               </w:rPr>
-              <w:t>Trevally</w:t>
-            </w:r>
-          </w:p>
-        </w:tc>
-        <w:tc>
-          <w:tcPr>
-            <w:tcW w:w="1985" w:type="dxa"/>
-            <w:noWrap/>
-            <w:vAlign w:val="bottom"/>
-          </w:tcPr>
-          <w:p>
-            <w:pPr>
-              <w:rPr>
-                <w:rFonts w:ascii="Aptos Narrow" w:hAnsi="Aptos Narrow"/>
-                <w:color w:val="000000" w:themeColor="text1"/>
-              </w:rPr>
-            </w:pPr>
-            <w:r>
-              <w:rPr>
-                <w:rFonts w:ascii="Aptos Narrow" w:hAnsi="Aptos Narrow"/>
-                <w:color w:val="000000" w:themeColor="text1"/>
-              </w:rPr>
-              <w:t>MK101227.1</w:t>
+              <w:t>Australasian shoveler</w:t>
+            </w:r>
+          </w:p>
+        </w:tc>
+        <w:tc>
+          <w:tcPr>
+            <w:tcW w:w="1985" w:type="dxa"/>
+            <w:noWrap/>
+            <w:vAlign w:val="bottom"/>
+          </w:tcPr>
+          <w:p>
+            <w:pPr>
+              <w:rPr>
+                <w:rFonts w:ascii="Aptos Narrow" w:hAnsi="Aptos Narrow"/>
+                <w:color w:val="000000" w:themeColor="text1"/>
+              </w:rPr>
+            </w:pPr>
+            <w:r>
+              <w:rPr>
+                <w:rFonts w:ascii="Aptos Narrow" w:hAnsi="Aptos Narrow"/>
+                <w:color w:val="000000" w:themeColor="text1"/>
+              </w:rPr>
+              <w:t>MK262546.1</w:t>
             </w:r>
           </w:p>
         </w:tc>
@@ -10578,19 +9792,8 @@
                 <w:iCs/>
                 <w:color w:val="000000" w:themeColor="text1"/>
               </w:rPr>
-              <w:t xml:space="preserve">Spatula </w:t>
-            </w:r>
-            <w:proofErr w:type="spellStart"/>
-            <w:r>
-              <w:rPr>
-                <w:rFonts w:ascii="Aptos Narrow" w:hAnsi="Aptos Narrow"/>
-                <w:i/>
-                <w:iCs/>
-                <w:color w:val="000000" w:themeColor="text1"/>
-              </w:rPr>
-              <w:t>rhynchotis</w:t>
-            </w:r>
-            <w:proofErr w:type="spellEnd"/>
+              <w:t>Phalacrocorax melanoleucos</w:t>
+            </w:r>
           </w:p>
         </w:tc>
         <w:tc>
@@ -10611,29 +9814,29 @@
                 <w:rFonts w:ascii="Aptos Narrow" w:hAnsi="Aptos Narrow"/>
                 <w:color w:val="000000" w:themeColor="text1"/>
               </w:rPr>
-              <w:t>Australasian shoveler</w:t>
-            </w:r>
-          </w:p>
-        </w:tc>
-        <w:tc>
-          <w:tcPr>
-            <w:tcW w:w="1985" w:type="dxa"/>
-            <w:noWrap/>
-            <w:vAlign w:val="bottom"/>
-          </w:tcPr>
-          <w:p>
-            <w:pPr>
-              <w:rPr>
-                <w:rFonts w:ascii="Aptos Narrow" w:hAnsi="Aptos Narrow"/>
-                <w:color w:val="000000" w:themeColor="text1"/>
-              </w:rPr>
-            </w:pPr>
-            <w:r>
-              <w:rPr>
-                <w:rFonts w:ascii="Aptos Narrow" w:hAnsi="Aptos Narrow"/>
-                <w:color w:val="000000" w:themeColor="text1"/>
-              </w:rPr>
-              <w:t>MK262546.1</w:t>
+              <w:t>Little shag</w:t>
+            </w:r>
+          </w:p>
+        </w:tc>
+        <w:tc>
+          <w:tcPr>
+            <w:tcW w:w="1985" w:type="dxa"/>
+            <w:noWrap/>
+            <w:vAlign w:val="bottom"/>
+          </w:tcPr>
+          <w:p>
+            <w:pPr>
+              <w:rPr>
+                <w:rFonts w:ascii="Aptos Narrow" w:hAnsi="Aptos Narrow"/>
+                <w:color w:val="000000" w:themeColor="text1"/>
+              </w:rPr>
+            </w:pPr>
+            <w:r>
+              <w:rPr>
+                <w:rFonts w:ascii="Aptos Narrow" w:hAnsi="Aptos Narrow"/>
+                <w:color w:val="000000" w:themeColor="text1"/>
+              </w:rPr>
+              <w:t>JQ175767.1</w:t>
             </w:r>
           </w:p>
         </w:tc>
@@ -10664,19 +9867,8 @@
                 <w:iCs/>
                 <w:color w:val="000000" w:themeColor="text1"/>
               </w:rPr>
-              <w:t xml:space="preserve">Phalacrocorax </w:t>
-            </w:r>
-            <w:proofErr w:type="spellStart"/>
-            <w:r>
-              <w:rPr>
-                <w:rFonts w:ascii="Aptos Narrow" w:hAnsi="Aptos Narrow"/>
-                <w:i/>
-                <w:iCs/>
-                <w:color w:val="000000" w:themeColor="text1"/>
-              </w:rPr>
-              <w:t>melanoleucos</w:t>
-            </w:r>
-            <w:proofErr w:type="spellEnd"/>
+              <w:t>Larus novaehollandiae</w:t>
+            </w:r>
           </w:p>
         </w:tc>
         <w:tc>
@@ -10697,29 +9889,29 @@
                 <w:rFonts w:ascii="Aptos Narrow" w:hAnsi="Aptos Narrow"/>
                 <w:color w:val="000000" w:themeColor="text1"/>
               </w:rPr>
-              <w:t>Little shag</w:t>
-            </w:r>
-          </w:p>
-        </w:tc>
-        <w:tc>
-          <w:tcPr>
-            <w:tcW w:w="1985" w:type="dxa"/>
-            <w:noWrap/>
-            <w:vAlign w:val="bottom"/>
-          </w:tcPr>
-          <w:p>
-            <w:pPr>
-              <w:rPr>
-                <w:rFonts w:ascii="Aptos Narrow" w:hAnsi="Aptos Narrow"/>
-                <w:color w:val="000000" w:themeColor="text1"/>
-              </w:rPr>
-            </w:pPr>
-            <w:r>
-              <w:rPr>
-                <w:rFonts w:ascii="Aptos Narrow" w:hAnsi="Aptos Narrow"/>
-                <w:color w:val="000000" w:themeColor="text1"/>
-              </w:rPr>
-              <w:t>JQ175767.1</w:t>
+              <w:t>Red billed gull</w:t>
+            </w:r>
+          </w:p>
+        </w:tc>
+        <w:tc>
+          <w:tcPr>
+            <w:tcW w:w="1985" w:type="dxa"/>
+            <w:noWrap/>
+            <w:vAlign w:val="bottom"/>
+          </w:tcPr>
+          <w:p>
+            <w:pPr>
+              <w:rPr>
+                <w:rFonts w:ascii="Aptos Narrow" w:hAnsi="Aptos Narrow"/>
+                <w:color w:val="000000" w:themeColor="text1"/>
+              </w:rPr>
+            </w:pPr>
+            <w:r>
+              <w:rPr>
+                <w:rFonts w:ascii="Aptos Narrow" w:hAnsi="Aptos Narrow"/>
+                <w:color w:val="000000" w:themeColor="text1"/>
+              </w:rPr>
+              <w:t>JN801453.1</w:t>
             </w:r>
           </w:p>
         </w:tc>
@@ -10750,7 +9942,7 @@
                 <w:iCs/>
                 <w:color w:val="000000" w:themeColor="text1"/>
               </w:rPr>
-              <w:t>Larus novaehollandiae</w:t>
+              <w:t>Haematopus unicolor</w:t>
             </w:r>
           </w:p>
         </w:tc>
@@ -10772,29 +9964,29 @@
                 <w:rFonts w:ascii="Aptos Narrow" w:hAnsi="Aptos Narrow"/>
                 <w:color w:val="000000" w:themeColor="text1"/>
               </w:rPr>
-              <w:t>Red billed gull</w:t>
-            </w:r>
-          </w:p>
-        </w:tc>
-        <w:tc>
-          <w:tcPr>
-            <w:tcW w:w="1985" w:type="dxa"/>
-            <w:noWrap/>
-            <w:vAlign w:val="bottom"/>
-          </w:tcPr>
-          <w:p>
-            <w:pPr>
-              <w:rPr>
-                <w:rFonts w:ascii="Aptos Narrow" w:hAnsi="Aptos Narrow"/>
-                <w:color w:val="000000" w:themeColor="text1"/>
-              </w:rPr>
-            </w:pPr>
-            <w:r>
-              <w:rPr>
-                <w:rFonts w:ascii="Aptos Narrow" w:hAnsi="Aptos Narrow"/>
-                <w:color w:val="000000" w:themeColor="text1"/>
-              </w:rPr>
-              <w:t>JN801453.1</w:t>
+              <w:t>Variable oystercatcher</w:t>
+            </w:r>
+          </w:p>
+        </w:tc>
+        <w:tc>
+          <w:tcPr>
+            <w:tcW w:w="1985" w:type="dxa"/>
+            <w:noWrap/>
+            <w:vAlign w:val="bottom"/>
+          </w:tcPr>
+          <w:p>
+            <w:pPr>
+              <w:rPr>
+                <w:rFonts w:ascii="Aptos Narrow" w:hAnsi="Aptos Narrow"/>
+                <w:color w:val="000000" w:themeColor="text1"/>
+              </w:rPr>
+            </w:pPr>
+            <w:r>
+              <w:rPr>
+                <w:rFonts w:ascii="Aptos Narrow" w:hAnsi="Aptos Narrow"/>
+                <w:color w:val="000000" w:themeColor="text1"/>
+              </w:rPr>
+              <w:t>MK262500.1</w:t>
             </w:r>
           </w:p>
         </w:tc>
@@ -10818,25 +10010,14 @@
                 <w:color w:val="000000" w:themeColor="text1"/>
               </w:rPr>
             </w:pPr>
-            <w:proofErr w:type="spellStart"/>
-            <w:r>
-              <w:rPr>
-                <w:rFonts w:ascii="Aptos Narrow" w:hAnsi="Aptos Narrow"/>
-                <w:i/>
-                <w:iCs/>
-                <w:color w:val="000000" w:themeColor="text1"/>
-              </w:rPr>
-              <w:t>Haematopus</w:t>
-            </w:r>
-            <w:proofErr w:type="spellEnd"/>
-            <w:r>
-              <w:rPr>
-                <w:rFonts w:ascii="Aptos Narrow" w:hAnsi="Aptos Narrow"/>
-                <w:i/>
-                <w:iCs/>
-                <w:color w:val="000000" w:themeColor="text1"/>
-              </w:rPr>
-              <w:t xml:space="preserve"> unicolor</w:t>
+            <w:r>
+              <w:rPr>
+                <w:rFonts w:ascii="Aptos Narrow" w:hAnsi="Aptos Narrow"/>
+                <w:i/>
+                <w:iCs/>
+                <w:color w:val="000000" w:themeColor="text1"/>
+              </w:rPr>
+              <w:t>Austrolittorina antipodum</w:t>
             </w:r>
           </w:p>
         </w:tc>
@@ -10858,29 +10039,29 @@
                 <w:rFonts w:ascii="Aptos Narrow" w:hAnsi="Aptos Narrow"/>
                 <w:color w:val="000000" w:themeColor="text1"/>
               </w:rPr>
-              <w:t>Variable oystercatcher</w:t>
-            </w:r>
-          </w:p>
-        </w:tc>
-        <w:tc>
-          <w:tcPr>
-            <w:tcW w:w="1985" w:type="dxa"/>
-            <w:noWrap/>
-            <w:vAlign w:val="bottom"/>
-          </w:tcPr>
-          <w:p>
-            <w:pPr>
-              <w:rPr>
-                <w:rFonts w:ascii="Aptos Narrow" w:hAnsi="Aptos Narrow"/>
-                <w:color w:val="000000" w:themeColor="text1"/>
-              </w:rPr>
-            </w:pPr>
-            <w:r>
-              <w:rPr>
-                <w:rFonts w:ascii="Aptos Narrow" w:hAnsi="Aptos Narrow"/>
-                <w:color w:val="000000" w:themeColor="text1"/>
-              </w:rPr>
-              <w:t>MK262500.1</w:t>
+              <w:t>Banded Periwinkle</w:t>
+            </w:r>
+          </w:p>
+        </w:tc>
+        <w:tc>
+          <w:tcPr>
+            <w:tcW w:w="1985" w:type="dxa"/>
+            <w:noWrap/>
+            <w:vAlign w:val="bottom"/>
+          </w:tcPr>
+          <w:p>
+            <w:pPr>
+              <w:rPr>
+                <w:rFonts w:ascii="Aptos Narrow" w:hAnsi="Aptos Narrow"/>
+                <w:color w:val="000000" w:themeColor="text1"/>
+              </w:rPr>
+            </w:pPr>
+            <w:r>
+              <w:rPr>
+                <w:rFonts w:ascii="Aptos Narrow" w:hAnsi="Aptos Narrow"/>
+                <w:color w:val="000000" w:themeColor="text1"/>
+              </w:rPr>
+              <w:t>DQ837002.1</w:t>
             </w:r>
           </w:p>
         </w:tc>
@@ -10904,37 +10085,15 @@
                 <w:color w:val="000000" w:themeColor="text1"/>
               </w:rPr>
             </w:pPr>
-            <w:proofErr w:type="spellStart"/>
-            <w:r>
-              <w:rPr>
-                <w:rFonts w:ascii="Aptos Narrow" w:hAnsi="Aptos Narrow"/>
-                <w:i/>
-                <w:iCs/>
-                <w:color w:val="000000" w:themeColor="text1"/>
-              </w:rPr>
-              <w:t>Austrolittorina</w:t>
-            </w:r>
-            <w:proofErr w:type="spellEnd"/>
-            <w:r>
-              <w:rPr>
-                <w:rFonts w:ascii="Aptos Narrow" w:hAnsi="Aptos Narrow"/>
-                <w:i/>
-                <w:iCs/>
-                <w:color w:val="000000" w:themeColor="text1"/>
-              </w:rPr>
-              <w:t xml:space="preserve"> </w:t>
-            </w:r>
-            <w:proofErr w:type="spellStart"/>
-            <w:r>
-              <w:rPr>
-                <w:rFonts w:ascii="Aptos Narrow" w:hAnsi="Aptos Narrow"/>
-                <w:i/>
-                <w:iCs/>
-                <w:color w:val="000000" w:themeColor="text1"/>
-              </w:rPr>
-              <w:t>antipodum</w:t>
-            </w:r>
-            <w:proofErr w:type="spellEnd"/>
+            <w:r>
+              <w:rPr>
+                <w:rFonts w:ascii="Aptos Narrow" w:hAnsi="Aptos Narrow"/>
+                <w:i/>
+                <w:iCs/>
+                <w:color w:val="000000" w:themeColor="text1"/>
+              </w:rPr>
+              <w:t>Modelia granosa</w:t>
+            </w:r>
           </w:p>
         </w:tc>
         <w:tc>
@@ -10955,29 +10114,29 @@
                 <w:rFonts w:ascii="Aptos Narrow" w:hAnsi="Aptos Narrow"/>
                 <w:color w:val="000000" w:themeColor="text1"/>
               </w:rPr>
-              <w:t>Banded Periwinkle</w:t>
-            </w:r>
-          </w:p>
-        </w:tc>
-        <w:tc>
-          <w:tcPr>
-            <w:tcW w:w="1985" w:type="dxa"/>
-            <w:noWrap/>
-            <w:vAlign w:val="bottom"/>
-          </w:tcPr>
-          <w:p>
-            <w:pPr>
-              <w:rPr>
-                <w:rFonts w:ascii="Aptos Narrow" w:hAnsi="Aptos Narrow"/>
-                <w:color w:val="000000" w:themeColor="text1"/>
-              </w:rPr>
-            </w:pPr>
-            <w:r>
-              <w:rPr>
-                <w:rFonts w:ascii="Aptos Narrow" w:hAnsi="Aptos Narrow"/>
-                <w:color w:val="000000" w:themeColor="text1"/>
-              </w:rPr>
-              <w:t>DQ837002.1</w:t>
+              <w:t>Southern Cat's Eye</w:t>
+            </w:r>
+          </w:p>
+        </w:tc>
+        <w:tc>
+          <w:tcPr>
+            <w:tcW w:w="1985" w:type="dxa"/>
+            <w:noWrap/>
+            <w:vAlign w:val="bottom"/>
+          </w:tcPr>
+          <w:p>
+            <w:pPr>
+              <w:rPr>
+                <w:rFonts w:ascii="Aptos Narrow" w:hAnsi="Aptos Narrow"/>
+                <w:color w:val="000000" w:themeColor="text1"/>
+              </w:rPr>
+            </w:pPr>
+            <w:r>
+              <w:rPr>
+                <w:rFonts w:ascii="Aptos Narrow" w:hAnsi="Aptos Narrow"/>
+                <w:color w:val="000000" w:themeColor="text1"/>
+              </w:rPr>
+              <w:t>AM403873.1</w:t>
             </w:r>
           </w:p>
         </w:tc>
@@ -11001,37 +10160,15 @@
                 <w:color w:val="000000" w:themeColor="text1"/>
               </w:rPr>
             </w:pPr>
-            <w:proofErr w:type="spellStart"/>
-            <w:r>
-              <w:rPr>
-                <w:rFonts w:ascii="Aptos Narrow" w:hAnsi="Aptos Narrow"/>
-                <w:i/>
-                <w:iCs/>
-                <w:color w:val="000000" w:themeColor="text1"/>
-              </w:rPr>
-              <w:t>Modelia</w:t>
-            </w:r>
-            <w:proofErr w:type="spellEnd"/>
-            <w:r>
-              <w:rPr>
-                <w:rFonts w:ascii="Aptos Narrow" w:hAnsi="Aptos Narrow"/>
-                <w:i/>
-                <w:iCs/>
-                <w:color w:val="000000" w:themeColor="text1"/>
-              </w:rPr>
-              <w:t xml:space="preserve"> </w:t>
-            </w:r>
-            <w:proofErr w:type="spellStart"/>
-            <w:r>
-              <w:rPr>
-                <w:rFonts w:ascii="Aptos Narrow" w:hAnsi="Aptos Narrow"/>
-                <w:i/>
-                <w:iCs/>
-                <w:color w:val="000000" w:themeColor="text1"/>
-              </w:rPr>
-              <w:t>granosa</w:t>
-            </w:r>
-            <w:proofErr w:type="spellEnd"/>
+            <w:r>
+              <w:rPr>
+                <w:rFonts w:ascii="Aptos Narrow" w:hAnsi="Aptos Narrow"/>
+                <w:i/>
+                <w:iCs/>
+                <w:color w:val="000000" w:themeColor="text1"/>
+              </w:rPr>
+              <w:t>Evechinus chloroticus</w:t>
+            </w:r>
           </w:p>
         </w:tc>
         <w:tc>
@@ -11052,29 +10189,29 @@
                 <w:rFonts w:ascii="Aptos Narrow" w:hAnsi="Aptos Narrow"/>
                 <w:color w:val="000000" w:themeColor="text1"/>
               </w:rPr>
-              <w:t>Southern Cat's Eye</w:t>
-            </w:r>
-          </w:p>
-        </w:tc>
-        <w:tc>
-          <w:tcPr>
-            <w:tcW w:w="1985" w:type="dxa"/>
-            <w:noWrap/>
-            <w:vAlign w:val="bottom"/>
-          </w:tcPr>
-          <w:p>
-            <w:pPr>
-              <w:rPr>
-                <w:rFonts w:ascii="Aptos Narrow" w:hAnsi="Aptos Narrow"/>
-                <w:color w:val="000000" w:themeColor="text1"/>
-              </w:rPr>
-            </w:pPr>
-            <w:r>
-              <w:rPr>
-                <w:rFonts w:ascii="Aptos Narrow" w:hAnsi="Aptos Narrow"/>
-                <w:color w:val="000000" w:themeColor="text1"/>
-              </w:rPr>
-              <w:t>AM403873.1</w:t>
+              <w:t>Kina</w:t>
+            </w:r>
+          </w:p>
+        </w:tc>
+        <w:tc>
+          <w:tcPr>
+            <w:tcW w:w="1985" w:type="dxa"/>
+            <w:noWrap/>
+            <w:vAlign w:val="bottom"/>
+          </w:tcPr>
+          <w:p>
+            <w:pPr>
+              <w:rPr>
+                <w:rFonts w:ascii="Aptos Narrow" w:hAnsi="Aptos Narrow"/>
+                <w:color w:val="000000" w:themeColor="text1"/>
+              </w:rPr>
+            </w:pPr>
+            <w:r>
+              <w:rPr>
+                <w:rFonts w:ascii="Aptos Narrow" w:hAnsi="Aptos Narrow"/>
+                <w:color w:val="000000" w:themeColor="text1"/>
+              </w:rPr>
+              <w:t>KP980809.1</w:t>
             </w:r>
           </w:p>
         </w:tc>
@@ -11098,37 +10235,15 @@
                 <w:color w:val="000000" w:themeColor="text1"/>
               </w:rPr>
             </w:pPr>
-            <w:proofErr w:type="spellStart"/>
-            <w:r>
-              <w:rPr>
-                <w:rFonts w:ascii="Aptos Narrow" w:hAnsi="Aptos Narrow"/>
-                <w:i/>
-                <w:iCs/>
-                <w:color w:val="000000" w:themeColor="text1"/>
-              </w:rPr>
-              <w:t>Evechinus</w:t>
-            </w:r>
-            <w:proofErr w:type="spellEnd"/>
-            <w:r>
-              <w:rPr>
-                <w:rFonts w:ascii="Aptos Narrow" w:hAnsi="Aptos Narrow"/>
-                <w:i/>
-                <w:iCs/>
-                <w:color w:val="000000" w:themeColor="text1"/>
-              </w:rPr>
-              <w:t xml:space="preserve"> </w:t>
-            </w:r>
-            <w:proofErr w:type="spellStart"/>
-            <w:r>
-              <w:rPr>
-                <w:rFonts w:ascii="Aptos Narrow" w:hAnsi="Aptos Narrow"/>
-                <w:i/>
-                <w:iCs/>
-                <w:color w:val="000000" w:themeColor="text1"/>
-              </w:rPr>
-              <w:t>chloroticus</w:t>
-            </w:r>
-            <w:proofErr w:type="spellEnd"/>
+            <w:r>
+              <w:rPr>
+                <w:rFonts w:ascii="Aptos Narrow" w:hAnsi="Aptos Narrow"/>
+                <w:i/>
+                <w:iCs/>
+                <w:color w:val="000000" w:themeColor="text1"/>
+              </w:rPr>
+              <w:t>Chiton glaucus</w:t>
+            </w:r>
           </w:p>
         </w:tc>
         <w:tc>
@@ -11149,29 +10264,29 @@
                 <w:rFonts w:ascii="Aptos Narrow" w:hAnsi="Aptos Narrow"/>
                 <w:color w:val="000000" w:themeColor="text1"/>
               </w:rPr>
-              <w:t>Kina</w:t>
-            </w:r>
-          </w:p>
-        </w:tc>
-        <w:tc>
-          <w:tcPr>
-            <w:tcW w:w="1985" w:type="dxa"/>
-            <w:noWrap/>
-            <w:vAlign w:val="bottom"/>
-          </w:tcPr>
-          <w:p>
-            <w:pPr>
-              <w:rPr>
-                <w:rFonts w:ascii="Aptos Narrow" w:hAnsi="Aptos Narrow"/>
-                <w:color w:val="000000" w:themeColor="text1"/>
-              </w:rPr>
-            </w:pPr>
-            <w:r>
-              <w:rPr>
-                <w:rFonts w:ascii="Aptos Narrow" w:hAnsi="Aptos Narrow"/>
-                <w:color w:val="000000" w:themeColor="text1"/>
-              </w:rPr>
-              <w:t>KP980809.1</w:t>
+              <w:t>Chiton</w:t>
+            </w:r>
+          </w:p>
+        </w:tc>
+        <w:tc>
+          <w:tcPr>
+            <w:tcW w:w="1985" w:type="dxa"/>
+            <w:noWrap/>
+            <w:vAlign w:val="bottom"/>
+          </w:tcPr>
+          <w:p>
+            <w:pPr>
+              <w:rPr>
+                <w:rFonts w:ascii="Aptos Narrow" w:hAnsi="Aptos Narrow"/>
+                <w:color w:val="000000" w:themeColor="text1"/>
+              </w:rPr>
+            </w:pPr>
+            <w:r>
+              <w:rPr>
+                <w:rFonts w:ascii="Aptos Narrow" w:hAnsi="Aptos Narrow"/>
+                <w:color w:val="000000" w:themeColor="text1"/>
+              </w:rPr>
+              <w:t>MK016469.1</w:t>
             </w:r>
           </w:p>
         </w:tc>
@@ -11202,7 +10317,7 @@
                 <w:iCs/>
                 <w:color w:val="000000" w:themeColor="text1"/>
               </w:rPr>
-              <w:t>Chiton glaucus</w:t>
+              <w:t>Ostrea chilensis</w:t>
             </w:r>
           </w:p>
         </w:tc>
@@ -11224,29 +10339,29 @@
                 <w:rFonts w:ascii="Aptos Narrow" w:hAnsi="Aptos Narrow"/>
                 <w:color w:val="000000" w:themeColor="text1"/>
               </w:rPr>
-              <w:t>Chiton</w:t>
-            </w:r>
-          </w:p>
-        </w:tc>
-        <w:tc>
-          <w:tcPr>
-            <w:tcW w:w="1985" w:type="dxa"/>
-            <w:noWrap/>
-            <w:vAlign w:val="bottom"/>
-          </w:tcPr>
-          <w:p>
-            <w:pPr>
-              <w:rPr>
-                <w:rFonts w:ascii="Aptos Narrow" w:hAnsi="Aptos Narrow"/>
-                <w:color w:val="000000" w:themeColor="text1"/>
-              </w:rPr>
-            </w:pPr>
-            <w:r>
-              <w:rPr>
-                <w:rFonts w:ascii="Aptos Narrow" w:hAnsi="Aptos Narrow"/>
-                <w:color w:val="000000" w:themeColor="text1"/>
-              </w:rPr>
-              <w:t>MK016469.1</w:t>
+              <w:t>Oyster</w:t>
+            </w:r>
+          </w:p>
+        </w:tc>
+        <w:tc>
+          <w:tcPr>
+            <w:tcW w:w="1985" w:type="dxa"/>
+            <w:noWrap/>
+            <w:vAlign w:val="bottom"/>
+          </w:tcPr>
+          <w:p>
+            <w:pPr>
+              <w:rPr>
+                <w:rFonts w:ascii="Aptos Narrow" w:hAnsi="Aptos Narrow"/>
+                <w:color w:val="000000" w:themeColor="text1"/>
+              </w:rPr>
+            </w:pPr>
+            <w:r>
+              <w:rPr>
+                <w:rFonts w:ascii="Aptos Narrow" w:hAnsi="Aptos Narrow"/>
+                <w:color w:val="000000" w:themeColor="text1"/>
+              </w:rPr>
+              <w:t>MW039509.1</w:t>
             </w:r>
           </w:p>
         </w:tc>
@@ -11277,7 +10392,7 @@
                 <w:iCs/>
                 <w:color w:val="000000" w:themeColor="text1"/>
               </w:rPr>
-              <w:t>Ostrea chilensis</w:t>
+              <w:t>Zethalia zelandica</w:t>
             </w:r>
           </w:p>
         </w:tc>
@@ -11299,29 +10414,29 @@
                 <w:rFonts w:ascii="Aptos Narrow" w:hAnsi="Aptos Narrow"/>
                 <w:color w:val="000000" w:themeColor="text1"/>
               </w:rPr>
-              <w:t>Oyster</w:t>
-            </w:r>
-          </w:p>
-        </w:tc>
-        <w:tc>
-          <w:tcPr>
-            <w:tcW w:w="1985" w:type="dxa"/>
-            <w:noWrap/>
-            <w:vAlign w:val="bottom"/>
-          </w:tcPr>
-          <w:p>
-            <w:pPr>
-              <w:rPr>
-                <w:rFonts w:ascii="Aptos Narrow" w:hAnsi="Aptos Narrow"/>
-                <w:color w:val="000000" w:themeColor="text1"/>
-              </w:rPr>
-            </w:pPr>
-            <w:r>
-              <w:rPr>
-                <w:rFonts w:ascii="Aptos Narrow" w:hAnsi="Aptos Narrow"/>
-                <w:color w:val="000000" w:themeColor="text1"/>
-              </w:rPr>
-              <w:t>MW039509.1</w:t>
+              <w:t>Wheel Shell</w:t>
+            </w:r>
+          </w:p>
+        </w:tc>
+        <w:tc>
+          <w:tcPr>
+            <w:tcW w:w="1985" w:type="dxa"/>
+            <w:noWrap/>
+            <w:vAlign w:val="bottom"/>
+          </w:tcPr>
+          <w:p>
+            <w:pPr>
+              <w:rPr>
+                <w:rFonts w:ascii="Aptos Narrow" w:hAnsi="Aptos Narrow"/>
+                <w:color w:val="000000" w:themeColor="text1"/>
+              </w:rPr>
+            </w:pPr>
+            <w:r>
+              <w:rPr>
+                <w:rFonts w:ascii="Aptos Narrow" w:hAnsi="Aptos Narrow"/>
+                <w:color w:val="000000" w:themeColor="text1"/>
+              </w:rPr>
+              <w:t>GQ249699.1</w:t>
             </w:r>
           </w:p>
         </w:tc>
@@ -11345,37 +10460,15 @@
                 <w:color w:val="000000" w:themeColor="text1"/>
               </w:rPr>
             </w:pPr>
-            <w:proofErr w:type="spellStart"/>
-            <w:r>
-              <w:rPr>
-                <w:rFonts w:ascii="Aptos Narrow" w:hAnsi="Aptos Narrow"/>
-                <w:i/>
-                <w:iCs/>
-                <w:color w:val="000000" w:themeColor="text1"/>
-              </w:rPr>
-              <w:t>Zethalia</w:t>
-            </w:r>
-            <w:proofErr w:type="spellEnd"/>
-            <w:r>
-              <w:rPr>
-                <w:rFonts w:ascii="Aptos Narrow" w:hAnsi="Aptos Narrow"/>
-                <w:i/>
-                <w:iCs/>
-                <w:color w:val="000000" w:themeColor="text1"/>
-              </w:rPr>
-              <w:t xml:space="preserve"> </w:t>
-            </w:r>
-            <w:proofErr w:type="spellStart"/>
-            <w:r>
-              <w:rPr>
-                <w:rFonts w:ascii="Aptos Narrow" w:hAnsi="Aptos Narrow"/>
-                <w:i/>
-                <w:iCs/>
-                <w:color w:val="000000" w:themeColor="text1"/>
-              </w:rPr>
-              <w:t>zelandica</w:t>
-            </w:r>
-            <w:proofErr w:type="spellEnd"/>
+            <w:r>
+              <w:rPr>
+                <w:rFonts w:ascii="Aptos Narrow" w:hAnsi="Aptos Narrow"/>
+                <w:i/>
+                <w:iCs/>
+                <w:color w:val="000000" w:themeColor="text1"/>
+              </w:rPr>
+              <w:t>Powelliphanta hochstetteri</w:t>
+            </w:r>
           </w:p>
         </w:tc>
         <w:tc>
@@ -11396,29 +10489,29 @@
                 <w:rFonts w:ascii="Aptos Narrow" w:hAnsi="Aptos Narrow"/>
                 <w:color w:val="000000" w:themeColor="text1"/>
               </w:rPr>
-              <w:t>Wheel Shell</w:t>
-            </w:r>
-          </w:p>
-        </w:tc>
-        <w:tc>
-          <w:tcPr>
-            <w:tcW w:w="1985" w:type="dxa"/>
-            <w:noWrap/>
-            <w:vAlign w:val="bottom"/>
-          </w:tcPr>
-          <w:p>
-            <w:pPr>
-              <w:rPr>
-                <w:rFonts w:ascii="Aptos Narrow" w:hAnsi="Aptos Narrow"/>
-                <w:color w:val="000000" w:themeColor="text1"/>
-              </w:rPr>
-            </w:pPr>
-            <w:r>
-              <w:rPr>
-                <w:rFonts w:ascii="Aptos Narrow" w:hAnsi="Aptos Narrow"/>
-                <w:color w:val="000000" w:themeColor="text1"/>
-              </w:rPr>
-              <w:t>GQ249699.1</w:t>
+              <w:t>Land snail</w:t>
+            </w:r>
+          </w:p>
+        </w:tc>
+        <w:tc>
+          <w:tcPr>
+            <w:tcW w:w="1985" w:type="dxa"/>
+            <w:noWrap/>
+            <w:vAlign w:val="bottom"/>
+          </w:tcPr>
+          <w:p>
+            <w:pPr>
+              <w:rPr>
+                <w:rFonts w:ascii="Aptos Narrow" w:hAnsi="Aptos Narrow"/>
+                <w:color w:val="000000" w:themeColor="text1"/>
+              </w:rPr>
+            </w:pPr>
+            <w:r>
+              <w:rPr>
+                <w:rFonts w:ascii="Aptos Narrow" w:hAnsi="Aptos Narrow"/>
+                <w:color w:val="000000" w:themeColor="text1"/>
+              </w:rPr>
+              <w:t>DQ298507.1</w:t>
             </w:r>
           </w:p>
         </w:tc>
@@ -11442,37 +10535,15 @@
                 <w:color w:val="000000" w:themeColor="text1"/>
               </w:rPr>
             </w:pPr>
-            <w:proofErr w:type="spellStart"/>
-            <w:r>
-              <w:rPr>
-                <w:rFonts w:ascii="Aptos Narrow" w:hAnsi="Aptos Narrow"/>
-                <w:i/>
-                <w:iCs/>
-                <w:color w:val="000000" w:themeColor="text1"/>
-              </w:rPr>
-              <w:t>Powelliphanta</w:t>
-            </w:r>
-            <w:proofErr w:type="spellEnd"/>
-            <w:r>
-              <w:rPr>
-                <w:rFonts w:ascii="Aptos Narrow" w:hAnsi="Aptos Narrow"/>
-                <w:i/>
-                <w:iCs/>
-                <w:color w:val="000000" w:themeColor="text1"/>
-              </w:rPr>
-              <w:t xml:space="preserve"> </w:t>
-            </w:r>
-            <w:proofErr w:type="spellStart"/>
-            <w:r>
-              <w:rPr>
-                <w:rFonts w:ascii="Aptos Narrow" w:hAnsi="Aptos Narrow"/>
-                <w:i/>
-                <w:iCs/>
-                <w:color w:val="000000" w:themeColor="text1"/>
-              </w:rPr>
-              <w:t>hochstetteri</w:t>
-            </w:r>
-            <w:proofErr w:type="spellEnd"/>
+            <w:r>
+              <w:rPr>
+                <w:rFonts w:ascii="Aptos Narrow" w:hAnsi="Aptos Narrow"/>
+                <w:i/>
+                <w:iCs/>
+                <w:color w:val="000000" w:themeColor="text1"/>
+              </w:rPr>
+              <w:t>Powelliphanta patrickensis</w:t>
+            </w:r>
           </w:p>
         </w:tc>
         <w:tc>
@@ -11493,29 +10564,29 @@
                 <w:rFonts w:ascii="Aptos Narrow" w:hAnsi="Aptos Narrow"/>
                 <w:color w:val="000000" w:themeColor="text1"/>
               </w:rPr>
-              <w:t>Land snail</w:t>
-            </w:r>
-          </w:p>
-        </w:tc>
-        <w:tc>
-          <w:tcPr>
-            <w:tcW w:w="1985" w:type="dxa"/>
-            <w:noWrap/>
-            <w:vAlign w:val="bottom"/>
-          </w:tcPr>
-          <w:p>
-            <w:pPr>
-              <w:rPr>
-                <w:rFonts w:ascii="Aptos Narrow" w:hAnsi="Aptos Narrow"/>
-                <w:color w:val="000000" w:themeColor="text1"/>
-              </w:rPr>
-            </w:pPr>
-            <w:r>
-              <w:rPr>
-                <w:rFonts w:ascii="Aptos Narrow" w:hAnsi="Aptos Narrow"/>
-                <w:color w:val="000000" w:themeColor="text1"/>
-              </w:rPr>
-              <w:t>DQ298507.1</w:t>
+              <w:t xml:space="preserve">Land snail </w:t>
+            </w:r>
+          </w:p>
+        </w:tc>
+        <w:tc>
+          <w:tcPr>
+            <w:tcW w:w="1985" w:type="dxa"/>
+            <w:noWrap/>
+            <w:vAlign w:val="bottom"/>
+          </w:tcPr>
+          <w:p>
+            <w:pPr>
+              <w:rPr>
+                <w:rFonts w:ascii="Aptos Narrow" w:hAnsi="Aptos Narrow"/>
+                <w:color w:val="000000" w:themeColor="text1"/>
+              </w:rPr>
+            </w:pPr>
+            <w:r>
+              <w:rPr>
+                <w:rFonts w:ascii="Aptos Narrow" w:hAnsi="Aptos Narrow"/>
+                <w:color w:val="000000" w:themeColor="text1"/>
+              </w:rPr>
+              <w:t>EU265768.1</w:t>
             </w:r>
           </w:p>
         </w:tc>
@@ -11539,37 +10610,15 @@
                 <w:color w:val="000000" w:themeColor="text1"/>
               </w:rPr>
             </w:pPr>
-            <w:proofErr w:type="spellStart"/>
-            <w:r>
-              <w:rPr>
-                <w:rFonts w:ascii="Aptos Narrow" w:hAnsi="Aptos Narrow"/>
-                <w:i/>
-                <w:iCs/>
-                <w:color w:val="000000" w:themeColor="text1"/>
-              </w:rPr>
-              <w:t>Powelliphanta</w:t>
-            </w:r>
-            <w:proofErr w:type="spellEnd"/>
-            <w:r>
-              <w:rPr>
-                <w:rFonts w:ascii="Aptos Narrow" w:hAnsi="Aptos Narrow"/>
-                <w:i/>
-                <w:iCs/>
-                <w:color w:val="000000" w:themeColor="text1"/>
-              </w:rPr>
-              <w:t xml:space="preserve"> </w:t>
-            </w:r>
-            <w:proofErr w:type="spellStart"/>
-            <w:r>
-              <w:rPr>
-                <w:rFonts w:ascii="Aptos Narrow" w:hAnsi="Aptos Narrow"/>
-                <w:i/>
-                <w:iCs/>
-                <w:color w:val="000000" w:themeColor="text1"/>
-              </w:rPr>
-              <w:t>patrickensis</w:t>
-            </w:r>
-            <w:proofErr w:type="spellEnd"/>
+            <w:r>
+              <w:rPr>
+                <w:rFonts w:ascii="Aptos Narrow" w:hAnsi="Aptos Narrow"/>
+                <w:i/>
+                <w:iCs/>
+                <w:color w:val="000000" w:themeColor="text1"/>
+              </w:rPr>
+              <w:t>Aulacomya atra Māoriana</w:t>
+            </w:r>
           </w:p>
         </w:tc>
         <w:tc>
@@ -11590,29 +10639,29 @@
                 <w:rFonts w:ascii="Aptos Narrow" w:hAnsi="Aptos Narrow"/>
                 <w:color w:val="000000" w:themeColor="text1"/>
               </w:rPr>
-              <w:t xml:space="preserve">Land snail </w:t>
-            </w:r>
-          </w:p>
-        </w:tc>
-        <w:tc>
-          <w:tcPr>
-            <w:tcW w:w="1985" w:type="dxa"/>
-            <w:noWrap/>
-            <w:vAlign w:val="bottom"/>
-          </w:tcPr>
-          <w:p>
-            <w:pPr>
-              <w:rPr>
-                <w:rFonts w:ascii="Aptos Narrow" w:hAnsi="Aptos Narrow"/>
-                <w:color w:val="000000" w:themeColor="text1"/>
-              </w:rPr>
-            </w:pPr>
-            <w:r>
-              <w:rPr>
-                <w:rFonts w:ascii="Aptos Narrow" w:hAnsi="Aptos Narrow"/>
-                <w:color w:val="000000" w:themeColor="text1"/>
-              </w:rPr>
-              <w:t>EU265768.1</w:t>
+              <w:t>Ribbed mussel</w:t>
+            </w:r>
+          </w:p>
+        </w:tc>
+        <w:tc>
+          <w:tcPr>
+            <w:tcW w:w="1985" w:type="dxa"/>
+            <w:noWrap/>
+            <w:vAlign w:val="bottom"/>
+          </w:tcPr>
+          <w:p>
+            <w:pPr>
+              <w:rPr>
+                <w:rFonts w:ascii="Aptos Narrow" w:hAnsi="Aptos Narrow"/>
+                <w:color w:val="000000" w:themeColor="text1"/>
+              </w:rPr>
+            </w:pPr>
+            <w:r>
+              <w:rPr>
+                <w:rFonts w:ascii="Aptos Narrow" w:hAnsi="Aptos Narrow"/>
+                <w:color w:val="000000" w:themeColor="text1"/>
+              </w:rPr>
+              <w:t>DQ917614.1</w:t>
             </w:r>
           </w:p>
         </w:tc>
@@ -11636,57 +10685,15 @@
                 <w:color w:val="000000" w:themeColor="text1"/>
               </w:rPr>
             </w:pPr>
-            <w:proofErr w:type="spellStart"/>
-            <w:r>
-              <w:rPr>
-                <w:rFonts w:ascii="Aptos Narrow" w:hAnsi="Aptos Narrow"/>
-                <w:i/>
-                <w:iCs/>
-                <w:color w:val="000000" w:themeColor="text1"/>
-              </w:rPr>
-              <w:t>Aulacomya</w:t>
-            </w:r>
-            <w:proofErr w:type="spellEnd"/>
-            <w:r>
-              <w:rPr>
-                <w:rFonts w:ascii="Aptos Narrow" w:hAnsi="Aptos Narrow"/>
-                <w:i/>
-                <w:iCs/>
-                <w:color w:val="000000" w:themeColor="text1"/>
-              </w:rPr>
-              <w:t xml:space="preserve"> </w:t>
-            </w:r>
-            <w:proofErr w:type="spellStart"/>
-            <w:r>
-              <w:rPr>
-                <w:rFonts w:ascii="Aptos Narrow" w:hAnsi="Aptos Narrow"/>
-                <w:i/>
-                <w:iCs/>
-                <w:color w:val="000000" w:themeColor="text1"/>
-              </w:rPr>
-              <w:t>atra</w:t>
-            </w:r>
-            <w:proofErr w:type="spellEnd"/>
-            <w:r>
-              <w:rPr>
-                <w:rFonts w:ascii="Aptos Narrow" w:hAnsi="Aptos Narrow"/>
-                <w:i/>
-                <w:iCs/>
-                <w:color w:val="000000" w:themeColor="text1"/>
-              </w:rPr>
-              <w:t xml:space="preserve"> </w:t>
-            </w:r>
-            <w:proofErr w:type="spellStart"/>
-            <w:r>
-              <w:rPr>
-                <w:rFonts w:ascii="Aptos Narrow" w:hAnsi="Aptos Narrow"/>
-                <w:i/>
-                <w:iCs/>
-                <w:color w:val="000000" w:themeColor="text1"/>
-              </w:rPr>
-              <w:t>Māoriana</w:t>
-            </w:r>
-            <w:proofErr w:type="spellEnd"/>
+            <w:r>
+              <w:rPr>
+                <w:rFonts w:ascii="Aptos Narrow" w:hAnsi="Aptos Narrow"/>
+                <w:i/>
+                <w:iCs/>
+                <w:color w:val="000000" w:themeColor="text1"/>
+              </w:rPr>
+              <w:t>Paratrophon patens</w:t>
+            </w:r>
           </w:p>
         </w:tc>
         <w:tc>
@@ -11707,29 +10714,29 @@
                 <w:rFonts w:ascii="Aptos Narrow" w:hAnsi="Aptos Narrow"/>
                 <w:color w:val="000000" w:themeColor="text1"/>
               </w:rPr>
-              <w:t>Ribbed mussel</w:t>
-            </w:r>
-          </w:p>
-        </w:tc>
-        <w:tc>
-          <w:tcPr>
-            <w:tcW w:w="1985" w:type="dxa"/>
-            <w:noWrap/>
-            <w:vAlign w:val="bottom"/>
-          </w:tcPr>
-          <w:p>
-            <w:pPr>
-              <w:rPr>
-                <w:rFonts w:ascii="Aptos Narrow" w:hAnsi="Aptos Narrow"/>
-                <w:color w:val="000000" w:themeColor="text1"/>
-              </w:rPr>
-            </w:pPr>
-            <w:r>
-              <w:rPr>
-                <w:rFonts w:ascii="Aptos Narrow" w:hAnsi="Aptos Narrow"/>
-                <w:color w:val="000000" w:themeColor="text1"/>
-              </w:rPr>
-              <w:t>DQ917614.1</w:t>
+              <w:t>Rock snail</w:t>
+            </w:r>
+          </w:p>
+        </w:tc>
+        <w:tc>
+          <w:tcPr>
+            <w:tcW w:w="1985" w:type="dxa"/>
+            <w:noWrap/>
+            <w:vAlign w:val="bottom"/>
+          </w:tcPr>
+          <w:p>
+            <w:pPr>
+              <w:rPr>
+                <w:rFonts w:ascii="Aptos Narrow" w:hAnsi="Aptos Narrow"/>
+                <w:color w:val="000000" w:themeColor="text1"/>
+              </w:rPr>
+            </w:pPr>
+            <w:r>
+              <w:rPr>
+                <w:rFonts w:ascii="Aptos Narrow" w:hAnsi="Aptos Narrow"/>
+                <w:color w:val="000000" w:themeColor="text1"/>
+              </w:rPr>
+              <w:t>KP844998.1</w:t>
             </w:r>
           </w:p>
         </w:tc>
@@ -11760,7 +10767,7 @@
                 <w:iCs/>
                 <w:color w:val="000000" w:themeColor="text1"/>
               </w:rPr>
-              <w:t>Paratrophon patens</w:t>
+              <w:t>Latris lineata</w:t>
             </w:r>
           </w:p>
         </w:tc>
@@ -11782,29 +10789,29 @@
                 <w:rFonts w:ascii="Aptos Narrow" w:hAnsi="Aptos Narrow"/>
                 <w:color w:val="000000" w:themeColor="text1"/>
               </w:rPr>
-              <w:t>Rock snail</w:t>
-            </w:r>
-          </w:p>
-        </w:tc>
-        <w:tc>
-          <w:tcPr>
-            <w:tcW w:w="1985" w:type="dxa"/>
-            <w:noWrap/>
-            <w:vAlign w:val="bottom"/>
-          </w:tcPr>
-          <w:p>
-            <w:pPr>
-              <w:rPr>
-                <w:rFonts w:ascii="Aptos Narrow" w:hAnsi="Aptos Narrow"/>
-                <w:color w:val="000000" w:themeColor="text1"/>
-              </w:rPr>
-            </w:pPr>
-            <w:r>
-              <w:rPr>
-                <w:rFonts w:ascii="Aptos Narrow" w:hAnsi="Aptos Narrow"/>
-                <w:color w:val="000000" w:themeColor="text1"/>
-              </w:rPr>
-              <w:t>KP844998.1</w:t>
+              <w:t>Striped trumpeter</w:t>
+            </w:r>
+          </w:p>
+        </w:tc>
+        <w:tc>
+          <w:tcPr>
+            <w:tcW w:w="1985" w:type="dxa"/>
+            <w:noWrap/>
+            <w:vAlign w:val="bottom"/>
+          </w:tcPr>
+          <w:p>
+            <w:pPr>
+              <w:rPr>
+                <w:rFonts w:ascii="Aptos Narrow" w:hAnsi="Aptos Narrow"/>
+                <w:color w:val="000000" w:themeColor="text1"/>
+              </w:rPr>
+            </w:pPr>
+            <w:r>
+              <w:rPr>
+                <w:rFonts w:ascii="Aptos Narrow" w:hAnsi="Aptos Narrow"/>
+                <w:color w:val="000000" w:themeColor="text1"/>
+              </w:rPr>
+              <w:t>KT883635.1</w:t>
             </w:r>
           </w:p>
         </w:tc>
@@ -11835,19 +10842,8 @@
                 <w:iCs/>
                 <w:color w:val="000000" w:themeColor="text1"/>
               </w:rPr>
-              <w:t xml:space="preserve">Latris </w:t>
-            </w:r>
-            <w:proofErr w:type="spellStart"/>
-            <w:r>
-              <w:rPr>
-                <w:rFonts w:ascii="Aptos Narrow" w:hAnsi="Aptos Narrow"/>
-                <w:i/>
-                <w:iCs/>
-                <w:color w:val="000000" w:themeColor="text1"/>
-              </w:rPr>
-              <w:t>lineata</w:t>
-            </w:r>
-            <w:proofErr w:type="spellEnd"/>
+              <w:t>Latridopsis ciliaris</w:t>
+            </w:r>
           </w:p>
         </w:tc>
         <w:tc>
@@ -11868,29 +10864,29 @@
                 <w:rFonts w:ascii="Aptos Narrow" w:hAnsi="Aptos Narrow"/>
                 <w:color w:val="000000" w:themeColor="text1"/>
               </w:rPr>
-              <w:t>Striped trumpeter</w:t>
-            </w:r>
-          </w:p>
-        </w:tc>
-        <w:tc>
-          <w:tcPr>
-            <w:tcW w:w="1985" w:type="dxa"/>
-            <w:noWrap/>
-            <w:vAlign w:val="bottom"/>
-          </w:tcPr>
-          <w:p>
-            <w:pPr>
-              <w:rPr>
-                <w:rFonts w:ascii="Aptos Narrow" w:hAnsi="Aptos Narrow"/>
-                <w:color w:val="000000" w:themeColor="text1"/>
-              </w:rPr>
-            </w:pPr>
-            <w:r>
-              <w:rPr>
-                <w:rFonts w:ascii="Aptos Narrow" w:hAnsi="Aptos Narrow"/>
-                <w:color w:val="000000" w:themeColor="text1"/>
-              </w:rPr>
-              <w:t>KT883635.1</w:t>
+              <w:t>Blue moki</w:t>
+            </w:r>
+          </w:p>
+        </w:tc>
+        <w:tc>
+          <w:tcPr>
+            <w:tcW w:w="1985" w:type="dxa"/>
+            <w:noWrap/>
+            <w:vAlign w:val="bottom"/>
+          </w:tcPr>
+          <w:p>
+            <w:pPr>
+              <w:rPr>
+                <w:rFonts w:ascii="Aptos Narrow" w:hAnsi="Aptos Narrow"/>
+                <w:color w:val="000000" w:themeColor="text1"/>
+              </w:rPr>
+            </w:pPr>
+            <w:r>
+              <w:rPr>
+                <w:rFonts w:ascii="Aptos Narrow" w:hAnsi="Aptos Narrow"/>
+                <w:color w:val="000000" w:themeColor="text1"/>
+              </w:rPr>
+              <w:t>AF156244.1</w:t>
             </w:r>
           </w:p>
         </w:tc>
@@ -11914,120 +10910,14 @@
                 <w:color w:val="000000" w:themeColor="text1"/>
               </w:rPr>
             </w:pPr>
-            <w:proofErr w:type="spellStart"/>
-            <w:r>
-              <w:rPr>
-                <w:rFonts w:ascii="Aptos Narrow" w:hAnsi="Aptos Narrow"/>
-                <w:i/>
-                <w:iCs/>
-                <w:color w:val="000000" w:themeColor="text1"/>
-              </w:rPr>
-              <w:t>Latridopsis</w:t>
-            </w:r>
-            <w:proofErr w:type="spellEnd"/>
-            <w:r>
-              <w:rPr>
-                <w:rFonts w:ascii="Aptos Narrow" w:hAnsi="Aptos Narrow"/>
-                <w:i/>
-                <w:iCs/>
-                <w:color w:val="000000" w:themeColor="text1"/>
-              </w:rPr>
-              <w:t xml:space="preserve"> ciliaris</w:t>
-            </w:r>
-          </w:p>
-        </w:tc>
-        <w:tc>
-          <w:tcPr>
-            <w:tcW w:w="3402" w:type="dxa"/>
-            <w:noWrap/>
-            <w:vAlign w:val="bottom"/>
-          </w:tcPr>
-          <w:p>
-            <w:pPr>
-              <w:rPr>
-                <w:rFonts w:ascii="Aptos Narrow" w:hAnsi="Aptos Narrow"/>
-                <w:color w:val="000000" w:themeColor="text1"/>
-              </w:rPr>
-            </w:pPr>
-            <w:r>
-              <w:rPr>
-                <w:rFonts w:ascii="Aptos Narrow" w:hAnsi="Aptos Narrow"/>
-                <w:color w:val="000000" w:themeColor="text1"/>
-              </w:rPr>
-              <w:t xml:space="preserve">Blue </w:t>
-            </w:r>
-            <w:proofErr w:type="spellStart"/>
-            <w:r>
-              <w:rPr>
-                <w:rFonts w:ascii="Aptos Narrow" w:hAnsi="Aptos Narrow"/>
-                <w:color w:val="000000" w:themeColor="text1"/>
-              </w:rPr>
-              <w:t>moki</w:t>
-            </w:r>
-            <w:proofErr w:type="spellEnd"/>
-          </w:p>
-        </w:tc>
-        <w:tc>
-          <w:tcPr>
-            <w:tcW w:w="1985" w:type="dxa"/>
-            <w:noWrap/>
-            <w:vAlign w:val="bottom"/>
-          </w:tcPr>
-          <w:p>
-            <w:pPr>
-              <w:rPr>
-                <w:rFonts w:ascii="Aptos Narrow" w:hAnsi="Aptos Narrow"/>
-                <w:color w:val="000000" w:themeColor="text1"/>
-              </w:rPr>
-            </w:pPr>
-            <w:r>
-              <w:rPr>
-                <w:rFonts w:ascii="Aptos Narrow" w:hAnsi="Aptos Narrow"/>
-                <w:color w:val="000000" w:themeColor="text1"/>
-              </w:rPr>
-              <w:t>AF156244.1</w:t>
-            </w:r>
-          </w:p>
-        </w:tc>
-      </w:tr>
-      <w:tr>
-        <w:trPr>
-          <w:trHeight w:val="320"/>
-        </w:trPr>
-        <w:tc>
-          <w:tcPr>
-            <w:tcW w:w="3397" w:type="dxa"/>
-            <w:noWrap/>
-            <w:vAlign w:val="bottom"/>
-          </w:tcPr>
-          <w:p>
-            <w:pPr>
-              <w:rPr>
-                <w:rFonts w:ascii="Aptos Narrow" w:hAnsi="Aptos Narrow"/>
-                <w:i/>
-                <w:iCs/>
-                <w:color w:val="000000" w:themeColor="text1"/>
-              </w:rPr>
-            </w:pPr>
-            <w:proofErr w:type="spellStart"/>
-            <w:r>
-              <w:rPr>
-                <w:rFonts w:ascii="Aptos Narrow" w:hAnsi="Aptos Narrow"/>
-                <w:i/>
-                <w:iCs/>
-                <w:color w:val="000000" w:themeColor="text1"/>
-              </w:rPr>
-              <w:t>Neophrynichthys</w:t>
-            </w:r>
-            <w:proofErr w:type="spellEnd"/>
-            <w:r>
-              <w:rPr>
-                <w:rFonts w:ascii="Aptos Narrow" w:hAnsi="Aptos Narrow"/>
-                <w:i/>
-                <w:iCs/>
-                <w:color w:val="000000" w:themeColor="text1"/>
-              </w:rPr>
-              <w:t xml:space="preserve"> latus</w:t>
+            <w:r>
+              <w:rPr>
+                <w:rFonts w:ascii="Aptos Narrow" w:hAnsi="Aptos Narrow"/>
+                <w:i/>
+                <w:iCs/>
+                <w:color w:val="000000" w:themeColor="text1"/>
+              </w:rPr>
+              <w:t>Neophrynichthys latus</w:t>
             </w:r>
           </w:p>
         </w:tc>
@@ -12212,7 +11102,6 @@
                 <w:color w:val="000000" w:themeColor="text1"/>
               </w:rPr>
             </w:pPr>
-            <w:proofErr w:type="spellStart"/>
             <w:r>
               <w:rPr>
                 <w:rFonts w:ascii="Aptos Narrow" w:hAnsi="Aptos Narrow"/>
@@ -12222,7 +11111,6 @@
               </w:rPr>
               <w:t>ncbi</w:t>
             </w:r>
-            <w:proofErr w:type="spellEnd"/>
           </w:p>
         </w:tc>
       </w:tr>
@@ -12246,7 +11134,6 @@
                 <w:color w:val="000000" w:themeColor="text1"/>
               </w:rPr>
             </w:pPr>
-            <w:proofErr w:type="spellStart"/>
             <w:r>
               <w:rPr>
                 <w:rFonts w:ascii="Aptos Narrow" w:hAnsi="Aptos Narrow"/>
@@ -12256,7 +11143,6 @@
               </w:rPr>
               <w:t>Lagenaria_siceraria</w:t>
             </w:r>
-            <w:proofErr w:type="spellEnd"/>
           </w:p>
         </w:tc>
         <w:tc>
@@ -12326,7 +11212,6 @@
                 <w:color w:val="000000" w:themeColor="text1"/>
               </w:rPr>
             </w:pPr>
-            <w:proofErr w:type="spellStart"/>
             <w:r>
               <w:rPr>
                 <w:rFonts w:ascii="Aptos Narrow" w:hAnsi="Aptos Narrow"/>
@@ -12336,7 +11221,6 @@
               </w:rPr>
               <w:t>Ipomoea_batatas</w:t>
             </w:r>
-            <w:proofErr w:type="spellEnd"/>
           </w:p>
         </w:tc>
         <w:tc>
@@ -12406,7 +11290,6 @@
                 <w:color w:val="000000" w:themeColor="text1"/>
               </w:rPr>
             </w:pPr>
-            <w:proofErr w:type="spellStart"/>
             <w:r>
               <w:rPr>
                 <w:rFonts w:ascii="Aptos Narrow" w:hAnsi="Aptos Narrow"/>
@@ -12416,7 +11299,6 @@
               </w:rPr>
               <w:t>Cordyline_indivisa</w:t>
             </w:r>
-            <w:proofErr w:type="spellEnd"/>
           </w:p>
         </w:tc>
         <w:tc>
@@ -12561,7 +11443,6 @@
                 <w:color w:val="000000" w:themeColor="text1"/>
               </w:rPr>
             </w:pPr>
-            <w:proofErr w:type="spellStart"/>
             <w:r>
               <w:rPr>
                 <w:rFonts w:ascii="Aptos Narrow" w:hAnsi="Aptos Narrow"/>
@@ -12571,7 +11452,6 @@
               </w:rPr>
               <w:t>Rorippa_palustris</w:t>
             </w:r>
-            <w:proofErr w:type="spellEnd"/>
           </w:p>
         </w:tc>
         <w:tc>
@@ -12641,7 +11521,6 @@
                 <w:color w:val="000000" w:themeColor="text1"/>
               </w:rPr>
             </w:pPr>
-            <w:proofErr w:type="spellStart"/>
             <w:r>
               <w:rPr>
                 <w:rFonts w:ascii="Aptos Narrow" w:hAnsi="Aptos Narrow"/>
@@ -12651,7 +11530,6 @@
               </w:rPr>
               <w:t>Arabidopsis_thaliana</w:t>
             </w:r>
-            <w:proofErr w:type="spellEnd"/>
           </w:p>
         </w:tc>
         <w:tc>
@@ -12721,7 +11599,6 @@
                 <w:color w:val="000000" w:themeColor="text1"/>
               </w:rPr>
             </w:pPr>
-            <w:proofErr w:type="spellStart"/>
             <w:r>
               <w:rPr>
                 <w:rFonts w:ascii="Aptos Narrow" w:hAnsi="Aptos Narrow"/>
@@ -12731,7 +11608,6 @@
               </w:rPr>
               <w:t>Sonchus_kirkii</w:t>
             </w:r>
-            <w:proofErr w:type="spellEnd"/>
           </w:p>
         </w:tc>
         <w:tc>
@@ -12801,7 +11677,6 @@
                 <w:color w:val="000000" w:themeColor="text1"/>
               </w:rPr>
             </w:pPr>
-            <w:proofErr w:type="spellStart"/>
             <w:r>
               <w:rPr>
                 <w:rFonts w:ascii="Aptos Narrow" w:hAnsi="Aptos Narrow"/>
@@ -12811,7 +11686,6 @@
               </w:rPr>
               <w:t>Asplenium_nidus</w:t>
             </w:r>
-            <w:proofErr w:type="spellEnd"/>
           </w:p>
         </w:tc>
         <w:tc>
@@ -12881,7 +11755,6 @@
                 <w:color w:val="000000" w:themeColor="text1"/>
               </w:rPr>
             </w:pPr>
-            <w:proofErr w:type="spellStart"/>
             <w:r>
               <w:rPr>
                 <w:rFonts w:ascii="Aptos Narrow" w:hAnsi="Aptos Narrow"/>
@@ -12891,7 +11764,6 @@
               </w:rPr>
               <w:t>Broussonetia_papyrifera</w:t>
             </w:r>
-            <w:proofErr w:type="spellEnd"/>
           </w:p>
         </w:tc>
         <w:tc>
@@ -12961,7 +11833,6 @@
                 <w:color w:val="000000" w:themeColor="text1"/>
               </w:rPr>
             </w:pPr>
-            <w:proofErr w:type="spellStart"/>
             <w:r>
               <w:rPr>
                 <w:rFonts w:ascii="Aptos Narrow" w:hAnsi="Aptos Narrow"/>
@@ -12971,7 +11842,6 @@
               </w:rPr>
               <w:t>Colocasia_esculenta</w:t>
             </w:r>
-            <w:proofErr w:type="spellEnd"/>
           </w:p>
         </w:tc>
         <w:tc>
@@ -13041,7 +11911,6 @@
                 <w:color w:val="000000" w:themeColor="text1"/>
               </w:rPr>
             </w:pPr>
-            <w:proofErr w:type="spellStart"/>
             <w:r>
               <w:rPr>
                 <w:rFonts w:ascii="Aptos Narrow" w:hAnsi="Aptos Narrow"/>
@@ -13051,7 +11920,6 @@
               </w:rPr>
               <w:t>Corynocarpus_laevigata</w:t>
             </w:r>
-            <w:proofErr w:type="spellEnd"/>
           </w:p>
         </w:tc>
         <w:tc>
@@ -13121,7 +11989,6 @@
                 <w:color w:val="000000" w:themeColor="text1"/>
               </w:rPr>
             </w:pPr>
-            <w:proofErr w:type="spellStart"/>
             <w:r>
               <w:rPr>
                 <w:rFonts w:ascii="Aptos Narrow" w:hAnsi="Aptos Narrow"/>
@@ -13131,7 +11998,6 @@
               </w:rPr>
               <w:t>Dioscorea_alata</w:t>
             </w:r>
-            <w:proofErr w:type="spellEnd"/>
           </w:p>
         </w:tc>
         <w:tc>
@@ -13200,37 +12066,15 @@
                 <w:color w:val="000000" w:themeColor="text1"/>
               </w:rPr>
             </w:pPr>
-            <w:proofErr w:type="spellStart"/>
-            <w:r>
-              <w:rPr>
-                <w:rFonts w:ascii="Aptos Narrow" w:hAnsi="Aptos Narrow"/>
-                <w:i/>
-                <w:iCs/>
-                <w:color w:val="000000" w:themeColor="text1"/>
-              </w:rPr>
-              <w:t>Dacrydium</w:t>
-            </w:r>
-            <w:proofErr w:type="spellEnd"/>
-            <w:r>
-              <w:rPr>
-                <w:rFonts w:ascii="Aptos Narrow" w:hAnsi="Aptos Narrow"/>
-                <w:i/>
-                <w:iCs/>
-                <w:color w:val="000000" w:themeColor="text1"/>
-              </w:rPr>
-              <w:t xml:space="preserve"> </w:t>
-            </w:r>
-            <w:proofErr w:type="spellStart"/>
-            <w:r>
-              <w:rPr>
-                <w:rFonts w:ascii="Aptos Narrow" w:hAnsi="Aptos Narrow"/>
-                <w:i/>
-                <w:iCs/>
-                <w:color w:val="000000" w:themeColor="text1"/>
-              </w:rPr>
-              <w:t>cupressinum</w:t>
-            </w:r>
-            <w:proofErr w:type="spellEnd"/>
+            <w:r>
+              <w:rPr>
+                <w:rFonts w:ascii="Aptos Narrow" w:hAnsi="Aptos Narrow"/>
+                <w:i/>
+                <w:iCs/>
+                <w:color w:val="000000" w:themeColor="text1"/>
+              </w:rPr>
+              <w:t>Dacrydium cupressinum</w:t>
+            </w:r>
           </w:p>
         </w:tc>
         <w:tc>
@@ -13304,19 +12148,8 @@
                 <w:iCs/>
                 <w:color w:val="000000" w:themeColor="text1"/>
               </w:rPr>
-              <w:t xml:space="preserve">Solanum </w:t>
-            </w:r>
-            <w:proofErr w:type="spellStart"/>
-            <w:r>
-              <w:rPr>
-                <w:rFonts w:ascii="Aptos Narrow" w:hAnsi="Aptos Narrow"/>
-                <w:i/>
-                <w:iCs/>
-                <w:color w:val="000000" w:themeColor="text1"/>
-              </w:rPr>
-              <w:t>laciniatum</w:t>
-            </w:r>
-            <w:proofErr w:type="spellEnd"/>
+              <w:t>Solanum laciniatum</w:t>
+            </w:r>
           </w:p>
         </w:tc>
         <w:tc>
@@ -13332,42 +12165,22 @@
                 <w:color w:val="000000" w:themeColor="text1"/>
               </w:rPr>
             </w:pPr>
-            <w:proofErr w:type="spellStart"/>
-            <w:r>
-              <w:rPr>
-                <w:rFonts w:ascii="Aptos Narrow" w:hAnsi="Aptos Narrow"/>
-                <w:color w:val="000000" w:themeColor="text1"/>
-              </w:rPr>
-              <w:t>Poroporo</w:t>
-            </w:r>
-            <w:proofErr w:type="spellEnd"/>
-            <w:r>
-              <w:rPr>
-                <w:rFonts w:ascii="Aptos Narrow" w:hAnsi="Aptos Narrow"/>
-                <w:color w:val="000000" w:themeColor="text1"/>
-              </w:rPr>
-              <w:t xml:space="preserve"> (</w:t>
-            </w:r>
-            <w:r>
-              <w:rPr>
-                <w:rFonts w:ascii="Aptos Narrow" w:hAnsi="Aptos Narrow"/>
-                <w:i/>
-                <w:iCs/>
-                <w:color w:val="000000" w:themeColor="text1"/>
-              </w:rPr>
-              <w:t xml:space="preserve">S. </w:t>
-            </w:r>
-            <w:proofErr w:type="spellStart"/>
-            <w:r>
-              <w:rPr>
-                <w:rFonts w:ascii="Aptos Narrow" w:hAnsi="Aptos Narrow"/>
-                <w:i/>
-                <w:iCs/>
-                <w:color w:val="000000" w:themeColor="text1"/>
-              </w:rPr>
-              <w:t>aviculare</w:t>
-            </w:r>
-            <w:proofErr w:type="spellEnd"/>
+            <w:r>
+              <w:rPr>
+                <w:rFonts w:ascii="Aptos Narrow" w:hAnsi="Aptos Narrow"/>
+                <w:color w:val="000000" w:themeColor="text1"/>
+              </w:rPr>
+              <w:t>Poroporo (</w:t>
+            </w:r>
+            <w:r>
+              <w:rPr>
+                <w:rFonts w:ascii="Aptos Narrow" w:hAnsi="Aptos Narrow"/>
+                <w:i/>
+                <w:iCs/>
+                <w:color w:val="000000" w:themeColor="text1"/>
+              </w:rPr>
+              <w:t>S. aviculare</w:t>
+            </w:r>
             <w:r>
               <w:rPr>
                 <w:rFonts w:ascii="Aptos Narrow" w:hAnsi="Aptos Narrow"/>
@@ -13494,37 +12307,15 @@
                 <w:color w:val="000000" w:themeColor="text1"/>
               </w:rPr>
             </w:pPr>
-            <w:proofErr w:type="spellStart"/>
-            <w:r>
-              <w:rPr>
-                <w:rFonts w:ascii="Aptos Narrow" w:hAnsi="Aptos Narrow"/>
-                <w:i/>
-                <w:iCs/>
-                <w:color w:val="000000" w:themeColor="text1"/>
-              </w:rPr>
-              <w:t>Pseudowintera</w:t>
-            </w:r>
-            <w:proofErr w:type="spellEnd"/>
-            <w:r>
-              <w:rPr>
-                <w:rFonts w:ascii="Aptos Narrow" w:hAnsi="Aptos Narrow"/>
-                <w:i/>
-                <w:iCs/>
-                <w:color w:val="000000" w:themeColor="text1"/>
-              </w:rPr>
-              <w:t xml:space="preserve"> </w:t>
-            </w:r>
-            <w:proofErr w:type="spellStart"/>
-            <w:r>
-              <w:rPr>
-                <w:rFonts w:ascii="Aptos Narrow" w:hAnsi="Aptos Narrow"/>
-                <w:i/>
-                <w:iCs/>
-                <w:color w:val="000000" w:themeColor="text1"/>
-              </w:rPr>
-              <w:t>colorata</w:t>
-            </w:r>
-            <w:proofErr w:type="spellEnd"/>
+            <w:r>
+              <w:rPr>
+                <w:rFonts w:ascii="Aptos Narrow" w:hAnsi="Aptos Narrow"/>
+                <w:i/>
+                <w:iCs/>
+                <w:color w:val="000000" w:themeColor="text1"/>
+              </w:rPr>
+              <w:t>Pseudowintera colorata</w:t>
+            </w:r>
           </w:p>
         </w:tc>
         <w:tc>
@@ -13540,7 +12331,6 @@
                 <w:color w:val="000000" w:themeColor="text1"/>
               </w:rPr>
             </w:pPr>
-            <w:proofErr w:type="spellStart"/>
             <w:r>
               <w:rPr>
                 <w:rFonts w:ascii="Aptos Narrow" w:hAnsi="Aptos Narrow"/>
@@ -13548,7 +12338,6 @@
               </w:rPr>
               <w:t>Horopito</w:t>
             </w:r>
-            <w:proofErr w:type="spellEnd"/>
           </w:p>
         </w:tc>
         <w:tc>
@@ -13675,19 +12464,8 @@
                 <w:iCs/>
                 <w:color w:val="000000" w:themeColor="text1"/>
               </w:rPr>
-              <w:t xml:space="preserve">Sophora </w:t>
-            </w:r>
-            <w:proofErr w:type="spellStart"/>
-            <w:r>
-              <w:rPr>
-                <w:rFonts w:ascii="Aptos Narrow" w:hAnsi="Aptos Narrow"/>
-                <w:i/>
-                <w:iCs/>
-                <w:color w:val="000000" w:themeColor="text1"/>
-              </w:rPr>
-              <w:t>microphylla</w:t>
-            </w:r>
-            <w:proofErr w:type="spellEnd"/>
+              <w:t>Sophora microphylla</w:t>
+            </w:r>
           </w:p>
         </w:tc>
         <w:tc>
@@ -13762,19 +12540,8 @@
                 <w:color w:val="000000" w:themeColor="text1"/>
               </w:rPr>
               <w:lastRenderedPageBreak/>
-              <w:t xml:space="preserve">Leptospermum </w:t>
-            </w:r>
-            <w:proofErr w:type="spellStart"/>
-            <w:r>
-              <w:rPr>
-                <w:rFonts w:ascii="Aptos Narrow" w:hAnsi="Aptos Narrow"/>
-                <w:i/>
-                <w:iCs/>
-                <w:color w:val="000000" w:themeColor="text1"/>
-              </w:rPr>
-              <w:t>scoparium</w:t>
-            </w:r>
-            <w:proofErr w:type="spellEnd"/>
+              <w:t>Leptospermum scoparium</w:t>
+            </w:r>
           </w:p>
         </w:tc>
         <w:tc>
@@ -13841,37 +12608,15 @@
                 <w:color w:val="000000" w:themeColor="text1"/>
               </w:rPr>
             </w:pPr>
-            <w:proofErr w:type="spellStart"/>
-            <w:r>
-              <w:rPr>
-                <w:rFonts w:ascii="Aptos Narrow" w:hAnsi="Aptos Narrow"/>
-                <w:i/>
-                <w:iCs/>
-                <w:color w:val="000000" w:themeColor="text1"/>
-              </w:rPr>
-              <w:t>Kunzea</w:t>
-            </w:r>
-            <w:proofErr w:type="spellEnd"/>
-            <w:r>
-              <w:rPr>
-                <w:rFonts w:ascii="Aptos Narrow" w:hAnsi="Aptos Narrow"/>
-                <w:i/>
-                <w:iCs/>
-                <w:color w:val="000000" w:themeColor="text1"/>
-              </w:rPr>
-              <w:t xml:space="preserve"> </w:t>
-            </w:r>
-            <w:proofErr w:type="spellStart"/>
-            <w:r>
-              <w:rPr>
-                <w:rFonts w:ascii="Aptos Narrow" w:hAnsi="Aptos Narrow"/>
-                <w:i/>
-                <w:iCs/>
-                <w:color w:val="000000" w:themeColor="text1"/>
-              </w:rPr>
-              <w:t>ericoides</w:t>
-            </w:r>
-            <w:proofErr w:type="spellEnd"/>
+            <w:r>
+              <w:rPr>
+                <w:rFonts w:ascii="Aptos Narrow" w:hAnsi="Aptos Narrow"/>
+                <w:i/>
+                <w:iCs/>
+                <w:color w:val="000000" w:themeColor="text1"/>
+              </w:rPr>
+              <w:t>Kunzea ericoides</w:t>
+            </w:r>
           </w:p>
         </w:tc>
         <w:tc>
@@ -14020,19 +12765,8 @@
                 <w:iCs/>
                 <w:color w:val="000000" w:themeColor="text1"/>
               </w:rPr>
-              <w:t xml:space="preserve">Elaeocarpus </w:t>
-            </w:r>
-            <w:proofErr w:type="spellStart"/>
-            <w:r>
-              <w:rPr>
-                <w:rFonts w:ascii="Aptos Narrow" w:hAnsi="Aptos Narrow"/>
-                <w:i/>
-                <w:iCs/>
-                <w:color w:val="000000" w:themeColor="text1"/>
-              </w:rPr>
-              <w:t>hookerianus</w:t>
-            </w:r>
-            <w:proofErr w:type="spellEnd"/>
+              <w:t>Elaeocarpus hookerianus</w:t>
+            </w:r>
           </w:p>
         </w:tc>
         <w:tc>
@@ -14048,7 +12782,6 @@
                 <w:color w:val="000000" w:themeColor="text1"/>
               </w:rPr>
             </w:pPr>
-            <w:proofErr w:type="spellStart"/>
             <w:r>
               <w:rPr>
                 <w:rFonts w:ascii="Aptos Narrow" w:hAnsi="Aptos Narrow"/>
@@ -14056,7 +12789,6 @@
               </w:rPr>
               <w:t>Pokaka</w:t>
             </w:r>
-            <w:proofErr w:type="spellEnd"/>
           </w:p>
         </w:tc>
         <w:tc>
@@ -14176,37 +12908,15 @@
                 <w:color w:val="000000" w:themeColor="text1"/>
               </w:rPr>
             </w:pPr>
-            <w:proofErr w:type="spellStart"/>
-            <w:r>
-              <w:rPr>
-                <w:rFonts w:ascii="Aptos Narrow" w:hAnsi="Aptos Narrow"/>
-                <w:i/>
-                <w:iCs/>
-                <w:color w:val="000000" w:themeColor="text1"/>
-              </w:rPr>
-              <w:t>Coriaria</w:t>
-            </w:r>
-            <w:proofErr w:type="spellEnd"/>
-            <w:r>
-              <w:rPr>
-                <w:rFonts w:ascii="Aptos Narrow" w:hAnsi="Aptos Narrow"/>
-                <w:i/>
-                <w:iCs/>
-                <w:color w:val="000000" w:themeColor="text1"/>
-              </w:rPr>
-              <w:t xml:space="preserve"> </w:t>
-            </w:r>
-            <w:proofErr w:type="spellStart"/>
-            <w:r>
-              <w:rPr>
-                <w:rFonts w:ascii="Aptos Narrow" w:hAnsi="Aptos Narrow"/>
-                <w:i/>
-                <w:iCs/>
-                <w:color w:val="000000" w:themeColor="text1"/>
-              </w:rPr>
-              <w:t>nepalensis</w:t>
-            </w:r>
-            <w:proofErr w:type="spellEnd"/>
+            <w:r>
+              <w:rPr>
+                <w:rFonts w:ascii="Aptos Narrow" w:hAnsi="Aptos Narrow"/>
+                <w:i/>
+                <w:iCs/>
+                <w:color w:val="000000" w:themeColor="text1"/>
+              </w:rPr>
+              <w:t>Coriaria nepalensis</w:t>
+            </w:r>
           </w:p>
         </w:tc>
         <w:tc>
@@ -14296,19 +13006,8 @@
                 <w:iCs/>
                 <w:color w:val="000000" w:themeColor="text1"/>
               </w:rPr>
-              <w:t xml:space="preserve">Typha </w:t>
-            </w:r>
-            <w:proofErr w:type="spellStart"/>
-            <w:r>
-              <w:rPr>
-                <w:rFonts w:ascii="Aptos Narrow" w:hAnsi="Aptos Narrow"/>
-                <w:i/>
-                <w:iCs/>
-                <w:color w:val="000000" w:themeColor="text1"/>
-              </w:rPr>
-              <w:t>orientalis</w:t>
-            </w:r>
-            <w:proofErr w:type="spellEnd"/>
+              <w:t>Typha orientalis</w:t>
+            </w:r>
           </w:p>
         </w:tc>
         <w:tc>
@@ -14324,7 +13023,6 @@
                 <w:color w:val="000000" w:themeColor="text1"/>
               </w:rPr>
             </w:pPr>
-            <w:proofErr w:type="spellStart"/>
             <w:r>
               <w:rPr>
                 <w:rFonts w:ascii="Aptos Narrow" w:hAnsi="Aptos Narrow"/>
@@ -14332,7 +13030,6 @@
               </w:rPr>
               <w:t>Raupo</w:t>
             </w:r>
-            <w:proofErr w:type="spellEnd"/>
           </w:p>
         </w:tc>
         <w:tc>
@@ -14415,27 +13112,7 @@
                 <w:iCs/>
                 <w:color w:val="000000" w:themeColor="text1"/>
               </w:rPr>
-              <w:t xml:space="preserve">P. </w:t>
-            </w:r>
-            <w:proofErr w:type="spellStart"/>
-            <w:r>
-              <w:rPr>
-                <w:rFonts w:ascii="Aptos Narrow" w:hAnsi="Aptos Narrow"/>
-                <w:i/>
-                <w:iCs/>
-                <w:color w:val="000000" w:themeColor="text1"/>
-              </w:rPr>
-              <w:t>ferruginea</w:t>
-            </w:r>
-            <w:proofErr w:type="spellEnd"/>
-            <w:r>
-              <w:rPr>
-                <w:rFonts w:ascii="Aptos Narrow" w:hAnsi="Aptos Narrow"/>
-                <w:i/>
-                <w:iCs/>
-                <w:color w:val="000000" w:themeColor="text1"/>
-              </w:rPr>
-              <w:t xml:space="preserve"> P. taxifolia </w:t>
+              <w:t xml:space="preserve">P. ferruginea P. taxifolia </w:t>
             </w:r>
             <w:r>
               <w:rPr>
@@ -14495,19 +13172,8 @@
                 <w:iCs/>
                 <w:color w:val="000000" w:themeColor="text1"/>
               </w:rPr>
-              <w:t xml:space="preserve">Dacrycarpus </w:t>
-            </w:r>
-            <w:proofErr w:type="spellStart"/>
-            <w:r>
-              <w:rPr>
-                <w:rFonts w:ascii="Aptos Narrow" w:hAnsi="Aptos Narrow"/>
-                <w:i/>
-                <w:iCs/>
-                <w:color w:val="000000" w:themeColor="text1"/>
-              </w:rPr>
-              <w:t>imbricatus</w:t>
-            </w:r>
-            <w:proofErr w:type="spellEnd"/>
+              <w:t>Dacrycarpus imbricatus</w:t>
+            </w:r>
           </w:p>
         </w:tc>
         <w:tc>
@@ -14537,19 +13203,8 @@
                 <w:iCs/>
                 <w:color w:val="000000" w:themeColor="text1"/>
               </w:rPr>
-              <w:t xml:space="preserve">D. </w:t>
-            </w:r>
-            <w:proofErr w:type="spellStart"/>
-            <w:r>
-              <w:rPr>
-                <w:rFonts w:ascii="Aptos Narrow" w:hAnsi="Aptos Narrow"/>
-                <w:i/>
-                <w:iCs/>
-                <w:color w:val="000000" w:themeColor="text1"/>
-              </w:rPr>
-              <w:t>dacrycarpus</w:t>
-            </w:r>
-            <w:proofErr w:type="spellEnd"/>
+              <w:t>D. dacrycarpus</w:t>
+            </w:r>
             <w:r>
               <w:rPr>
                 <w:rFonts w:ascii="Aptos Narrow" w:hAnsi="Aptos Narrow"/>
@@ -14758,19 +13413,8 @@
                 <w:iCs/>
                 <w:color w:val="000000" w:themeColor="text1"/>
               </w:rPr>
-              <w:t xml:space="preserve">Cyathea </w:t>
-            </w:r>
-            <w:proofErr w:type="spellStart"/>
-            <w:r>
-              <w:rPr>
-                <w:rFonts w:ascii="Aptos Narrow" w:hAnsi="Aptos Narrow"/>
-                <w:i/>
-                <w:iCs/>
-                <w:color w:val="000000" w:themeColor="text1"/>
-              </w:rPr>
-              <w:t>lepifera</w:t>
-            </w:r>
-            <w:proofErr w:type="spellEnd"/>
+              <w:t>Cyathea lepifera</w:t>
+            </w:r>
           </w:p>
         </w:tc>
         <w:tc>
@@ -14853,25 +13497,14 @@
                 <w:color w:val="000000" w:themeColor="text1"/>
               </w:rPr>
             </w:pPr>
-            <w:proofErr w:type="spellStart"/>
-            <w:r>
-              <w:rPr>
-                <w:rFonts w:ascii="Aptos Narrow" w:hAnsi="Aptos Narrow"/>
-                <w:i/>
-                <w:iCs/>
-                <w:color w:val="000000" w:themeColor="text1"/>
-              </w:rPr>
-              <w:t>Ripogonum</w:t>
-            </w:r>
-            <w:proofErr w:type="spellEnd"/>
-            <w:r>
-              <w:rPr>
-                <w:rFonts w:ascii="Aptos Narrow" w:hAnsi="Aptos Narrow"/>
-                <w:i/>
-                <w:iCs/>
-                <w:color w:val="000000" w:themeColor="text1"/>
-              </w:rPr>
-              <w:t xml:space="preserve"> scandens</w:t>
+            <w:r>
+              <w:rPr>
+                <w:rFonts w:ascii="Aptos Narrow" w:hAnsi="Aptos Narrow"/>
+                <w:i/>
+                <w:iCs/>
+                <w:color w:val="000000" w:themeColor="text1"/>
+              </w:rPr>
+              <w:t>Ripogonum scandens</w:t>
             </w:r>
           </w:p>
         </w:tc>
@@ -14939,37 +13572,15 @@
                 <w:color w:val="000000" w:themeColor="text1"/>
               </w:rPr>
             </w:pPr>
-            <w:proofErr w:type="spellStart"/>
-            <w:r>
-              <w:rPr>
-                <w:rFonts w:ascii="Aptos Narrow" w:hAnsi="Aptos Narrow"/>
-                <w:i/>
-                <w:iCs/>
-                <w:color w:val="000000" w:themeColor="text1"/>
-              </w:rPr>
-              <w:t>Tetragonia</w:t>
-            </w:r>
-            <w:proofErr w:type="spellEnd"/>
-            <w:r>
-              <w:rPr>
-                <w:rFonts w:ascii="Aptos Narrow" w:hAnsi="Aptos Narrow"/>
-                <w:i/>
-                <w:iCs/>
-                <w:color w:val="000000" w:themeColor="text1"/>
-              </w:rPr>
-              <w:t xml:space="preserve"> </w:t>
-            </w:r>
-            <w:proofErr w:type="spellStart"/>
-            <w:r>
-              <w:rPr>
-                <w:rFonts w:ascii="Aptos Narrow" w:hAnsi="Aptos Narrow"/>
-                <w:i/>
-                <w:iCs/>
-                <w:color w:val="000000" w:themeColor="text1"/>
-              </w:rPr>
-              <w:t>tetragonioides</w:t>
-            </w:r>
-            <w:proofErr w:type="spellEnd"/>
+            <w:r>
+              <w:rPr>
+                <w:rFonts w:ascii="Aptos Narrow" w:hAnsi="Aptos Narrow"/>
+                <w:i/>
+                <w:iCs/>
+                <w:color w:val="000000" w:themeColor="text1"/>
+              </w:rPr>
+              <w:t>Tetragonia tetragonioides</w:t>
+            </w:r>
           </w:p>
         </w:tc>
         <w:tc>
@@ -15036,25 +13647,14 @@
                 <w:color w:val="000000" w:themeColor="text1"/>
               </w:rPr>
             </w:pPr>
-            <w:proofErr w:type="spellStart"/>
-            <w:r>
-              <w:rPr>
-                <w:rFonts w:ascii="Aptos Narrow" w:hAnsi="Aptos Narrow"/>
-                <w:i/>
-                <w:iCs/>
-                <w:color w:val="000000" w:themeColor="text1"/>
-              </w:rPr>
-              <w:t>Lophomyrtus</w:t>
-            </w:r>
-            <w:proofErr w:type="spellEnd"/>
-            <w:r>
-              <w:rPr>
-                <w:rFonts w:ascii="Aptos Narrow" w:hAnsi="Aptos Narrow"/>
-                <w:i/>
-                <w:iCs/>
-                <w:color w:val="000000" w:themeColor="text1"/>
-              </w:rPr>
-              <w:t xml:space="preserve"> bullata</w:t>
+            <w:r>
+              <w:rPr>
+                <w:rFonts w:ascii="Aptos Narrow" w:hAnsi="Aptos Narrow"/>
+                <w:i/>
+                <w:iCs/>
+                <w:color w:val="000000" w:themeColor="text1"/>
+              </w:rPr>
+              <w:t>Lophomyrtus bullata</w:t>
             </w:r>
           </w:p>
         </w:tc>
@@ -15071,7 +13671,6 @@
                 <w:color w:val="000000" w:themeColor="text1"/>
               </w:rPr>
             </w:pPr>
-            <w:proofErr w:type="spellStart"/>
             <w:r>
               <w:rPr>
                 <w:rFonts w:ascii="Aptos Narrow" w:hAnsi="Aptos Narrow"/>
@@ -15079,7 +13678,6 @@
               </w:rPr>
               <w:t>Ramarama</w:t>
             </w:r>
-            <w:proofErr w:type="spellEnd"/>
           </w:p>
         </w:tc>
         <w:tc>
@@ -15124,25 +13722,14 @@
                 <w:color w:val="000000" w:themeColor="text1"/>
               </w:rPr>
             </w:pPr>
-            <w:proofErr w:type="spellStart"/>
-            <w:r>
-              <w:rPr>
-                <w:rFonts w:ascii="Aptos Narrow" w:hAnsi="Aptos Narrow"/>
-                <w:i/>
-                <w:iCs/>
-                <w:color w:val="000000" w:themeColor="text1"/>
-              </w:rPr>
-              <w:t>Neomyrtus</w:t>
-            </w:r>
-            <w:proofErr w:type="spellEnd"/>
-            <w:r>
-              <w:rPr>
-                <w:rFonts w:ascii="Aptos Narrow" w:hAnsi="Aptos Narrow"/>
-                <w:i/>
-                <w:iCs/>
-                <w:color w:val="000000" w:themeColor="text1"/>
-              </w:rPr>
-              <w:t xml:space="preserve"> pedunculata</w:t>
+            <w:r>
+              <w:rPr>
+                <w:rFonts w:ascii="Aptos Narrow" w:hAnsi="Aptos Narrow"/>
+                <w:i/>
+                <w:iCs/>
+                <w:color w:val="000000" w:themeColor="text1"/>
+              </w:rPr>
+              <w:t>Neomyrtus pedunculata</w:t>
             </w:r>
           </w:p>
         </w:tc>
@@ -15210,37 +13797,15 @@
                 <w:color w:val="000000" w:themeColor="text1"/>
               </w:rPr>
             </w:pPr>
-            <w:proofErr w:type="spellStart"/>
-            <w:r>
-              <w:rPr>
-                <w:rFonts w:ascii="Aptos Narrow" w:hAnsi="Aptos Narrow"/>
-                <w:i/>
-                <w:iCs/>
-                <w:color w:val="000000" w:themeColor="text1"/>
-              </w:rPr>
-              <w:t>Astelia</w:t>
-            </w:r>
-            <w:proofErr w:type="spellEnd"/>
-            <w:r>
-              <w:rPr>
-                <w:rFonts w:ascii="Aptos Narrow" w:hAnsi="Aptos Narrow"/>
-                <w:i/>
-                <w:iCs/>
-                <w:color w:val="000000" w:themeColor="text1"/>
-              </w:rPr>
-              <w:t xml:space="preserve"> </w:t>
-            </w:r>
-            <w:proofErr w:type="spellStart"/>
-            <w:r>
-              <w:rPr>
-                <w:rFonts w:ascii="Aptos Narrow" w:hAnsi="Aptos Narrow"/>
-                <w:i/>
-                <w:iCs/>
-                <w:color w:val="000000" w:themeColor="text1"/>
-              </w:rPr>
-              <w:t>alpina</w:t>
-            </w:r>
-            <w:proofErr w:type="spellEnd"/>
+            <w:r>
+              <w:rPr>
+                <w:rFonts w:ascii="Aptos Narrow" w:hAnsi="Aptos Narrow"/>
+                <w:i/>
+                <w:iCs/>
+                <w:color w:val="000000" w:themeColor="text1"/>
+              </w:rPr>
+              <w:t>Astelia alpina</w:t>
+            </w:r>
           </w:p>
         </w:tc>
         <w:tc>
@@ -15265,27 +13830,7 @@
                 <w:iCs/>
                 <w:color w:val="000000" w:themeColor="text1"/>
               </w:rPr>
-              <w:t xml:space="preserve">A. solandri &amp; A. </w:t>
-            </w:r>
-            <w:proofErr w:type="spellStart"/>
-            <w:r>
-              <w:rPr>
-                <w:rFonts w:ascii="Aptos Narrow" w:hAnsi="Aptos Narrow"/>
-                <w:i/>
-                <w:iCs/>
-                <w:color w:val="000000" w:themeColor="text1"/>
-              </w:rPr>
-              <w:t>trinerva</w:t>
-            </w:r>
-            <w:proofErr w:type="spellEnd"/>
-            <w:r>
-              <w:rPr>
-                <w:rFonts w:ascii="Aptos Narrow" w:hAnsi="Aptos Narrow"/>
-                <w:i/>
-                <w:iCs/>
-                <w:color w:val="000000" w:themeColor="text1"/>
-              </w:rPr>
-              <w:t xml:space="preserve"> </w:t>
+              <w:t xml:space="preserve">A. solandri &amp; A. trinerva </w:t>
             </w:r>
             <w:r>
               <w:rPr>
@@ -15345,37 +13890,15 @@
                 <w:color w:val="000000" w:themeColor="text1"/>
               </w:rPr>
             </w:pPr>
-            <w:proofErr w:type="spellStart"/>
-            <w:r>
-              <w:rPr>
-                <w:rFonts w:ascii="Aptos Narrow" w:hAnsi="Aptos Narrow"/>
-                <w:i/>
-                <w:iCs/>
-                <w:color w:val="000000" w:themeColor="text1"/>
-              </w:rPr>
-              <w:t>Arthropodium</w:t>
-            </w:r>
-            <w:proofErr w:type="spellEnd"/>
-            <w:r>
-              <w:rPr>
-                <w:rFonts w:ascii="Aptos Narrow" w:hAnsi="Aptos Narrow"/>
-                <w:i/>
-                <w:iCs/>
-                <w:color w:val="000000" w:themeColor="text1"/>
-              </w:rPr>
-              <w:t xml:space="preserve"> </w:t>
-            </w:r>
-            <w:proofErr w:type="spellStart"/>
-            <w:r>
-              <w:rPr>
-                <w:rFonts w:ascii="Aptos Narrow" w:hAnsi="Aptos Narrow"/>
-                <w:i/>
-                <w:iCs/>
-                <w:color w:val="000000" w:themeColor="text1"/>
-              </w:rPr>
-              <w:t>cirratum</w:t>
-            </w:r>
-            <w:proofErr w:type="spellEnd"/>
+            <w:r>
+              <w:rPr>
+                <w:rFonts w:ascii="Aptos Narrow" w:hAnsi="Aptos Narrow"/>
+                <w:i/>
+                <w:iCs/>
+                <w:color w:val="000000" w:themeColor="text1"/>
+              </w:rPr>
+              <w:t>Arthropodium cirratum</w:t>
+            </w:r>
           </w:p>
         </w:tc>
         <w:tc>
@@ -15524,19 +14047,8 @@
                 <w:iCs/>
                 <w:color w:val="000000" w:themeColor="text1"/>
               </w:rPr>
-              <w:t xml:space="preserve">Phormium </w:t>
-            </w:r>
-            <w:proofErr w:type="spellStart"/>
-            <w:r>
-              <w:rPr>
-                <w:rFonts w:ascii="Aptos Narrow" w:hAnsi="Aptos Narrow"/>
-                <w:i/>
-                <w:iCs/>
-                <w:color w:val="000000" w:themeColor="text1"/>
-              </w:rPr>
-              <w:t>cookianum</w:t>
-            </w:r>
-            <w:proofErr w:type="spellEnd"/>
+              <w:t>Phormium cookianum</w:t>
+            </w:r>
           </w:p>
         </w:tc>
         <w:tc>
@@ -15685,19 +14197,8 @@
                 <w:iCs/>
                 <w:color w:val="000000" w:themeColor="text1"/>
               </w:rPr>
-              <w:t xml:space="preserve">Myoporum </w:t>
-            </w:r>
-            <w:proofErr w:type="spellStart"/>
-            <w:r>
-              <w:rPr>
-                <w:rFonts w:ascii="Aptos Narrow" w:hAnsi="Aptos Narrow"/>
-                <w:i/>
-                <w:iCs/>
-                <w:color w:val="000000" w:themeColor="text1"/>
-              </w:rPr>
-              <w:t>laetum</w:t>
-            </w:r>
-            <w:proofErr w:type="spellEnd"/>
+              <w:t>Myoporum laetum</w:t>
+            </w:r>
           </w:p>
         </w:tc>
         <w:tc>
@@ -15788,7 +14289,6 @@
                 <w:color w:val="000000" w:themeColor="text1"/>
               </w:rPr>
             </w:pPr>
-            <w:proofErr w:type="spellStart"/>
             <w:r>
               <w:rPr>
                 <w:rFonts w:ascii="Aptos Narrow" w:hAnsi="Aptos Narrow"/>
@@ -15796,7 +14296,6 @@
               </w:rPr>
               <w:t>Patē</w:t>
             </w:r>
-            <w:proofErr w:type="spellEnd"/>
           </w:p>
         </w:tc>
         <w:tc>
@@ -15841,37 +14340,15 @@
                 <w:color w:val="000000" w:themeColor="text1"/>
               </w:rPr>
             </w:pPr>
-            <w:proofErr w:type="spellStart"/>
-            <w:r>
-              <w:rPr>
-                <w:rFonts w:ascii="Aptos Narrow" w:hAnsi="Aptos Narrow"/>
-                <w:i/>
-                <w:iCs/>
-                <w:color w:val="000000" w:themeColor="text1"/>
-              </w:rPr>
-              <w:t>Beilschmiedia</w:t>
-            </w:r>
-            <w:proofErr w:type="spellEnd"/>
-            <w:r>
-              <w:rPr>
-                <w:rFonts w:ascii="Aptos Narrow" w:hAnsi="Aptos Narrow"/>
-                <w:i/>
-                <w:iCs/>
-                <w:color w:val="000000" w:themeColor="text1"/>
-              </w:rPr>
-              <w:t xml:space="preserve"> </w:t>
-            </w:r>
-            <w:proofErr w:type="spellStart"/>
-            <w:r>
-              <w:rPr>
-                <w:rFonts w:ascii="Aptos Narrow" w:hAnsi="Aptos Narrow"/>
-                <w:i/>
-                <w:iCs/>
-                <w:color w:val="000000" w:themeColor="text1"/>
-              </w:rPr>
-              <w:t>obtusifolia</w:t>
-            </w:r>
-            <w:proofErr w:type="spellEnd"/>
+            <w:r>
+              <w:rPr>
+                <w:rFonts w:ascii="Aptos Narrow" w:hAnsi="Aptos Narrow"/>
+                <w:i/>
+                <w:iCs/>
+                <w:color w:val="000000" w:themeColor="text1"/>
+              </w:rPr>
+              <w:t>Beilschmiedia obtusifolia</w:t>
+            </w:r>
           </w:p>
         </w:tc>
         <w:tc>
@@ -15901,19 +14378,8 @@
                 <w:iCs/>
                 <w:color w:val="000000" w:themeColor="text1"/>
               </w:rPr>
-              <w:t xml:space="preserve">B. tawa &amp; B. </w:t>
-            </w:r>
-            <w:proofErr w:type="spellStart"/>
-            <w:r>
-              <w:rPr>
-                <w:rFonts w:ascii="Aptos Narrow" w:hAnsi="Aptos Narrow"/>
-                <w:i/>
-                <w:iCs/>
-                <w:color w:val="000000" w:themeColor="text1"/>
-              </w:rPr>
-              <w:t>tawaroa</w:t>
-            </w:r>
-            <w:proofErr w:type="spellEnd"/>
+              <w:t>B. tawa &amp; B. tawaroa</w:t>
+            </w:r>
             <w:r>
               <w:rPr>
                 <w:rFonts w:ascii="Aptos Narrow" w:hAnsi="Aptos Narrow"/>
@@ -15965,37 +14431,15 @@
                 <w:color w:val="000000" w:themeColor="text1"/>
               </w:rPr>
             </w:pPr>
-            <w:proofErr w:type="spellStart"/>
-            <w:r>
-              <w:rPr>
-                <w:rFonts w:ascii="Aptos Narrow" w:hAnsi="Aptos Narrow"/>
-                <w:i/>
-                <w:iCs/>
-                <w:color w:val="000000" w:themeColor="text1"/>
-              </w:rPr>
-              <w:t>Cortaderia</w:t>
-            </w:r>
-            <w:proofErr w:type="spellEnd"/>
-            <w:r>
-              <w:rPr>
-                <w:rFonts w:ascii="Aptos Narrow" w:hAnsi="Aptos Narrow"/>
-                <w:i/>
-                <w:iCs/>
-                <w:color w:val="000000" w:themeColor="text1"/>
-              </w:rPr>
-              <w:t xml:space="preserve"> </w:t>
-            </w:r>
-            <w:proofErr w:type="spellStart"/>
-            <w:r>
-              <w:rPr>
-                <w:rFonts w:ascii="Aptos Narrow" w:hAnsi="Aptos Narrow"/>
-                <w:i/>
-                <w:iCs/>
-                <w:color w:val="000000" w:themeColor="text1"/>
-              </w:rPr>
-              <w:t>selloana</w:t>
-            </w:r>
-            <w:proofErr w:type="spellEnd"/>
+            <w:r>
+              <w:rPr>
+                <w:rFonts w:ascii="Aptos Narrow" w:hAnsi="Aptos Narrow"/>
+                <w:i/>
+                <w:iCs/>
+                <w:color w:val="000000" w:themeColor="text1"/>
+              </w:rPr>
+              <w:t>Cortaderia selloana</w:t>
+            </w:r>
           </w:p>
         </w:tc>
         <w:tc>
@@ -16011,42 +14455,22 @@
                 <w:color w:val="000000" w:themeColor="text1"/>
               </w:rPr>
             </w:pPr>
-            <w:proofErr w:type="spellStart"/>
-            <w:r>
-              <w:rPr>
-                <w:rFonts w:ascii="Aptos Narrow" w:hAnsi="Aptos Narrow"/>
-                <w:color w:val="000000" w:themeColor="text1"/>
-              </w:rPr>
-              <w:t>Toetoe</w:t>
-            </w:r>
-            <w:proofErr w:type="spellEnd"/>
-            <w:r>
-              <w:rPr>
-                <w:rFonts w:ascii="Aptos Narrow" w:hAnsi="Aptos Narrow"/>
-                <w:color w:val="000000" w:themeColor="text1"/>
-              </w:rPr>
-              <w:t xml:space="preserve"> (</w:t>
-            </w:r>
-            <w:r>
-              <w:rPr>
-                <w:rFonts w:ascii="Aptos Narrow" w:hAnsi="Aptos Narrow"/>
-                <w:i/>
-                <w:iCs/>
-                <w:color w:val="000000" w:themeColor="text1"/>
-              </w:rPr>
-              <w:t xml:space="preserve">C. </w:t>
-            </w:r>
-            <w:proofErr w:type="spellStart"/>
-            <w:r>
-              <w:rPr>
-                <w:rFonts w:ascii="Aptos Narrow" w:hAnsi="Aptos Narrow"/>
-                <w:i/>
-                <w:iCs/>
-                <w:color w:val="000000" w:themeColor="text1"/>
-              </w:rPr>
-              <w:t>richardii</w:t>
-            </w:r>
-            <w:proofErr w:type="spellEnd"/>
+            <w:r>
+              <w:rPr>
+                <w:rFonts w:ascii="Aptos Narrow" w:hAnsi="Aptos Narrow"/>
+                <w:color w:val="000000" w:themeColor="text1"/>
+              </w:rPr>
+              <w:t>Toetoe (</w:t>
+            </w:r>
+            <w:r>
+              <w:rPr>
+                <w:rFonts w:ascii="Aptos Narrow" w:hAnsi="Aptos Narrow"/>
+                <w:i/>
+                <w:iCs/>
+                <w:color w:val="000000" w:themeColor="text1"/>
+              </w:rPr>
+              <w:t>C. richardii</w:t>
+            </w:r>
             <w:r>
               <w:rPr>
                 <w:rFonts w:ascii="Aptos Narrow" w:hAnsi="Aptos Narrow"/>
@@ -16150,27 +14574,7 @@
                 <w:iCs/>
                 <w:color w:val="000000" w:themeColor="text1"/>
               </w:rPr>
-              <w:t xml:space="preserve">L. </w:t>
-            </w:r>
-            <w:proofErr w:type="spellStart"/>
-            <w:r>
-              <w:rPr>
-                <w:rFonts w:ascii="Aptos Narrow" w:hAnsi="Aptos Narrow"/>
-                <w:i/>
-                <w:iCs/>
-                <w:color w:val="000000" w:themeColor="text1"/>
-              </w:rPr>
-              <w:t>oleraceum</w:t>
-            </w:r>
-            <w:proofErr w:type="spellEnd"/>
-            <w:r>
-              <w:rPr>
-                <w:rFonts w:ascii="Aptos Narrow" w:hAnsi="Aptos Narrow"/>
-                <w:i/>
-                <w:iCs/>
-                <w:color w:val="000000" w:themeColor="text1"/>
-              </w:rPr>
-              <w:t xml:space="preserve"> </w:t>
+              <w:t xml:space="preserve">L. oleraceum </w:t>
             </w:r>
             <w:r>
               <w:rPr>
@@ -16230,19 +14634,8 @@
                 <w:iCs/>
                 <w:color w:val="000000" w:themeColor="text1"/>
               </w:rPr>
-              <w:t xml:space="preserve">Pittosporum </w:t>
-            </w:r>
-            <w:proofErr w:type="spellStart"/>
-            <w:r>
-              <w:rPr>
-                <w:rFonts w:ascii="Aptos Narrow" w:hAnsi="Aptos Narrow"/>
-                <w:i/>
-                <w:iCs/>
-                <w:color w:val="000000" w:themeColor="text1"/>
-              </w:rPr>
-              <w:t>eugenioides</w:t>
-            </w:r>
-            <w:proofErr w:type="spellEnd"/>
+              <w:t>Pittosporum eugenioides</w:t>
+            </w:r>
           </w:p>
         </w:tc>
         <w:tc>
@@ -16316,19 +14709,8 @@
                 <w:iCs/>
                 <w:color w:val="000000" w:themeColor="text1"/>
               </w:rPr>
-              <w:t xml:space="preserve">Pittosporum </w:t>
-            </w:r>
-            <w:proofErr w:type="spellStart"/>
-            <w:r>
-              <w:rPr>
-                <w:rFonts w:ascii="Aptos Narrow" w:hAnsi="Aptos Narrow"/>
-                <w:i/>
-                <w:iCs/>
-                <w:color w:val="000000" w:themeColor="text1"/>
-              </w:rPr>
-              <w:t>tenuifolium</w:t>
-            </w:r>
-            <w:proofErr w:type="spellEnd"/>
+              <w:t>Pittosporum tenuifolium</w:t>
+            </w:r>
           </w:p>
         </w:tc>
         <w:tc>
@@ -16344,7 +14726,6 @@
                 <w:color w:val="000000" w:themeColor="text1"/>
               </w:rPr>
             </w:pPr>
-            <w:proofErr w:type="spellStart"/>
             <w:r>
               <w:rPr>
                 <w:rFonts w:ascii="Aptos Narrow" w:hAnsi="Aptos Narrow"/>
@@ -16359,7 +14740,6 @@
               </w:rPr>
               <w:t>ohuhu</w:t>
             </w:r>
-            <w:proofErr w:type="spellEnd"/>
           </w:p>
         </w:tc>
         <w:tc>
@@ -16404,37 +14784,15 @@
                 <w:color w:val="000000" w:themeColor="text1"/>
               </w:rPr>
             </w:pPr>
-            <w:proofErr w:type="spellStart"/>
-            <w:r>
-              <w:rPr>
-                <w:rFonts w:ascii="Aptos Narrow" w:hAnsi="Aptos Narrow"/>
-                <w:i/>
-                <w:iCs/>
-                <w:color w:val="000000" w:themeColor="text1"/>
-              </w:rPr>
-              <w:t>Melicope</w:t>
-            </w:r>
-            <w:proofErr w:type="spellEnd"/>
-            <w:r>
-              <w:rPr>
-                <w:rFonts w:ascii="Aptos Narrow" w:hAnsi="Aptos Narrow"/>
-                <w:i/>
-                <w:iCs/>
-                <w:color w:val="000000" w:themeColor="text1"/>
-              </w:rPr>
-              <w:t xml:space="preserve"> </w:t>
-            </w:r>
-            <w:proofErr w:type="spellStart"/>
-            <w:r>
-              <w:rPr>
-                <w:rFonts w:ascii="Aptos Narrow" w:hAnsi="Aptos Narrow"/>
-                <w:i/>
-                <w:iCs/>
-                <w:color w:val="000000" w:themeColor="text1"/>
-              </w:rPr>
-              <w:t>ternata</w:t>
-            </w:r>
-            <w:proofErr w:type="spellEnd"/>
+            <w:r>
+              <w:rPr>
+                <w:rFonts w:ascii="Aptos Narrow" w:hAnsi="Aptos Narrow"/>
+                <w:i/>
+                <w:iCs/>
+                <w:color w:val="000000" w:themeColor="text1"/>
+              </w:rPr>
+              <w:t>Melicope ternata</w:t>
+            </w:r>
           </w:p>
         </w:tc>
         <w:tc>
@@ -16450,7 +14808,6 @@
                 <w:color w:val="000000" w:themeColor="text1"/>
               </w:rPr>
             </w:pPr>
-            <w:proofErr w:type="spellStart"/>
             <w:r>
               <w:rPr>
                 <w:rFonts w:ascii="Aptos Narrow" w:hAnsi="Aptos Narrow"/>
@@ -16465,7 +14822,6 @@
               </w:rPr>
               <w:t>harangi</w:t>
             </w:r>
-            <w:proofErr w:type="spellEnd"/>
           </w:p>
         </w:tc>
         <w:tc>
@@ -16628,7 +14984,6 @@
                 <w:color w:val="000000" w:themeColor="text1"/>
               </w:rPr>
             </w:pPr>
-            <w:proofErr w:type="spellStart"/>
             <w:r>
               <w:rPr>
                 <w:rFonts w:ascii="Aptos Narrow" w:hAnsi="Aptos Narrow"/>
@@ -16638,7 +14993,6 @@
               </w:rPr>
               <w:t>ncbi</w:t>
             </w:r>
-            <w:proofErr w:type="spellEnd"/>
           </w:p>
         </w:tc>
         <w:tc>
@@ -16707,7 +15061,6 @@
               </w:rPr>
               <w:t xml:space="preserve"> </w:t>
             </w:r>
-            <w:proofErr w:type="spellStart"/>
             <w:r>
               <w:rPr>
                 <w:rFonts w:ascii="Aptos Narrow" w:hAnsi="Aptos Narrow"/>
@@ -16717,7 +15070,6 @@
               </w:rPr>
               <w:t>pegreffii</w:t>
             </w:r>
-            <w:proofErr w:type="spellEnd"/>
           </w:p>
         </w:tc>
         <w:tc>
@@ -17048,7 +15400,6 @@
                 <w:color w:val="000000" w:themeColor="text1"/>
               </w:rPr>
             </w:pPr>
-            <w:proofErr w:type="spellStart"/>
             <w:r>
               <w:rPr>
                 <w:rFonts w:ascii="Aptos Narrow" w:hAnsi="Aptos Narrow"/>
@@ -17058,7 +15409,6 @@
               </w:rPr>
               <w:t>Toxocara</w:t>
             </w:r>
-            <w:proofErr w:type="spellEnd"/>
             <w:r>
               <w:rPr>
                 <w:rFonts w:ascii="Aptos Narrow" w:hAnsi="Aptos Narrow"/>
@@ -17068,7 +15418,6 @@
               </w:rPr>
               <w:t xml:space="preserve"> </w:t>
             </w:r>
-            <w:proofErr w:type="spellStart"/>
             <w:r>
               <w:rPr>
                 <w:rFonts w:ascii="Aptos Narrow" w:hAnsi="Aptos Narrow"/>
@@ -17078,7 +15427,6 @@
               </w:rPr>
               <w:t>canis</w:t>
             </w:r>
-            <w:proofErr w:type="spellEnd"/>
           </w:p>
         </w:tc>
         <w:tc>
@@ -17171,7 +15519,6 @@
                 <w:color w:val="000000" w:themeColor="text1"/>
               </w:rPr>
             </w:pPr>
-            <w:proofErr w:type="spellStart"/>
             <w:r>
               <w:rPr>
                 <w:rFonts w:ascii="Aptos Narrow" w:hAnsi="Aptos Narrow"/>
@@ -17181,7 +15528,6 @@
               </w:rPr>
               <w:t>Calodium</w:t>
             </w:r>
-            <w:proofErr w:type="spellEnd"/>
             <w:r>
               <w:rPr>
                 <w:rFonts w:ascii="Aptos Narrow" w:hAnsi="Aptos Narrow"/>
@@ -17191,7 +15537,6 @@
               </w:rPr>
               <w:t xml:space="preserve"> </w:t>
             </w:r>
-            <w:proofErr w:type="spellStart"/>
             <w:r>
               <w:rPr>
                 <w:rFonts w:ascii="Aptos Narrow" w:hAnsi="Aptos Narrow"/>
@@ -17201,7 +15546,6 @@
               </w:rPr>
               <w:t>hepaticum</w:t>
             </w:r>
-            <w:proofErr w:type="spellEnd"/>
           </w:p>
         </w:tc>
         <w:tc>
@@ -17223,114 +15567,95 @@
                 <w:rFonts w:ascii="Aptos Narrow" w:hAnsi="Aptos Narrow"/>
                 <w:color w:val="000000" w:themeColor="text1"/>
               </w:rPr>
-              <w:t xml:space="preserve">Liver </w:t>
-            </w:r>
-            <w:proofErr w:type="spellStart"/>
-            <w:r>
-              <w:rPr>
-                <w:rFonts w:ascii="Aptos Narrow" w:hAnsi="Aptos Narrow"/>
-                <w:color w:val="000000" w:themeColor="text1"/>
-              </w:rPr>
-              <w:t>capillariid</w:t>
-            </w:r>
-            <w:proofErr w:type="spellEnd"/>
-            <w:r>
-              <w:rPr>
-                <w:rFonts w:ascii="Aptos Narrow" w:hAnsi="Aptos Narrow"/>
+              <w:t xml:space="preserve">Liver capillariid </w:t>
+            </w:r>
+          </w:p>
+        </w:tc>
+        <w:tc>
+          <w:tcPr>
+            <w:tcW w:w="1984" w:type="dxa"/>
+            <w:noWrap/>
+            <w:vAlign w:val="bottom"/>
+            <w:hideMark/>
+          </w:tcPr>
+          <w:p>
+            <w:pPr>
+              <w:rPr>
+                <w:rFonts w:ascii="Aptos Narrow" w:hAnsi="Aptos Narrow"/>
+                <w:color w:val="000000" w:themeColor="text1"/>
+              </w:rPr>
+            </w:pPr>
+            <w:r>
+              <w:rPr>
+                <w:rFonts w:ascii="Aptos Narrow" w:hAnsi="Aptos Narrow"/>
+                <w:color w:val="000000" w:themeColor="text1"/>
+              </w:rPr>
+              <w:t>LC425008.1</w:t>
+            </w:r>
+          </w:p>
+        </w:tc>
+        <w:tc>
+          <w:tcPr>
+            <w:tcW w:w="1985" w:type="dxa"/>
+            <w:noWrap/>
+            <w:vAlign w:val="bottom"/>
+            <w:hideMark/>
+          </w:tcPr>
+          <w:p>
+            <w:pPr>
+              <w:rPr>
+                <w:rFonts w:ascii="Aptos Narrow" w:hAnsi="Aptos Narrow"/>
+                <w:color w:val="000000" w:themeColor="text1"/>
+              </w:rPr>
+            </w:pPr>
+            <w:r>
+              <w:rPr>
+                <w:rFonts w:ascii="Aptos Narrow" w:hAnsi="Aptos Narrow"/>
+                <w:color w:val="000000" w:themeColor="text1"/>
+              </w:rPr>
+              <w:t>18S</w:t>
+            </w:r>
+          </w:p>
+        </w:tc>
+      </w:tr>
+      <w:tr>
+        <w:trPr>
+          <w:trHeight w:val="320"/>
+        </w:trPr>
+        <w:tc>
+          <w:tcPr>
+            <w:tcW w:w="2689" w:type="dxa"/>
+            <w:noWrap/>
+            <w:vAlign w:val="bottom"/>
+            <w:hideMark/>
+          </w:tcPr>
+          <w:p>
+            <w:pPr>
+              <w:rPr>
+                <w:rFonts w:ascii="Aptos Narrow" w:hAnsi="Aptos Narrow"/>
+                <w:i/>
+                <w:iCs/>
+                <w:color w:val="000000" w:themeColor="text1"/>
+              </w:rPr>
+            </w:pPr>
+            <w:r>
+              <w:rPr>
+                <w:rFonts w:ascii="Aptos Narrow" w:hAnsi="Aptos Narrow"/>
+                <w:i/>
+                <w:iCs/>
+                <w:color w:val="000000" w:themeColor="text1"/>
+              </w:rPr>
+              <w:t>Calodium</w:t>
+            </w:r>
+            <w:r>
+              <w:rPr>
+                <w:rFonts w:ascii="Aptos Narrow" w:hAnsi="Aptos Narrow"/>
+                <w:i/>
+                <w:iCs/>
                 <w:color w:val="000000" w:themeColor="text1"/>
               </w:rPr>
               <w:t xml:space="preserve"> </w:t>
             </w:r>
-          </w:p>
-        </w:tc>
-        <w:tc>
-          <w:tcPr>
-            <w:tcW w:w="1984" w:type="dxa"/>
-            <w:noWrap/>
-            <w:vAlign w:val="bottom"/>
-            <w:hideMark/>
-          </w:tcPr>
-          <w:p>
-            <w:pPr>
-              <w:rPr>
-                <w:rFonts w:ascii="Aptos Narrow" w:hAnsi="Aptos Narrow"/>
-                <w:color w:val="000000" w:themeColor="text1"/>
-              </w:rPr>
-            </w:pPr>
-            <w:r>
-              <w:rPr>
-                <w:rFonts w:ascii="Aptos Narrow" w:hAnsi="Aptos Narrow"/>
-                <w:color w:val="000000" w:themeColor="text1"/>
-              </w:rPr>
-              <w:t>LC425008.1</w:t>
-            </w:r>
-          </w:p>
-        </w:tc>
-        <w:tc>
-          <w:tcPr>
-            <w:tcW w:w="1985" w:type="dxa"/>
-            <w:noWrap/>
-            <w:vAlign w:val="bottom"/>
-            <w:hideMark/>
-          </w:tcPr>
-          <w:p>
-            <w:pPr>
-              <w:rPr>
-                <w:rFonts w:ascii="Aptos Narrow" w:hAnsi="Aptos Narrow"/>
-                <w:color w:val="000000" w:themeColor="text1"/>
-              </w:rPr>
-            </w:pPr>
-            <w:r>
-              <w:rPr>
-                <w:rFonts w:ascii="Aptos Narrow" w:hAnsi="Aptos Narrow"/>
-                <w:color w:val="000000" w:themeColor="text1"/>
-              </w:rPr>
-              <w:t>18S</w:t>
-            </w:r>
-          </w:p>
-        </w:tc>
-      </w:tr>
-      <w:tr>
-        <w:trPr>
-          <w:trHeight w:val="320"/>
-        </w:trPr>
-        <w:tc>
-          <w:tcPr>
-            <w:tcW w:w="2689" w:type="dxa"/>
-            <w:noWrap/>
-            <w:vAlign w:val="bottom"/>
-            <w:hideMark/>
-          </w:tcPr>
-          <w:p>
-            <w:pPr>
-              <w:rPr>
-                <w:rFonts w:ascii="Aptos Narrow" w:hAnsi="Aptos Narrow"/>
-                <w:i/>
-                <w:iCs/>
-                <w:color w:val="000000" w:themeColor="text1"/>
-              </w:rPr>
-            </w:pPr>
-            <w:proofErr w:type="spellStart"/>
-            <w:r>
-              <w:rPr>
-                <w:rFonts w:ascii="Aptos Narrow" w:hAnsi="Aptos Narrow"/>
-                <w:i/>
-                <w:iCs/>
-                <w:color w:val="000000" w:themeColor="text1"/>
-              </w:rPr>
-              <w:t>Calodium</w:t>
-            </w:r>
-            <w:proofErr w:type="spellEnd"/>
-            <w:r>
-              <w:rPr>
-                <w:rFonts w:ascii="Aptos Narrow" w:hAnsi="Aptos Narrow"/>
-                <w:i/>
-                <w:iCs/>
-                <w:color w:val="000000" w:themeColor="text1"/>
-              </w:rPr>
-              <w:t xml:space="preserve"> </w:t>
-            </w:r>
-            <w:proofErr w:type="spellStart"/>
             <w:r>
               <w:rPr>
                 <w:rFonts w:ascii="Aptos Narrow" w:hAnsi="Aptos Narrow"/>
@@ -17340,7 +15665,6 @@
               </w:rPr>
               <w:t>hepaticum</w:t>
             </w:r>
-            <w:proofErr w:type="spellEnd"/>
           </w:p>
         </w:tc>
         <w:tc>
@@ -17362,23 +15686,7 @@
                 <w:rFonts w:ascii="Aptos Narrow" w:hAnsi="Aptos Narrow"/>
                 <w:color w:val="000000" w:themeColor="text1"/>
               </w:rPr>
-              <w:t xml:space="preserve">Liver </w:t>
-            </w:r>
-            <w:proofErr w:type="spellStart"/>
-            <w:r>
-              <w:rPr>
-                <w:rFonts w:ascii="Aptos Narrow" w:hAnsi="Aptos Narrow"/>
-                <w:color w:val="000000" w:themeColor="text1"/>
-              </w:rPr>
-              <w:t>capillariid</w:t>
-            </w:r>
-            <w:proofErr w:type="spellEnd"/>
-            <w:r>
-              <w:rPr>
-                <w:rFonts w:ascii="Aptos Narrow" w:hAnsi="Aptos Narrow"/>
-                <w:color w:val="000000" w:themeColor="text1"/>
-              </w:rPr>
-              <w:t xml:space="preserve"> </w:t>
+              <w:t xml:space="preserve">Liver capillariid </w:t>
             </w:r>
           </w:p>
         </w:tc>
